--- a/szablony/wykaz_zmian_dzialki_wzor.docx
+++ b/szablony/wykaz_zmian_dzialki_wzor.docx
@@ -4,74 +4,92 @@
   <w:body>
     <w:p>
       <w:pPr>
-        <w:spacing w:before="480"/>
+        <w:spacing w:before="160" w:after="280"/>
         <w:jc w:val="center"/>
       </w:pPr>
       <w:r>
         <w:rPr>
+          <w:rFonts w:ascii="Bahnschrift SemiBold" w:hAnsi="Bahnschrift SemiBold"/>
           <w:b/>
           <w:sz w:val="28"/>
+          <w:u w:val="none"/>
+          <w:spacing w:val="12"/>
         </w:rPr>
         <w:t>WYKAZ ZMIAN DANYCH EWIDENCYJNYCH DOTYCZĄCYCH DZIAŁKI EWIDENCYJNEJ</w:t>
       </w:r>
     </w:p>
     <w:p>
       <w:pPr>
+        <w:keepNext/>
         <w:spacing w:before="0"/>
         <w:jc w:val="center"/>
       </w:pPr>
       <w:r>
         <w:rPr>
-          <w:b w:val="0"/>
+          <w:rFonts w:ascii="Bahnschrift SemiBold" w:hAnsi="Bahnschrift SemiBold"/>
+          <w:b/>
           <w:sz w:val="22"/>
+          <w:u w:val="none"/>
         </w:rPr>
         <w:t>do operatu nr {{ nr_operatu }}</w:t>
       </w:r>
     </w:p>
     <w:p>
       <w:pPr>
+        <w:keepNext/>
         <w:spacing w:before="480"/>
       </w:pPr>
       <w:r>
         <w:rPr>
-          <w:b w:val="0"/>
+          <w:rFonts w:ascii="Bahnschrift SemiBold" w:hAnsi="Bahnschrift SemiBold"/>
+          <w:b/>
           <w:sz w:val="22"/>
+          <w:u w:val="none"/>
         </w:rPr>
         <w:t>Nr roboty: {{ nr_roboty }}</w:t>
       </w:r>
     </w:p>
     <w:p>
       <w:pPr>
+        <w:keepNext/>
         <w:spacing w:before="0"/>
       </w:pPr>
       <w:r>
         <w:rPr>
-          <w:b w:val="0"/>
+          <w:rFonts w:ascii="Bahnschrift SemiBold" w:hAnsi="Bahnschrift SemiBold"/>
+          <w:b/>
           <w:sz w:val="22"/>
+          <w:u w:val="none"/>
         </w:rPr>
         <w:t>Jednostka ewidencyjna: [{{ polozenie_gmina_teryt }}] {{ polozenie_gmina }}</w:t>
       </w:r>
     </w:p>
     <w:p>
       <w:pPr>
+        <w:keepNext/>
         <w:spacing w:before="0"/>
       </w:pPr>
       <w:r>
         <w:rPr>
-          <w:b w:val="0"/>
+          <w:rFonts w:ascii="Bahnschrift SemiBold" w:hAnsi="Bahnschrift SemiBold"/>
+          <w:b/>
           <w:sz w:val="22"/>
+          <w:u w:val="none"/>
         </w:rPr>
         <w:t>Obręb: [{{ polozenie_obreb_teryt }}] {{ polozenie_obreb }}</w:t>
       </w:r>
     </w:p>
     <w:p>
       <w:pPr>
+        <w:keepNext/>
         <w:spacing w:before="0"/>
       </w:pPr>
       <w:r>
         <w:rPr>
-          <w:b w:val="0"/>
+          <w:rFonts w:ascii="Bahnschrift SemiBold" w:hAnsi="Bahnschrift SemiBold"/>
+          <w:b/>
           <w:sz w:val="22"/>
+          <w:u w:val="none"/>
         </w:rPr>
         <w:t>Działki nr: {{ nr_dzialki }}</w:t>
       </w:r>
@@ -94,9 +112,15 @@
             <w:tcW w:type="dxa" w:w="2160"/>
           </w:tcPr>
           <w:p>
-            <w:r/>
             <w:r>
               <w:rPr>
+                <w:rFonts w:ascii="Bahnschrift SemiBold" w:hAnsi="Bahnschrift SemiBold"/>
+                <w:sz w:val="20"/>
+              </w:rPr>
+            </w:r>
+            <w:r>
+              <w:rPr>
+                <w:rFonts w:ascii="Bahnschrift SemiBold" w:hAnsi="Bahnschrift SemiBold"/>
                 <w:b/>
                 <w:sz w:val="20"/>
               </w:rPr>
@@ -109,9 +133,15 @@
             <w:tcW w:type="dxa" w:w="2160"/>
           </w:tcPr>
           <w:p>
-            <w:r/>
             <w:r>
               <w:rPr>
+                <w:rFonts w:ascii="Bahnschrift SemiBold" w:hAnsi="Bahnschrift SemiBold"/>
+                <w:sz w:val="20"/>
+              </w:rPr>
+            </w:r>
+            <w:r>
+              <w:rPr>
+                <w:rFonts w:ascii="Bahnschrift SemiBold" w:hAnsi="Bahnschrift SemiBold"/>
                 <w:b/>
                 <w:sz w:val="20"/>
               </w:rPr>
@@ -124,9 +154,15 @@
             <w:tcW w:type="dxa" w:w="2160"/>
           </w:tcPr>
           <w:p>
-            <w:r/>
             <w:r>
               <w:rPr>
+                <w:rFonts w:ascii="Bahnschrift SemiBold" w:hAnsi="Bahnschrift SemiBold"/>
+                <w:sz w:val="20"/>
+              </w:rPr>
+            </w:r>
+            <w:r>
+              <w:rPr>
+                <w:rFonts w:ascii="Bahnschrift SemiBold" w:hAnsi="Bahnschrift SemiBold"/>
                 <w:b/>
                 <w:sz w:val="20"/>
               </w:rPr>
@@ -139,9 +175,15 @@
             <w:tcW w:type="dxa" w:w="2160"/>
           </w:tcPr>
           <w:p>
-            <w:r/>
             <w:r>
               <w:rPr>
+                <w:rFonts w:ascii="Bahnschrift SemiBold" w:hAnsi="Bahnschrift SemiBold"/>
+                <w:sz w:val="20"/>
+              </w:rPr>
+            </w:r>
+            <w:r>
+              <w:rPr>
+                <w:rFonts w:ascii="Bahnschrift SemiBold" w:hAnsi="Bahnschrift SemiBold"/>
                 <w:b/>
                 <w:sz w:val="20"/>
               </w:rPr>
@@ -156,9 +198,15 @@
             <w:tcW w:type="dxa" w:w="2160"/>
           </w:tcPr>
           <w:p>
-            <w:r/>
             <w:r>
               <w:rPr>
+                <w:rFonts w:ascii="Bahnschrift SemiBold" w:hAnsi="Bahnschrift SemiBold"/>
+                <w:sz w:val="20"/>
+              </w:rPr>
+            </w:r>
+            <w:r>
+              <w:rPr>
+                <w:rFonts w:ascii="Bahnschrift SemiBold" w:hAnsi="Bahnschrift SemiBold"/>
                 <w:sz w:val="20"/>
               </w:rPr>
               <w:t>1.</w:t>
@@ -170,9 +218,15 @@
             <w:tcW w:type="dxa" w:w="2160"/>
           </w:tcPr>
           <w:p>
-            <w:r/>
             <w:r>
               <w:rPr>
+                <w:rFonts w:ascii="Bahnschrift SemiBold" w:hAnsi="Bahnschrift SemiBold"/>
+                <w:sz w:val="20"/>
+              </w:rPr>
+            </w:r>
+            <w:r>
+              <w:rPr>
+                <w:rFonts w:ascii="Bahnschrift SemiBold" w:hAnsi="Bahnschrift SemiBold"/>
                 <w:sz w:val="20"/>
               </w:rPr>
               <w:t>{{ nr_dzialki }}</w:t>
@@ -184,9 +238,15 @@
             <w:tcW w:type="dxa" w:w="2160"/>
           </w:tcPr>
           <w:p>
-            <w:r/>
             <w:r>
               <w:rPr>
+                <w:rFonts w:ascii="Bahnschrift SemiBold" w:hAnsi="Bahnschrift SemiBold"/>
+                <w:sz w:val="20"/>
+              </w:rPr>
+            </w:r>
+            <w:r>
+              <w:rPr>
+                <w:rFonts w:ascii="Bahnschrift SemiBold" w:hAnsi="Bahnschrift SemiBold"/>
                 <w:sz w:val="20"/>
               </w:rPr>
               <w:t>—</w:t>
@@ -198,9 +258,15 @@
             <w:tcW w:type="dxa" w:w="2160"/>
           </w:tcPr>
           <w:p>
-            <w:r/>
             <w:r>
               <w:rPr>
+                <w:rFonts w:ascii="Bahnschrift SemiBold" w:hAnsi="Bahnschrift SemiBold"/>
+                <w:sz w:val="20"/>
+              </w:rPr>
+            </w:r>
+            <w:r>
+              <w:rPr>
+                <w:rFonts w:ascii="Bahnschrift SemiBold" w:hAnsi="Bahnschrift SemiBold"/>
                 <w:sz w:val="20"/>
               </w:rPr>
               <w:t>—</w:t>
@@ -215,8 +281,10 @@
       </w:pPr>
       <w:r>
         <w:rPr>
+          <w:rFonts w:ascii="Bahnschrift SemiBold" w:hAnsi="Bahnschrift SemiBold"/>
           <w:b w:val="0"/>
           <w:sz w:val="20"/>
+          <w:u w:val="none"/>
         </w:rPr>
         <w:t>Sporządził: {{ data_zakonczenia }}</w:t>
       </w:r>
@@ -595,8 +663,8 @@
     <w:qFormat/>
     <w:rsid w:val="00FC693F"/>
     <w:rPr>
-      <w:rFonts w:ascii="Times New Roman" w:hAnsi="Times New Roman"/>
-      <w:sz w:val="22"/>
+      <w:rFonts w:ascii="Bahnschrift SemiBold" w:hAnsi="Bahnschrift SemiBold"/>
+      <w:sz w:val="20"/>
     </w:rPr>
   </w:style>
   <w:style w:type="paragraph" w:styleId="Header">

--- a/szablony/wykaz_zmian_dzialki_wzor.docx
+++ b/szablony/wykaz_zmian_dzialki_wzor.docx
@@ -11,9 +11,9 @@
         <w:rPr>
           <w:rFonts w:ascii="Bahnschrift SemiBold" w:hAnsi="Bahnschrift SemiBold"/>
           <w:b/>
+          <w:spacing w:val="12"/>
           <w:sz w:val="28"/>
           <w:u w:val="none"/>
-          <w:spacing w:val="12"/>
         </w:rPr>
         <w:t>WYKAZ ZMIAN DANYCH EWIDENCYJNYCH DOTYCZĄCYCH DZIAŁKI EWIDENCYJNEJ</w:t>
       </w:r>

--- a/szablony/wykaz_zmian_dzialki_wzor.docx
+++ b/szablony/wykaz_zmian_dzialki_wzor.docx
@@ -9,7 +9,7 @@
       </w:pPr>
       <w:r>
         <w:rPr>
-          <w:rFonts w:ascii="Bahnschrift SemiBold" w:hAnsi="Bahnschrift SemiBold"/>
+          <w:rFonts w:ascii="Calibri" w:hAnsi="Calibri"/>
           <w:b/>
           <w:spacing w:val="12"/>
           <w:sz w:val="28"/>
@@ -26,7 +26,7 @@
       </w:pPr>
       <w:r>
         <w:rPr>
-          <w:rFonts w:ascii="Bahnschrift SemiBold" w:hAnsi="Bahnschrift SemiBold"/>
+          <w:rFonts w:ascii="Calibri" w:hAnsi="Calibri"/>
           <w:b/>
           <w:sz w:val="22"/>
           <w:u w:val="none"/>
@@ -41,7 +41,7 @@
       </w:pPr>
       <w:r>
         <w:rPr>
-          <w:rFonts w:ascii="Bahnschrift SemiBold" w:hAnsi="Bahnschrift SemiBold"/>
+          <w:rFonts w:ascii="Calibri" w:hAnsi="Calibri"/>
           <w:b/>
           <w:sz w:val="22"/>
           <w:u w:val="none"/>
@@ -56,7 +56,7 @@
       </w:pPr>
       <w:r>
         <w:rPr>
-          <w:rFonts w:ascii="Bahnschrift SemiBold" w:hAnsi="Bahnschrift SemiBold"/>
+          <w:rFonts w:ascii="Calibri" w:hAnsi="Calibri"/>
           <w:b/>
           <w:sz w:val="22"/>
           <w:u w:val="none"/>
@@ -71,7 +71,7 @@
       </w:pPr>
       <w:r>
         <w:rPr>
-          <w:rFonts w:ascii="Bahnschrift SemiBold" w:hAnsi="Bahnschrift SemiBold"/>
+          <w:rFonts w:ascii="Calibri" w:hAnsi="Calibri"/>
           <w:b/>
           <w:sz w:val="22"/>
           <w:u w:val="none"/>
@@ -86,7 +86,7 @@
       </w:pPr>
       <w:r>
         <w:rPr>
-          <w:rFonts w:ascii="Bahnschrift SemiBold" w:hAnsi="Bahnschrift SemiBold"/>
+          <w:rFonts w:ascii="Calibri" w:hAnsi="Calibri"/>
           <w:b/>
           <w:sz w:val="22"/>
           <w:u w:val="none"/>
@@ -114,13 +114,13 @@
           <w:p>
             <w:r>
               <w:rPr>
-                <w:rFonts w:ascii="Bahnschrift SemiBold" w:hAnsi="Bahnschrift SemiBold"/>
+                <w:rFonts w:ascii="Calibri" w:hAnsi="Calibri"/>
                 <w:sz w:val="20"/>
               </w:rPr>
             </w:r>
             <w:r>
               <w:rPr>
-                <w:rFonts w:ascii="Bahnschrift SemiBold" w:hAnsi="Bahnschrift SemiBold"/>
+                <w:rFonts w:ascii="Calibri" w:hAnsi="Calibri"/>
                 <w:b/>
                 <w:sz w:val="20"/>
               </w:rPr>
@@ -135,13 +135,13 @@
           <w:p>
             <w:r>
               <w:rPr>
-                <w:rFonts w:ascii="Bahnschrift SemiBold" w:hAnsi="Bahnschrift SemiBold"/>
+                <w:rFonts w:ascii="Calibri" w:hAnsi="Calibri"/>
                 <w:sz w:val="20"/>
               </w:rPr>
             </w:r>
             <w:r>
               <w:rPr>
-                <w:rFonts w:ascii="Bahnschrift SemiBold" w:hAnsi="Bahnschrift SemiBold"/>
+                <w:rFonts w:ascii="Calibri" w:hAnsi="Calibri"/>
                 <w:b/>
                 <w:sz w:val="20"/>
               </w:rPr>
@@ -156,13 +156,13 @@
           <w:p>
             <w:r>
               <w:rPr>
-                <w:rFonts w:ascii="Bahnschrift SemiBold" w:hAnsi="Bahnschrift SemiBold"/>
+                <w:rFonts w:ascii="Calibri" w:hAnsi="Calibri"/>
                 <w:sz w:val="20"/>
               </w:rPr>
             </w:r>
             <w:r>
               <w:rPr>
-                <w:rFonts w:ascii="Bahnschrift SemiBold" w:hAnsi="Bahnschrift SemiBold"/>
+                <w:rFonts w:ascii="Calibri" w:hAnsi="Calibri"/>
                 <w:b/>
                 <w:sz w:val="20"/>
               </w:rPr>
@@ -177,13 +177,13 @@
           <w:p>
             <w:r>
               <w:rPr>
-                <w:rFonts w:ascii="Bahnschrift SemiBold" w:hAnsi="Bahnschrift SemiBold"/>
+                <w:rFonts w:ascii="Calibri" w:hAnsi="Calibri"/>
                 <w:sz w:val="20"/>
               </w:rPr>
             </w:r>
             <w:r>
               <w:rPr>
-                <w:rFonts w:ascii="Bahnschrift SemiBold" w:hAnsi="Bahnschrift SemiBold"/>
+                <w:rFonts w:ascii="Calibri" w:hAnsi="Calibri"/>
                 <w:b/>
                 <w:sz w:val="20"/>
               </w:rPr>
@@ -200,13 +200,13 @@
           <w:p>
             <w:r>
               <w:rPr>
-                <w:rFonts w:ascii="Bahnschrift SemiBold" w:hAnsi="Bahnschrift SemiBold"/>
+                <w:rFonts w:ascii="Calibri" w:hAnsi="Calibri"/>
                 <w:sz w:val="20"/>
               </w:rPr>
             </w:r>
             <w:r>
               <w:rPr>
-                <w:rFonts w:ascii="Bahnschrift SemiBold" w:hAnsi="Bahnschrift SemiBold"/>
+                <w:rFonts w:ascii="Calibri" w:hAnsi="Calibri"/>
                 <w:sz w:val="20"/>
               </w:rPr>
               <w:t>1.</w:t>
@@ -220,13 +220,13 @@
           <w:p>
             <w:r>
               <w:rPr>
-                <w:rFonts w:ascii="Bahnschrift SemiBold" w:hAnsi="Bahnschrift SemiBold"/>
+                <w:rFonts w:ascii="Calibri" w:hAnsi="Calibri"/>
                 <w:sz w:val="20"/>
               </w:rPr>
             </w:r>
             <w:r>
               <w:rPr>
-                <w:rFonts w:ascii="Bahnschrift SemiBold" w:hAnsi="Bahnschrift SemiBold"/>
+                <w:rFonts w:ascii="Calibri" w:hAnsi="Calibri"/>
                 <w:sz w:val="20"/>
               </w:rPr>
               <w:t>{{ nr_dzialki }}</w:t>
@@ -240,13 +240,13 @@
           <w:p>
             <w:r>
               <w:rPr>
-                <w:rFonts w:ascii="Bahnschrift SemiBold" w:hAnsi="Bahnschrift SemiBold"/>
+                <w:rFonts w:ascii="Calibri" w:hAnsi="Calibri"/>
                 <w:sz w:val="20"/>
               </w:rPr>
             </w:r>
             <w:r>
               <w:rPr>
-                <w:rFonts w:ascii="Bahnschrift SemiBold" w:hAnsi="Bahnschrift SemiBold"/>
+                <w:rFonts w:ascii="Calibri" w:hAnsi="Calibri"/>
                 <w:sz w:val="20"/>
               </w:rPr>
               <w:t>—</w:t>
@@ -260,13 +260,13 @@
           <w:p>
             <w:r>
               <w:rPr>
-                <w:rFonts w:ascii="Bahnschrift SemiBold" w:hAnsi="Bahnschrift SemiBold"/>
+                <w:rFonts w:ascii="Calibri" w:hAnsi="Calibri"/>
                 <w:sz w:val="20"/>
               </w:rPr>
             </w:r>
             <w:r>
               <w:rPr>
-                <w:rFonts w:ascii="Bahnschrift SemiBold" w:hAnsi="Bahnschrift SemiBold"/>
+                <w:rFonts w:ascii="Calibri" w:hAnsi="Calibri"/>
                 <w:sz w:val="20"/>
               </w:rPr>
               <w:t>—</w:t>
@@ -281,7 +281,7 @@
       </w:pPr>
       <w:r>
         <w:rPr>
-          <w:rFonts w:ascii="Bahnschrift SemiBold" w:hAnsi="Bahnschrift SemiBold"/>
+          <w:rFonts w:ascii="Calibri" w:hAnsi="Calibri"/>
           <w:b w:val="0"/>
           <w:sz w:val="20"/>
           <w:u w:val="none"/>
@@ -290,6 +290,7 @@
       </w:r>
     </w:p>
     <w:sectPr>
+      <w:footerReference w:type="first" r:id="rId9"/>
       <w:pgSz w:w="12240" w:h="15840"/>
       <w:pgMar w:top="1440" w:right="1800" w:bottom="1440" w:left="1800" w:header="720" w:footer="720" w:gutter="0"/>
       <w:cols w:space="720"/>
@@ -297,6 +298,16 @@
     </w:sectPr>
   </w:body>
 </w:document>
+</file>
+
+<file path=word/footer1.xml><?xml version="1.0" encoding="utf-8"?>
+<w:ftr xmlns:m="http://schemas.openxmlformats.org/officeDocument/2006/math" xmlns:mc="http://schemas.openxmlformats.org/markup-compatibility/2006" xmlns:mo="http://schemas.microsoft.com/office/mac/office/2008/main" xmlns:mv="urn:schemas-microsoft-com:mac:vml" xmlns:o="urn:schemas-microsoft-com:office:office" xmlns:r="http://schemas.openxmlformats.org/officeDocument/2006/relationships" xmlns:v="urn:schemas-microsoft-com:vml" xmlns:w10="urn:schemas-microsoft-com:office:word" xmlns:w14="http://schemas.microsoft.com/office/word/2010/wordml" xmlns:w="http://schemas.openxmlformats.org/wordprocessingml/2006/main" xmlns:wne="http://schemas.microsoft.com/office/word/2006/wordml" xmlns:wp14="http://schemas.microsoft.com/office/word/2010/wordprocessingDrawing" xmlns:wp="http://schemas.openxmlformats.org/drawingml/2006/wordprocessingDrawing" xmlns:wpc="http://schemas.microsoft.com/office/word/2010/wordprocessingCanvas" xmlns:wpg="http://schemas.microsoft.com/office/word/2010/wordprocessingGroup" xmlns:wpi="http://schemas.microsoft.com/office/word/2010/wordprocessingInk" xmlns:wps="http://schemas.microsoft.com/office/word/2010/wordprocessingShape" mc:Ignorable="w14 wp14">
+  <w:p>
+    <w:pPr>
+      <w:pStyle w:val="Footer"/>
+    </w:pPr>
+  </w:p>
+</w:ftr>
 </file>
 
 <file path=word/numbering.xml><?xml version="1.0" encoding="utf-8"?>
@@ -663,7 +674,7 @@
     <w:qFormat/>
     <w:rsid w:val="00FC693F"/>
     <w:rPr>
-      <w:rFonts w:ascii="Bahnschrift SemiBold" w:hAnsi="Bahnschrift SemiBold"/>
+      <w:rFonts w:ascii="Calibri" w:hAnsi="Calibri"/>
       <w:sz w:val="20"/>
     </w:rPr>
   </w:style>

--- a/szablony/wykaz_zmian_dzialki_wzor.docx
+++ b/szablony/wykaz_zmian_dzialki_wzor.docx
@@ -4,6 +4,7 @@
   <w:body>
     <w:p>
       <w:pPr>
+        <w:keepNext/>
         <w:spacing w:before="160" w:after="280"/>
         <w:jc w:val="center"/>
       </w:pPr>
@@ -291,6 +292,8 @@
     </w:p>
     <w:sectPr>
       <w:footerReference w:type="first" r:id="rId9"/>
+      <w:footerReference w:type="default" r:id="rId10"/>
+      <w:footerReference w:type="even" r:id="rId11"/>
       <w:pgSz w:w="12240" w:h="15840"/>
       <w:pgMar w:top="1440" w:right="1800" w:bottom="1440" w:left="1800" w:header="720" w:footer="720" w:gutter="0"/>
       <w:cols w:space="720"/>
@@ -304,8 +307,319 @@
 <w:ftr xmlns:m="http://schemas.openxmlformats.org/officeDocument/2006/math" xmlns:mc="http://schemas.openxmlformats.org/markup-compatibility/2006" xmlns:mo="http://schemas.microsoft.com/office/mac/office/2008/main" xmlns:mv="urn:schemas-microsoft-com:mac:vml" xmlns:o="urn:schemas-microsoft-com:office:office" xmlns:r="http://schemas.openxmlformats.org/officeDocument/2006/relationships" xmlns:v="urn:schemas-microsoft-com:vml" xmlns:w10="urn:schemas-microsoft-com:office:word" xmlns:w14="http://schemas.microsoft.com/office/word/2010/wordml" xmlns:w="http://schemas.openxmlformats.org/wordprocessingml/2006/main" xmlns:wne="http://schemas.microsoft.com/office/word/2006/wordml" xmlns:wp14="http://schemas.microsoft.com/office/word/2010/wordprocessingDrawing" xmlns:wp="http://schemas.openxmlformats.org/drawingml/2006/wordprocessingDrawing" xmlns:wpc="http://schemas.microsoft.com/office/word/2010/wordprocessingCanvas" xmlns:wpg="http://schemas.microsoft.com/office/word/2010/wordprocessingGroup" xmlns:wpi="http://schemas.microsoft.com/office/word/2010/wordprocessingInk" xmlns:wps="http://schemas.microsoft.com/office/word/2010/wordprocessingShape" mc:Ignorable="w14 wp14">
   <w:p>
     <w:pPr>
-      <w:pStyle w:val="Footer"/>
-    </w:pPr>
+      <w:pStyle w:val="Stopka"/>
+      <w:rPr>
+        <w:b/>
+        <w:bCs/>
+        <w:sz w:val="16"/>
+        <w:szCs w:val="16"/>
+      </w:rPr>
+    </w:pPr>
+    <w:r>
+      <w:rPr>
+        <w:rFonts w:ascii="Calibri" w:hAnsi="Calibri"/>
+        <w:b w:val="0"/>
+        <w:bCs/>
+        <w:color w:val="6B6B6B"/>
+        <w:sz w:val="16"/>
+        <w:szCs w:val="16"/>
+      </w:rPr>
+      <w:t>ul. Rybnicka 16A</w:t>
+    </w:r>
+    <w:r>
+      <w:rPr>
+        <w:rFonts w:ascii="Calibri" w:hAnsi="Calibri"/>
+        <w:b w:val="0"/>
+        <w:bCs/>
+        <w:color w:val="6B6B6B"/>
+        <w:sz w:val="16"/>
+        <w:szCs w:val="16"/>
+      </w:rPr>
+      <w:tab/>
+      <w:t>NIP 638 184 63 45</w:t>
+    </w:r>
+    <w:r>
+      <w:rPr>
+        <w:rFonts w:ascii="Calibri" w:hAnsi="Calibri"/>
+        <w:b w:val="0"/>
+        <w:bCs/>
+        <w:color w:val="6B6B6B"/>
+        <w:sz w:val="16"/>
+        <w:szCs w:val="16"/>
+      </w:rPr>
+      <w:tab/>
+      <w:t>procadgeodezja@gmail.com</w:t>
+    </w:r>
+  </w:p>
+  <w:p>
+    <w:pPr>
+      <w:pStyle w:val="Stopka"/>
+      <w:rPr>
+        <w:b/>
+        <w:bCs/>
+        <w:sz w:val="16"/>
+        <w:szCs w:val="16"/>
+      </w:rPr>
+    </w:pPr>
+    <w:r>
+      <w:rPr>
+        <w:rFonts w:ascii="Calibri" w:hAnsi="Calibri"/>
+        <w:b w:val="0"/>
+        <w:bCs/>
+        <w:color w:val="6B6B6B"/>
+        <w:sz w:val="16"/>
+        <w:szCs w:val="16"/>
+      </w:rPr>
+      <w:t>43-200 Pszczyna</w:t>
+    </w:r>
+    <w:r>
+      <w:rPr>
+        <w:rFonts w:ascii="Calibri" w:hAnsi="Calibri"/>
+        <w:b w:val="0"/>
+        <w:bCs/>
+        <w:color w:val="6B6B6B"/>
+        <w:sz w:val="16"/>
+        <w:szCs w:val="16"/>
+      </w:rPr>
+      <w:tab/>
+    </w:r>
+    <w:r>
+      <w:rPr>
+        <w:rFonts w:ascii="Calibri" w:hAnsi="Calibri"/>
+        <w:b w:val="0"/>
+        <w:bCs/>
+        <w:color w:val="6B6B6B"/>
+        <w:sz w:val="16"/>
+        <w:szCs w:val="16"/>
+      </w:rPr>
+      <w:t>tel. 605 480 233</w:t>
+    </w:r>
+    <w:r>
+      <w:rPr>
+        <w:rFonts w:ascii="Calibri" w:hAnsi="Calibri"/>
+        <w:b w:val="0"/>
+        <w:bCs/>
+        <w:color w:val="6B6B6B"/>
+        <w:sz w:val="16"/>
+        <w:szCs w:val="16"/>
+      </w:rPr>
+      <w:tab/>
+      <w:t>www.procadgeodezja.pl</w:t>
+    </w:r>
+  </w:p>
+</w:ftr>
+</file>
+
+<file path=word/footer2.xml><?xml version="1.0" encoding="utf-8"?>
+<w:ftr xmlns:m="http://schemas.openxmlformats.org/officeDocument/2006/math" xmlns:mc="http://schemas.openxmlformats.org/markup-compatibility/2006" xmlns:mo="http://schemas.microsoft.com/office/mac/office/2008/main" xmlns:mv="urn:schemas-microsoft-com:mac:vml" xmlns:o="urn:schemas-microsoft-com:office:office" xmlns:r="http://schemas.openxmlformats.org/officeDocument/2006/relationships" xmlns:v="urn:schemas-microsoft-com:vml" xmlns:w10="urn:schemas-microsoft-com:office:word" xmlns:w14="http://schemas.microsoft.com/office/word/2010/wordml" xmlns:w="http://schemas.openxmlformats.org/wordprocessingml/2006/main" xmlns:wne="http://schemas.microsoft.com/office/word/2006/wordml" xmlns:wp14="http://schemas.microsoft.com/office/word/2010/wordprocessingDrawing" xmlns:wp="http://schemas.openxmlformats.org/drawingml/2006/wordprocessingDrawing" xmlns:wpc="http://schemas.microsoft.com/office/word/2010/wordprocessingCanvas" xmlns:wpg="http://schemas.microsoft.com/office/word/2010/wordprocessingGroup" xmlns:wpi="http://schemas.microsoft.com/office/word/2010/wordprocessingInk" xmlns:wps="http://schemas.microsoft.com/office/word/2010/wordprocessingShape" mc:Ignorable="w14 wp14">
+  <w:p>
+    <w:pPr>
+      <w:pStyle w:val="Stopka"/>
+      <w:rPr>
+        <w:b/>
+        <w:bCs/>
+        <w:sz w:val="16"/>
+        <w:szCs w:val="16"/>
+      </w:rPr>
+    </w:pPr>
+    <w:r>
+      <w:rPr>
+        <w:rFonts w:ascii="Calibri" w:hAnsi="Calibri"/>
+        <w:b w:val="0"/>
+        <w:bCs/>
+        <w:color w:val="6B6B6B"/>
+        <w:sz w:val="16"/>
+        <w:szCs w:val="16"/>
+      </w:rPr>
+      <w:t>ul. Rybnicka 16A</w:t>
+    </w:r>
+    <w:r>
+      <w:rPr>
+        <w:rFonts w:ascii="Calibri" w:hAnsi="Calibri"/>
+        <w:b w:val="0"/>
+        <w:bCs/>
+        <w:color w:val="6B6B6B"/>
+        <w:sz w:val="16"/>
+        <w:szCs w:val="16"/>
+      </w:rPr>
+      <w:tab/>
+      <w:t>NIP 638 184 63 45</w:t>
+    </w:r>
+    <w:r>
+      <w:rPr>
+        <w:rFonts w:ascii="Calibri" w:hAnsi="Calibri"/>
+        <w:b w:val="0"/>
+        <w:bCs/>
+        <w:color w:val="6B6B6B"/>
+        <w:sz w:val="16"/>
+        <w:szCs w:val="16"/>
+      </w:rPr>
+      <w:tab/>
+      <w:t>procadgeodezja@gmail.com</w:t>
+    </w:r>
+  </w:p>
+  <w:p>
+    <w:pPr>
+      <w:pStyle w:val="Stopka"/>
+      <w:rPr>
+        <w:b/>
+        <w:bCs/>
+        <w:sz w:val="16"/>
+        <w:szCs w:val="16"/>
+      </w:rPr>
+    </w:pPr>
+    <w:r>
+      <w:rPr>
+        <w:rFonts w:ascii="Calibri" w:hAnsi="Calibri"/>
+        <w:b w:val="0"/>
+        <w:bCs/>
+        <w:color w:val="6B6B6B"/>
+        <w:sz w:val="16"/>
+        <w:szCs w:val="16"/>
+      </w:rPr>
+      <w:t>43-200 Pszczyna</w:t>
+    </w:r>
+    <w:r>
+      <w:rPr>
+        <w:rFonts w:ascii="Calibri" w:hAnsi="Calibri"/>
+        <w:b w:val="0"/>
+        <w:bCs/>
+        <w:color w:val="6B6B6B"/>
+        <w:sz w:val="16"/>
+        <w:szCs w:val="16"/>
+      </w:rPr>
+      <w:tab/>
+    </w:r>
+    <w:r>
+      <w:rPr>
+        <w:rFonts w:ascii="Calibri" w:hAnsi="Calibri"/>
+        <w:b w:val="0"/>
+        <w:bCs/>
+        <w:color w:val="6B6B6B"/>
+        <w:sz w:val="16"/>
+        <w:szCs w:val="16"/>
+      </w:rPr>
+      <w:t>tel. 605 480 233</w:t>
+    </w:r>
+    <w:r>
+      <w:rPr>
+        <w:rFonts w:ascii="Calibri" w:hAnsi="Calibri"/>
+        <w:b w:val="0"/>
+        <w:bCs/>
+        <w:color w:val="6B6B6B"/>
+        <w:sz w:val="16"/>
+        <w:szCs w:val="16"/>
+      </w:rPr>
+      <w:tab/>
+      <w:t>www.procadgeodezja.pl</w:t>
+    </w:r>
+  </w:p>
+</w:ftr>
+</file>
+
+<file path=word/footer3.xml><?xml version="1.0" encoding="utf-8"?>
+<w:ftr xmlns:m="http://schemas.openxmlformats.org/officeDocument/2006/math" xmlns:mc="http://schemas.openxmlformats.org/markup-compatibility/2006" xmlns:mo="http://schemas.microsoft.com/office/mac/office/2008/main" xmlns:mv="urn:schemas-microsoft-com:mac:vml" xmlns:o="urn:schemas-microsoft-com:office:office" xmlns:r="http://schemas.openxmlformats.org/officeDocument/2006/relationships" xmlns:v="urn:schemas-microsoft-com:vml" xmlns:w10="urn:schemas-microsoft-com:office:word" xmlns:w14="http://schemas.microsoft.com/office/word/2010/wordml" xmlns:w="http://schemas.openxmlformats.org/wordprocessingml/2006/main" xmlns:wne="http://schemas.microsoft.com/office/word/2006/wordml" xmlns:wp14="http://schemas.microsoft.com/office/word/2010/wordprocessingDrawing" xmlns:wp="http://schemas.openxmlformats.org/drawingml/2006/wordprocessingDrawing" xmlns:wpc="http://schemas.microsoft.com/office/word/2010/wordprocessingCanvas" xmlns:wpg="http://schemas.microsoft.com/office/word/2010/wordprocessingGroup" xmlns:wpi="http://schemas.microsoft.com/office/word/2010/wordprocessingInk" xmlns:wps="http://schemas.microsoft.com/office/word/2010/wordprocessingShape" mc:Ignorable="w14 wp14">
+  <w:p>
+    <w:pPr>
+      <w:pStyle w:val="Stopka"/>
+      <w:rPr>
+        <w:b/>
+        <w:bCs/>
+        <w:sz w:val="16"/>
+        <w:szCs w:val="16"/>
+      </w:rPr>
+    </w:pPr>
+    <w:r>
+      <w:rPr>
+        <w:rFonts w:ascii="Calibri" w:hAnsi="Calibri"/>
+        <w:b w:val="0"/>
+        <w:bCs/>
+        <w:color w:val="6B6B6B"/>
+        <w:sz w:val="16"/>
+        <w:szCs w:val="16"/>
+      </w:rPr>
+      <w:t>ul. Rybnicka 16A</w:t>
+    </w:r>
+    <w:r>
+      <w:rPr>
+        <w:rFonts w:ascii="Calibri" w:hAnsi="Calibri"/>
+        <w:b w:val="0"/>
+        <w:bCs/>
+        <w:color w:val="6B6B6B"/>
+        <w:sz w:val="16"/>
+        <w:szCs w:val="16"/>
+      </w:rPr>
+      <w:tab/>
+      <w:t>NIP 638 184 63 45</w:t>
+    </w:r>
+    <w:r>
+      <w:rPr>
+        <w:rFonts w:ascii="Calibri" w:hAnsi="Calibri"/>
+        <w:b w:val="0"/>
+        <w:bCs/>
+        <w:color w:val="6B6B6B"/>
+        <w:sz w:val="16"/>
+        <w:szCs w:val="16"/>
+      </w:rPr>
+      <w:tab/>
+      <w:t>procadgeodezja@gmail.com</w:t>
+    </w:r>
+  </w:p>
+  <w:p>
+    <w:pPr>
+      <w:pStyle w:val="Stopka"/>
+      <w:rPr>
+        <w:b/>
+        <w:bCs/>
+        <w:sz w:val="16"/>
+        <w:szCs w:val="16"/>
+      </w:rPr>
+    </w:pPr>
+    <w:r>
+      <w:rPr>
+        <w:rFonts w:ascii="Calibri" w:hAnsi="Calibri"/>
+        <w:b w:val="0"/>
+        <w:bCs/>
+        <w:color w:val="6B6B6B"/>
+        <w:sz w:val="16"/>
+        <w:szCs w:val="16"/>
+      </w:rPr>
+      <w:t>43-200 Pszczyna</w:t>
+    </w:r>
+    <w:r>
+      <w:rPr>
+        <w:rFonts w:ascii="Calibri" w:hAnsi="Calibri"/>
+        <w:b w:val="0"/>
+        <w:bCs/>
+        <w:color w:val="6B6B6B"/>
+        <w:sz w:val="16"/>
+        <w:szCs w:val="16"/>
+      </w:rPr>
+      <w:tab/>
+    </w:r>
+    <w:r>
+      <w:rPr>
+        <w:rFonts w:ascii="Calibri" w:hAnsi="Calibri"/>
+        <w:b w:val="0"/>
+        <w:bCs/>
+        <w:color w:val="6B6B6B"/>
+        <w:sz w:val="16"/>
+        <w:szCs w:val="16"/>
+      </w:rPr>
+      <w:t>tel. 605 480 233</w:t>
+    </w:r>
+    <w:r>
+      <w:rPr>
+        <w:rFonts w:ascii="Calibri" w:hAnsi="Calibri"/>
+        <w:b w:val="0"/>
+        <w:bCs/>
+        <w:color w:val="6B6B6B"/>
+        <w:sz w:val="16"/>
+        <w:szCs w:val="16"/>
+      </w:rPr>
+      <w:tab/>
+      <w:t>www.procadgeodezja.pl</w:t>
+    </w:r>
   </w:p>
 </w:ftr>
 </file>

--- a/szablony/wykaz_zmian_dzialki_wzor.docx
+++ b/szablony/wykaz_zmian_dzialki_wzor.docx
@@ -10,7 +10,6 @@
         <w:rPr>
           <w:rFonts w:ascii="Bahnschrift SemiBold" w:eastAsia="Calibri" w:hAnsi="Bahnschrift SemiBold" w:cs="Calibri"/>
           <w:kern w:val="0"/>
-          <w:sz w:val="20"/>
           <w:lang w:eastAsia="zh-CN"/>
         </w:rPr>
       </w:pPr>
@@ -85,7 +84,7 @@
       </w:r>
       <w:r>
         <w:rPr>
-          <w:rFonts w:ascii="Calibri" w:eastAsia="Calibri" w:hAnsi="Calibri" w:cs="Calibri"/>
+          <w:rFonts w:eastAsia="Calibri" w:cs="Calibri" w:ascii="Calibri" w:hAnsi="Calibri"/>
           <w:kern w:val="0"/>
           <w:sz w:val="12"/>
           <w:lang w:eastAsia="zh-CN"/>
@@ -114,7 +113,7 @@
       <w:pPr>
         <w:keepNext/>
         <w:suppressAutoHyphens/>
-        <w:spacing w:line="200" w:lineRule="atLeast" w:before="160" w:after="280"/>
+        <w:spacing w:before="160" w:after="280" w:line="200" w:lineRule="atLeast"/>
         <w:jc w:val="center"/>
         <w:rPr>
           <w:rFonts w:ascii="Bahnschrift SemiBold" w:hAnsi="Bahnschrift SemiBold" w:cs="Calibri"/>
@@ -129,7 +128,7 @@
       </w:pPr>
       <w:r>
         <w:rPr>
-          <w:rFonts w:ascii="Calibri" w:hAnsi="Calibri" w:cs="Calibri"/>
+          <w:rFonts w:cs="Calibri" w:ascii="Calibri" w:hAnsi="Calibri"/>
           <w:b/>
           <w:bCs/>
           <w:spacing w:val="12"/>
@@ -145,17 +144,11 @@
     <w:p>
       <w:pPr>
         <w:suppressAutoHyphens/>
-        <w:spacing w:line="200" w:lineRule="atLeast"/>
-        <w:jc w:val="center"/>
-        <w:rPr>
-          <w:rFonts w:ascii="Bahnschrift SemiBold" w:hAnsi="Bahnschrift SemiBold" w:cs="Calibri"/>
-          <w:b/>
-          <w:bCs/>
-          <w:kern w:val="0"/>
-          <w:sz w:val="24"/>
-          <w:szCs w:val="24"/>
-          <w:u w:val="single"/>
-          <w:vertAlign w:val="superscript"/>
+        <w:spacing w:line="240" w:lineRule="auto"/>
+        <w:jc w:val="left"/>
+        <w:rPr>
+          <w:rFonts w:ascii="Bahnschrift SemiBold" w:eastAsia="Calibri" w:hAnsi="Bahnschrift SemiBold" w:cs="Calibri"/>
+          <w:kern w:val="0"/>
           <w:lang w:eastAsia="zh-CN"/>
         </w:rPr>
       </w:pPr>
@@ -168,41 +161,14 @@
         <w:rPr>
           <w:rFonts w:ascii="Bahnschrift SemiBold" w:eastAsia="Calibri" w:hAnsi="Bahnschrift SemiBold" w:cs="Calibri"/>
           <w:kern w:val="0"/>
-          <w:sz w:val="20"/>
           <w:lang w:eastAsia="zh-CN"/>
         </w:rPr>
       </w:pPr>
     </w:p>
     <w:p>
       <w:pPr>
-        <w:suppressAutoHyphens/>
-        <w:spacing w:line="240" w:lineRule="auto"/>
-        <w:jc w:val="left"/>
-        <w:rPr>
-          <w:rFonts w:ascii="Bahnschrift SemiBold" w:eastAsia="Calibri" w:hAnsi="Bahnschrift SemiBold" w:cs="Calibri"/>
-          <w:kern w:val="0"/>
-          <w:sz w:val="20"/>
-          <w:lang w:eastAsia="zh-CN"/>
-        </w:rPr>
-      </w:pPr>
-    </w:p>
-    <w:p>
-      <w:pPr>
-        <w:suppressAutoHyphens/>
-        <w:spacing w:line="240" w:lineRule="auto"/>
-        <w:jc w:val="left"/>
-        <w:rPr>
-          <w:rFonts w:ascii="Bahnschrift SemiBold" w:eastAsia="Calibri" w:hAnsi="Bahnschrift SemiBold" w:cs="Calibri"/>
-          <w:kern w:val="0"/>
-          <w:sz w:val="20"/>
-          <w:lang w:eastAsia="zh-CN"/>
-        </w:rPr>
-      </w:pPr>
-    </w:p>
-    <w:p>
-      <w:pPr>
         <w:tabs>
-          <w:tab w:pos="4915" w:val="left"/>
+          <w:tab w:val="left" w:pos="4915"/>
         </w:tabs>
         <w:suppressAutoHyphens/>
         <w:spacing w:line="240" w:lineRule="auto"/>
@@ -217,7 +183,7 @@
       </w:pPr>
       <w:r>
         <w:rPr>
-          <w:rFonts w:ascii="Calibri" w:hAnsi="Calibri" w:cs="Tahoma"/>
+          <w:rFonts w:cs="Tahoma" w:ascii="Calibri" w:hAnsi="Calibri"/>
           <w:kern w:val="0"/>
           <w:sz w:val="20"/>
           <w:u w:val="none"/>
@@ -227,7 +193,7 @@
       </w:r>
       <w:r>
         <w:rPr>
-          <w:rFonts w:ascii="Calibri" w:hAnsi="Calibri" w:cs="Tahoma"/>
+          <w:rFonts w:cs="Tahoma" w:ascii="Calibri" w:hAnsi="Calibri"/>
           <w:kern w:val="0"/>
           <w:sz w:val="20"/>
           <w:u w:val="none"/>
@@ -237,7 +203,7 @@
       </w:r>
       <w:r>
         <w:rPr>
-          <w:rFonts w:ascii="Calibri" w:hAnsi="Calibri" w:cs="Tahoma"/>
+          <w:rFonts w:cs="Tahoma" w:ascii="Calibri" w:hAnsi="Calibri"/>
           <w:b/>
           <w:color w:val="FF0000"/>
           <w:kern w:val="0"/>
@@ -245,13 +211,39 @@
           <w:u w:val="none"/>
           <w:lang w:eastAsia="zh-CN"/>
         </w:rPr>
-        <w:t>{{ nr_roboty }}</w:t>
+        <w:t xml:space="preserve">{{ </w:t>
+      </w:r>
+      <w:proofErr w:type="spellStart"/>
+      <w:r>
+        <w:rPr>
+          <w:rFonts w:cs="Tahoma" w:ascii="Calibri" w:hAnsi="Calibri"/>
+          <w:b/>
+          <w:color w:val="FF0000"/>
+          <w:kern w:val="0"/>
+          <w:sz w:val="20"/>
+          <w:u w:val="none"/>
+          <w:lang w:eastAsia="zh-CN"/>
+        </w:rPr>
+        <w:t>nr_roboty</w:t>
+      </w:r>
+      <w:proofErr w:type="spellEnd"/>
+      <w:r>
+        <w:rPr>
+          <w:rFonts w:cs="Tahoma" w:ascii="Calibri" w:hAnsi="Calibri"/>
+          <w:b/>
+          <w:color w:val="FF0000"/>
+          <w:kern w:val="0"/>
+          <w:sz w:val="20"/>
+          <w:u w:val="none"/>
+          <w:lang w:eastAsia="zh-CN"/>
+        </w:rPr>
+        <w:t xml:space="preserve"> }}</w:t>
       </w:r>
     </w:p>
     <w:p>
       <w:pPr>
         <w:tabs>
-          <w:tab w:pos="4915" w:val="left"/>
+          <w:tab w:val="left" w:pos="4915"/>
         </w:tabs>
         <w:suppressAutoHyphens/>
         <w:spacing w:line="240" w:lineRule="auto"/>
@@ -267,45 +259,49 @@
       </w:pPr>
       <w:r>
         <w:rPr>
-          <w:rFonts w:ascii="Calibri" w:hAnsi="Calibri" w:cs="Tahoma"/>
+          <w:rFonts w:cs="Tahoma" w:ascii="Calibri" w:hAnsi="Calibri"/>
           <w:kern w:val="0"/>
           <w:sz w:val="20"/>
           <w:u w:val="none"/>
           <w:lang w:eastAsia="zh-CN"/>
         </w:rPr>
-        <w:t xml:space="preserve">Jedn. ewid.: </w:t>
-      </w:r>
-      <w:r>
-        <w:rPr>
-          <w:rFonts w:ascii="Calibri" w:hAnsi="Calibri" w:cs="Tahoma"/>
+        <w:t xml:space="preserve">Jedn. </w:t>
+      </w:r>
+      <w:proofErr w:type="spellStart"/>
+      <w:r>
+        <w:rPr>
+          <w:rFonts w:cs="Tahoma" w:ascii="Calibri" w:hAnsi="Calibri"/>
           <w:kern w:val="0"/>
           <w:sz w:val="20"/>
           <w:u w:val="none"/>
           <w:lang w:eastAsia="zh-CN"/>
         </w:rPr>
-        <w:tab/>
-      </w:r>
-      <w:r>
-        <w:rPr>
-          <w:rFonts w:ascii="Calibri" w:hAnsi="Calibri" w:cs="Tahoma"/>
+        <w:t>ewid</w:t>
+      </w:r>
+      <w:proofErr w:type="spellEnd"/>
+      <w:r>
+        <w:rPr>
+          <w:rFonts w:cs="Tahoma" w:ascii="Calibri" w:hAnsi="Calibri"/>
           <w:kern w:val="0"/>
           <w:sz w:val="20"/>
           <w:u w:val="none"/>
           <w:lang w:eastAsia="zh-CN"/>
         </w:rPr>
-      </w:r>
-      <w:r>
-        <w:rPr>
-          <w:rFonts w:ascii="Calibri" w:hAnsi="Calibri" w:cs="Tahoma"/>
+        <w:t xml:space="preserve">.: </w:t>
+      </w:r>
+      <w:r>
+        <w:rPr>
+          <w:rFonts w:cs="Tahoma" w:ascii="Calibri" w:hAnsi="Calibri"/>
           <w:kern w:val="0"/>
           <w:sz w:val="20"/>
           <w:u w:val="none"/>
           <w:lang w:eastAsia="zh-CN"/>
         </w:rPr>
-      </w:r>
-      <w:r>
-        <w:rPr>
-          <w:rFonts w:ascii="Calibri" w:hAnsi="Calibri" w:cs="Tahoma"/>
+        <w:tab/>
+      </w:r>
+      <w:r>
+        <w:rPr>
+          <w:rFonts w:cs="Tahoma" w:ascii="Calibri" w:hAnsi="Calibri"/>
           <w:b/>
           <w:bCs/>
           <w:kern w:val="0"/>
@@ -313,13 +309,65 @@
           <w:u w:val="none"/>
           <w:lang w:eastAsia="zh-CN"/>
         </w:rPr>
-        <w:t>[{{ polozenie_gmina_teryt }}] {{ polozenie_gmina }}</w:t>
+        <w:t xml:space="preserve">[{{ </w:t>
+      </w:r>
+      <w:proofErr w:type="spellStart"/>
+      <w:r>
+        <w:rPr>
+          <w:rFonts w:cs="Tahoma" w:ascii="Calibri" w:hAnsi="Calibri"/>
+          <w:b/>
+          <w:bCs/>
+          <w:kern w:val="0"/>
+          <w:sz w:val="20"/>
+          <w:u w:val="none"/>
+          <w:lang w:eastAsia="zh-CN"/>
+        </w:rPr>
+        <w:t>polozenie_gmina_teryt</w:t>
+      </w:r>
+      <w:proofErr w:type="spellEnd"/>
+      <w:r>
+        <w:rPr>
+          <w:rFonts w:cs="Tahoma" w:ascii="Calibri" w:hAnsi="Calibri"/>
+          <w:b/>
+          <w:bCs/>
+          <w:kern w:val="0"/>
+          <w:sz w:val="20"/>
+          <w:u w:val="none"/>
+          <w:lang w:eastAsia="zh-CN"/>
+        </w:rPr>
+        <w:t xml:space="preserve"> }}] {{ </w:t>
+      </w:r>
+      <w:proofErr w:type="spellStart"/>
+      <w:r>
+        <w:rPr>
+          <w:rFonts w:cs="Tahoma" w:ascii="Calibri" w:hAnsi="Calibri"/>
+          <w:b/>
+          <w:bCs/>
+          <w:kern w:val="0"/>
+          <w:sz w:val="20"/>
+          <w:u w:val="none"/>
+          <w:lang w:eastAsia="zh-CN"/>
+        </w:rPr>
+        <w:t>polozenie_gmina</w:t>
+      </w:r>
+      <w:proofErr w:type="spellEnd"/>
+      <w:r>
+        <w:rPr>
+          <w:rFonts w:cs="Tahoma" w:ascii="Calibri" w:hAnsi="Calibri"/>
+          <w:b/>
+          <w:bCs/>
+          <w:kern w:val="0"/>
+          <w:sz w:val="20"/>
+          <w:u w:val="none"/>
+          <w:lang w:eastAsia="zh-CN"/>
+        </w:rPr>
+        <w:t xml:space="preserve"> }}</w:t>
       </w:r>
     </w:p>
     <w:p>
       <w:pPr>
         <w:tabs>
-          <w:tab w:pos="4915" w:val="left"/>
+          <w:tab w:val="left" w:pos="4915"/>
         </w:tabs>
         <w:suppressAutoHyphens/>
         <w:spacing w:line="240" w:lineRule="auto"/>
@@ -335,45 +383,49 @@
       </w:pPr>
       <w:r>
         <w:rPr>
-          <w:rFonts w:ascii="Calibri" w:hAnsi="Calibri" w:cs="Tahoma"/>
+          <w:rFonts w:cs="Tahoma" w:ascii="Calibri" w:hAnsi="Calibri"/>
           <w:kern w:val="0"/>
           <w:sz w:val="20"/>
           <w:u w:val="none"/>
           <w:lang w:eastAsia="zh-CN"/>
         </w:rPr>
-        <w:t>Obręb ewid.:</w:t>
-      </w:r>
-      <w:r>
-        <w:rPr>
-          <w:rFonts w:ascii="Calibri" w:hAnsi="Calibri" w:cs="Tahoma"/>
+        <w:t xml:space="preserve">Obręb </w:t>
+      </w:r>
+      <w:proofErr w:type="spellStart"/>
+      <w:r>
+        <w:rPr>
+          <w:rFonts w:cs="Tahoma" w:ascii="Calibri" w:hAnsi="Calibri"/>
           <w:kern w:val="0"/>
           <w:sz w:val="20"/>
           <w:u w:val="none"/>
           <w:lang w:eastAsia="zh-CN"/>
         </w:rPr>
-        <w:tab/>
-      </w:r>
-      <w:r>
-        <w:rPr>
-          <w:rFonts w:ascii="Calibri" w:hAnsi="Calibri" w:cs="Tahoma"/>
+        <w:t>ewid</w:t>
+      </w:r>
+      <w:proofErr w:type="spellEnd"/>
+      <w:r>
+        <w:rPr>
+          <w:rFonts w:cs="Tahoma" w:ascii="Calibri" w:hAnsi="Calibri"/>
           <w:kern w:val="0"/>
           <w:sz w:val="20"/>
           <w:u w:val="none"/>
           <w:lang w:eastAsia="zh-CN"/>
         </w:rPr>
-      </w:r>
-      <w:r>
-        <w:rPr>
-          <w:rFonts w:ascii="Calibri" w:hAnsi="Calibri" w:cs="Tahoma"/>
+        <w:t>.:</w:t>
+      </w:r>
+      <w:r>
+        <w:rPr>
+          <w:rFonts w:cs="Tahoma" w:ascii="Calibri" w:hAnsi="Calibri"/>
           <w:kern w:val="0"/>
           <w:sz w:val="20"/>
           <w:u w:val="none"/>
           <w:lang w:eastAsia="zh-CN"/>
         </w:rPr>
-      </w:r>
-      <w:r>
-        <w:rPr>
-          <w:rFonts w:ascii="Calibri" w:hAnsi="Calibri" w:cs="Tahoma"/>
+        <w:tab/>
+      </w:r>
+      <w:r>
+        <w:rPr>
+          <w:rFonts w:cs="Tahoma" w:ascii="Calibri" w:hAnsi="Calibri"/>
           <w:b/>
           <w:bCs/>
           <w:kern w:val="0"/>
@@ -381,13 +433,65 @@
           <w:u w:val="none"/>
           <w:lang w:eastAsia="zh-CN"/>
         </w:rPr>
-        <w:t>[{{ polozenie_obreb_teryt }}] {{ polozenie_obreb }}</w:t>
+        <w:t xml:space="preserve">[{{ </w:t>
+      </w:r>
+      <w:proofErr w:type="spellStart"/>
+      <w:r>
+        <w:rPr>
+          <w:rFonts w:cs="Tahoma" w:ascii="Calibri" w:hAnsi="Calibri"/>
+          <w:b/>
+          <w:bCs/>
+          <w:kern w:val="0"/>
+          <w:sz w:val="20"/>
+          <w:u w:val="none"/>
+          <w:lang w:eastAsia="zh-CN"/>
+        </w:rPr>
+        <w:t>polozenie_obreb_teryt</w:t>
+      </w:r>
+      <w:proofErr w:type="spellEnd"/>
+      <w:r>
+        <w:rPr>
+          <w:rFonts w:cs="Tahoma" w:ascii="Calibri" w:hAnsi="Calibri"/>
+          <w:b/>
+          <w:bCs/>
+          <w:kern w:val="0"/>
+          <w:sz w:val="20"/>
+          <w:u w:val="none"/>
+          <w:lang w:eastAsia="zh-CN"/>
+        </w:rPr>
+        <w:t xml:space="preserve"> }}] {{ </w:t>
+      </w:r>
+      <w:proofErr w:type="spellStart"/>
+      <w:r>
+        <w:rPr>
+          <w:rFonts w:cs="Tahoma" w:ascii="Calibri" w:hAnsi="Calibri"/>
+          <w:b/>
+          <w:bCs/>
+          <w:kern w:val="0"/>
+          <w:sz w:val="20"/>
+          <w:u w:val="none"/>
+          <w:lang w:eastAsia="zh-CN"/>
+        </w:rPr>
+        <w:t>polozenie_obreb</w:t>
+      </w:r>
+      <w:proofErr w:type="spellEnd"/>
+      <w:r>
+        <w:rPr>
+          <w:rFonts w:cs="Tahoma" w:ascii="Calibri" w:hAnsi="Calibri"/>
+          <w:b/>
+          <w:bCs/>
+          <w:kern w:val="0"/>
+          <w:sz w:val="20"/>
+          <w:u w:val="none"/>
+          <w:lang w:eastAsia="zh-CN"/>
+        </w:rPr>
+        <w:t xml:space="preserve"> }}</w:t>
       </w:r>
     </w:p>
     <w:p>
       <w:pPr>
         <w:tabs>
-          <w:tab w:pos="4915" w:val="left"/>
+          <w:tab w:val="left" w:pos="4915"/>
         </w:tabs>
         <w:suppressAutoHyphens/>
         <w:spacing w:line="240" w:lineRule="auto"/>
@@ -403,7 +507,7 @@
       </w:pPr>
       <w:r>
         <w:rPr>
-          <w:rFonts w:ascii="Calibri" w:hAnsi="Calibri" w:cs="Tahoma"/>
+          <w:rFonts w:cs="Tahoma" w:ascii="Calibri" w:hAnsi="Calibri"/>
           <w:b/>
           <w:kern w:val="0"/>
           <w:sz w:val="20"/>
@@ -414,7 +518,7 @@
       </w:r>
       <w:r>
         <w:rPr>
-          <w:rFonts w:ascii="Calibri" w:hAnsi="Calibri" w:cs="Tahoma"/>
+          <w:rFonts w:cs="Tahoma" w:ascii="Calibri" w:hAnsi="Calibri"/>
           <w:b/>
           <w:kern w:val="0"/>
           <w:sz w:val="20"/>
@@ -425,14 +529,38 @@
       </w:r>
       <w:r>
         <w:rPr>
-          <w:rFonts w:ascii="Calibri" w:hAnsi="Calibri" w:cs="Tahoma"/>
+          <w:rFonts w:cs="Tahoma" w:ascii="Calibri" w:hAnsi="Calibri"/>
           <w:b/>
           <w:kern w:val="0"/>
           <w:sz w:val="20"/>
           <w:u w:val="none"/>
           <w:lang w:eastAsia="zh-CN"/>
         </w:rPr>
-        <w:t>{{ nr_dzialki }}</w:t>
+        <w:t xml:space="preserve">{{ </w:t>
+      </w:r>
+      <w:proofErr w:type="spellStart"/>
+      <w:r>
+        <w:rPr>
+          <w:rFonts w:cs="Tahoma" w:ascii="Calibri" w:hAnsi="Calibri"/>
+          <w:b/>
+          <w:kern w:val="0"/>
+          <w:sz w:val="20"/>
+          <w:u w:val="none"/>
+          <w:lang w:eastAsia="zh-CN"/>
+        </w:rPr>
+        <w:t>nr_dzialki</w:t>
+      </w:r>
+      <w:proofErr w:type="spellEnd"/>
+      <w:r>
+        <w:rPr>
+          <w:rFonts w:cs="Tahoma" w:ascii="Calibri" w:hAnsi="Calibri"/>
+          <w:b/>
+          <w:kern w:val="0"/>
+          <w:sz w:val="20"/>
+          <w:u w:val="none"/>
+          <w:lang w:eastAsia="zh-CN"/>
+        </w:rPr>
+        <w:t xml:space="preserve"> }}</w:t>
       </w:r>
     </w:p>
     <w:p>
@@ -450,7 +578,7 @@
       </w:pPr>
       <w:r>
         <w:rPr>
-          <w:rFonts w:ascii="Calibri" w:hAnsi="Calibri" w:cs="Tahoma"/>
+          <w:rFonts w:cs="Tahoma" w:ascii="Calibri" w:hAnsi="Calibri"/>
           <w:b/>
           <w:kern w:val="0"/>
           <w:sz w:val="12"/>
@@ -460,7 +588,7 @@
       </w:r>
       <w:r>
         <w:rPr>
-          <w:rFonts w:ascii="Calibri" w:hAnsi="Calibri" w:cs="Tahoma"/>
+          <w:rFonts w:cs="Tahoma" w:ascii="Calibri" w:hAnsi="Calibri"/>
           <w:b/>
           <w:kern w:val="0"/>
           <w:sz w:val="12"/>
@@ -470,7 +598,7 @@
       </w:r>
       <w:r>
         <w:rPr>
-          <w:rFonts w:ascii="Calibri" w:hAnsi="Calibri" w:cs="Tahoma"/>
+          <w:rFonts w:cs="Tahoma" w:ascii="Calibri" w:hAnsi="Calibri"/>
           <w:b/>
           <w:kern w:val="0"/>
           <w:sz w:val="12"/>
@@ -480,7 +608,7 @@
       </w:r>
       <w:r>
         <w:rPr>
-          <w:rFonts w:ascii="Calibri" w:hAnsi="Calibri" w:cs="Tahoma"/>
+          <w:rFonts w:cs="Tahoma" w:ascii="Calibri" w:hAnsi="Calibri"/>
           <w:b/>
           <w:kern w:val="0"/>
           <w:sz w:val="12"/>
@@ -488,20 +616,6 @@
         </w:rPr>
         <w:tab/>
       </w:r>
-    </w:p>
-    <w:p>
-      <w:pPr>
-        <w:suppressAutoHyphens/>
-        <w:spacing w:line="240" w:lineRule="auto"/>
-        <w:jc w:val="right"/>
-        <w:rPr>
-          <w:rFonts w:ascii="Bahnschrift SemiBold" w:hAnsi="Bahnschrift SemiBold"/>
-          <w:kern w:val="0"/>
-          <w:sz w:val="24"/>
-          <w:szCs w:val="24"/>
-          <w:lang w:eastAsia="zh-CN"/>
-        </w:rPr>
-      </w:pPr>
     </w:p>
     <w:p>
       <w:pPr>
@@ -528,7 +642,6 @@
         <w:rPr>
           <w:rFonts w:ascii="Bahnschrift SemiBold" w:hAnsi="Bahnschrift SemiBold"/>
           <w:kern w:val="0"/>
-          <w:sz w:val="20"/>
           <w:lang w:eastAsia="zh-CN"/>
         </w:rPr>
       </w:pPr>
@@ -587,7 +700,7 @@
             </w:pPr>
             <w:r>
               <w:rPr>
-                <w:rFonts w:ascii="Calibri" w:hAnsi="Calibri" w:cs="Calibri"/>
+                <w:rFonts w:cs="Calibri" w:ascii="Calibri" w:hAnsi="Calibri"/>
                 <w:kern w:val="0"/>
                 <w:sz w:val="16"/>
                 <w:szCs w:val="16"/>
@@ -623,7 +736,7 @@
             </w:pPr>
             <w:r>
               <w:rPr>
-                <w:rFonts w:ascii="Calibri" w:hAnsi="Calibri" w:cs="Calibri"/>
+                <w:rFonts w:cs="Calibri" w:ascii="Calibri" w:hAnsi="Calibri"/>
                 <w:b/>
                 <w:kern w:val="0"/>
                 <w:sz w:val="16"/>
@@ -660,7 +773,7 @@
             </w:pPr>
             <w:r>
               <w:rPr>
-                <w:rFonts w:ascii="Calibri" w:hAnsi="Calibri" w:cs="Calibri"/>
+                <w:rFonts w:cs="Calibri" w:ascii="Calibri" w:hAnsi="Calibri"/>
                 <w:b/>
                 <w:kern w:val="0"/>
                 <w:sz w:val="16"/>
@@ -732,7 +845,7 @@
             </w:pPr>
             <w:r>
               <w:rPr>
-                <w:rFonts w:ascii="Calibri" w:hAnsi="Calibri" w:cs="Calibri"/>
+                <w:rFonts w:cs="Calibri" w:ascii="Calibri" w:hAnsi="Calibri"/>
                 <w:kern w:val="0"/>
                 <w:sz w:val="16"/>
                 <w:szCs w:val="16"/>
@@ -769,7 +882,7 @@
             </w:pPr>
             <w:r>
               <w:rPr>
-                <w:rFonts w:ascii="Calibri" w:hAnsi="Calibri" w:cs="Calibri"/>
+                <w:rFonts w:cs="Calibri" w:ascii="Calibri" w:hAnsi="Calibri"/>
                 <w:kern w:val="0"/>
                 <w:sz w:val="16"/>
                 <w:szCs w:val="16"/>
@@ -806,7 +919,7 @@
             </w:pPr>
             <w:r>
               <w:rPr>
-                <w:rFonts w:ascii="Calibri" w:hAnsi="Calibri" w:cs="Calibri"/>
+                <w:rFonts w:cs="Calibri" w:ascii="Calibri" w:hAnsi="Calibri"/>
                 <w:kern w:val="0"/>
                 <w:sz w:val="16"/>
                 <w:szCs w:val="16"/>
@@ -830,7 +943,7 @@
             </w:pPr>
             <w:r>
               <w:rPr>
-                <w:rFonts w:ascii="Calibri" w:hAnsi="Calibri" w:cs="Calibri"/>
+                <w:rFonts w:cs="Calibri" w:ascii="Calibri" w:hAnsi="Calibri"/>
                 <w:kern w:val="0"/>
                 <w:sz w:val="16"/>
                 <w:szCs w:val="16"/>
@@ -867,7 +980,7 @@
             </w:pPr>
             <w:r>
               <w:rPr>
-                <w:rFonts w:ascii="Calibri" w:hAnsi="Calibri" w:cs="Calibri"/>
+                <w:rFonts w:cs="Calibri" w:ascii="Calibri" w:hAnsi="Calibri"/>
                 <w:kern w:val="0"/>
                 <w:sz w:val="16"/>
                 <w:szCs w:val="16"/>
@@ -891,7 +1004,7 @@
             </w:pPr>
             <w:r>
               <w:rPr>
-                <w:rFonts w:ascii="Calibri" w:hAnsi="Calibri" w:cs="Calibri"/>
+                <w:rFonts w:cs="Calibri" w:ascii="Calibri" w:hAnsi="Calibri"/>
                 <w:kern w:val="0"/>
                 <w:sz w:val="16"/>
                 <w:szCs w:val="16"/>
@@ -928,7 +1041,7 @@
             </w:pPr>
             <w:r>
               <w:rPr>
-                <w:rFonts w:ascii="Calibri" w:hAnsi="Calibri" w:cs="Calibri"/>
+                <w:rFonts w:cs="Calibri" w:ascii="Calibri" w:hAnsi="Calibri"/>
                 <w:kern w:val="0"/>
                 <w:sz w:val="16"/>
                 <w:szCs w:val="16"/>
@@ -965,7 +1078,7 @@
             </w:pPr>
             <w:r>
               <w:rPr>
-                <w:rFonts w:ascii="Calibri" w:hAnsi="Calibri" w:cs="Calibri"/>
+                <w:rFonts w:cs="Calibri" w:ascii="Calibri" w:hAnsi="Calibri"/>
                 <w:kern w:val="0"/>
                 <w:sz w:val="16"/>
                 <w:szCs w:val="16"/>
@@ -1002,7 +1115,7 @@
             </w:pPr>
             <w:r>
               <w:rPr>
-                <w:rFonts w:ascii="Calibri" w:hAnsi="Calibri" w:cs="Calibri"/>
+                <w:rFonts w:cs="Calibri" w:ascii="Calibri" w:hAnsi="Calibri"/>
                 <w:kern w:val="0"/>
                 <w:sz w:val="16"/>
                 <w:szCs w:val="16"/>
@@ -1026,7 +1139,7 @@
             </w:pPr>
             <w:r>
               <w:rPr>
-                <w:rFonts w:ascii="Calibri" w:hAnsi="Calibri" w:cs="Calibri"/>
+                <w:rFonts w:cs="Calibri" w:ascii="Calibri" w:hAnsi="Calibri"/>
                 <w:kern w:val="0"/>
                 <w:sz w:val="16"/>
                 <w:szCs w:val="16"/>
@@ -1063,7 +1176,7 @@
             </w:pPr>
             <w:r>
               <w:rPr>
-                <w:rFonts w:ascii="Calibri" w:hAnsi="Calibri" w:cs="Calibri"/>
+                <w:rFonts w:cs="Calibri" w:ascii="Calibri" w:hAnsi="Calibri"/>
                 <w:kern w:val="0"/>
                 <w:sz w:val="16"/>
                 <w:szCs w:val="16"/>
@@ -1087,7 +1200,7 @@
             </w:pPr>
             <w:r>
               <w:rPr>
-                <w:rFonts w:ascii="Calibri" w:hAnsi="Calibri" w:cs="Calibri"/>
+                <w:rFonts w:cs="Calibri" w:ascii="Calibri" w:hAnsi="Calibri"/>
                 <w:kern w:val="0"/>
                 <w:sz w:val="16"/>
                 <w:szCs w:val="16"/>
@@ -1213,7 +1326,7 @@
             </w:pPr>
             <w:r>
               <w:rPr>
-                <w:rFonts w:ascii="Calibri" w:hAnsi="Calibri" w:cs="Calibri"/>
+                <w:rFonts w:cs="Calibri" w:ascii="Calibri" w:hAnsi="Calibri"/>
                 <w:kern w:val="0"/>
                 <w:sz w:val="16"/>
                 <w:szCs w:val="16"/>
@@ -1249,7 +1362,7 @@
             </w:pPr>
             <w:r>
               <w:rPr>
-                <w:rFonts w:ascii="Calibri" w:hAnsi="Calibri" w:cs="Calibri"/>
+                <w:rFonts w:cs="Calibri" w:ascii="Calibri" w:hAnsi="Calibri"/>
                 <w:kern w:val="0"/>
                 <w:sz w:val="16"/>
                 <w:szCs w:val="16"/>
@@ -1285,7 +1398,7 @@
             </w:pPr>
             <w:r>
               <w:rPr>
-                <w:rFonts w:ascii="Calibri" w:hAnsi="Calibri" w:cs="Calibri"/>
+                <w:rFonts w:cs="Calibri" w:ascii="Calibri" w:hAnsi="Calibri"/>
                 <w:kern w:val="0"/>
                 <w:sz w:val="16"/>
                 <w:szCs w:val="16"/>
@@ -1405,7 +1518,7 @@
             </w:pPr>
             <w:r>
               <w:rPr>
-                <w:rFonts w:ascii="Calibri" w:hAnsi="Calibri" w:cs="Calibri"/>
+                <w:rFonts w:cs="Calibri" w:ascii="Calibri" w:hAnsi="Calibri"/>
                 <w:kern w:val="0"/>
                 <w:sz w:val="16"/>
                 <w:szCs w:val="16"/>
@@ -1441,7 +1554,7 @@
             </w:pPr>
             <w:r>
               <w:rPr>
-                <w:rFonts w:ascii="Calibri" w:hAnsi="Calibri" w:cs="Calibri"/>
+                <w:rFonts w:cs="Calibri" w:ascii="Calibri" w:hAnsi="Calibri"/>
                 <w:kern w:val="0"/>
                 <w:sz w:val="16"/>
                 <w:szCs w:val="16"/>
@@ -1477,7 +1590,7 @@
             </w:pPr>
             <w:r>
               <w:rPr>
-                <w:rFonts w:ascii="Calibri" w:hAnsi="Calibri" w:cs="Calibri"/>
+                <w:rFonts w:cs="Calibri" w:ascii="Calibri" w:hAnsi="Calibri"/>
                 <w:kern w:val="0"/>
                 <w:sz w:val="16"/>
                 <w:szCs w:val="16"/>
@@ -1549,7 +1662,7 @@
             </w:pPr>
             <w:r>
               <w:rPr>
-                <w:rFonts w:ascii="Calibri" w:hAnsi="Calibri" w:cs="Calibri"/>
+                <w:rFonts w:cs="Calibri" w:ascii="Calibri" w:hAnsi="Calibri"/>
                 <w:b/>
                 <w:kern w:val="0"/>
                 <w:sz w:val="16"/>
@@ -1942,7 +2055,6 @@
         <w:rPr>
           <w:rFonts w:ascii="Bahnschrift SemiBold" w:hAnsi="Bahnschrift SemiBold" w:cs="Calibri"/>
           <w:kern w:val="0"/>
-          <w:sz w:val="20"/>
           <w:lang w:eastAsia="zh-CN"/>
         </w:rPr>
       </w:pPr>
@@ -1957,160 +2069,23 @@
     <w:p>
       <w:pPr>
         <w:tabs>
-          <w:tab w:pos="11442" w:val="left"/>
+          <w:tab w:val="left" w:pos="11442"/>
         </w:tabs>
         <w:suppressAutoHyphens/>
         <w:spacing w:line="240" w:lineRule="auto"/>
         <w:ind w:left="8759"/>
         <w:jc w:val="left"/>
         <w:rPr>
-          <w:rFonts w:ascii="Bahnschrift SemiBold" w:hAnsi="Bahnschrift SemiBold"/>
-          <w:kern w:val="0"/>
-          <w:sz w:val="24"/>
-          <w:lang w:eastAsia="zh-CN"/>
-        </w:rPr>
-      </w:pPr>
-      <w:r>
-        <w:rPr>
-          <w:rFonts w:ascii="Calibri" w:hAnsi="Calibri" w:cs="Tahoma"/>
-          <w:kern w:val="0"/>
-          <w:sz w:val="20"/>
-          <w:u w:val="none"/>
-          <w:lang w:eastAsia="zh-CN"/>
-        </w:rPr>
-        <w:t xml:space="preserve">Sporządził:        </w:t>
-      </w:r>
-      <w:r>
-        <w:rPr>
-          <w:rFonts w:ascii="Calibri" w:hAnsi="Calibri" w:cs="Tahoma"/>
-          <w:kern w:val="0"/>
-          <w:sz w:val="20"/>
-          <w:u w:val="none"/>
-          <w:lang w:eastAsia="zh-CN"/>
-        </w:rPr>
-        <w:tab/>
-      </w:r>
-      <w:r>
-        <w:rPr>
-          <w:rFonts w:ascii="Calibri" w:hAnsi="Calibri" w:cs="Tahoma"/>
-          <w:b/>
-          <w:kern w:val="0"/>
-          <w:sz w:val="20"/>
-          <w:szCs w:val="16"/>
-          <w:u w:val="none"/>
-          <w:lang w:eastAsia="zh-CN"/>
-        </w:rPr>
-        <w:t>Jakub Stania</w:t>
-      </w:r>
-      <w:r>
-        <w:rPr>
-          <w:rFonts w:ascii="Calibri" w:hAnsi="Calibri" w:cs="Tahoma"/>
-          <w:kern w:val="0"/>
-          <w:sz w:val="20"/>
-          <w:u w:val="none"/>
-          <w:lang w:eastAsia="zh-CN"/>
-        </w:rPr>
-        <w:t xml:space="preserve">              </w:t>
-      </w:r>
+          <w:rFonts w:cs="Tahoma"/>
+          <w:kern w:val="0"/>
+          <w:lang w:eastAsia="zh-CN"/>
+        </w:rPr>
+      </w:pPr>
     </w:p>
     <w:p>
       <w:pPr>
-        <w:suppressAutoHyphens/>
-        <w:spacing w:line="240" w:lineRule="auto"/>
-        <w:jc w:val="left"/>
-        <w:rPr>
-          <w:rFonts w:ascii="Bahnschrift SemiBold" w:hAnsi="Bahnschrift SemiBold"/>
-          <w:kern w:val="0"/>
-          <w:sz w:val="24"/>
-          <w:lang w:eastAsia="zh-CN"/>
-        </w:rPr>
-      </w:pPr>
-      <w:r>
-        <w:rPr>
-          <w:rFonts w:ascii="Calibri" w:eastAsia="Tahoma" w:hAnsi="Calibri" w:cs="Tahoma"/>
-          <w:kern w:val="0"/>
-          <w:sz w:val="12"/>
-          <w:lang w:eastAsia="zh-CN"/>
-        </w:rPr>
-        <w:t xml:space="preserve">                                </w:t>
-      </w:r>
-      <w:r>
-        <w:rPr>
-          <w:rFonts w:ascii="Calibri" w:eastAsia="Tahoma" w:hAnsi="Calibri" w:cs="Tahoma"/>
-          <w:kern w:val="0"/>
-          <w:sz w:val="12"/>
-          <w:lang w:eastAsia="zh-CN"/>
-        </w:rPr>
-        <w:tab/>
-      </w:r>
-      <w:r>
-        <w:rPr>
-          <w:rFonts w:ascii="Calibri" w:eastAsia="Tahoma" w:hAnsi="Calibri" w:cs="Tahoma"/>
-          <w:kern w:val="0"/>
-          <w:sz w:val="12"/>
-          <w:lang w:eastAsia="zh-CN"/>
-        </w:rPr>
-        <w:tab/>
-      </w:r>
-      <w:r>
-        <w:rPr>
-          <w:rFonts w:ascii="Calibri" w:eastAsia="Tahoma" w:hAnsi="Calibri" w:cs="Tahoma"/>
-          <w:kern w:val="0"/>
-          <w:sz w:val="12"/>
-          <w:lang w:eastAsia="zh-CN"/>
-        </w:rPr>
-        <w:tab/>
-      </w:r>
-      <w:r>
-        <w:rPr>
-          <w:rFonts w:ascii="Calibri" w:eastAsia="Tahoma" w:hAnsi="Calibri" w:cs="Tahoma"/>
-          <w:kern w:val="0"/>
-          <w:sz w:val="12"/>
-          <w:lang w:eastAsia="zh-CN"/>
-        </w:rPr>
-        <w:tab/>
-      </w:r>
-      <w:r>
-        <w:rPr>
-          <w:rFonts w:ascii="Calibri" w:eastAsia="Tahoma" w:hAnsi="Calibri" w:cs="Tahoma"/>
-          <w:kern w:val="0"/>
-          <w:sz w:val="12"/>
-          <w:lang w:eastAsia="zh-CN"/>
-        </w:rPr>
-        <w:tab/>
-      </w:r>
-      <w:r>
-        <w:rPr>
-          <w:rFonts w:ascii="Calibri" w:eastAsia="Tahoma" w:hAnsi="Calibri" w:cs="Tahoma"/>
-          <w:kern w:val="0"/>
-          <w:sz w:val="12"/>
-          <w:lang w:eastAsia="zh-CN"/>
-        </w:rPr>
-        <w:tab/>
-      </w:r>
-      <w:r>
-        <w:rPr>
-          <w:rFonts w:ascii="Calibri" w:eastAsia="Tahoma" w:hAnsi="Calibri" w:cs="Tahoma"/>
-          <w:kern w:val="0"/>
-          <w:sz w:val="12"/>
-          <w:lang w:eastAsia="zh-CN"/>
-        </w:rPr>
-        <w:tab/>
-      </w:r>
-      <w:r>
-        <w:rPr>
-          <w:rFonts w:ascii="Calibri" w:hAnsi="Calibri" w:cs="Tahoma"/>
-          <w:kern w:val="0"/>
-          <w:sz w:val="12"/>
-          <w:lang w:eastAsia="zh-CN"/>
-        </w:rPr>
-        <w:t xml:space="preserve"> </w:t>
-      </w:r>
-    </w:p>
-    <w:p>
-      <w:pPr>
         <w:tabs>
-          <w:tab w:pos="11442" w:val="left"/>
+          <w:tab w:val="left" w:pos="11442"/>
         </w:tabs>
         <w:suppressAutoHyphens/>
         <w:spacing w:line="240" w:lineRule="auto"/>
@@ -2125,47 +2100,27 @@
       </w:pPr>
       <w:r>
         <w:rPr>
-          <w:rFonts w:ascii="Calibri" w:hAnsi="Calibri" w:cs="Tahoma"/>
+          <w:rFonts w:cs="Tahoma" w:ascii="Calibri" w:hAnsi="Calibri"/>
           <w:kern w:val="0"/>
           <w:sz w:val="20"/>
           <w:u w:val="none"/>
           <w:lang w:eastAsia="zh-CN"/>
         </w:rPr>
-        <w:t>Kierownik</w:t>
-      </w:r>
-      <w:r>
-        <w:rPr>
-          <w:rFonts w:ascii="Calibri" w:hAnsi="Calibri" w:cs="Tahoma"/>
+        <w:t xml:space="preserve">Sporządził:        </w:t>
+      </w:r>
+      <w:r>
+        <w:rPr>
+          <w:rFonts w:cs="Tahoma" w:ascii="Calibri" w:hAnsi="Calibri"/>
           <w:kern w:val="0"/>
           <w:sz w:val="20"/>
           <w:u w:val="none"/>
           <w:lang w:eastAsia="zh-CN"/>
         </w:rPr>
-        <w:t xml:space="preserve"> prac geodezyjnych</w:t>
-      </w:r>
-      <w:r>
-        <w:rPr>
-          <w:rFonts w:ascii="Calibri" w:hAnsi="Calibri" w:cs="Tahoma"/>
-          <w:kern w:val="0"/>
-          <w:sz w:val="20"/>
-          <w:u w:val="none"/>
-          <w:lang w:eastAsia="zh-CN"/>
-        </w:rPr>
-        <w:t>:</w:t>
-      </w:r>
-      <w:r>
-        <w:rPr>
-          <w:rFonts w:ascii="Calibri" w:hAnsi="Calibri" w:cs="Tahoma"/>
-          <w:kern w:val="0"/>
-          <w:sz w:val="20"/>
-          <w:u w:val="none"/>
-          <w:lang w:eastAsia="zh-CN"/>
-        </w:rPr>
         <w:tab/>
       </w:r>
       <w:r>
         <w:rPr>
-          <w:rFonts w:ascii="Calibri" w:hAnsi="Calibri" w:cs="Tahoma"/>
+          <w:rFonts w:cs="Tahoma" w:ascii="Calibri" w:hAnsi="Calibri"/>
           <w:b/>
           <w:kern w:val="0"/>
           <w:sz w:val="20"/>
@@ -2173,7 +2128,17 @@
           <w:u w:val="none"/>
           <w:lang w:eastAsia="zh-CN"/>
         </w:rPr>
-        <w:t>Jakub Stania, 23266 (1,2,3,4)</w:t>
+        <w:t>Jakub Stania</w:t>
+      </w:r>
+      <w:r>
+        <w:rPr>
+          <w:rFonts w:cs="Tahoma" w:ascii="Calibri" w:hAnsi="Calibri"/>
+          <w:kern w:val="0"/>
+          <w:sz w:val="20"/>
+          <w:u w:val="none"/>
+          <w:lang w:eastAsia="zh-CN"/>
+        </w:rPr>
+        <w:t xml:space="preserve">              </w:t>
       </w:r>
     </w:p>
     <w:p>
@@ -2182,24 +2147,24 @@
         <w:spacing w:line="240" w:lineRule="auto"/>
         <w:jc w:val="left"/>
         <w:rPr>
-          <w:rFonts w:ascii="Bahnschrift SemiBold" w:hAnsi="Bahnschrift SemiBold" w:cs="Tahoma"/>
-          <w:kern w:val="0"/>
-          <w:sz w:val="16"/>
-          <w:lang w:eastAsia="zh-CN"/>
-        </w:rPr>
-      </w:pPr>
-      <w:r>
-        <w:rPr>
-          <w:rFonts w:ascii="Calibri" w:eastAsia="Tahoma" w:hAnsi="Calibri" w:cs="Tahoma"/>
+          <w:rFonts w:ascii="Bahnschrift SemiBold" w:hAnsi="Bahnschrift SemiBold"/>
+          <w:kern w:val="0"/>
+          <w:sz w:val="24"/>
+          <w:lang w:eastAsia="zh-CN"/>
+        </w:rPr>
+      </w:pPr>
+      <w:r>
+        <w:rPr>
+          <w:rFonts w:eastAsia="Tahoma" w:cs="Tahoma" w:ascii="Calibri" w:hAnsi="Calibri"/>
           <w:kern w:val="0"/>
           <w:sz w:val="12"/>
           <w:lang w:eastAsia="zh-CN"/>
         </w:rPr>
-        <w:t xml:space="preserve">                    </w:t>
-      </w:r>
-      <w:r>
-        <w:rPr>
-          <w:rFonts w:ascii="Calibri" w:eastAsia="Tahoma" w:hAnsi="Calibri" w:cs="Tahoma"/>
+        <w:t xml:space="preserve">                                </w:t>
+      </w:r>
+      <w:r>
+        <w:rPr>
+          <w:rFonts w:eastAsia="Tahoma" w:cs="Tahoma" w:ascii="Calibri" w:hAnsi="Calibri"/>
           <w:kern w:val="0"/>
           <w:sz w:val="12"/>
           <w:lang w:eastAsia="zh-CN"/>
@@ -2208,18 +2173,72 @@
       </w:r>
       <w:r>
         <w:rPr>
-          <w:rFonts w:ascii="Calibri" w:eastAsia="Tahoma" w:hAnsi="Calibri" w:cs="Tahoma"/>
+          <w:rFonts w:eastAsia="Tahoma" w:cs="Tahoma" w:ascii="Calibri" w:hAnsi="Calibri"/>
           <w:kern w:val="0"/>
           <w:sz w:val="12"/>
           <w:lang w:eastAsia="zh-CN"/>
         </w:rPr>
         <w:tab/>
+      </w:r>
+      <w:r>
+        <w:rPr>
+          <w:rFonts w:eastAsia="Tahoma" w:cs="Tahoma" w:ascii="Calibri" w:hAnsi="Calibri"/>
+          <w:kern w:val="0"/>
+          <w:sz w:val="12"/>
+          <w:lang w:eastAsia="zh-CN"/>
+        </w:rPr>
+        <w:tab/>
+      </w:r>
+      <w:r>
+        <w:rPr>
+          <w:rFonts w:eastAsia="Tahoma" w:cs="Tahoma" w:ascii="Calibri" w:hAnsi="Calibri"/>
+          <w:kern w:val="0"/>
+          <w:sz w:val="12"/>
+          <w:lang w:eastAsia="zh-CN"/>
+        </w:rPr>
+        <w:tab/>
+      </w:r>
+      <w:r>
+        <w:rPr>
+          <w:rFonts w:eastAsia="Tahoma" w:cs="Tahoma" w:ascii="Calibri" w:hAnsi="Calibri"/>
+          <w:kern w:val="0"/>
+          <w:sz w:val="12"/>
+          <w:lang w:eastAsia="zh-CN"/>
+        </w:rPr>
+        <w:tab/>
+      </w:r>
+      <w:r>
+        <w:rPr>
+          <w:rFonts w:eastAsia="Tahoma" w:cs="Tahoma" w:ascii="Calibri" w:hAnsi="Calibri"/>
+          <w:kern w:val="0"/>
+          <w:sz w:val="12"/>
+          <w:lang w:eastAsia="zh-CN"/>
+        </w:rPr>
+        <w:tab/>
+      </w:r>
+      <w:r>
+        <w:rPr>
+          <w:rFonts w:eastAsia="Tahoma" w:cs="Tahoma" w:ascii="Calibri" w:hAnsi="Calibri"/>
+          <w:kern w:val="0"/>
+          <w:sz w:val="12"/>
+          <w:lang w:eastAsia="zh-CN"/>
+        </w:rPr>
+        <w:tab/>
+      </w:r>
+      <w:r>
+        <w:rPr>
+          <w:rFonts w:cs="Tahoma" w:ascii="Calibri" w:hAnsi="Calibri"/>
+          <w:kern w:val="0"/>
+          <w:sz w:val="12"/>
+          <w:lang w:eastAsia="zh-CN"/>
+        </w:rPr>
+        <w:t xml:space="preserve"> </w:t>
       </w:r>
     </w:p>
     <w:p>
       <w:pPr>
         <w:tabs>
-          <w:tab w:pos="11442" w:val="left"/>
+          <w:tab w:val="left" w:pos="11442"/>
         </w:tabs>
         <w:suppressAutoHyphens/>
         <w:spacing w:line="240" w:lineRule="auto"/>
@@ -2234,27 +2253,136 @@
       </w:pPr>
       <w:r>
         <w:rPr>
-          <w:rFonts w:ascii="Calibri" w:hAnsi="Calibri" w:cs="Tahoma"/>
+          <w:rFonts w:cs="Tahoma" w:ascii="Calibri" w:hAnsi="Calibri"/>
           <w:kern w:val="0"/>
           <w:sz w:val="20"/>
           <w:u w:val="none"/>
           <w:lang w:eastAsia="zh-CN"/>
         </w:rPr>
-        <w:t xml:space="preserve">Data sporządzenia: </w:t>
-      </w:r>
-      <w:r>
-        <w:rPr>
-          <w:rFonts w:ascii="Calibri" w:hAnsi="Calibri" w:cs="Tahoma"/>
+        <w:t>Kierownik</w:t>
+      </w:r>
+      <w:r>
+        <w:rPr>
+          <w:rFonts w:cs="Tahoma" w:ascii="Calibri" w:hAnsi="Calibri"/>
           <w:kern w:val="0"/>
           <w:sz w:val="20"/>
           <w:u w:val="none"/>
           <w:lang w:eastAsia="zh-CN"/>
         </w:rPr>
+        <w:t xml:space="preserve"> prac geodezyjnych</w:t>
+      </w:r>
+      <w:r>
+        <w:rPr>
+          <w:rFonts w:cs="Tahoma" w:ascii="Calibri" w:hAnsi="Calibri"/>
+          <w:kern w:val="0"/>
+          <w:sz w:val="20"/>
+          <w:u w:val="none"/>
+          <w:lang w:eastAsia="zh-CN"/>
+        </w:rPr>
+        <w:t>:</w:t>
+      </w:r>
+      <w:r>
+        <w:rPr>
+          <w:rFonts w:cs="Tahoma" w:ascii="Calibri" w:hAnsi="Calibri"/>
+          <w:kern w:val="0"/>
+          <w:sz w:val="20"/>
+          <w:u w:val="none"/>
+          <w:lang w:eastAsia="zh-CN"/>
+        </w:rPr>
         <w:tab/>
       </w:r>
       <w:r>
         <w:rPr>
-          <w:rFonts w:ascii="Calibri" w:hAnsi="Calibri" w:cs="Tahoma"/>
+          <w:rFonts w:cs="Tahoma" w:ascii="Calibri" w:hAnsi="Calibri"/>
+          <w:b/>
+          <w:kern w:val="0"/>
+          <w:sz w:val="20"/>
+          <w:szCs w:val="16"/>
+          <w:u w:val="none"/>
+          <w:lang w:eastAsia="zh-CN"/>
+        </w:rPr>
+        <w:t>Jakub Stania, 23266 (1,2,3,4)</w:t>
+      </w:r>
+    </w:p>
+    <w:p>
+      <w:pPr>
+        <w:suppressAutoHyphens/>
+        <w:spacing w:line="240" w:lineRule="auto"/>
+        <w:jc w:val="left"/>
+        <w:rPr>
+          <w:rFonts w:ascii="Bahnschrift SemiBold" w:hAnsi="Bahnschrift SemiBold" w:cs="Tahoma"/>
+          <w:kern w:val="0"/>
+          <w:sz w:val="16"/>
+          <w:lang w:eastAsia="zh-CN"/>
+        </w:rPr>
+      </w:pPr>
+      <w:r>
+        <w:rPr>
+          <w:rFonts w:eastAsia="Tahoma" w:cs="Tahoma" w:ascii="Calibri" w:hAnsi="Calibri"/>
+          <w:kern w:val="0"/>
+          <w:sz w:val="12"/>
+          <w:lang w:eastAsia="zh-CN"/>
+        </w:rPr>
+        <w:t xml:space="preserve">                    </w:t>
+      </w:r>
+      <w:r>
+        <w:rPr>
+          <w:rFonts w:eastAsia="Tahoma" w:cs="Tahoma" w:ascii="Calibri" w:hAnsi="Calibri"/>
+          <w:kern w:val="0"/>
+          <w:sz w:val="12"/>
+          <w:lang w:eastAsia="zh-CN"/>
+        </w:rPr>
+        <w:tab/>
+      </w:r>
+      <w:r>
+        <w:rPr>
+          <w:rFonts w:eastAsia="Tahoma" w:cs="Tahoma" w:ascii="Calibri" w:hAnsi="Calibri"/>
+          <w:kern w:val="0"/>
+          <w:sz w:val="12"/>
+          <w:lang w:eastAsia="zh-CN"/>
+        </w:rPr>
+        <w:tab/>
+      </w:r>
+    </w:p>
+    <w:p>
+      <w:pPr>
+        <w:tabs>
+          <w:tab w:val="left" w:pos="11442"/>
+        </w:tabs>
+        <w:suppressAutoHyphens/>
+        <w:spacing w:line="240" w:lineRule="auto"/>
+        <w:ind w:left="8759"/>
+        <w:jc w:val="left"/>
+        <w:rPr>
+          <w:rFonts w:ascii="Bahnschrift SemiBold" w:hAnsi="Bahnschrift SemiBold"/>
+          <w:kern w:val="0"/>
+          <w:sz w:val="24"/>
+          <w:lang w:eastAsia="zh-CN"/>
+        </w:rPr>
+      </w:pPr>
+      <w:r>
+        <w:rPr>
+          <w:rFonts w:cs="Tahoma" w:ascii="Calibri" w:hAnsi="Calibri"/>
+          <w:kern w:val="0"/>
+          <w:sz w:val="20"/>
+          <w:u w:val="none"/>
+          <w:lang w:eastAsia="zh-CN"/>
+        </w:rPr>
+        <w:t xml:space="preserve">Data sporządzenia: </w:t>
+      </w:r>
+      <w:r>
+        <w:rPr>
+          <w:rFonts w:cs="Tahoma" w:ascii="Calibri" w:hAnsi="Calibri"/>
+          <w:kern w:val="0"/>
+          <w:sz w:val="20"/>
+          <w:u w:val="none"/>
+          <w:lang w:eastAsia="zh-CN"/>
+        </w:rPr>
+        <w:tab/>
+      </w:r>
+      <w:r>
+        <w:rPr>
+          <w:rFonts w:cs="Tahoma" w:ascii="Calibri" w:hAnsi="Calibri"/>
           <w:b/>
           <w:bCs/>
           <w:kern w:val="0"/>
@@ -2262,11 +2390,37 @@
           <w:u w:val="none"/>
           <w:lang w:eastAsia="zh-CN"/>
         </w:rPr>
-        <w:t>{{ data_zakonczenia }}</w:t>
-      </w:r>
-      <w:r>
-        <w:rPr>
-          <w:rFonts w:ascii="Calibri" w:hAnsi="Calibri" w:cs="Tahoma"/>
+        <w:t xml:space="preserve">{{ </w:t>
+      </w:r>
+      <w:proofErr w:type="spellStart"/>
+      <w:r>
+        <w:rPr>
+          <w:rFonts w:cs="Tahoma" w:ascii="Calibri" w:hAnsi="Calibri"/>
+          <w:b/>
+          <w:bCs/>
+          <w:kern w:val="0"/>
+          <w:sz w:val="20"/>
+          <w:u w:val="none"/>
+          <w:lang w:eastAsia="zh-CN"/>
+        </w:rPr>
+        <w:t>data_zakonczenia</w:t>
+      </w:r>
+      <w:proofErr w:type="spellEnd"/>
+      <w:r>
+        <w:rPr>
+          <w:rFonts w:cs="Tahoma" w:ascii="Calibri" w:hAnsi="Calibri"/>
+          <w:b/>
+          <w:bCs/>
+          <w:kern w:val="0"/>
+          <w:sz w:val="20"/>
+          <w:u w:val="none"/>
+          <w:lang w:eastAsia="zh-CN"/>
+        </w:rPr>
+        <w:t xml:space="preserve"> }}</w:t>
+      </w:r>
+      <w:r>
+        <w:rPr>
+          <w:rFonts w:cs="Tahoma" w:ascii="Calibri" w:hAnsi="Calibri"/>
           <w:kern w:val="0"/>
           <w:sz w:val="20"/>
           <w:u w:val="none"/>
@@ -2809,7 +2963,7 @@
       </w:pPr>
     </w:lvl>
   </w:abstractNum>
-  <w:abstractNum w:abstractNumId="2" w15:restartNumberingAfterBreak="0">
+  <w:abstractNum w:abstractNumId="1" w15:restartNumberingAfterBreak="0">
     <w:nsid w:val="15E35979"/>
     <w:multiLevelType w:val="hybridMultilevel"/>
     <w:tmpl w:val="E462464A"/>
@@ -2925,7 +3079,7 @@
       </w:pPr>
     </w:lvl>
   </w:abstractNum>
-  <w:abstractNum w:abstractNumId="3" w15:restartNumberingAfterBreak="0">
+  <w:abstractNum w:abstractNumId="2" w15:restartNumberingAfterBreak="0">
     <w:nsid w:val="20D53B4A"/>
     <w:multiLevelType w:val="hybridMultilevel"/>
     <w:tmpl w:val="90E87BD8"/>
@@ -3011,7 +3165,7 @@
       </w:pPr>
     </w:lvl>
   </w:abstractNum>
-  <w:abstractNum w:abstractNumId="4" w15:restartNumberingAfterBreak="0">
+  <w:abstractNum w:abstractNumId="3" w15:restartNumberingAfterBreak="0">
     <w:nsid w:val="455516B2"/>
     <w:multiLevelType w:val="hybridMultilevel"/>
     <w:tmpl w:val="FFE6E9AE"/>
@@ -3124,7 +3278,7 @@
       </w:rPr>
     </w:lvl>
   </w:abstractNum>
-  <w:abstractNum w:abstractNumId="5" w15:restartNumberingAfterBreak="0">
+  <w:abstractNum w:abstractNumId="4" w15:restartNumberingAfterBreak="0">
     <w:nsid w:val="59B00A03"/>
     <w:multiLevelType w:val="hybridMultilevel"/>
     <w:tmpl w:val="D9C4D5E4"/>
@@ -3213,7 +3367,7 @@
       </w:pPr>
     </w:lvl>
   </w:abstractNum>
-  <w:abstractNum w:abstractNumId="6" w15:restartNumberingAfterBreak="0">
+  <w:abstractNum w:abstractNumId="5" w15:restartNumberingAfterBreak="0">
     <w:nsid w:val="61787E06"/>
     <w:multiLevelType w:val="hybridMultilevel"/>
     <w:tmpl w:val="6FA476A0"/>
@@ -3302,7 +3456,7 @@
       </w:pPr>
     </w:lvl>
   </w:abstractNum>
-  <w:abstractNum w:abstractNumId="7" w15:restartNumberingAfterBreak="0">
+  <w:abstractNum w:abstractNumId="6" w15:restartNumberingAfterBreak="0">
     <w:nsid w:val="63FC79B5"/>
     <w:multiLevelType w:val="hybridMultilevel"/>
     <w:tmpl w:val="A83A3D90"/>
@@ -3393,7 +3547,7 @@
       </w:pPr>
     </w:lvl>
   </w:abstractNum>
-  <w:abstractNum w:abstractNumId="8" w15:restartNumberingAfterBreak="0">
+  <w:abstractNum w:abstractNumId="7" w15:restartNumberingAfterBreak="0">
     <w:nsid w:val="69A36EC3"/>
     <w:multiLevelType w:val="hybridMultilevel"/>
     <w:tmpl w:val="93F0E0BC"/>
@@ -3506,7 +3660,7 @@
       </w:pPr>
     </w:lvl>
   </w:abstractNum>
-  <w:abstractNum w:abstractNumId="9" w15:restartNumberingAfterBreak="0">
+  <w:abstractNum w:abstractNumId="8" w15:restartNumberingAfterBreak="0">
     <w:nsid w:val="7B750246"/>
     <w:multiLevelType w:val="multilevel"/>
     <w:tmpl w:val="338E3DB0"/>
@@ -3652,7 +3806,7 @@
       </w:rPr>
     </w:lvl>
   </w:abstractNum>
-  <w:abstractNum w:abstractNumId="10" w15:restartNumberingAfterBreak="0">
+  <w:abstractNum w:abstractNumId="9" w15:restartNumberingAfterBreak="0">
     <w:nsid w:val="7CAB0CD8"/>
     <w:multiLevelType w:val="hybridMultilevel"/>
     <w:tmpl w:val="C888C3A4"/>
@@ -3811,10 +3965,10 @@
     <w:abstractNumId w:val="0"/>
   </w:num>
   <w:num w:numId="25" w16cid:durableId="1190682553">
-    <w:abstractNumId w:val="9"/>
+    <w:abstractNumId w:val="8"/>
   </w:num>
-  <w:num w:numId="29" w16cid:durableId="1736077690">
-    <w:abstractNumId w:val="8"/>
+  <w:num w:numId="26" w16cid:durableId="1736077690">
+    <w:abstractNumId w:val="7"/>
     <w:lvlOverride w:ilvl="0">
       <w:startOverride w:val="1"/>
     </w:lvlOverride>
@@ -3843,8 +3997,8 @@
       <w:startOverride w:val="1"/>
     </w:lvlOverride>
   </w:num>
-  <w:num w:numId="30" w16cid:durableId="495657274">
-    <w:abstractNumId w:val="4"/>
+  <w:num w:numId="27" w16cid:durableId="495657274">
+    <w:abstractNumId w:val="3"/>
     <w:lvlOverride w:ilvl="0">
       <w:startOverride w:val="1"/>
     </w:lvlOverride>
@@ -3873,23 +4027,23 @@
       <w:startOverride w:val="1"/>
     </w:lvlOverride>
   </w:num>
-  <w:num w:numId="31" w16cid:durableId="1869247004">
+  <w:num w:numId="28" w16cid:durableId="1869247004">
+    <w:abstractNumId w:val="1"/>
+  </w:num>
+  <w:num w:numId="29" w16cid:durableId="1760635128">
+    <w:abstractNumId w:val="6"/>
+  </w:num>
+  <w:num w:numId="30" w16cid:durableId="1988318901">
+    <w:abstractNumId w:val="4"/>
+  </w:num>
+  <w:num w:numId="31" w16cid:durableId="841352786">
+    <w:abstractNumId w:val="5"/>
+  </w:num>
+  <w:num w:numId="32" w16cid:durableId="834613978">
     <w:abstractNumId w:val="2"/>
   </w:num>
-  <w:num w:numId="32" w16cid:durableId="1760635128">
-    <w:abstractNumId w:val="7"/>
-  </w:num>
-  <w:num w:numId="33" w16cid:durableId="1988318901">
-    <w:abstractNumId w:val="5"/>
-  </w:num>
-  <w:num w:numId="34" w16cid:durableId="841352786">
-    <w:abstractNumId w:val="6"/>
-  </w:num>
-  <w:num w:numId="35" w16cid:durableId="834613978">
-    <w:abstractNumId w:val="3"/>
-  </w:num>
-  <w:num w:numId="36" w16cid:durableId="272826946">
-    <w:abstractNumId w:val="10"/>
+  <w:num w:numId="33" w16cid:durableId="272826946">
+    <w:abstractNumId w:val="9"/>
   </w:num>
 </w:numbering>
 </file>
@@ -3923,6 +4077,50 @@
     <w:lsdException w:name="Subtitle" w:qFormat="1"/>
     <w:lsdException w:name="Strong" w:qFormat="1"/>
     <w:lsdException w:name="Emphasis" w:qFormat="1"/>
+    <w:lsdException w:name="Normal Table" w:semiHidden="1" w:unhideWhenUsed="1"/>
+    <w:lsdException w:name="Table Simple 1" w:semiHidden="1" w:unhideWhenUsed="1"/>
+    <w:lsdException w:name="Table Simple 2" w:semiHidden="1" w:unhideWhenUsed="1"/>
+    <w:lsdException w:name="Table Simple 3" w:semiHidden="1" w:unhideWhenUsed="1"/>
+    <w:lsdException w:name="Table Classic 1" w:semiHidden="1" w:unhideWhenUsed="1"/>
+    <w:lsdException w:name="Table Classic 2" w:semiHidden="1" w:unhideWhenUsed="1"/>
+    <w:lsdException w:name="Table Classic 3" w:semiHidden="1" w:unhideWhenUsed="1"/>
+    <w:lsdException w:name="Table Classic 4" w:semiHidden="1" w:unhideWhenUsed="1"/>
+    <w:lsdException w:name="Table Colorful 1" w:semiHidden="1" w:unhideWhenUsed="1"/>
+    <w:lsdException w:name="Table Colorful 2" w:semiHidden="1" w:unhideWhenUsed="1"/>
+    <w:lsdException w:name="Table Colorful 3" w:semiHidden="1" w:unhideWhenUsed="1"/>
+    <w:lsdException w:name="Table Columns 1" w:semiHidden="1" w:unhideWhenUsed="1"/>
+    <w:lsdException w:name="Table Columns 2" w:semiHidden="1" w:unhideWhenUsed="1"/>
+    <w:lsdException w:name="Table Columns 3" w:semiHidden="1" w:unhideWhenUsed="1"/>
+    <w:lsdException w:name="Table Columns 4" w:semiHidden="1" w:unhideWhenUsed="1"/>
+    <w:lsdException w:name="Table Columns 5" w:semiHidden="1" w:unhideWhenUsed="1"/>
+    <w:lsdException w:name="Table Grid 1" w:semiHidden="1" w:unhideWhenUsed="1"/>
+    <w:lsdException w:name="Table Grid 2" w:semiHidden="1" w:unhideWhenUsed="1"/>
+    <w:lsdException w:name="Table Grid 3" w:semiHidden="1" w:unhideWhenUsed="1"/>
+    <w:lsdException w:name="Table Grid 4" w:semiHidden="1" w:unhideWhenUsed="1"/>
+    <w:lsdException w:name="Table Grid 5" w:semiHidden="1" w:unhideWhenUsed="1"/>
+    <w:lsdException w:name="Table Grid 6" w:semiHidden="1" w:unhideWhenUsed="1"/>
+    <w:lsdException w:name="Table Grid 7" w:semiHidden="1" w:unhideWhenUsed="1"/>
+    <w:lsdException w:name="Table Grid 8" w:semiHidden="1" w:unhideWhenUsed="1"/>
+    <w:lsdException w:name="Table List 1" w:semiHidden="1" w:unhideWhenUsed="1"/>
+    <w:lsdException w:name="Table List 2" w:semiHidden="1" w:unhideWhenUsed="1"/>
+    <w:lsdException w:name="Table List 3" w:semiHidden="1" w:unhideWhenUsed="1"/>
+    <w:lsdException w:name="Table List 4" w:semiHidden="1" w:unhideWhenUsed="1"/>
+    <w:lsdException w:name="Table List 5" w:semiHidden="1" w:unhideWhenUsed="1"/>
+    <w:lsdException w:name="Table List 6" w:semiHidden="1" w:unhideWhenUsed="1"/>
+    <w:lsdException w:name="Table List 7" w:semiHidden="1" w:unhideWhenUsed="1"/>
+    <w:lsdException w:name="Table List 8" w:semiHidden="1" w:unhideWhenUsed="1"/>
+    <w:lsdException w:name="Table 3D effects 1" w:semiHidden="1" w:unhideWhenUsed="1"/>
+    <w:lsdException w:name="Table 3D effects 2" w:semiHidden="1" w:unhideWhenUsed="1"/>
+    <w:lsdException w:name="Table 3D effects 3" w:semiHidden="1" w:unhideWhenUsed="1"/>
+    <w:lsdException w:name="Table Contemporary" w:semiHidden="1" w:unhideWhenUsed="1"/>
+    <w:lsdException w:name="Table Elegant" w:semiHidden="1" w:unhideWhenUsed="1"/>
+    <w:lsdException w:name="Table Professional" w:semiHidden="1" w:unhideWhenUsed="1"/>
+    <w:lsdException w:name="Table Subtle 1" w:semiHidden="1" w:unhideWhenUsed="1"/>
+    <w:lsdException w:name="Table Subtle 2" w:semiHidden="1" w:unhideWhenUsed="1"/>
+    <w:lsdException w:name="Table Web 1" w:semiHidden="1" w:unhideWhenUsed="1"/>
+    <w:lsdException w:name="Table Web 2" w:semiHidden="1" w:unhideWhenUsed="1"/>
+    <w:lsdException w:name="Table Web 3" w:semiHidden="1" w:unhideWhenUsed="1"/>
+    <w:lsdException w:name="Table Theme" w:semiHidden="1" w:unhideWhenUsed="1"/>
     <w:lsdException w:name="Placeholder Text" w:semiHidden="1" w:uiPriority="99"/>
     <w:lsdException w:name="No Spacing" w:uiPriority="1" w:qFormat="1"/>
     <w:lsdException w:name="Light Shading" w:uiPriority="60"/>
@@ -4319,11 +4517,15 @@
   </w:style>
   <w:style w:type="character" w:default="1" w:styleId="Domylnaczcionkaakapitu">
     <w:name w:val="Default Paragraph Font"/>
+    <w:uiPriority w:val="1"/>
     <w:semiHidden/>
+    <w:unhideWhenUsed/>
   </w:style>
   <w:style w:type="table" w:default="1" w:styleId="Standardowy">
     <w:name w:val="Normal Table"/>
+    <w:uiPriority w:val="99"/>
     <w:semiHidden/>
+    <w:unhideWhenUsed/>
     <w:tblPr>
       <w:tblInd w:w="0" w:type="dxa"/>
       <w:tblCellMar>
@@ -4336,7 +4538,9 @@
   </w:style>
   <w:style w:type="numbering" w:default="1" w:styleId="Bezlisty">
     <w:name w:val="No List"/>
+    <w:uiPriority w:val="99"/>
     <w:semiHidden/>
+    <w:unhideWhenUsed/>
   </w:style>
   <w:style w:type="paragraph" w:styleId="Spistreci1">
     <w:name w:val="toc 1"/>
@@ -4393,7 +4597,6 @@
     </w:pPr>
     <w:rPr>
       <w:noProof/>
-      <w:sz w:val="20"/>
     </w:rPr>
   </w:style>
   <w:style w:type="paragraph" w:styleId="Spistreci4">
@@ -4510,9 +4713,6 @@
       </w:tabs>
       <w:spacing w:before="120"/>
     </w:pPr>
-    <w:rPr>
-      <w:sz w:val="20"/>
-    </w:rPr>
   </w:style>
   <w:style w:type="character" w:styleId="Numerstrony">
     <w:name w:val="page number"/>
@@ -4570,8 +4770,6 @@
     <w:rPr>
       <w:rFonts w:ascii="Arial" w:hAnsi="Arial"/>
       <w:kern w:val="0"/>
-      <w:sz w:val="20"/>
-      <w:lang w:eastAsia="pl-PL"/>
     </w:rPr>
   </w:style>
   <w:style w:type="character" w:styleId="Hipercze">
@@ -4594,8 +4792,6 @@
     <w:rPr>
       <w:rFonts w:ascii="Arial" w:hAnsi="Arial"/>
       <w:kern w:val="0"/>
-      <w:sz w:val="20"/>
-      <w:lang w:eastAsia="pl-PL"/>
     </w:rPr>
   </w:style>
   <w:style w:type="paragraph" w:customStyle="1" w:styleId="WW-Tekstpodstawowy3">
@@ -4610,7 +4806,6 @@
       <w:rFonts w:ascii="Times New Roman" w:hAnsi="Times New Roman"/>
       <w:kern w:val="0"/>
       <w:sz w:val="24"/>
-      <w:lang w:eastAsia="pl-PL"/>
     </w:rPr>
   </w:style>
   <w:style w:type="table" w:customStyle="1" w:styleId="Tabela">
@@ -4672,16 +4867,16 @@
       <w:sz w:val="32"/>
     </w:rPr>
   </w:style>
-  <w:style w:type="paragraph" w:customStyle="1" w:styleId="NormalTable">
-    <w:name w:val="Normal Table"/>
+  <w:style w:type="paragraph" w:customStyle="1" w:styleId="Standardowy1">
+    <w:name w:val="Standardowy1"/>
     <w:rsid w:val="00D5248E"/>
     <w:rPr>
       <w:sz w:val="24"/>
       <w:szCs w:val="24"/>
     </w:rPr>
   </w:style>
-  <w:style w:type="paragraph" w:customStyle="1" w:styleId="NoSpacing">
-    <w:name w:val="No Spacing"/>
+  <w:style w:type="paragraph" w:customStyle="1" w:styleId="Bezodstpw1">
+    <w:name w:val="Bez odstępów1"/>
     <w:rsid w:val="00D7751F"/>
     <w:rPr>
       <w:rFonts w:ascii="Calibri" w:hAnsi="Calibri" w:cs="Calibri"/>
@@ -4699,8 +4894,8 @@
       <w:bCs/>
     </w:rPr>
   </w:style>
-  <w:style w:type="paragraph" w:customStyle="1" w:styleId="ListParagraph">
-    <w:name w:val="List Paragraph"/>
+  <w:style w:type="paragraph" w:customStyle="1" w:styleId="Akapitzlist1">
+    <w:name w:val="Akapit z listą1"/>
     <w:basedOn w:val="Normalny"/>
     <w:rsid w:val="008E4A65"/>
     <w:pPr>

--- a/szablony/wykaz_zmian_dzialki_wzor.docx
+++ b/szablony/wykaz_zmian_dzialki_wzor.docx
@@ -4708,8 +4708,8 @@
         <w:top w:val="double" w:sz="2" w:space="1" w:color="BFBFBF"/>
       </w:pBdr>
       <w:tabs>
-        <w:tab w:val="center" w:pos="4536"/>
-        <w:tab w:val="right" w:pos="9072"/>
+        <w:tab w:val="center" w:pos="7018"/>
+        <w:tab w:val="right" w:pos="14037"/>
       </w:tabs>
       <w:spacing w:before="120"/>
     </w:pPr>

--- a/szablony/wykaz_zmian_dzialki_wzor.docx
+++ b/szablony/wykaz_zmian_dzialki_wzor.docx
@@ -189,7 +189,17 @@
           <w:u w:val="none"/>
           <w:lang w:eastAsia="zh-CN"/>
         </w:rPr>
-        <w:t xml:space="preserve">Identyfikator zgłoszenia pracy geodezyjnej: </w:t>
+        <w:t>Identyfikator zgłoszenia pracy geodezyjnej:</w:t>
+      </w:r>
+      <w:r>
+        <w:rPr>
+          <w:rFonts w:cs="Tahoma" w:ascii="Calibri" w:hAnsi="Calibri"/>
+          <w:kern w:val="0"/>
+          <w:sz w:val="20"/>
+          <w:u w:val="none"/>
+          <w:lang w:eastAsia="zh-CN"/>
+        </w:rPr>
+        <w:t xml:space="preserve"> </w:t>
       </w:r>
       <w:r>
         <w:rPr>
@@ -265,9 +275,8 @@
           <w:u w:val="none"/>
           <w:lang w:eastAsia="zh-CN"/>
         </w:rPr>
-        <w:t xml:space="preserve">Jedn. </w:t>
-      </w:r>
-      <w:proofErr w:type="spellStart"/>
+        <w:t>Jedn</w:t>
+      </w:r>
       <w:r>
         <w:rPr>
           <w:rFonts w:cs="Tahoma" w:ascii="Calibri" w:hAnsi="Calibri"/>
@@ -276,9 +285,8 @@
           <w:u w:val="none"/>
           <w:lang w:eastAsia="zh-CN"/>
         </w:rPr>
-        <w:t>ewid</w:t>
-      </w:r>
-      <w:proofErr w:type="spellEnd"/>
+        <w:t>ostka</w:t>
+      </w:r>
       <w:r>
         <w:rPr>
           <w:rFonts w:cs="Tahoma" w:ascii="Calibri" w:hAnsi="Calibri"/>
@@ -287,7 +295,17 @@
           <w:u w:val="none"/>
           <w:lang w:eastAsia="zh-CN"/>
         </w:rPr>
-        <w:t xml:space="preserve">.: </w:t>
+        <w:t xml:space="preserve"> </w:t>
+      </w:r>
+      <w:r>
+        <w:rPr>
+          <w:rFonts w:cs="Tahoma" w:ascii="Calibri" w:hAnsi="Calibri"/>
+          <w:kern w:val="0"/>
+          <w:sz w:val="20"/>
+          <w:u w:val="none"/>
+          <w:lang w:eastAsia="zh-CN"/>
+        </w:rPr>
+        <w:t>ewidencyjna:</w:t>
       </w:r>
       <w:r>
         <w:rPr>
@@ -391,7 +409,6 @@
         </w:rPr>
         <w:t xml:space="preserve">Obręb </w:t>
       </w:r>
-      <w:proofErr w:type="spellStart"/>
       <w:r>
         <w:rPr>
           <w:rFonts w:cs="Tahoma" w:ascii="Calibri" w:hAnsi="Calibri"/>
@@ -400,18 +417,7 @@
           <w:u w:val="none"/>
           <w:lang w:eastAsia="zh-CN"/>
         </w:rPr>
-        <w:t>ewid</w:t>
-      </w:r>
-      <w:proofErr w:type="spellEnd"/>
-      <w:r>
-        <w:rPr>
-          <w:rFonts w:cs="Tahoma" w:ascii="Calibri" w:hAnsi="Calibri"/>
-          <w:kern w:val="0"/>
-          <w:sz w:val="20"/>
-          <w:u w:val="none"/>
-          <w:lang w:eastAsia="zh-CN"/>
-        </w:rPr>
-        <w:t>.:</w:t>
+        <w:t>ewidencyjny:</w:t>
       </w:r>
       <w:r>
         <w:rPr>
@@ -508,7 +514,7 @@
       <w:r>
         <w:rPr>
           <w:rFonts w:cs="Tahoma" w:ascii="Calibri" w:hAnsi="Calibri"/>
-          <w:b/>
+          <w:bCs/>
           <w:kern w:val="0"/>
           <w:sz w:val="20"/>
           <w:u w:val="none"/>
@@ -531,36 +537,63 @@
         <w:rPr>
           <w:rFonts w:cs="Tahoma" w:ascii="Calibri" w:hAnsi="Calibri"/>
           <w:b/>
+          <w:bCs/>
           <w:kern w:val="0"/>
           <w:sz w:val="20"/>
           <w:u w:val="none"/>
           <w:lang w:eastAsia="zh-CN"/>
         </w:rPr>
-        <w:t xml:space="preserve">{{ </w:t>
+        <w:t xml:space="preserve">[{{ </w:t>
       </w:r>
       <w:proofErr w:type="spellStart"/>
       <w:r>
         <w:rPr>
           <w:rFonts w:cs="Tahoma" w:ascii="Calibri" w:hAnsi="Calibri"/>
           <w:b/>
+          <w:bCs/>
           <w:kern w:val="0"/>
           <w:sz w:val="20"/>
           <w:u w:val="none"/>
           <w:lang w:eastAsia="zh-CN"/>
         </w:rPr>
-        <w:t>nr_dzialki</w:t>
+        <w:t>polozenie_obreb_teryt</w:t>
       </w:r>
       <w:proofErr w:type="spellEnd"/>
       <w:r>
         <w:rPr>
           <w:rFonts w:cs="Tahoma" w:ascii="Calibri" w:hAnsi="Calibri"/>
           <w:b/>
+          <w:bCs/>
           <w:kern w:val="0"/>
           <w:sz w:val="20"/>
           <w:u w:val="none"/>
           <w:lang w:eastAsia="zh-CN"/>
         </w:rPr>
         <w:t xml:space="preserve"> }}</w:t>
+      </w:r>
+      <w:r>
+        <w:rPr>
+          <w:rFonts w:cs="Tahoma" w:ascii="Calibri" w:hAnsi="Calibri"/>
+          <w:b/>
+          <w:bCs/>
+          <w:kern w:val="0"/>
+          <w:sz w:val="20"/>
+          <w:u w:val="none"/>
+          <w:lang w:eastAsia="zh-CN"/>
+        </w:rPr>
+        <w:t>.</w:t>
+      </w:r>
+      <w:r>
+        <w:rPr>
+          <w:rFonts w:cs="Tahoma" w:ascii="Calibri" w:hAnsi="Calibri"/>
+          <w:b/>
+          <w:bCs/>
+          <w:kern w:val="0"/>
+          <w:sz w:val="20"/>
+          <w:u w:val="none"/>
+          <w:lang w:eastAsia="zh-CN"/>
+        </w:rPr>
+        <w:t>]</w:t>
       </w:r>
     </w:p>
     <w:p>
@@ -2486,8 +2519,6 @@
     </w:pPr>
     <w:r>
       <w:rPr>
-        <w:rFonts w:ascii="Calibri" w:hAnsi="Calibri"/>
-        <w:b w:val="0"/>
         <w:bCs/>
         <w:color w:val="6B6B6B"/>
         <w:sz w:val="16"/>
@@ -2497,8 +2528,6 @@
     </w:r>
     <w:r>
       <w:rPr>
-        <w:rFonts w:ascii="Calibri" w:hAnsi="Calibri"/>
-        <w:b w:val="0"/>
         <w:bCs/>
         <w:color w:val="6B6B6B"/>
         <w:sz w:val="16"/>
@@ -2509,8 +2538,6 @@
     </w:r>
     <w:r>
       <w:rPr>
-        <w:rFonts w:ascii="Calibri" w:hAnsi="Calibri"/>
-        <w:b w:val="0"/>
         <w:bCs/>
         <w:color w:val="6B6B6B"/>
         <w:sz w:val="16"/>
@@ -2532,8 +2559,6 @@
     </w:pPr>
     <w:r>
       <w:rPr>
-        <w:rFonts w:ascii="Calibri" w:hAnsi="Calibri"/>
-        <w:b w:val="0"/>
         <w:bCs/>
         <w:color w:val="6B6B6B"/>
         <w:sz w:val="16"/>
@@ -2543,8 +2568,6 @@
     </w:r>
     <w:r>
       <w:rPr>
-        <w:rFonts w:ascii="Calibri" w:hAnsi="Calibri"/>
-        <w:b w:val="0"/>
         <w:bCs/>
         <w:color w:val="6B6B6B"/>
         <w:sz w:val="16"/>
@@ -2554,8 +2577,6 @@
     </w:r>
     <w:r>
       <w:rPr>
-        <w:rFonts w:ascii="Calibri" w:hAnsi="Calibri"/>
-        <w:b w:val="0"/>
         <w:bCs/>
         <w:color w:val="6B6B6B"/>
         <w:sz w:val="16"/>
@@ -2565,8 +2586,6 @@
     </w:r>
     <w:r>
       <w:rPr>
-        <w:rFonts w:ascii="Calibri" w:hAnsi="Calibri"/>
-        <w:b w:val="0"/>
         <w:bCs/>
         <w:color w:val="6B6B6B"/>
         <w:sz w:val="16"/>
@@ -2593,8 +2612,6 @@
     </w:pPr>
     <w:r>
       <w:rPr>
-        <w:rFonts w:ascii="Calibri" w:hAnsi="Calibri"/>
-        <w:b w:val="0"/>
         <w:bCs/>
         <w:color w:val="6B6B6B"/>
         <w:sz w:val="16"/>
@@ -2604,8 +2621,6 @@
     </w:r>
     <w:r>
       <w:rPr>
-        <w:rFonts w:ascii="Calibri" w:hAnsi="Calibri"/>
-        <w:b w:val="0"/>
         <w:bCs/>
         <w:color w:val="6B6B6B"/>
         <w:sz w:val="16"/>
@@ -2616,8 +2631,6 @@
     </w:r>
     <w:r>
       <w:rPr>
-        <w:rFonts w:ascii="Calibri" w:hAnsi="Calibri"/>
-        <w:b w:val="0"/>
         <w:bCs/>
         <w:color w:val="6B6B6B"/>
         <w:sz w:val="16"/>
@@ -2639,8 +2652,6 @@
     </w:pPr>
     <w:r>
       <w:rPr>
-        <w:rFonts w:ascii="Calibri" w:hAnsi="Calibri"/>
-        <w:b w:val="0"/>
         <w:bCs/>
         <w:color w:val="6B6B6B"/>
         <w:sz w:val="16"/>
@@ -2650,8 +2661,6 @@
     </w:r>
     <w:r>
       <w:rPr>
-        <w:rFonts w:ascii="Calibri" w:hAnsi="Calibri"/>
-        <w:b w:val="0"/>
         <w:bCs/>
         <w:color w:val="6B6B6B"/>
         <w:sz w:val="16"/>
@@ -2661,8 +2670,6 @@
     </w:r>
     <w:r>
       <w:rPr>
-        <w:rFonts w:ascii="Calibri" w:hAnsi="Calibri"/>
-        <w:b w:val="0"/>
         <w:bCs/>
         <w:color w:val="6B6B6B"/>
         <w:sz w:val="16"/>
@@ -2672,8 +2679,6 @@
     </w:r>
     <w:r>
       <w:rPr>
-        <w:rFonts w:ascii="Calibri" w:hAnsi="Calibri"/>
-        <w:b w:val="0"/>
         <w:bCs/>
         <w:color w:val="6B6B6B"/>
         <w:sz w:val="16"/>
@@ -2700,8 +2705,6 @@
     </w:pPr>
     <w:r>
       <w:rPr>
-        <w:rFonts w:ascii="Calibri" w:hAnsi="Calibri"/>
-        <w:b w:val="0"/>
         <w:bCs/>
         <w:color w:val="6B6B6B"/>
         <w:sz w:val="16"/>
@@ -2711,8 +2714,6 @@
     </w:r>
     <w:r>
       <w:rPr>
-        <w:rFonts w:ascii="Calibri" w:hAnsi="Calibri"/>
-        <w:b w:val="0"/>
         <w:bCs/>
         <w:color w:val="6B6B6B"/>
         <w:sz w:val="16"/>
@@ -2723,8 +2724,6 @@
     </w:r>
     <w:r>
       <w:rPr>
-        <w:rFonts w:ascii="Calibri" w:hAnsi="Calibri"/>
-        <w:b w:val="0"/>
         <w:bCs/>
         <w:color w:val="6B6B6B"/>
         <w:sz w:val="16"/>
@@ -2746,8 +2745,6 @@
     </w:pPr>
     <w:r>
       <w:rPr>
-        <w:rFonts w:ascii="Calibri" w:hAnsi="Calibri"/>
-        <w:b w:val="0"/>
         <w:bCs/>
         <w:color w:val="6B6B6B"/>
         <w:sz w:val="16"/>
@@ -2757,8 +2754,6 @@
     </w:r>
     <w:r>
       <w:rPr>
-        <w:rFonts w:ascii="Calibri" w:hAnsi="Calibri"/>
-        <w:b w:val="0"/>
         <w:bCs/>
         <w:color w:val="6B6B6B"/>
         <w:sz w:val="16"/>
@@ -2768,8 +2763,6 @@
     </w:r>
     <w:r>
       <w:rPr>
-        <w:rFonts w:ascii="Calibri" w:hAnsi="Calibri"/>
-        <w:b w:val="0"/>
         <w:bCs/>
         <w:color w:val="6B6B6B"/>
         <w:sz w:val="16"/>
@@ -2779,8 +2772,6 @@
     </w:r>
     <w:r>
       <w:rPr>
-        <w:rFonts w:ascii="Calibri" w:hAnsi="Calibri"/>
-        <w:b w:val="0"/>
         <w:bCs/>
         <w:color w:val="6B6B6B"/>
         <w:sz w:val="16"/>

--- a/szablony/wykaz_zmian_dzialki_wzor.docx
+++ b/szablony/wykaz_zmian_dzialki_wzor.docx
@@ -2519,6 +2519,8 @@
     </w:pPr>
     <w:r>
       <w:rPr>
+        <w:rFonts w:ascii="Calibri" w:hAnsi="Calibri"/>
+        <w:b w:val="0"/>
         <w:bCs/>
         <w:color w:val="6B6B6B"/>
         <w:sz w:val="16"/>
@@ -2528,6 +2530,8 @@
     </w:r>
     <w:r>
       <w:rPr>
+        <w:rFonts w:ascii="Calibri" w:hAnsi="Calibri"/>
+        <w:b w:val="0"/>
         <w:bCs/>
         <w:color w:val="6B6B6B"/>
         <w:sz w:val="16"/>
@@ -2538,6 +2542,8 @@
     </w:r>
     <w:r>
       <w:rPr>
+        <w:rFonts w:ascii="Calibri" w:hAnsi="Calibri"/>
+        <w:b w:val="0"/>
         <w:bCs/>
         <w:color w:val="6B6B6B"/>
         <w:sz w:val="16"/>
@@ -2559,6 +2565,8 @@
     </w:pPr>
     <w:r>
       <w:rPr>
+        <w:rFonts w:ascii="Calibri" w:hAnsi="Calibri"/>
+        <w:b w:val="0"/>
         <w:bCs/>
         <w:color w:val="6B6B6B"/>
         <w:sz w:val="16"/>
@@ -2568,6 +2576,8 @@
     </w:r>
     <w:r>
       <w:rPr>
+        <w:rFonts w:ascii="Calibri" w:hAnsi="Calibri"/>
+        <w:b w:val="0"/>
         <w:bCs/>
         <w:color w:val="6B6B6B"/>
         <w:sz w:val="16"/>
@@ -2577,6 +2587,8 @@
     </w:r>
     <w:r>
       <w:rPr>
+        <w:rFonts w:ascii="Calibri" w:hAnsi="Calibri"/>
+        <w:b w:val="0"/>
         <w:bCs/>
         <w:color w:val="6B6B6B"/>
         <w:sz w:val="16"/>
@@ -2586,6 +2598,8 @@
     </w:r>
     <w:r>
       <w:rPr>
+        <w:rFonts w:ascii="Calibri" w:hAnsi="Calibri"/>
+        <w:b w:val="0"/>
         <w:bCs/>
         <w:color w:val="6B6B6B"/>
         <w:sz w:val="16"/>
@@ -2612,6 +2626,8 @@
     </w:pPr>
     <w:r>
       <w:rPr>
+        <w:rFonts w:ascii="Calibri" w:hAnsi="Calibri"/>
+        <w:b w:val="0"/>
         <w:bCs/>
         <w:color w:val="6B6B6B"/>
         <w:sz w:val="16"/>
@@ -2621,6 +2637,8 @@
     </w:r>
     <w:r>
       <w:rPr>
+        <w:rFonts w:ascii="Calibri" w:hAnsi="Calibri"/>
+        <w:b w:val="0"/>
         <w:bCs/>
         <w:color w:val="6B6B6B"/>
         <w:sz w:val="16"/>
@@ -2631,6 +2649,8 @@
     </w:r>
     <w:r>
       <w:rPr>
+        <w:rFonts w:ascii="Calibri" w:hAnsi="Calibri"/>
+        <w:b w:val="0"/>
         <w:bCs/>
         <w:color w:val="6B6B6B"/>
         <w:sz w:val="16"/>
@@ -2652,6 +2672,8 @@
     </w:pPr>
     <w:r>
       <w:rPr>
+        <w:rFonts w:ascii="Calibri" w:hAnsi="Calibri"/>
+        <w:b w:val="0"/>
         <w:bCs/>
         <w:color w:val="6B6B6B"/>
         <w:sz w:val="16"/>
@@ -2661,6 +2683,8 @@
     </w:r>
     <w:r>
       <w:rPr>
+        <w:rFonts w:ascii="Calibri" w:hAnsi="Calibri"/>
+        <w:b w:val="0"/>
         <w:bCs/>
         <w:color w:val="6B6B6B"/>
         <w:sz w:val="16"/>
@@ -2670,6 +2694,8 @@
     </w:r>
     <w:r>
       <w:rPr>
+        <w:rFonts w:ascii="Calibri" w:hAnsi="Calibri"/>
+        <w:b w:val="0"/>
         <w:bCs/>
         <w:color w:val="6B6B6B"/>
         <w:sz w:val="16"/>
@@ -2679,6 +2705,8 @@
     </w:r>
     <w:r>
       <w:rPr>
+        <w:rFonts w:ascii="Calibri" w:hAnsi="Calibri"/>
+        <w:b w:val="0"/>
         <w:bCs/>
         <w:color w:val="6B6B6B"/>
         <w:sz w:val="16"/>
@@ -2705,6 +2733,8 @@
     </w:pPr>
     <w:r>
       <w:rPr>
+        <w:rFonts w:ascii="Calibri" w:hAnsi="Calibri"/>
+        <w:b w:val="0"/>
         <w:bCs/>
         <w:color w:val="6B6B6B"/>
         <w:sz w:val="16"/>
@@ -2714,6 +2744,8 @@
     </w:r>
     <w:r>
       <w:rPr>
+        <w:rFonts w:ascii="Calibri" w:hAnsi="Calibri"/>
+        <w:b w:val="0"/>
         <w:bCs/>
         <w:color w:val="6B6B6B"/>
         <w:sz w:val="16"/>
@@ -2724,6 +2756,8 @@
     </w:r>
     <w:r>
       <w:rPr>
+        <w:rFonts w:ascii="Calibri" w:hAnsi="Calibri"/>
+        <w:b w:val="0"/>
         <w:bCs/>
         <w:color w:val="6B6B6B"/>
         <w:sz w:val="16"/>
@@ -2745,6 +2779,8 @@
     </w:pPr>
     <w:r>
       <w:rPr>
+        <w:rFonts w:ascii="Calibri" w:hAnsi="Calibri"/>
+        <w:b w:val="0"/>
         <w:bCs/>
         <w:color w:val="6B6B6B"/>
         <w:sz w:val="16"/>
@@ -2754,6 +2790,8 @@
     </w:r>
     <w:r>
       <w:rPr>
+        <w:rFonts w:ascii="Calibri" w:hAnsi="Calibri"/>
+        <w:b w:val="0"/>
         <w:bCs/>
         <w:color w:val="6B6B6B"/>
         <w:sz w:val="16"/>
@@ -2763,6 +2801,8 @@
     </w:r>
     <w:r>
       <w:rPr>
+        <w:rFonts w:ascii="Calibri" w:hAnsi="Calibri"/>
+        <w:b w:val="0"/>
         <w:bCs/>
         <w:color w:val="6B6B6B"/>
         <w:sz w:val="16"/>
@@ -2772,6 +2812,8 @@
     </w:r>
     <w:r>
       <w:rPr>
+        <w:rFonts w:ascii="Calibri" w:hAnsi="Calibri"/>
+        <w:b w:val="0"/>
         <w:bCs/>
         <w:color w:val="6B6B6B"/>
         <w:sz w:val="16"/>

--- a/szablony/wykaz_zmian_dzialki_wzor.docx
+++ b/szablony/wykaz_zmian_dzialki_wzor.docx
@@ -1702,7 +1702,971 @@
                 <w:szCs w:val="16"/>
                 <w:lang w:eastAsia="zh-CN"/>
               </w:rPr>
-              <w:t>1</w:t>
+              <w:t>{%tr for dzialka in wykazy_dzialek %}</w:t>
+            </w:r>
+          </w:p>
+        </w:tc>
+        <w:tc>
+          <w:tcPr>
+            <w:tcW w:w="851" w:type="dxa"/>
+            <w:tcBorders>
+              <w:top w:val="single" w:sz="4" w:space="0" w:color="000000"/>
+              <w:left w:val="single" w:sz="4" w:space="0" w:color="000000"/>
+              <w:bottom w:val="single" w:sz="4" w:space="0" w:color="000000"/>
+              <w:right w:val="single" w:sz="4" w:space="0" w:color="000000"/>
+            </w:tcBorders>
+            <w:vAlign w:val="center"/>
+          </w:tcPr>
+          <w:p>
+            <w:pPr>
+              <w:suppressAutoHyphens/>
+              <w:snapToGrid w:val="0"/>
+              <w:spacing w:line="240" w:lineRule="auto"/>
+              <w:jc w:val="center"/>
+              <w:rPr>
+                <w:rFonts w:ascii="Bahnschrift SemiBold" w:hAnsi="Bahnschrift SemiBold" w:cs="Calibri"/>
+                <w:b/>
+                <w:kern w:val="0"/>
+                <w:sz w:val="16"/>
+                <w:szCs w:val="16"/>
+                <w:lang w:eastAsia="zh-CN"/>
+              </w:rPr>
+            </w:pPr>
+          </w:p>
+        </w:tc>
+        <w:tc>
+          <w:tcPr>
+            <w:tcW w:w="1416" w:type="dxa"/>
+            <w:tcBorders>
+              <w:top w:val="single" w:sz="4" w:space="0" w:color="000000"/>
+              <w:left w:val="single" w:sz="4" w:space="0" w:color="000000"/>
+              <w:bottom w:val="single" w:sz="4" w:space="0" w:color="000000"/>
+              <w:right w:val="single" w:sz="4" w:space="0" w:color="000000"/>
+            </w:tcBorders>
+            <w:vAlign w:val="center"/>
+          </w:tcPr>
+          <w:p>
+            <w:pPr>
+              <w:suppressAutoHyphens/>
+              <w:snapToGrid w:val="0"/>
+              <w:spacing w:line="240" w:lineRule="auto"/>
+              <w:jc w:val="center"/>
+              <w:rPr>
+                <w:rFonts w:ascii="Bahnschrift SemiBold" w:hAnsi="Bahnschrift SemiBold" w:cs="Calibri"/>
+                <w:b/>
+                <w:kern w:val="0"/>
+                <w:sz w:val="16"/>
+                <w:szCs w:val="16"/>
+                <w:lang w:eastAsia="zh-CN"/>
+              </w:rPr>
+            </w:pPr>
+          </w:p>
+        </w:tc>
+        <w:tc>
+          <w:tcPr>
+            <w:tcW w:w="709" w:type="dxa"/>
+            <w:tcBorders>
+              <w:top w:val="single" w:sz="4" w:space="0" w:color="000000"/>
+              <w:left w:val="single" w:sz="4" w:space="0" w:color="000000"/>
+              <w:bottom w:val="single" w:sz="4" w:space="0" w:color="000000"/>
+              <w:right w:val="single" w:sz="4" w:space="0" w:color="000000"/>
+            </w:tcBorders>
+            <w:vAlign w:val="center"/>
+          </w:tcPr>
+          <w:p>
+            <w:pPr>
+              <w:suppressAutoHyphens/>
+              <w:snapToGrid w:val="0"/>
+              <w:spacing w:line="240" w:lineRule="auto"/>
+              <w:jc w:val="center"/>
+              <w:rPr>
+                <w:rFonts w:ascii="Bahnschrift SemiBold" w:hAnsi="Bahnschrift SemiBold" w:cs="Calibri"/>
+                <w:b/>
+                <w:kern w:val="0"/>
+                <w:sz w:val="16"/>
+                <w:szCs w:val="16"/>
+                <w:lang w:eastAsia="zh-CN"/>
+              </w:rPr>
+            </w:pPr>
+          </w:p>
+          <w:p>
+            <w:pPr>
+              <w:suppressAutoHyphens/>
+              <w:snapToGrid w:val="0"/>
+              <w:spacing w:line="240" w:lineRule="auto"/>
+              <w:jc w:val="center"/>
+              <w:rPr>
+                <w:rFonts w:ascii="Bahnschrift SemiBold" w:hAnsi="Bahnschrift SemiBold" w:cs="Calibri"/>
+                <w:b/>
+                <w:kern w:val="0"/>
+                <w:sz w:val="16"/>
+                <w:szCs w:val="16"/>
+                <w:lang w:eastAsia="zh-CN"/>
+              </w:rPr>
+            </w:pPr>
+          </w:p>
+        </w:tc>
+        <w:tc>
+          <w:tcPr>
+            <w:tcW w:w="709" w:type="dxa"/>
+            <w:tcBorders>
+              <w:top w:val="single" w:sz="4" w:space="0" w:color="000000"/>
+              <w:left w:val="single" w:sz="4" w:space="0" w:color="000000"/>
+              <w:bottom w:val="single" w:sz="4" w:space="0" w:color="000000"/>
+              <w:right w:val="single" w:sz="4" w:space="0" w:color="000000"/>
+            </w:tcBorders>
+            <w:vAlign w:val="center"/>
+          </w:tcPr>
+          <w:p>
+            <w:pPr>
+              <w:suppressAutoHyphens/>
+              <w:snapToGrid w:val="0"/>
+              <w:spacing w:line="240" w:lineRule="auto"/>
+              <w:jc w:val="center"/>
+              <w:rPr>
+                <w:rFonts w:ascii="Bahnschrift SemiBold" w:hAnsi="Bahnschrift SemiBold" w:cs="Calibri"/>
+                <w:b/>
+                <w:kern w:val="0"/>
+                <w:sz w:val="16"/>
+                <w:szCs w:val="16"/>
+                <w:lang w:eastAsia="zh-CN"/>
+              </w:rPr>
+            </w:pPr>
+          </w:p>
+        </w:tc>
+        <w:tc>
+          <w:tcPr>
+            <w:tcW w:w="708" w:type="dxa"/>
+            <w:tcBorders>
+              <w:top w:val="single" w:sz="4" w:space="0" w:color="000000"/>
+              <w:left w:val="single" w:sz="4" w:space="0" w:color="000000"/>
+              <w:bottom w:val="single" w:sz="4" w:space="0" w:color="000000"/>
+              <w:right w:val="single" w:sz="4" w:space="0" w:color="000000"/>
+            </w:tcBorders>
+            <w:vAlign w:val="center"/>
+          </w:tcPr>
+          <w:p>
+            <w:pPr>
+              <w:suppressAutoHyphens/>
+              <w:snapToGrid w:val="0"/>
+              <w:spacing w:line="240" w:lineRule="auto"/>
+              <w:jc w:val="center"/>
+              <w:rPr>
+                <w:rFonts w:ascii="Bahnschrift SemiBold" w:hAnsi="Bahnschrift SemiBold" w:cs="Calibri"/>
+                <w:b/>
+                <w:kern w:val="0"/>
+                <w:sz w:val="16"/>
+                <w:szCs w:val="16"/>
+                <w:lang w:eastAsia="zh-CN"/>
+              </w:rPr>
+            </w:pPr>
+          </w:p>
+        </w:tc>
+        <w:tc>
+          <w:tcPr>
+            <w:tcW w:w="1701" w:type="dxa"/>
+            <w:tcBorders>
+              <w:top w:val="single" w:sz="4" w:space="0" w:color="000000"/>
+              <w:left w:val="single" w:sz="4" w:space="0" w:color="000000"/>
+              <w:bottom w:val="single" w:sz="4" w:space="0" w:color="000000"/>
+              <w:right w:val="single" w:sz="4" w:space="0" w:color="000000"/>
+            </w:tcBorders>
+            <w:vAlign w:val="center"/>
+          </w:tcPr>
+          <w:p>
+            <w:pPr>
+              <w:suppressAutoHyphens/>
+              <w:snapToGrid w:val="0"/>
+              <w:spacing w:line="240" w:lineRule="auto"/>
+              <w:jc w:val="center"/>
+              <w:rPr>
+                <w:rFonts w:ascii="Bahnschrift SemiBold" w:hAnsi="Bahnschrift SemiBold" w:cs="Calibri"/>
+                <w:b/>
+                <w:kern w:val="0"/>
+                <w:sz w:val="16"/>
+                <w:szCs w:val="16"/>
+                <w:lang w:eastAsia="zh-CN"/>
+              </w:rPr>
+            </w:pPr>
+          </w:p>
+          <w:p>
+            <w:pPr>
+              <w:suppressAutoHyphens/>
+              <w:snapToGrid w:val="0"/>
+              <w:spacing w:line="240" w:lineRule="auto"/>
+              <w:jc w:val="center"/>
+              <w:rPr>
+                <w:rFonts w:ascii="Bahnschrift SemiBold" w:hAnsi="Bahnschrift SemiBold" w:cs="Calibri"/>
+                <w:b/>
+                <w:kern w:val="0"/>
+                <w:sz w:val="16"/>
+                <w:szCs w:val="16"/>
+                <w:lang w:eastAsia="zh-CN"/>
+              </w:rPr>
+            </w:pPr>
+          </w:p>
+        </w:tc>
+        <w:tc>
+          <w:tcPr>
+            <w:tcW w:w="851" w:type="dxa"/>
+            <w:tcBorders>
+              <w:top w:val="single" w:sz="4" w:space="0" w:color="000000"/>
+              <w:left w:val="single" w:sz="4" w:space="0" w:color="000000"/>
+              <w:bottom w:val="single" w:sz="4" w:space="0" w:color="000000"/>
+              <w:right w:val="single" w:sz="4" w:space="0" w:color="000000"/>
+            </w:tcBorders>
+            <w:vAlign w:val="center"/>
+          </w:tcPr>
+          <w:p>
+            <w:pPr>
+              <w:suppressAutoHyphens/>
+              <w:snapToGrid w:val="0"/>
+              <w:spacing w:line="240" w:lineRule="auto"/>
+              <w:jc w:val="center"/>
+              <w:rPr>
+                <w:rFonts w:ascii="Bahnschrift SemiBold" w:hAnsi="Bahnschrift SemiBold" w:cs="Calibri"/>
+                <w:b/>
+                <w:kern w:val="0"/>
+                <w:sz w:val="16"/>
+                <w:szCs w:val="16"/>
+                <w:lang w:eastAsia="zh-CN"/>
+              </w:rPr>
+            </w:pPr>
+          </w:p>
+        </w:tc>
+        <w:tc>
+          <w:tcPr>
+            <w:tcW w:w="1559" w:type="dxa"/>
+            <w:tcBorders>
+              <w:top w:val="single" w:sz="4" w:space="0" w:color="000000"/>
+              <w:left w:val="single" w:sz="4" w:space="0" w:color="000000"/>
+              <w:bottom w:val="single" w:sz="4" w:space="0" w:color="000000"/>
+              <w:right w:val="single" w:sz="4" w:space="0" w:color="000000"/>
+            </w:tcBorders>
+            <w:vAlign w:val="center"/>
+          </w:tcPr>
+          <w:p>
+            <w:pPr>
+              <w:suppressAutoHyphens/>
+              <w:snapToGrid w:val="0"/>
+              <w:spacing w:line="240" w:lineRule="auto"/>
+              <w:jc w:val="center"/>
+              <w:rPr>
+                <w:rFonts w:ascii="Bahnschrift SemiBold" w:hAnsi="Bahnschrift SemiBold" w:cs="Calibri"/>
+                <w:b/>
+                <w:kern w:val="0"/>
+                <w:sz w:val="16"/>
+                <w:szCs w:val="16"/>
+                <w:lang w:eastAsia="zh-CN"/>
+              </w:rPr>
+            </w:pPr>
+          </w:p>
+        </w:tc>
+        <w:tc>
+          <w:tcPr>
+            <w:tcW w:w="709" w:type="dxa"/>
+            <w:tcBorders>
+              <w:top w:val="single" w:sz="4" w:space="0" w:color="000000"/>
+              <w:left w:val="single" w:sz="4" w:space="0" w:color="000000"/>
+              <w:bottom w:val="single" w:sz="4" w:space="0" w:color="000000"/>
+              <w:right w:val="single" w:sz="4" w:space="0" w:color="000000"/>
+            </w:tcBorders>
+            <w:vAlign w:val="center"/>
+          </w:tcPr>
+          <w:p>
+            <w:pPr>
+              <w:suppressAutoHyphens/>
+              <w:snapToGrid w:val="0"/>
+              <w:spacing w:line="240" w:lineRule="auto"/>
+              <w:jc w:val="center"/>
+              <w:rPr>
+                <w:rFonts w:ascii="Bahnschrift SemiBold" w:hAnsi="Bahnschrift SemiBold" w:cs="Calibri"/>
+                <w:b/>
+                <w:color w:val="FF0000"/>
+                <w:kern w:val="0"/>
+                <w:sz w:val="16"/>
+                <w:szCs w:val="16"/>
+                <w:lang w:eastAsia="zh-CN"/>
+              </w:rPr>
+            </w:pPr>
+          </w:p>
+        </w:tc>
+        <w:tc>
+          <w:tcPr>
+            <w:tcW w:w="709" w:type="dxa"/>
+            <w:tcBorders>
+              <w:top w:val="single" w:sz="4" w:space="0" w:color="000000"/>
+              <w:left w:val="single" w:sz="4" w:space="0" w:color="000000"/>
+              <w:bottom w:val="single" w:sz="4" w:space="0" w:color="000000"/>
+              <w:right w:val="single" w:sz="4" w:space="0" w:color="000000"/>
+            </w:tcBorders>
+            <w:vAlign w:val="center"/>
+          </w:tcPr>
+          <w:p>
+            <w:pPr>
+              <w:suppressAutoHyphens/>
+              <w:snapToGrid w:val="0"/>
+              <w:spacing w:line="240" w:lineRule="auto"/>
+              <w:jc w:val="center"/>
+              <w:rPr>
+                <w:rFonts w:ascii="Bahnschrift SemiBold" w:hAnsi="Bahnschrift SemiBold" w:cs="Calibri"/>
+                <w:b/>
+                <w:color w:val="FF0000"/>
+                <w:kern w:val="0"/>
+                <w:sz w:val="16"/>
+                <w:szCs w:val="16"/>
+                <w:lang w:eastAsia="zh-CN"/>
+              </w:rPr>
+            </w:pPr>
+          </w:p>
+        </w:tc>
+        <w:tc>
+          <w:tcPr>
+            <w:tcW w:w="708" w:type="dxa"/>
+            <w:tcBorders>
+              <w:top w:val="single" w:sz="4" w:space="0" w:color="000000"/>
+              <w:left w:val="single" w:sz="4" w:space="0" w:color="000000"/>
+              <w:bottom w:val="single" w:sz="4" w:space="0" w:color="000000"/>
+              <w:right w:val="single" w:sz="4" w:space="0" w:color="000000"/>
+            </w:tcBorders>
+            <w:vAlign w:val="center"/>
+          </w:tcPr>
+          <w:p>
+            <w:pPr>
+              <w:suppressAutoHyphens/>
+              <w:snapToGrid w:val="0"/>
+              <w:spacing w:line="240" w:lineRule="auto"/>
+              <w:rPr>
+                <w:rFonts w:ascii="Bahnschrift SemiBold" w:hAnsi="Bahnschrift SemiBold" w:cs="Calibri"/>
+                <w:b/>
+                <w:color w:val="FF0000"/>
+                <w:kern w:val="0"/>
+                <w:sz w:val="16"/>
+                <w:szCs w:val="16"/>
+                <w:lang w:eastAsia="zh-CN"/>
+              </w:rPr>
+            </w:pPr>
+          </w:p>
+        </w:tc>
+        <w:tc>
+          <w:tcPr>
+            <w:tcW w:w="1701" w:type="dxa"/>
+            <w:tcBorders>
+              <w:top w:val="single" w:sz="4" w:space="0" w:color="000000"/>
+              <w:left w:val="single" w:sz="4" w:space="0" w:color="000000"/>
+              <w:bottom w:val="single" w:sz="4" w:space="0" w:color="000000"/>
+              <w:right w:val="single" w:sz="4" w:space="0" w:color="000000"/>
+            </w:tcBorders>
+            <w:vAlign w:val="center"/>
+          </w:tcPr>
+          <w:p>
+            <w:pPr>
+              <w:suppressAutoHyphens/>
+              <w:snapToGrid w:val="0"/>
+              <w:spacing w:line="240" w:lineRule="auto"/>
+              <w:jc w:val="center"/>
+              <w:rPr>
+                <w:rFonts w:ascii="Bahnschrift SemiBold" w:hAnsi="Bahnschrift SemiBold" w:cs="Calibri"/>
+                <w:b/>
+                <w:color w:val="FF0000"/>
+                <w:kern w:val="0"/>
+                <w:sz w:val="16"/>
+                <w:szCs w:val="16"/>
+                <w:lang w:eastAsia="zh-CN"/>
+              </w:rPr>
+            </w:pPr>
+          </w:p>
+        </w:tc>
+      </w:tr>
+      <w:tr>
+        <w:trPr>
+          <w:trHeight w:val="567"/>
+          <w:jc w:val="center"/>
+        </w:trPr>
+        <w:tc>
+          <w:tcPr>
+            <w:tcW w:w="563" w:type="dxa"/>
+            <w:tcBorders>
+              <w:top w:val="single" w:sz="4" w:space="0" w:color="000000"/>
+              <w:left w:val="single" w:sz="4" w:space="0" w:color="000000"/>
+              <w:bottom w:val="single" w:sz="4" w:space="0" w:color="000000"/>
+              <w:right w:val="single" w:sz="4" w:space="0" w:color="000000"/>
+            </w:tcBorders>
+            <w:vAlign w:val="center"/>
+          </w:tcPr>
+          <w:p>
+            <w:pPr>
+              <w:suppressAutoHyphens/>
+              <w:snapToGrid w:val="0"/>
+              <w:spacing w:line="240" w:lineRule="auto"/>
+              <w:jc w:val="center"/>
+              <w:rPr>
+                <w:rFonts w:ascii="Bahnschrift SemiBold" w:hAnsi="Bahnschrift SemiBold" w:cs="Calibri"/>
+                <w:b/>
+                <w:kern w:val="0"/>
+                <w:sz w:val="16"/>
+                <w:szCs w:val="16"/>
+                <w:lang w:eastAsia="zh-CN"/>
+              </w:rPr>
+            </w:pPr>
+            <w:r>
+              <w:rPr>
+                <w:rFonts w:cs="Calibri" w:ascii="Calibri" w:hAnsi="Calibri"/>
+                <w:b/>
+                <w:kern w:val="0"/>
+                <w:sz w:val="16"/>
+                <w:szCs w:val="16"/>
+                <w:lang w:eastAsia="zh-CN"/>
+              </w:rPr>
+              <w:t>{{ loop.index }}</w:t>
+            </w:r>
+          </w:p>
+        </w:tc>
+        <w:tc>
+          <w:tcPr>
+            <w:tcW w:w="851" w:type="dxa"/>
+            <w:tcBorders>
+              <w:top w:val="single" w:sz="4" w:space="0" w:color="000000"/>
+              <w:left w:val="single" w:sz="4" w:space="0" w:color="000000"/>
+              <w:bottom w:val="single" w:sz="4" w:space="0" w:color="000000"/>
+              <w:right w:val="single" w:sz="4" w:space="0" w:color="000000"/>
+            </w:tcBorders>
+            <w:vAlign w:val="center"/>
+          </w:tcPr>
+          <w:p>
+            <w:pPr>
+              <w:suppressAutoHyphens/>
+              <w:snapToGrid w:val="0"/>
+              <w:spacing w:line="240" w:lineRule="auto"/>
+              <w:jc w:val="center"/>
+              <w:rPr>
+                <w:rFonts w:ascii="Bahnschrift SemiBold" w:hAnsi="Bahnschrift SemiBold" w:cs="Calibri"/>
+                <w:b/>
+                <w:kern w:val="0"/>
+                <w:sz w:val="16"/>
+                <w:szCs w:val="16"/>
+                <w:lang w:eastAsia="zh-CN"/>
+              </w:rPr>
+            </w:pPr>
+            <w:r>
+              <w:rPr>
+                <w:rFonts w:cs="Calibri" w:ascii="Calibri" w:hAnsi="Calibri"/>
+                <w:b/>
+                <w:kern w:val="0"/>
+                <w:sz w:val="16"/>
+                <w:szCs w:val="16"/>
+                <w:lang w:eastAsia="zh-CN"/>
+              </w:rPr>
+              <w:t>{{ dzialka.numer_dotychczas }}</w:t>
+            </w:r>
+          </w:p>
+        </w:tc>
+        <w:tc>
+          <w:tcPr>
+            <w:tcW w:w="1416" w:type="dxa"/>
+            <w:tcBorders>
+              <w:top w:val="single" w:sz="4" w:space="0" w:color="000000"/>
+              <w:left w:val="single" w:sz="4" w:space="0" w:color="000000"/>
+              <w:bottom w:val="single" w:sz="4" w:space="0" w:color="000000"/>
+              <w:right w:val="single" w:sz="4" w:space="0" w:color="000000"/>
+            </w:tcBorders>
+            <w:vAlign w:val="center"/>
+          </w:tcPr>
+          <w:p>
+            <w:pPr>
+              <w:suppressAutoHyphens/>
+              <w:snapToGrid w:val="0"/>
+              <w:spacing w:line="240" w:lineRule="auto"/>
+              <w:jc w:val="center"/>
+              <w:rPr>
+                <w:rFonts w:ascii="Bahnschrift SemiBold" w:hAnsi="Bahnschrift SemiBold" w:cs="Calibri"/>
+                <w:b/>
+                <w:kern w:val="0"/>
+                <w:sz w:val="16"/>
+                <w:szCs w:val="16"/>
+                <w:lang w:eastAsia="zh-CN"/>
+              </w:rPr>
+            </w:pPr>
+            <w:r>
+              <w:rPr>
+                <w:rFonts w:cs="Calibri" w:ascii="Calibri" w:hAnsi="Calibri"/>
+                <w:b/>
+                <w:kern w:val="0"/>
+                <w:sz w:val="16"/>
+                <w:szCs w:val="16"/>
+                <w:lang w:eastAsia="zh-CN"/>
+              </w:rPr>
+              <w:t>{{ dzialka.pow_ewidencyjna_dotychczas }}</w:t>
+            </w:r>
+          </w:p>
+        </w:tc>
+        <w:tc>
+          <w:tcPr>
+            <w:tcW w:w="709" w:type="dxa"/>
+            <w:tcBorders>
+              <w:top w:val="single" w:sz="4" w:space="0" w:color="000000"/>
+              <w:left w:val="single" w:sz="4" w:space="0" w:color="000000"/>
+              <w:bottom w:val="single" w:sz="4" w:space="0" w:color="000000"/>
+              <w:right w:val="single" w:sz="4" w:space="0" w:color="000000"/>
+            </w:tcBorders>
+            <w:vAlign w:val="center"/>
+          </w:tcPr>
+          <w:p>
+            <w:pPr>
+              <w:suppressAutoHyphens/>
+              <w:snapToGrid w:val="0"/>
+              <w:spacing w:line="240" w:lineRule="auto"/>
+              <w:jc w:val="center"/>
+              <w:rPr>
+                <w:rFonts w:ascii="Bahnschrift SemiBold" w:hAnsi="Bahnschrift SemiBold" w:cs="Calibri"/>
+                <w:b/>
+                <w:kern w:val="0"/>
+                <w:sz w:val="16"/>
+                <w:szCs w:val="16"/>
+                <w:lang w:eastAsia="zh-CN"/>
+              </w:rPr>
+            </w:pPr>
+            <w:r>
+              <w:rPr>
+                <w:rFonts w:cs="Calibri" w:ascii="Calibri" w:hAnsi="Calibri"/>
+                <w:b/>
+                <w:kern w:val="0"/>
+                <w:sz w:val="16"/>
+                <w:szCs w:val="16"/>
+                <w:lang w:eastAsia="zh-CN"/>
+              </w:rPr>
+              <w:t>{{ dzialka.ofu_dotychczas }}</w:t>
+            </w:r>
+          </w:p>
+          <w:p>
+            <w:pPr>
+              <w:suppressAutoHyphens/>
+              <w:snapToGrid w:val="0"/>
+              <w:spacing w:line="240" w:lineRule="auto"/>
+              <w:jc w:val="center"/>
+              <w:rPr>
+                <w:rFonts w:ascii="Bahnschrift SemiBold" w:hAnsi="Bahnschrift SemiBold" w:cs="Calibri"/>
+                <w:b/>
+                <w:kern w:val="0"/>
+                <w:sz w:val="16"/>
+                <w:szCs w:val="16"/>
+                <w:lang w:eastAsia="zh-CN"/>
+              </w:rPr>
+            </w:pPr>
+          </w:p>
+        </w:tc>
+        <w:tc>
+          <w:tcPr>
+            <w:tcW w:w="709" w:type="dxa"/>
+            <w:tcBorders>
+              <w:top w:val="single" w:sz="4" w:space="0" w:color="000000"/>
+              <w:left w:val="single" w:sz="4" w:space="0" w:color="000000"/>
+              <w:bottom w:val="single" w:sz="4" w:space="0" w:color="000000"/>
+              <w:right w:val="single" w:sz="4" w:space="0" w:color="000000"/>
+            </w:tcBorders>
+            <w:vAlign w:val="center"/>
+          </w:tcPr>
+          <w:p>
+            <w:pPr>
+              <w:suppressAutoHyphens/>
+              <w:snapToGrid w:val="0"/>
+              <w:spacing w:line="240" w:lineRule="auto"/>
+              <w:jc w:val="center"/>
+              <w:rPr>
+                <w:rFonts w:ascii="Bahnschrift SemiBold" w:hAnsi="Bahnschrift SemiBold" w:cs="Calibri"/>
+                <w:b/>
+                <w:kern w:val="0"/>
+                <w:sz w:val="16"/>
+                <w:szCs w:val="16"/>
+                <w:lang w:eastAsia="zh-CN"/>
+              </w:rPr>
+            </w:pPr>
+            <w:r>
+              <w:rPr>
+                <w:rFonts w:cs="Calibri" w:ascii="Calibri" w:hAnsi="Calibri"/>
+                <w:b/>
+                <w:kern w:val="0"/>
+                <w:sz w:val="16"/>
+                <w:szCs w:val="16"/>
+                <w:lang w:eastAsia="zh-CN"/>
+              </w:rPr>
+              <w:t>{{ dzialka.ozu_dotychczas }}</w:t>
+            </w:r>
+          </w:p>
+        </w:tc>
+        <w:tc>
+          <w:tcPr>
+            <w:tcW w:w="708" w:type="dxa"/>
+            <w:tcBorders>
+              <w:top w:val="single" w:sz="4" w:space="0" w:color="000000"/>
+              <w:left w:val="single" w:sz="4" w:space="0" w:color="000000"/>
+              <w:bottom w:val="single" w:sz="4" w:space="0" w:color="000000"/>
+              <w:right w:val="single" w:sz="4" w:space="0" w:color="000000"/>
+            </w:tcBorders>
+            <w:vAlign w:val="center"/>
+          </w:tcPr>
+          <w:p>
+            <w:pPr>
+              <w:suppressAutoHyphens/>
+              <w:snapToGrid w:val="0"/>
+              <w:spacing w:line="240" w:lineRule="auto"/>
+              <w:jc w:val="center"/>
+              <w:rPr>
+                <w:rFonts w:ascii="Bahnschrift SemiBold" w:hAnsi="Bahnschrift SemiBold" w:cs="Calibri"/>
+                <w:b/>
+                <w:kern w:val="0"/>
+                <w:sz w:val="16"/>
+                <w:szCs w:val="16"/>
+                <w:lang w:eastAsia="zh-CN"/>
+              </w:rPr>
+            </w:pPr>
+            <w:r>
+              <w:rPr>
+                <w:rFonts w:cs="Calibri" w:ascii="Calibri" w:hAnsi="Calibri"/>
+                <w:b/>
+                <w:kern w:val="0"/>
+                <w:sz w:val="16"/>
+                <w:szCs w:val="16"/>
+                <w:lang w:eastAsia="zh-CN"/>
+              </w:rPr>
+              <w:t>{{ dzialka.ozk_dotychczas }}</w:t>
+            </w:r>
+          </w:p>
+        </w:tc>
+        <w:tc>
+          <w:tcPr>
+            <w:tcW w:w="1701" w:type="dxa"/>
+            <w:tcBorders>
+              <w:top w:val="single" w:sz="4" w:space="0" w:color="000000"/>
+              <w:left w:val="single" w:sz="4" w:space="0" w:color="000000"/>
+              <w:bottom w:val="single" w:sz="4" w:space="0" w:color="000000"/>
+              <w:right w:val="single" w:sz="4" w:space="0" w:color="000000"/>
+            </w:tcBorders>
+            <w:vAlign w:val="center"/>
+          </w:tcPr>
+          <w:p>
+            <w:pPr>
+              <w:suppressAutoHyphens/>
+              <w:snapToGrid w:val="0"/>
+              <w:spacing w:line="240" w:lineRule="auto"/>
+              <w:jc w:val="center"/>
+              <w:rPr>
+                <w:rFonts w:ascii="Bahnschrift SemiBold" w:hAnsi="Bahnschrift SemiBold" w:cs="Calibri"/>
+                <w:b/>
+                <w:kern w:val="0"/>
+                <w:sz w:val="16"/>
+                <w:szCs w:val="16"/>
+                <w:lang w:eastAsia="zh-CN"/>
+              </w:rPr>
+            </w:pPr>
+            <w:r>
+              <w:rPr>
+                <w:rFonts w:cs="Calibri" w:ascii="Calibri" w:hAnsi="Calibri"/>
+                <w:b/>
+                <w:kern w:val="0"/>
+                <w:sz w:val="16"/>
+                <w:szCs w:val="16"/>
+                <w:lang w:eastAsia="zh-CN"/>
+              </w:rPr>
+              <w:t>{{ dzialka.pow_uzytkow_dotychczas }}</w:t>
+            </w:r>
+          </w:p>
+          <w:p>
+            <w:pPr>
+              <w:suppressAutoHyphens/>
+              <w:snapToGrid w:val="0"/>
+              <w:spacing w:line="240" w:lineRule="auto"/>
+              <w:jc w:val="center"/>
+              <w:rPr>
+                <w:rFonts w:ascii="Bahnschrift SemiBold" w:hAnsi="Bahnschrift SemiBold" w:cs="Calibri"/>
+                <w:b/>
+                <w:kern w:val="0"/>
+                <w:sz w:val="16"/>
+                <w:szCs w:val="16"/>
+                <w:lang w:eastAsia="zh-CN"/>
+              </w:rPr>
+            </w:pPr>
+          </w:p>
+        </w:tc>
+        <w:tc>
+          <w:tcPr>
+            <w:tcW w:w="851" w:type="dxa"/>
+            <w:tcBorders>
+              <w:top w:val="single" w:sz="4" w:space="0" w:color="000000"/>
+              <w:left w:val="single" w:sz="4" w:space="0" w:color="000000"/>
+              <w:bottom w:val="single" w:sz="4" w:space="0" w:color="000000"/>
+              <w:right w:val="single" w:sz="4" w:space="0" w:color="000000"/>
+            </w:tcBorders>
+            <w:vAlign w:val="center"/>
+          </w:tcPr>
+          <w:p>
+            <w:pPr>
+              <w:suppressAutoHyphens/>
+              <w:snapToGrid w:val="0"/>
+              <w:spacing w:line="240" w:lineRule="auto"/>
+              <w:jc w:val="center"/>
+              <w:rPr>
+                <w:rFonts w:ascii="Bahnschrift SemiBold" w:hAnsi="Bahnschrift SemiBold" w:cs="Calibri"/>
+                <w:b/>
+                <w:kern w:val="0"/>
+                <w:sz w:val="16"/>
+                <w:szCs w:val="16"/>
+                <w:lang w:eastAsia="zh-CN"/>
+              </w:rPr>
+            </w:pPr>
+            <w:r>
+              <w:rPr>
+                <w:rFonts w:cs="Calibri" w:ascii="Calibri" w:hAnsi="Calibri"/>
+                <w:b/>
+                <w:kern w:val="0"/>
+                <w:sz w:val="16"/>
+                <w:szCs w:val="16"/>
+                <w:lang w:eastAsia="zh-CN"/>
+              </w:rPr>
+              <w:t>{{ dzialka.numer_nowy }}</w:t>
+            </w:r>
+          </w:p>
+        </w:tc>
+        <w:tc>
+          <w:tcPr>
+            <w:tcW w:w="1559" w:type="dxa"/>
+            <w:tcBorders>
+              <w:top w:val="single" w:sz="4" w:space="0" w:color="000000"/>
+              <w:left w:val="single" w:sz="4" w:space="0" w:color="000000"/>
+              <w:bottom w:val="single" w:sz="4" w:space="0" w:color="000000"/>
+              <w:right w:val="single" w:sz="4" w:space="0" w:color="000000"/>
+            </w:tcBorders>
+            <w:vAlign w:val="center"/>
+          </w:tcPr>
+          <w:p>
+            <w:pPr>
+              <w:suppressAutoHyphens/>
+              <w:snapToGrid w:val="0"/>
+              <w:spacing w:line="240" w:lineRule="auto"/>
+              <w:jc w:val="center"/>
+              <w:rPr>
+                <w:rFonts w:ascii="Bahnschrift SemiBold" w:hAnsi="Bahnschrift SemiBold" w:cs="Calibri"/>
+                <w:b/>
+                <w:kern w:val="0"/>
+                <w:sz w:val="16"/>
+                <w:szCs w:val="16"/>
+                <w:lang w:eastAsia="zh-CN"/>
+              </w:rPr>
+            </w:pPr>
+            <w:r>
+              <w:rPr>
+                <w:rFonts w:cs="Calibri" w:ascii="Calibri" w:hAnsi="Calibri"/>
+                <w:b/>
+                <w:kern w:val="0"/>
+                <w:sz w:val="16"/>
+                <w:szCs w:val="16"/>
+                <w:lang w:eastAsia="zh-CN"/>
+              </w:rPr>
+              <w:t>{{ dzialka.pow_ewidencyjna_nowy }}</w:t>
+            </w:r>
+          </w:p>
+        </w:tc>
+        <w:tc>
+          <w:tcPr>
+            <w:tcW w:w="709" w:type="dxa"/>
+            <w:tcBorders>
+              <w:top w:val="single" w:sz="4" w:space="0" w:color="000000"/>
+              <w:left w:val="single" w:sz="4" w:space="0" w:color="000000"/>
+              <w:bottom w:val="single" w:sz="4" w:space="0" w:color="000000"/>
+              <w:right w:val="single" w:sz="4" w:space="0" w:color="000000"/>
+            </w:tcBorders>
+            <w:vAlign w:val="center"/>
+          </w:tcPr>
+          <w:p>
+            <w:pPr>
+              <w:suppressAutoHyphens/>
+              <w:snapToGrid w:val="0"/>
+              <w:spacing w:line="240" w:lineRule="auto"/>
+              <w:jc w:val="center"/>
+              <w:rPr>
+                <w:rFonts w:ascii="Bahnschrift SemiBold" w:hAnsi="Bahnschrift SemiBold" w:cs="Calibri"/>
+                <w:b/>
+                <w:color w:val="FF0000"/>
+                <w:kern w:val="0"/>
+                <w:sz w:val="16"/>
+                <w:szCs w:val="16"/>
+                <w:lang w:eastAsia="zh-CN"/>
+              </w:rPr>
+            </w:pPr>
+            <w:r>
+              <w:rPr>
+                <w:rFonts w:cs="Calibri" w:ascii="Calibri" w:hAnsi="Calibri"/>
+                <w:b/>
+                <w:kern w:val="0"/>
+                <w:sz w:val="16"/>
+                <w:szCs w:val="16"/>
+                <w:lang w:eastAsia="zh-CN"/>
+              </w:rPr>
+              <w:t>{{ dzialka.ofu_nowy }}</w:t>
+            </w:r>
+          </w:p>
+        </w:tc>
+        <w:tc>
+          <w:tcPr>
+            <w:tcW w:w="709" w:type="dxa"/>
+            <w:tcBorders>
+              <w:top w:val="single" w:sz="4" w:space="0" w:color="000000"/>
+              <w:left w:val="single" w:sz="4" w:space="0" w:color="000000"/>
+              <w:bottom w:val="single" w:sz="4" w:space="0" w:color="000000"/>
+              <w:right w:val="single" w:sz="4" w:space="0" w:color="000000"/>
+            </w:tcBorders>
+            <w:vAlign w:val="center"/>
+          </w:tcPr>
+          <w:p>
+            <w:pPr>
+              <w:suppressAutoHyphens/>
+              <w:snapToGrid w:val="0"/>
+              <w:spacing w:line="240" w:lineRule="auto"/>
+              <w:jc w:val="center"/>
+              <w:rPr>
+                <w:rFonts w:ascii="Bahnschrift SemiBold" w:hAnsi="Bahnschrift SemiBold" w:cs="Calibri"/>
+                <w:b/>
+                <w:color w:val="FF0000"/>
+                <w:kern w:val="0"/>
+                <w:sz w:val="16"/>
+                <w:szCs w:val="16"/>
+                <w:lang w:eastAsia="zh-CN"/>
+              </w:rPr>
+            </w:pPr>
+            <w:r>
+              <w:rPr>
+                <w:rFonts w:cs="Calibri" w:ascii="Calibri" w:hAnsi="Calibri"/>
+                <w:b/>
+                <w:kern w:val="0"/>
+                <w:sz w:val="16"/>
+                <w:szCs w:val="16"/>
+                <w:lang w:eastAsia="zh-CN"/>
+              </w:rPr>
+              <w:t>{{ dzialka.ozu_nowy }}</w:t>
+            </w:r>
+          </w:p>
+        </w:tc>
+        <w:tc>
+          <w:tcPr>
+            <w:tcW w:w="708" w:type="dxa"/>
+            <w:tcBorders>
+              <w:top w:val="single" w:sz="4" w:space="0" w:color="000000"/>
+              <w:left w:val="single" w:sz="4" w:space="0" w:color="000000"/>
+              <w:bottom w:val="single" w:sz="4" w:space="0" w:color="000000"/>
+              <w:right w:val="single" w:sz="4" w:space="0" w:color="000000"/>
+            </w:tcBorders>
+            <w:vAlign w:val="center"/>
+          </w:tcPr>
+          <w:p>
+            <w:pPr>
+              <w:suppressAutoHyphens/>
+              <w:snapToGrid w:val="0"/>
+              <w:spacing w:line="240" w:lineRule="auto"/>
+              <w:rPr>
+                <w:rFonts w:ascii="Bahnschrift SemiBold" w:hAnsi="Bahnschrift SemiBold" w:cs="Calibri"/>
+                <w:b/>
+                <w:color w:val="FF0000"/>
+                <w:kern w:val="0"/>
+                <w:sz w:val="16"/>
+                <w:szCs w:val="16"/>
+                <w:lang w:eastAsia="zh-CN"/>
+              </w:rPr>
+            </w:pPr>
+            <w:r>
+              <w:rPr>
+                <w:rFonts w:cs="Calibri" w:ascii="Calibri" w:hAnsi="Calibri"/>
+                <w:b/>
+                <w:kern w:val="0"/>
+                <w:sz w:val="16"/>
+                <w:szCs w:val="16"/>
+                <w:lang w:eastAsia="zh-CN"/>
+              </w:rPr>
+              <w:t>{{ dzialka.ozk_nowy }}</w:t>
+            </w:r>
+          </w:p>
+        </w:tc>
+        <w:tc>
+          <w:tcPr>
+            <w:tcW w:w="1701" w:type="dxa"/>
+            <w:tcBorders>
+              <w:top w:val="single" w:sz="4" w:space="0" w:color="000000"/>
+              <w:left w:val="single" w:sz="4" w:space="0" w:color="000000"/>
+              <w:bottom w:val="single" w:sz="4" w:space="0" w:color="000000"/>
+              <w:right w:val="single" w:sz="4" w:space="0" w:color="000000"/>
+            </w:tcBorders>
+            <w:vAlign w:val="center"/>
+          </w:tcPr>
+          <w:p>
+            <w:pPr>
+              <w:suppressAutoHyphens/>
+              <w:snapToGrid w:val="0"/>
+              <w:spacing w:line="240" w:lineRule="auto"/>
+              <w:jc w:val="center"/>
+              <w:rPr>
+                <w:rFonts w:ascii="Bahnschrift SemiBold" w:hAnsi="Bahnschrift SemiBold" w:cs="Calibri"/>
+                <w:b/>
+                <w:color w:val="FF0000"/>
+                <w:kern w:val="0"/>
+                <w:sz w:val="16"/>
+                <w:szCs w:val="16"/>
+                <w:lang w:eastAsia="zh-CN"/>
+              </w:rPr>
+            </w:pPr>
+            <w:r>
+              <w:rPr>
+                <w:rFonts w:cs="Calibri" w:ascii="Calibri" w:hAnsi="Calibri"/>
+                <w:b/>
+                <w:kern w:val="0"/>
+                <w:sz w:val="16"/>
+                <w:szCs w:val="16"/>
+                <w:lang w:eastAsia="zh-CN"/>
+              </w:rPr>
+              <w:t>{{ dzialka.pow_uzytkow_nowy }}</w:t>
+            </w:r>
+          </w:p>
+        </w:tc>
+      </w:tr>
+      <w:tr>
+        <w:trPr>
+          <w:trHeight w:val="567"/>
+          <w:jc w:val="center"/>
+        </w:trPr>
+        <w:tc>
+          <w:tcPr>
+            <w:tcW w:w="563" w:type="dxa"/>
+            <w:tcBorders>
+              <w:top w:val="single" w:sz="4" w:space="0" w:color="000000"/>
+              <w:left w:val="single" w:sz="4" w:space="0" w:color="000000"/>
+              <w:bottom w:val="single" w:sz="4" w:space="0" w:color="000000"/>
+              <w:right w:val="single" w:sz="4" w:space="0" w:color="000000"/>
+            </w:tcBorders>
+            <w:vAlign w:val="center"/>
+          </w:tcPr>
+          <w:p>
+            <w:pPr>
+              <w:suppressAutoHyphens/>
+              <w:snapToGrid w:val="0"/>
+              <w:spacing w:line="240" w:lineRule="auto"/>
+              <w:jc w:val="center"/>
+              <w:rPr>
+                <w:rFonts w:ascii="Bahnschrift SemiBold" w:hAnsi="Bahnschrift SemiBold" w:cs="Calibri"/>
+                <w:b/>
+                <w:kern w:val="0"/>
+                <w:sz w:val="16"/>
+                <w:szCs w:val="16"/>
+                <w:lang w:eastAsia="zh-CN"/>
+              </w:rPr>
+            </w:pPr>
+            <w:r>
+              <w:rPr>
+                <w:rFonts w:cs="Calibri" w:ascii="Calibri" w:hAnsi="Calibri"/>
+                <w:b/>
+                <w:kern w:val="0"/>
+                <w:sz w:val="16"/>
+                <w:szCs w:val="16"/>
+                <w:lang w:eastAsia="zh-CN"/>
+              </w:rPr>
+              <w:t>{%tr endfor %}</w:t>
             </w:r>
           </w:p>
         </w:tc>

--- a/szablony/wykaz_zmian_dzialki_wzor.docx
+++ b/szablony/wykaz_zmian_dzialki_wzor.docx
@@ -705,6 +705,7 @@
         <w:trPr>
           <w:trHeight w:val="191"/>
           <w:jc w:val="center"/>
+          <w:tblHeader/>
         </w:trPr>
         <w:tc>
           <w:tcPr>
@@ -822,6 +823,7 @@
         <w:trPr>
           <w:trHeight w:val="191"/>
           <w:jc w:val="center"/>
+          <w:tblHeader/>
         </w:trPr>
         <w:tc>
           <w:tcPr>
@@ -1248,6 +1250,7 @@
         <w:trPr>
           <w:trHeight w:val="191"/>
           <w:jc w:val="center"/>
+          <w:tblHeader/>
         </w:trPr>
         <w:tc>
           <w:tcPr>
@@ -3043,26 +3046,6 @@
         </w:tc>
       </w:tr>
     </w:tbl>
-    <w:p>
-      <w:pPr>
-        <w:suppressAutoHyphens/>
-        <w:spacing w:line="240" w:lineRule="auto"/>
-        <w:ind w:left="-284"/>
-        <w:jc w:val="left"/>
-        <w:rPr>
-          <w:rFonts w:ascii="Bahnschrift SemiBold" w:hAnsi="Bahnschrift SemiBold" w:cs="Calibri"/>
-          <w:kern w:val="0"/>
-          <w:lang w:eastAsia="zh-CN"/>
-        </w:rPr>
-      </w:pPr>
-    </w:p>
-    <w:p>
-      <w:pPr>
-        <w:rPr>
-          <w:rFonts w:ascii="Bahnschrift SemiBold" w:hAnsi="Bahnschrift SemiBold"/>
-        </w:rPr>
-      </w:pPr>
-    </w:p>
     <w:p>
       <w:pPr>
         <w:tabs>
@@ -3073,11 +3056,148 @@
         <w:ind w:left="8759"/>
         <w:jc w:val="left"/>
         <w:rPr>
-          <w:rFonts w:cs="Tahoma"/>
-          <w:kern w:val="0"/>
-          <w:lang w:eastAsia="zh-CN"/>
-        </w:rPr>
-      </w:pPr>
+          <w:rFonts w:ascii="Bahnschrift SemiBold" w:hAnsi="Bahnschrift SemiBold"/>
+          <w:kern w:val="0"/>
+          <w:sz w:val="24"/>
+          <w:lang w:eastAsia="zh-CN"/>
+        </w:rPr>
+      </w:pPr>
+      <w:r>
+        <w:rPr>
+          <w:rFonts w:cs="Tahoma" w:ascii="Calibri" w:hAnsi="Calibri"/>
+          <w:kern w:val="0"/>
+          <w:sz w:val="20"/>
+          <w:u w:val="none"/>
+          <w:lang w:eastAsia="zh-CN"/>
+        </w:rPr>
+        <w:t xml:space="preserve">Sporządził:        </w:t>
+      </w:r>
+      <w:r>
+        <w:rPr>
+          <w:rFonts w:cs="Tahoma" w:ascii="Calibri" w:hAnsi="Calibri"/>
+          <w:kern w:val="0"/>
+          <w:sz w:val="20"/>
+          <w:u w:val="none"/>
+          <w:lang w:eastAsia="zh-CN"/>
+        </w:rPr>
+        <w:tab/>
+      </w:r>
+      <w:r>
+        <w:rPr>
+          <w:rFonts w:cs="Tahoma" w:ascii="Calibri" w:hAnsi="Calibri"/>
+          <w:b/>
+          <w:kern w:val="0"/>
+          <w:sz w:val="20"/>
+          <w:szCs w:val="16"/>
+          <w:u w:val="none"/>
+          <w:lang w:eastAsia="zh-CN"/>
+        </w:rPr>
+        <w:t>Jakub Stania</w:t>
+      </w:r>
+      <w:r>
+        <w:rPr>
+          <w:rFonts w:cs="Tahoma" w:ascii="Calibri" w:hAnsi="Calibri"/>
+          <w:kern w:val="0"/>
+          <w:sz w:val="20"/>
+          <w:u w:val="none"/>
+          <w:lang w:eastAsia="zh-CN"/>
+        </w:rPr>
+        <w:t xml:space="preserve">              </w:t>
+      </w:r>
+    </w:p>
+    <w:p>
+      <w:pPr>
+        <w:suppressAutoHyphens/>
+        <w:spacing w:line="240" w:lineRule="auto"/>
+        <w:jc w:val="left"/>
+        <w:rPr>
+          <w:rFonts w:ascii="Bahnschrift SemiBold" w:hAnsi="Bahnschrift SemiBold"/>
+          <w:kern w:val="0"/>
+          <w:sz w:val="24"/>
+          <w:lang w:eastAsia="zh-CN"/>
+        </w:rPr>
+      </w:pPr>
+      <w:r>
+        <w:rPr>
+          <w:rFonts w:eastAsia="Tahoma" w:cs="Tahoma" w:ascii="Calibri" w:hAnsi="Calibri"/>
+          <w:kern w:val="0"/>
+          <w:sz w:val="12"/>
+          <w:lang w:eastAsia="zh-CN"/>
+        </w:rPr>
+        <w:t xml:space="preserve">                                </w:t>
+      </w:r>
+      <w:r>
+        <w:rPr>
+          <w:rFonts w:eastAsia="Tahoma" w:cs="Tahoma" w:ascii="Calibri" w:hAnsi="Calibri"/>
+          <w:kern w:val="0"/>
+          <w:sz w:val="12"/>
+          <w:lang w:eastAsia="zh-CN"/>
+        </w:rPr>
+        <w:tab/>
+      </w:r>
+      <w:r>
+        <w:rPr>
+          <w:rFonts w:eastAsia="Tahoma" w:cs="Tahoma" w:ascii="Calibri" w:hAnsi="Calibri"/>
+          <w:kern w:val="0"/>
+          <w:sz w:val="12"/>
+          <w:lang w:eastAsia="zh-CN"/>
+        </w:rPr>
+        <w:tab/>
+      </w:r>
+      <w:r>
+        <w:rPr>
+          <w:rFonts w:eastAsia="Tahoma" w:cs="Tahoma" w:ascii="Calibri" w:hAnsi="Calibri"/>
+          <w:kern w:val="0"/>
+          <w:sz w:val="12"/>
+          <w:lang w:eastAsia="zh-CN"/>
+        </w:rPr>
+        <w:tab/>
+      </w:r>
+      <w:r>
+        <w:rPr>
+          <w:rFonts w:eastAsia="Tahoma" w:cs="Tahoma" w:ascii="Calibri" w:hAnsi="Calibri"/>
+          <w:kern w:val="0"/>
+          <w:sz w:val="12"/>
+          <w:lang w:eastAsia="zh-CN"/>
+        </w:rPr>
+        <w:tab/>
+      </w:r>
+      <w:r>
+        <w:rPr>
+          <w:rFonts w:eastAsia="Tahoma" w:cs="Tahoma" w:ascii="Calibri" w:hAnsi="Calibri"/>
+          <w:kern w:val="0"/>
+          <w:sz w:val="12"/>
+          <w:lang w:eastAsia="zh-CN"/>
+        </w:rPr>
+        <w:tab/>
+      </w:r>
+      <w:r>
+        <w:rPr>
+          <w:rFonts w:eastAsia="Tahoma" w:cs="Tahoma" w:ascii="Calibri" w:hAnsi="Calibri"/>
+          <w:kern w:val="0"/>
+          <w:sz w:val="12"/>
+          <w:lang w:eastAsia="zh-CN"/>
+        </w:rPr>
+        <w:tab/>
+      </w:r>
+      <w:r>
+        <w:rPr>
+          <w:rFonts w:eastAsia="Tahoma" w:cs="Tahoma" w:ascii="Calibri" w:hAnsi="Calibri"/>
+          <w:kern w:val="0"/>
+          <w:sz w:val="12"/>
+          <w:lang w:eastAsia="zh-CN"/>
+        </w:rPr>
+        <w:tab/>
+      </w:r>
+      <w:r>
+        <w:rPr>
+          <w:rFonts w:cs="Tahoma" w:ascii="Calibri" w:hAnsi="Calibri"/>
+          <w:kern w:val="0"/>
+          <w:sz w:val="12"/>
+          <w:lang w:eastAsia="zh-CN"/>
+        </w:rPr>
+        <w:t xml:space="preserve"> </w:t>
+      </w:r>
     </w:p>
     <w:p>
       <w:pPr>
@@ -3103,7 +3223,27 @@
           <w:u w:val="none"/>
           <w:lang w:eastAsia="zh-CN"/>
         </w:rPr>
-        <w:t xml:space="preserve">Sporządził:        </w:t>
+        <w:t>Kierownik</w:t>
+      </w:r>
+      <w:r>
+        <w:rPr>
+          <w:rFonts w:cs="Tahoma" w:ascii="Calibri" w:hAnsi="Calibri"/>
+          <w:kern w:val="0"/>
+          <w:sz w:val="20"/>
+          <w:u w:val="none"/>
+          <w:lang w:eastAsia="zh-CN"/>
+        </w:rPr>
+        <w:t xml:space="preserve"> prac geodezyjnych</w:t>
+      </w:r>
+      <w:r>
+        <w:rPr>
+          <w:rFonts w:cs="Tahoma" w:ascii="Calibri" w:hAnsi="Calibri"/>
+          <w:kern w:val="0"/>
+          <w:sz w:val="20"/>
+          <w:u w:val="none"/>
+          <w:lang w:eastAsia="zh-CN"/>
+        </w:rPr>
+        <w:t>:</w:t>
       </w:r>
       <w:r>
         <w:rPr>
@@ -3125,17 +3265,7 @@
           <w:u w:val="none"/>
           <w:lang w:eastAsia="zh-CN"/>
         </w:rPr>
-        <w:t>Jakub Stania</w:t>
-      </w:r>
-      <w:r>
-        <w:rPr>
-          <w:rFonts w:cs="Tahoma" w:ascii="Calibri" w:hAnsi="Calibri"/>
-          <w:kern w:val="0"/>
-          <w:sz w:val="20"/>
-          <w:u w:val="none"/>
-          <w:lang w:eastAsia="zh-CN"/>
-        </w:rPr>
-        <w:t xml:space="preserve">              </w:t>
+        <w:t>Jakub Stania, 23266 (1,2,3,4)</w:t>
       </w:r>
     </w:p>
     <w:p>
@@ -3144,9 +3274,9 @@
         <w:spacing w:line="240" w:lineRule="auto"/>
         <w:jc w:val="left"/>
         <w:rPr>
-          <w:rFonts w:ascii="Bahnschrift SemiBold" w:hAnsi="Bahnschrift SemiBold"/>
-          <w:kern w:val="0"/>
-          <w:sz w:val="24"/>
+          <w:rFonts w:ascii="Bahnschrift SemiBold" w:hAnsi="Bahnschrift SemiBold" w:cs="Tahoma"/>
+          <w:kern w:val="0"/>
+          <w:sz w:val="16"/>
           <w:lang w:eastAsia="zh-CN"/>
         </w:rPr>
       </w:pPr>
@@ -3157,7 +3287,7 @@
           <w:sz w:val="12"/>
           <w:lang w:eastAsia="zh-CN"/>
         </w:rPr>
-        <w:t xml:space="preserve">                                </w:t>
+        <w:t xml:space="preserve">                    </w:t>
       </w:r>
       <w:r>
         <w:rPr>
@@ -3176,60 +3306,6 @@
           <w:lang w:eastAsia="zh-CN"/>
         </w:rPr>
         <w:tab/>
-      </w:r>
-      <w:r>
-        <w:rPr>
-          <w:rFonts w:eastAsia="Tahoma" w:cs="Tahoma" w:ascii="Calibri" w:hAnsi="Calibri"/>
-          <w:kern w:val="0"/>
-          <w:sz w:val="12"/>
-          <w:lang w:eastAsia="zh-CN"/>
-        </w:rPr>
-        <w:tab/>
-      </w:r>
-      <w:r>
-        <w:rPr>
-          <w:rFonts w:eastAsia="Tahoma" w:cs="Tahoma" w:ascii="Calibri" w:hAnsi="Calibri"/>
-          <w:kern w:val="0"/>
-          <w:sz w:val="12"/>
-          <w:lang w:eastAsia="zh-CN"/>
-        </w:rPr>
-        <w:tab/>
-      </w:r>
-      <w:r>
-        <w:rPr>
-          <w:rFonts w:eastAsia="Tahoma" w:cs="Tahoma" w:ascii="Calibri" w:hAnsi="Calibri"/>
-          <w:kern w:val="0"/>
-          <w:sz w:val="12"/>
-          <w:lang w:eastAsia="zh-CN"/>
-        </w:rPr>
-        <w:tab/>
-      </w:r>
-      <w:r>
-        <w:rPr>
-          <w:rFonts w:eastAsia="Tahoma" w:cs="Tahoma" w:ascii="Calibri" w:hAnsi="Calibri"/>
-          <w:kern w:val="0"/>
-          <w:sz w:val="12"/>
-          <w:lang w:eastAsia="zh-CN"/>
-        </w:rPr>
-        <w:tab/>
-      </w:r>
-      <w:r>
-        <w:rPr>
-          <w:rFonts w:eastAsia="Tahoma" w:cs="Tahoma" w:ascii="Calibri" w:hAnsi="Calibri"/>
-          <w:kern w:val="0"/>
-          <w:sz w:val="12"/>
-          <w:lang w:eastAsia="zh-CN"/>
-        </w:rPr>
-        <w:tab/>
-      </w:r>
-      <w:r>
-        <w:rPr>
-          <w:rFonts w:cs="Tahoma" w:ascii="Calibri" w:hAnsi="Calibri"/>
-          <w:kern w:val="0"/>
-          <w:sz w:val="12"/>
-          <w:lang w:eastAsia="zh-CN"/>
-        </w:rPr>
-        <w:t xml:space="preserve"> </w:t>
       </w:r>
     </w:p>
     <w:p>
@@ -3256,115 +3332,6 @@
           <w:u w:val="none"/>
           <w:lang w:eastAsia="zh-CN"/>
         </w:rPr>
-        <w:t>Kierownik</w:t>
-      </w:r>
-      <w:r>
-        <w:rPr>
-          <w:rFonts w:cs="Tahoma" w:ascii="Calibri" w:hAnsi="Calibri"/>
-          <w:kern w:val="0"/>
-          <w:sz w:val="20"/>
-          <w:u w:val="none"/>
-          <w:lang w:eastAsia="zh-CN"/>
-        </w:rPr>
-        <w:t xml:space="preserve"> prac geodezyjnych</w:t>
-      </w:r>
-      <w:r>
-        <w:rPr>
-          <w:rFonts w:cs="Tahoma" w:ascii="Calibri" w:hAnsi="Calibri"/>
-          <w:kern w:val="0"/>
-          <w:sz w:val="20"/>
-          <w:u w:val="none"/>
-          <w:lang w:eastAsia="zh-CN"/>
-        </w:rPr>
-        <w:t>:</w:t>
-      </w:r>
-      <w:r>
-        <w:rPr>
-          <w:rFonts w:cs="Tahoma" w:ascii="Calibri" w:hAnsi="Calibri"/>
-          <w:kern w:val="0"/>
-          <w:sz w:val="20"/>
-          <w:u w:val="none"/>
-          <w:lang w:eastAsia="zh-CN"/>
-        </w:rPr>
-        <w:tab/>
-      </w:r>
-      <w:r>
-        <w:rPr>
-          <w:rFonts w:cs="Tahoma" w:ascii="Calibri" w:hAnsi="Calibri"/>
-          <w:b/>
-          <w:kern w:val="0"/>
-          <w:sz w:val="20"/>
-          <w:szCs w:val="16"/>
-          <w:u w:val="none"/>
-          <w:lang w:eastAsia="zh-CN"/>
-        </w:rPr>
-        <w:t>Jakub Stania, 23266 (1,2,3,4)</w:t>
-      </w:r>
-    </w:p>
-    <w:p>
-      <w:pPr>
-        <w:suppressAutoHyphens/>
-        <w:spacing w:line="240" w:lineRule="auto"/>
-        <w:jc w:val="left"/>
-        <w:rPr>
-          <w:rFonts w:ascii="Bahnschrift SemiBold" w:hAnsi="Bahnschrift SemiBold" w:cs="Tahoma"/>
-          <w:kern w:val="0"/>
-          <w:sz w:val="16"/>
-          <w:lang w:eastAsia="zh-CN"/>
-        </w:rPr>
-      </w:pPr>
-      <w:r>
-        <w:rPr>
-          <w:rFonts w:eastAsia="Tahoma" w:cs="Tahoma" w:ascii="Calibri" w:hAnsi="Calibri"/>
-          <w:kern w:val="0"/>
-          <w:sz w:val="12"/>
-          <w:lang w:eastAsia="zh-CN"/>
-        </w:rPr>
-        <w:t xml:space="preserve">                    </w:t>
-      </w:r>
-      <w:r>
-        <w:rPr>
-          <w:rFonts w:eastAsia="Tahoma" w:cs="Tahoma" w:ascii="Calibri" w:hAnsi="Calibri"/>
-          <w:kern w:val="0"/>
-          <w:sz w:val="12"/>
-          <w:lang w:eastAsia="zh-CN"/>
-        </w:rPr>
-        <w:tab/>
-      </w:r>
-      <w:r>
-        <w:rPr>
-          <w:rFonts w:eastAsia="Tahoma" w:cs="Tahoma" w:ascii="Calibri" w:hAnsi="Calibri"/>
-          <w:kern w:val="0"/>
-          <w:sz w:val="12"/>
-          <w:lang w:eastAsia="zh-CN"/>
-        </w:rPr>
-        <w:tab/>
-      </w:r>
-    </w:p>
-    <w:p>
-      <w:pPr>
-        <w:tabs>
-          <w:tab w:val="left" w:pos="11442"/>
-        </w:tabs>
-        <w:suppressAutoHyphens/>
-        <w:spacing w:line="240" w:lineRule="auto"/>
-        <w:ind w:left="8759"/>
-        <w:jc w:val="left"/>
-        <w:rPr>
-          <w:rFonts w:ascii="Bahnschrift SemiBold" w:hAnsi="Bahnschrift SemiBold"/>
-          <w:kern w:val="0"/>
-          <w:sz w:val="24"/>
-          <w:lang w:eastAsia="zh-CN"/>
-        </w:rPr>
-      </w:pPr>
-      <w:r>
-        <w:rPr>
-          <w:rFonts w:cs="Tahoma" w:ascii="Calibri" w:hAnsi="Calibri"/>
-          <w:kern w:val="0"/>
-          <w:sz w:val="20"/>
-          <w:u w:val="none"/>
-          <w:lang w:eastAsia="zh-CN"/>
-        </w:rPr>
         <w:t xml:space="preserve">Data sporządzenia: </w:t>
       </w:r>
       <w:r>
@@ -3425,13 +3392,6 @@
         </w:rPr>
         <w:tab/>
       </w:r>
-    </w:p>
-    <w:p>
-      <w:pPr>
-        <w:rPr>
-          <w:rFonts w:ascii="Bahnschrift SemiBold" w:hAnsi="Bahnschrift SemiBold"/>
-        </w:rPr>
-      </w:pPr>
     </w:p>
     <w:sectPr>
       <w:headerReference w:type="even" r:id="rId10"/>

--- a/szablony/wykaz_zmian_dzialki_wzor.docx
+++ b/szablony/wykaz_zmian_dzialki_wzor.docx
@@ -581,7 +581,7 @@
           <w:u w:val="none"/>
           <w:lang w:eastAsia="zh-CN"/>
         </w:rPr>
-        <w:t>.</w:t>
+        <w:t>.{{ wykaz_identyfikator_dzialki }}</w:t>
       </w:r>
       <w:r>
         <w:rPr>

--- a/szablony/wykaz_zmian_dzialki_wzor.docx
+++ b/szablony/wykaz_zmian_dzialki_wzor.docx
@@ -2115,7 +2115,6 @@
             <w:r>
               <w:rPr>
                 <w:rFonts w:cs="Calibri" w:ascii="Calibri" w:hAnsi="Calibri"/>
-                <w:b/>
                 <w:kern w:val="0"/>
                 <w:sz w:val="16"/>
                 <w:szCs w:val="16"/>
@@ -2154,7 +2153,6 @@
             <w:r>
               <w:rPr>
                 <w:rFonts w:cs="Calibri" w:ascii="Calibri" w:hAnsi="Calibri"/>
-                <w:b/>
                 <w:kern w:val="0"/>
                 <w:sz w:val="16"/>
                 <w:szCs w:val="16"/>
@@ -2193,7 +2191,6 @@
             <w:r>
               <w:rPr>
                 <w:rFonts w:cs="Calibri" w:ascii="Calibri" w:hAnsi="Calibri"/>
-                <w:b/>
                 <w:kern w:val="0"/>
                 <w:sz w:val="16"/>
                 <w:szCs w:val="16"/>
@@ -2232,7 +2229,6 @@
             <w:r>
               <w:rPr>
                 <w:rFonts w:cs="Calibri" w:ascii="Calibri" w:hAnsi="Calibri"/>
-                <w:b/>
                 <w:kern w:val="0"/>
                 <w:sz w:val="16"/>
                 <w:szCs w:val="16"/>
@@ -2287,7 +2283,6 @@
             <w:r>
               <w:rPr>
                 <w:rFonts w:cs="Calibri" w:ascii="Calibri" w:hAnsi="Calibri"/>
-                <w:b/>
                 <w:kern w:val="0"/>
                 <w:sz w:val="16"/>
                 <w:szCs w:val="16"/>
@@ -2326,7 +2321,6 @@
             <w:r>
               <w:rPr>
                 <w:rFonts w:cs="Calibri" w:ascii="Calibri" w:hAnsi="Calibri"/>
-                <w:b/>
                 <w:kern w:val="0"/>
                 <w:sz w:val="16"/>
                 <w:szCs w:val="16"/>
@@ -2365,7 +2359,6 @@
             <w:r>
               <w:rPr>
                 <w:rFonts w:cs="Calibri" w:ascii="Calibri" w:hAnsi="Calibri"/>
-                <w:b/>
                 <w:kern w:val="0"/>
                 <w:sz w:val="16"/>
                 <w:szCs w:val="16"/>
@@ -2420,7 +2413,6 @@
             <w:r>
               <w:rPr>
                 <w:rFonts w:cs="Calibri" w:ascii="Calibri" w:hAnsi="Calibri"/>
-                <w:b/>
                 <w:kern w:val="0"/>
                 <w:sz w:val="16"/>
                 <w:szCs w:val="16"/>
@@ -2459,7 +2451,6 @@
             <w:r>
               <w:rPr>
                 <w:rFonts w:cs="Calibri" w:ascii="Calibri" w:hAnsi="Calibri"/>
-                <w:b/>
                 <w:kern w:val="0"/>
                 <w:sz w:val="16"/>
                 <w:szCs w:val="16"/>
@@ -2499,7 +2490,6 @@
             <w:r>
               <w:rPr>
                 <w:rFonts w:cs="Calibri" w:ascii="Calibri" w:hAnsi="Calibri"/>
-                <w:b/>
                 <w:kern w:val="0"/>
                 <w:sz w:val="16"/>
                 <w:szCs w:val="16"/>
@@ -2539,7 +2529,6 @@
             <w:r>
               <w:rPr>
                 <w:rFonts w:cs="Calibri" w:ascii="Calibri" w:hAnsi="Calibri"/>
-                <w:b/>
                 <w:kern w:val="0"/>
                 <w:sz w:val="16"/>
                 <w:szCs w:val="16"/>
@@ -2578,7 +2567,6 @@
             <w:r>
               <w:rPr>
                 <w:rFonts w:cs="Calibri" w:ascii="Calibri" w:hAnsi="Calibri"/>
-                <w:b/>
                 <w:kern w:val="0"/>
                 <w:sz w:val="16"/>
                 <w:szCs w:val="16"/>
@@ -2618,7 +2606,6 @@
             <w:r>
               <w:rPr>
                 <w:rFonts w:cs="Calibri" w:ascii="Calibri" w:hAnsi="Calibri"/>
-                <w:b/>
                 <w:kern w:val="0"/>
                 <w:sz w:val="16"/>
                 <w:szCs w:val="16"/>
@@ -3046,6 +3033,22 @@
         </w:tc>
       </w:tr>
     </w:tbl>
+    <w:p>
+      <w:pPr>
+        <w:suppressAutoHyphens/>
+        <w:jc w:val="center"/>
+        <w:rPr>
+          <w:rFonts w:ascii="Bahnschrift SemiBold" w:hAnsi="Bahnschrift SemiBold" w:cs="Calibri"/>
+          <w:b/>
+          <w:bCs/>
+          <w:kern w:val="0"/>
+          <w:sz w:val="24"/>
+          <w:szCs w:val="24"/>
+          <w:u w:val="single"/>
+          <w:lang w:eastAsia="zh-CN"/>
+        </w:rPr>
+      </w:pPr>
+    </w:p>
     <w:p>
       <w:pPr>
         <w:tabs>

--- a/szablony/wykaz_zmian_dzialki_wzor.docx
+++ b/szablony/wykaz_zmian_dzialki_wzor.docx
@@ -681,25 +681,20 @@
     </w:p>
     <w:tbl>
       <w:tblPr>
-        <w:tblW w:w="12894" w:type="dxa"/>
+        <w:tblW w:w="9105" w:type="dxa"/>
         <w:jc w:val="center"/>
         <w:tblLayout w:type="fixed"/>
         <w:tblLook w:val="0000" w:firstRow="0" w:lastRow="0" w:firstColumn="0" w:lastColumn="0" w:noHBand="0" w:noVBand="0"/>
       </w:tblPr>
       <w:tblGrid>
         <w:gridCol w:w="563"/>
-        <w:gridCol w:w="851"/>
-        <w:gridCol w:w="1416"/>
+        <w:gridCol w:w="1300"/>
+        <w:gridCol w:w="1100"/>
+        <w:gridCol w:w="1500"/>
         <w:gridCol w:w="709"/>
         <w:gridCol w:w="709"/>
-        <w:gridCol w:w="708"/>
-        <w:gridCol w:w="1701"/>
-        <w:gridCol w:w="851"/>
-        <w:gridCol w:w="1559"/>
         <w:gridCol w:w="709"/>
-        <w:gridCol w:w="709"/>
-        <w:gridCol w:w="708"/>
-        <w:gridCol w:w="1701"/>
+        <w:gridCol w:w="2515"/>
       </w:tblGrid>
       <w:tr>
         <w:trPr>
@@ -723,7 +718,7 @@
             <w:pPr>
               <w:suppressAutoHyphens/>
               <w:spacing w:line="240" w:lineRule="auto"/>
-              <w:jc w:val="left"/>
+              <w:jc w:val="center"/>
               <w:rPr>
                 <w:rFonts w:ascii="Bahnschrift SemiBold" w:hAnsi="Bahnschrift SemiBold"/>
                 <w:kern w:val="0"/>
@@ -735,25 +730,28 @@
             <w:r>
               <w:rPr>
                 <w:rFonts w:cs="Calibri" w:ascii="Calibri" w:hAnsi="Calibri"/>
-                <w:kern w:val="0"/>
-                <w:sz w:val="16"/>
-                <w:szCs w:val="16"/>
-                <w:lang w:eastAsia="zh-CN"/>
-              </w:rPr>
-              <w:t>L.p.</w:t>
+                <w:b/>
+                <w:bCs/>
+                <w:kern w:val="0"/>
+                <w:sz w:val="16"/>
+                <w:szCs w:val="16"/>
+                <w:lang w:eastAsia="zh-CN"/>
+              </w:rPr>
+              <w:t xml:space="preserve">L.p.</w:t>
             </w:r>
           </w:p>
         </w:tc>
         <w:tc>
           <w:tcPr>
-            <w:tcW w:w="6094" w:type="dxa"/>
-            <w:gridSpan w:val="6"/>
+            <w:tcW w:w="1300" w:type="dxa"/>
+            <w:vMerge w:val="restart"/>
             <w:tcBorders>
               <w:top w:val="single" w:sz="4" w:space="0" w:color="000000"/>
               <w:left w:val="single" w:sz="4" w:space="0" w:color="000000"/>
               <w:bottom w:val="single" w:sz="4" w:space="0" w:color="000000"/>
               <w:right w:val="single" w:sz="4" w:space="0" w:color="000000"/>
             </w:tcBorders>
+            <w:vAlign w:val="center"/>
           </w:tcPr>
           <w:p>
             <w:pPr>
@@ -772,25 +770,27 @@
               <w:rPr>
                 <w:rFonts w:cs="Calibri" w:ascii="Calibri" w:hAnsi="Calibri"/>
                 <w:b/>
-                <w:kern w:val="0"/>
-                <w:sz w:val="16"/>
-                <w:szCs w:val="16"/>
-                <w:lang w:eastAsia="zh-CN"/>
-              </w:rPr>
-              <w:t>Stan dotychczasowy</w:t>
+                <w:bCs/>
+                <w:kern w:val="0"/>
+                <w:sz w:val="16"/>
+                <w:szCs w:val="16"/>
+                <w:lang w:eastAsia="zh-CN"/>
+              </w:rPr>
+              <w:t xml:space="preserve">Stan</w:t>
             </w:r>
           </w:p>
         </w:tc>
         <w:tc>
           <w:tcPr>
-            <w:tcW w:w="6237" w:type="dxa"/>
-            <w:gridSpan w:val="6"/>
+            <w:tcW w:w="1100" w:type="dxa"/>
+            <w:vMerge w:val="restart"/>
             <w:tcBorders>
               <w:top w:val="single" w:sz="4" w:space="0" w:color="000000"/>
               <w:left w:val="single" w:sz="4" w:space="0" w:color="000000"/>
               <w:bottom w:val="single" w:sz="4" w:space="0" w:color="000000"/>
               <w:right w:val="single" w:sz="4" w:space="0" w:color="000000"/>
             </w:tcBorders>
+            <w:vAlign w:val="center"/>
           </w:tcPr>
           <w:p>
             <w:pPr>
@@ -809,12 +809,130 @@
               <w:rPr>
                 <w:rFonts w:cs="Calibri" w:ascii="Calibri" w:hAnsi="Calibri"/>
                 <w:b/>
-                <w:kern w:val="0"/>
-                <w:sz w:val="16"/>
-                <w:szCs w:val="16"/>
-                <w:lang w:eastAsia="zh-CN"/>
-              </w:rPr>
-              <w:t>Stan nowy</w:t>
+                <w:bCs/>
+                <w:kern w:val="0"/>
+                <w:sz w:val="16"/>
+                <w:szCs w:val="16"/>
+                <w:lang w:eastAsia="zh-CN"/>
+              </w:rPr>
+              <w:t xml:space="preserve">Numer działki</w:t>
+            </w:r>
+          </w:p>
+        </w:tc>
+        <w:tc>
+          <w:tcPr>
+            <w:tcW w:w="1500" w:type="dxa"/>
+            <w:vMerge w:val="restart"/>
+            <w:tcBorders>
+              <w:top w:val="single" w:sz="4" w:space="0" w:color="000000"/>
+              <w:left w:val="single" w:sz="4" w:space="0" w:color="000000"/>
+              <w:bottom w:val="single" w:sz="4" w:space="0" w:color="000000"/>
+              <w:right w:val="single" w:sz="4" w:space="0" w:color="000000"/>
+            </w:tcBorders>
+            <w:vAlign w:val="center"/>
+          </w:tcPr>
+          <w:p>
+            <w:pPr>
+              <w:suppressAutoHyphens/>
+              <w:spacing w:line="240" w:lineRule="auto"/>
+              <w:jc w:val="center"/>
+              <w:rPr>
+                <w:rFonts w:ascii="Bahnschrift SemiBold" w:hAnsi="Bahnschrift SemiBold"/>
+                <w:kern w:val="0"/>
+                <w:sz w:val="16"/>
+                <w:szCs w:val="16"/>
+                <w:lang w:eastAsia="zh-CN"/>
+              </w:rPr>
+            </w:pPr>
+            <w:r>
+              <w:rPr>
+                <w:rFonts w:cs="Calibri" w:ascii="Calibri" w:hAnsi="Calibri"/>
+                <w:b/>
+                <w:bCs/>
+                <w:kern w:val="0"/>
+                <w:sz w:val="16"/>
+                <w:szCs w:val="16"/>
+                <w:lang w:eastAsia="zh-CN"/>
+              </w:rPr>
+              <w:t xml:space="preserve">Pole powierzchni ewidencyjnej działki [ha]</w:t>
+            </w:r>
+          </w:p>
+        </w:tc>
+        <w:tc>
+          <w:tcPr>
+            <w:tcW w:w="2127" w:type="dxa"/>
+            <w:gridSpan w:val="3"/>
+            <w:tcBorders>
+              <w:top w:val="single" w:sz="4" w:space="0" w:color="000000"/>
+              <w:left w:val="single" w:sz="4" w:space="0" w:color="000000"/>
+              <w:bottom w:val="single" w:sz="4" w:space="0" w:color="000000"/>
+              <w:right w:val="single" w:sz="4" w:space="0" w:color="000000"/>
+            </w:tcBorders>
+            <w:vAlign w:val="center"/>
+          </w:tcPr>
+          <w:p>
+            <w:pPr>
+              <w:suppressAutoHyphens/>
+              <w:spacing w:line="240" w:lineRule="auto"/>
+              <w:jc w:val="center"/>
+              <w:rPr>
+                <w:rFonts w:ascii="Bahnschrift SemiBold" w:hAnsi="Bahnschrift SemiBold"/>
+                <w:kern w:val="0"/>
+                <w:sz w:val="16"/>
+                <w:szCs w:val="16"/>
+                <w:lang w:eastAsia="zh-CN"/>
+              </w:rPr>
+            </w:pPr>
+            <w:r>
+              <w:rPr>
+                <w:rFonts w:cs="Calibri" w:ascii="Calibri" w:hAnsi="Calibri"/>
+                <w:b/>
+                <w:bCs/>
+                <w:kern w:val="0"/>
+                <w:sz w:val="16"/>
+                <w:szCs w:val="16"/>
+                <w:lang w:eastAsia="zh-CN"/>
+              </w:rPr>
+              <w:t xml:space="preserve">Użytki gruntowe i klasy bonitacyjne w działce</w:t>
+            </w:r>
+          </w:p>
+        </w:tc>
+        <w:tc>
+          <w:tcPr>
+            <w:tcW w:w="2515" w:type="dxa"/>
+            <w:vMerge w:val="restart"/>
+            <w:tcBorders>
+              <w:top w:val="single" w:sz="4" w:space="0" w:color="000000"/>
+              <w:left w:val="single" w:sz="4" w:space="0" w:color="000000"/>
+              <w:bottom w:val="single" w:sz="4" w:space="0" w:color="000000"/>
+              <w:right w:val="single" w:sz="4" w:space="0" w:color="000000"/>
+            </w:tcBorders>
+            <w:vAlign w:val="center"/>
+          </w:tcPr>
+          <w:p>
+            <w:pPr>
+              <w:suppressAutoHyphens/>
+              <w:spacing w:line="240" w:lineRule="auto"/>
+              <w:jc w:val="center"/>
+              <w:rPr>
+                <w:rFonts w:ascii="Bahnschrift SemiBold" w:hAnsi="Bahnschrift SemiBold"/>
+                <w:kern w:val="0"/>
+                <w:sz w:val="16"/>
+                <w:szCs w:val="16"/>
+                <w:lang w:eastAsia="zh-CN"/>
+              </w:rPr>
+            </w:pPr>
+            <w:r>
+              <w:rPr>
+                <w:rFonts w:cs="Calibri" w:ascii="Calibri" w:hAnsi="Calibri"/>
+                <w:b/>
+                <w:bCs/>
+                <w:kern w:val="0"/>
+                <w:sz w:val="16"/>
+                <w:szCs w:val="16"/>
+                <w:lang w:eastAsia="zh-CN"/>
+              </w:rPr>
+              <w:t xml:space="preserve">Pole powierzchni użytków gruntowych i klas bonitacyjnych w obszarze działki [ha]</w:t>
             </w:r>
           </w:p>
         </w:tc>
@@ -840,11 +958,10 @@
           <w:p>
             <w:pPr>
               <w:suppressAutoHyphens/>
-              <w:snapToGrid w:val="0"/>
               <w:spacing w:line="240" w:lineRule="auto"/>
-              <w:jc w:val="left"/>
-              <w:rPr>
-                <w:rFonts w:ascii="Bahnschrift SemiBold" w:hAnsi="Bahnschrift SemiBold" w:cs="Calibri"/>
+              <w:jc w:val="center"/>
+              <w:rPr>
+                <w:rFonts w:ascii="Bahnschrift SemiBold" w:hAnsi="Bahnschrift SemiBold"/>
                 <w:kern w:val="0"/>
                 <w:sz w:val="16"/>
                 <w:szCs w:val="16"/>
@@ -855,8 +972,8 @@
         </w:tc>
         <w:tc>
           <w:tcPr>
-            <w:tcW w:w="851" w:type="dxa"/>
-            <w:vMerge w:val="restart"/>
+            <w:tcW w:w="1300" w:type="dxa"/>
+            <w:vMerge/>
             <w:tcBorders>
               <w:top w:val="single" w:sz="4" w:space="0" w:color="000000"/>
               <w:left w:val="single" w:sz="4" w:space="0" w:color="000000"/>
@@ -878,22 +995,12 @@
                 <w:lang w:eastAsia="zh-CN"/>
               </w:rPr>
             </w:pPr>
-            <w:r>
-              <w:rPr>
-                <w:rFonts w:cs="Calibri" w:ascii="Calibri" w:hAnsi="Calibri"/>
-                <w:kern w:val="0"/>
-                <w:sz w:val="16"/>
-                <w:szCs w:val="16"/>
-                <w:lang w:eastAsia="zh-CN"/>
-              </w:rPr>
-              <w:t>Numer działki</w:t>
-            </w:r>
           </w:p>
         </w:tc>
         <w:tc>
           <w:tcPr>
-            <w:tcW w:w="1416" w:type="dxa"/>
-            <w:vMerge w:val="restart"/>
+            <w:tcW w:w="1100" w:type="dxa"/>
+            <w:vMerge/>
             <w:tcBorders>
               <w:top w:val="single" w:sz="4" w:space="0" w:color="000000"/>
               <w:left w:val="single" w:sz="4" w:space="0" w:color="000000"/>
@@ -915,22 +1022,12 @@
                 <w:lang w:eastAsia="zh-CN"/>
               </w:rPr>
             </w:pPr>
-            <w:r>
-              <w:rPr>
-                <w:rFonts w:cs="Calibri" w:ascii="Calibri" w:hAnsi="Calibri"/>
-                <w:kern w:val="0"/>
-                <w:sz w:val="16"/>
-                <w:szCs w:val="16"/>
-                <w:lang w:eastAsia="zh-CN"/>
-              </w:rPr>
-              <w:t>Pole powierzchni ewidencyjnej działki [ha]</w:t>
-            </w:r>
           </w:p>
         </w:tc>
         <w:tc>
           <w:tcPr>
-            <w:tcW w:w="2126" w:type="dxa"/>
-            <w:gridSpan w:val="3"/>
+            <w:tcW w:w="1500" w:type="dxa"/>
+            <w:vMerge/>
             <w:tcBorders>
               <w:top w:val="single" w:sz="4" w:space="0" w:color="000000"/>
               <w:left w:val="single" w:sz="4" w:space="0" w:color="000000"/>
@@ -946,388 +1043,6 @@
               <w:jc w:val="center"/>
               <w:rPr>
                 <w:rFonts w:ascii="Bahnschrift SemiBold" w:hAnsi="Bahnschrift SemiBold"/>
-                <w:kern w:val="0"/>
-                <w:sz w:val="16"/>
-                <w:szCs w:val="16"/>
-                <w:lang w:eastAsia="zh-CN"/>
-              </w:rPr>
-            </w:pPr>
-            <w:r>
-              <w:rPr>
-                <w:rFonts w:cs="Calibri" w:ascii="Calibri" w:hAnsi="Calibri"/>
-                <w:kern w:val="0"/>
-                <w:sz w:val="16"/>
-                <w:szCs w:val="16"/>
-                <w:lang w:eastAsia="zh-CN"/>
-              </w:rPr>
-              <w:t xml:space="preserve">Użytki gruntowe </w:t>
-            </w:r>
-          </w:p>
-          <w:p>
-            <w:pPr>
-              <w:suppressAutoHyphens/>
-              <w:spacing w:line="240" w:lineRule="auto"/>
-              <w:jc w:val="center"/>
-              <w:rPr>
-                <w:rFonts w:ascii="Bahnschrift SemiBold" w:hAnsi="Bahnschrift SemiBold"/>
-                <w:kern w:val="0"/>
-                <w:sz w:val="16"/>
-                <w:szCs w:val="16"/>
-                <w:lang w:eastAsia="zh-CN"/>
-              </w:rPr>
-            </w:pPr>
-            <w:r>
-              <w:rPr>
-                <w:rFonts w:cs="Calibri" w:ascii="Calibri" w:hAnsi="Calibri"/>
-                <w:kern w:val="0"/>
-                <w:sz w:val="16"/>
-                <w:szCs w:val="16"/>
-                <w:lang w:eastAsia="zh-CN"/>
-              </w:rPr>
-              <w:t>i klasy bonitacyjne w działce</w:t>
-            </w:r>
-          </w:p>
-        </w:tc>
-        <w:tc>
-          <w:tcPr>
-            <w:tcW w:w="1701" w:type="dxa"/>
-            <w:vMerge w:val="restart"/>
-            <w:tcBorders>
-              <w:top w:val="single" w:sz="4" w:space="0" w:color="000000"/>
-              <w:left w:val="single" w:sz="4" w:space="0" w:color="000000"/>
-              <w:bottom w:val="single" w:sz="4" w:space="0" w:color="000000"/>
-              <w:right w:val="single" w:sz="4" w:space="0" w:color="000000"/>
-            </w:tcBorders>
-            <w:vAlign w:val="center"/>
-          </w:tcPr>
-          <w:p>
-            <w:pPr>
-              <w:suppressAutoHyphens/>
-              <w:spacing w:line="240" w:lineRule="auto"/>
-              <w:jc w:val="center"/>
-              <w:rPr>
-                <w:rFonts w:ascii="Bahnschrift SemiBold" w:hAnsi="Bahnschrift SemiBold"/>
-                <w:kern w:val="0"/>
-                <w:sz w:val="16"/>
-                <w:szCs w:val="16"/>
-                <w:lang w:eastAsia="zh-CN"/>
-              </w:rPr>
-            </w:pPr>
-            <w:r>
-              <w:rPr>
-                <w:rFonts w:cs="Calibri" w:ascii="Calibri" w:hAnsi="Calibri"/>
-                <w:kern w:val="0"/>
-                <w:sz w:val="16"/>
-                <w:szCs w:val="16"/>
-                <w:lang w:eastAsia="zh-CN"/>
-              </w:rPr>
-              <w:t xml:space="preserve">Pole powierzchni użytków gruntowych i klas bonitacyjnych </w:t>
-            </w:r>
-          </w:p>
-          <w:p>
-            <w:pPr>
-              <w:suppressAutoHyphens/>
-              <w:spacing w:line="240" w:lineRule="auto"/>
-              <w:jc w:val="center"/>
-              <w:rPr>
-                <w:rFonts w:ascii="Bahnschrift SemiBold" w:hAnsi="Bahnschrift SemiBold"/>
-                <w:kern w:val="0"/>
-                <w:sz w:val="16"/>
-                <w:szCs w:val="16"/>
-                <w:lang w:eastAsia="zh-CN"/>
-              </w:rPr>
-            </w:pPr>
-            <w:r>
-              <w:rPr>
-                <w:rFonts w:cs="Calibri" w:ascii="Calibri" w:hAnsi="Calibri"/>
-                <w:kern w:val="0"/>
-                <w:sz w:val="16"/>
-                <w:szCs w:val="16"/>
-                <w:lang w:eastAsia="zh-CN"/>
-              </w:rPr>
-              <w:t>w obszarze działki [ha]</w:t>
-            </w:r>
-          </w:p>
-        </w:tc>
-        <w:tc>
-          <w:tcPr>
-            <w:tcW w:w="851" w:type="dxa"/>
-            <w:vMerge w:val="restart"/>
-            <w:tcBorders>
-              <w:top w:val="single" w:sz="4" w:space="0" w:color="000000"/>
-              <w:left w:val="single" w:sz="4" w:space="0" w:color="000000"/>
-              <w:bottom w:val="single" w:sz="4" w:space="0" w:color="000000"/>
-              <w:right w:val="single" w:sz="4" w:space="0" w:color="000000"/>
-            </w:tcBorders>
-            <w:vAlign w:val="center"/>
-          </w:tcPr>
-          <w:p>
-            <w:pPr>
-              <w:suppressAutoHyphens/>
-              <w:spacing w:line="240" w:lineRule="auto"/>
-              <w:jc w:val="center"/>
-              <w:rPr>
-                <w:rFonts w:ascii="Bahnschrift SemiBold" w:hAnsi="Bahnschrift SemiBold"/>
-                <w:kern w:val="0"/>
-                <w:sz w:val="16"/>
-                <w:szCs w:val="16"/>
-                <w:lang w:eastAsia="zh-CN"/>
-              </w:rPr>
-            </w:pPr>
-            <w:r>
-              <w:rPr>
-                <w:rFonts w:cs="Calibri" w:ascii="Calibri" w:hAnsi="Calibri"/>
-                <w:kern w:val="0"/>
-                <w:sz w:val="16"/>
-                <w:szCs w:val="16"/>
-                <w:lang w:eastAsia="zh-CN"/>
-              </w:rPr>
-              <w:t>Numer działki</w:t>
-            </w:r>
-          </w:p>
-        </w:tc>
-        <w:tc>
-          <w:tcPr>
-            <w:tcW w:w="1559" w:type="dxa"/>
-            <w:vMerge w:val="restart"/>
-            <w:tcBorders>
-              <w:top w:val="single" w:sz="4" w:space="0" w:color="000000"/>
-              <w:left w:val="single" w:sz="4" w:space="0" w:color="000000"/>
-              <w:bottom w:val="single" w:sz="4" w:space="0" w:color="000000"/>
-              <w:right w:val="single" w:sz="4" w:space="0" w:color="000000"/>
-            </w:tcBorders>
-            <w:vAlign w:val="center"/>
-          </w:tcPr>
-          <w:p>
-            <w:pPr>
-              <w:suppressAutoHyphens/>
-              <w:spacing w:line="240" w:lineRule="auto"/>
-              <w:jc w:val="center"/>
-              <w:rPr>
-                <w:rFonts w:ascii="Bahnschrift SemiBold" w:hAnsi="Bahnschrift SemiBold"/>
-                <w:kern w:val="0"/>
-                <w:sz w:val="16"/>
-                <w:szCs w:val="16"/>
-                <w:lang w:eastAsia="zh-CN"/>
-              </w:rPr>
-            </w:pPr>
-            <w:r>
-              <w:rPr>
-                <w:rFonts w:cs="Calibri" w:ascii="Calibri" w:hAnsi="Calibri"/>
-                <w:kern w:val="0"/>
-                <w:sz w:val="16"/>
-                <w:szCs w:val="16"/>
-                <w:lang w:eastAsia="zh-CN"/>
-              </w:rPr>
-              <w:t>Pole powierzchni ewidencyjnej działki [ha]</w:t>
-            </w:r>
-          </w:p>
-        </w:tc>
-        <w:tc>
-          <w:tcPr>
-            <w:tcW w:w="2126" w:type="dxa"/>
-            <w:gridSpan w:val="3"/>
-            <w:tcBorders>
-              <w:top w:val="single" w:sz="4" w:space="0" w:color="000000"/>
-              <w:left w:val="single" w:sz="4" w:space="0" w:color="000000"/>
-              <w:bottom w:val="single" w:sz="4" w:space="0" w:color="000000"/>
-              <w:right w:val="single" w:sz="4" w:space="0" w:color="000000"/>
-            </w:tcBorders>
-            <w:vAlign w:val="center"/>
-          </w:tcPr>
-          <w:p>
-            <w:pPr>
-              <w:suppressAutoHyphens/>
-              <w:spacing w:line="240" w:lineRule="auto"/>
-              <w:jc w:val="center"/>
-              <w:rPr>
-                <w:rFonts w:ascii="Bahnschrift SemiBold" w:hAnsi="Bahnschrift SemiBold"/>
-                <w:kern w:val="0"/>
-                <w:sz w:val="16"/>
-                <w:szCs w:val="16"/>
-                <w:lang w:eastAsia="zh-CN"/>
-              </w:rPr>
-            </w:pPr>
-            <w:r>
-              <w:rPr>
-                <w:rFonts w:cs="Calibri" w:ascii="Calibri" w:hAnsi="Calibri"/>
-                <w:kern w:val="0"/>
-                <w:sz w:val="16"/>
-                <w:szCs w:val="16"/>
-                <w:lang w:eastAsia="zh-CN"/>
-              </w:rPr>
-              <w:t xml:space="preserve">Użytki gruntowe </w:t>
-            </w:r>
-          </w:p>
-          <w:p>
-            <w:pPr>
-              <w:suppressAutoHyphens/>
-              <w:spacing w:line="240" w:lineRule="auto"/>
-              <w:jc w:val="center"/>
-              <w:rPr>
-                <w:rFonts w:ascii="Bahnschrift SemiBold" w:hAnsi="Bahnschrift SemiBold"/>
-                <w:kern w:val="0"/>
-                <w:sz w:val="16"/>
-                <w:szCs w:val="16"/>
-                <w:lang w:eastAsia="zh-CN"/>
-              </w:rPr>
-            </w:pPr>
-            <w:r>
-              <w:rPr>
-                <w:rFonts w:cs="Calibri" w:ascii="Calibri" w:hAnsi="Calibri"/>
-                <w:kern w:val="0"/>
-                <w:sz w:val="16"/>
-                <w:szCs w:val="16"/>
-                <w:lang w:eastAsia="zh-CN"/>
-              </w:rPr>
-              <w:t>i klasy bonitacyjne w działce</w:t>
-            </w:r>
-          </w:p>
-        </w:tc>
-        <w:tc>
-          <w:tcPr>
-            <w:tcW w:w="1701" w:type="dxa"/>
-            <w:vMerge w:val="restart"/>
-            <w:tcBorders>
-              <w:top w:val="single" w:sz="4" w:space="0" w:color="000000"/>
-              <w:left w:val="single" w:sz="4" w:space="0" w:color="000000"/>
-              <w:bottom w:val="single" w:sz="4" w:space="0" w:color="000000"/>
-              <w:right w:val="single" w:sz="4" w:space="0" w:color="000000"/>
-            </w:tcBorders>
-            <w:vAlign w:val="center"/>
-          </w:tcPr>
-          <w:p>
-            <w:pPr>
-              <w:suppressAutoHyphens/>
-              <w:spacing w:line="240" w:lineRule="auto"/>
-              <w:jc w:val="center"/>
-              <w:rPr>
-                <w:rFonts w:ascii="Bahnschrift SemiBold" w:hAnsi="Bahnschrift SemiBold"/>
-                <w:kern w:val="0"/>
-                <w:sz w:val="16"/>
-                <w:szCs w:val="16"/>
-                <w:lang w:eastAsia="zh-CN"/>
-              </w:rPr>
-            </w:pPr>
-            <w:r>
-              <w:rPr>
-                <w:rFonts w:cs="Calibri" w:ascii="Calibri" w:hAnsi="Calibri"/>
-                <w:kern w:val="0"/>
-                <w:sz w:val="16"/>
-                <w:szCs w:val="16"/>
-                <w:lang w:eastAsia="zh-CN"/>
-              </w:rPr>
-              <w:t xml:space="preserve">Pole powierzchni użytków gruntowych i klas bonitacyjnych </w:t>
-            </w:r>
-          </w:p>
-          <w:p>
-            <w:pPr>
-              <w:suppressAutoHyphens/>
-              <w:spacing w:line="240" w:lineRule="auto"/>
-              <w:jc w:val="center"/>
-              <w:rPr>
-                <w:rFonts w:ascii="Bahnschrift SemiBold" w:hAnsi="Bahnschrift SemiBold"/>
-                <w:kern w:val="0"/>
-                <w:sz w:val="16"/>
-                <w:szCs w:val="16"/>
-                <w:lang w:eastAsia="zh-CN"/>
-              </w:rPr>
-            </w:pPr>
-            <w:r>
-              <w:rPr>
-                <w:rFonts w:cs="Calibri" w:ascii="Calibri" w:hAnsi="Calibri"/>
-                <w:kern w:val="0"/>
-                <w:sz w:val="16"/>
-                <w:szCs w:val="16"/>
-                <w:lang w:eastAsia="zh-CN"/>
-              </w:rPr>
-              <w:t>w obszarze działki [ha]</w:t>
-            </w:r>
-          </w:p>
-        </w:tc>
-      </w:tr>
-      <w:tr>
-        <w:trPr>
-          <w:trHeight w:val="191"/>
-          <w:jc w:val="center"/>
-          <w:tblHeader/>
-        </w:trPr>
-        <w:tc>
-          <w:tcPr>
-            <w:tcW w:w="563" w:type="dxa"/>
-            <w:vMerge/>
-            <w:tcBorders>
-              <w:top w:val="single" w:sz="4" w:space="0" w:color="000000"/>
-              <w:left w:val="single" w:sz="4" w:space="0" w:color="000000"/>
-              <w:bottom w:val="single" w:sz="4" w:space="0" w:color="000000"/>
-              <w:right w:val="single" w:sz="4" w:space="0" w:color="000000"/>
-            </w:tcBorders>
-            <w:vAlign w:val="center"/>
-          </w:tcPr>
-          <w:p>
-            <w:pPr>
-              <w:suppressAutoHyphens/>
-              <w:snapToGrid w:val="0"/>
-              <w:spacing w:line="240" w:lineRule="auto"/>
-              <w:jc w:val="left"/>
-              <w:rPr>
-                <w:rFonts w:ascii="Bahnschrift SemiBold" w:hAnsi="Bahnschrift SemiBold" w:cs="Calibri"/>
-                <w:kern w:val="0"/>
-                <w:sz w:val="16"/>
-                <w:szCs w:val="16"/>
-                <w:lang w:eastAsia="zh-CN"/>
-              </w:rPr>
-            </w:pPr>
-          </w:p>
-        </w:tc>
-        <w:tc>
-          <w:tcPr>
-            <w:tcW w:w="851" w:type="dxa"/>
-            <w:vMerge/>
-            <w:tcBorders>
-              <w:top w:val="single" w:sz="4" w:space="0" w:color="000000"/>
-              <w:left w:val="single" w:sz="4" w:space="0" w:color="000000"/>
-              <w:bottom w:val="single" w:sz="4" w:space="0" w:color="000000"/>
-              <w:right w:val="single" w:sz="4" w:space="0" w:color="000000"/>
-            </w:tcBorders>
-            <w:vAlign w:val="center"/>
-          </w:tcPr>
-          <w:p>
-            <w:pPr>
-              <w:suppressAutoHyphens/>
-              <w:snapToGrid w:val="0"/>
-              <w:spacing w:line="240" w:lineRule="auto"/>
-              <w:jc w:val="center"/>
-              <w:rPr>
-                <w:rFonts w:ascii="Bahnschrift SemiBold" w:hAnsi="Bahnschrift SemiBold" w:cs="Calibri"/>
-                <w:kern w:val="0"/>
-                <w:sz w:val="16"/>
-                <w:szCs w:val="16"/>
-                <w:lang w:eastAsia="zh-CN"/>
-              </w:rPr>
-            </w:pPr>
-          </w:p>
-        </w:tc>
-        <w:tc>
-          <w:tcPr>
-            <w:tcW w:w="1416" w:type="dxa"/>
-            <w:vMerge/>
-            <w:tcBorders>
-              <w:top w:val="single" w:sz="4" w:space="0" w:color="000000"/>
-              <w:left w:val="single" w:sz="4" w:space="0" w:color="000000"/>
-              <w:bottom w:val="single" w:sz="4" w:space="0" w:color="000000"/>
-              <w:right w:val="single" w:sz="4" w:space="0" w:color="000000"/>
-            </w:tcBorders>
-            <w:vAlign w:val="center"/>
-          </w:tcPr>
-          <w:p>
-            <w:pPr>
-              <w:suppressAutoHyphens/>
-              <w:snapToGrid w:val="0"/>
-              <w:spacing w:line="240" w:lineRule="auto"/>
-              <w:jc w:val="center"/>
-              <w:rPr>
-                <w:rFonts w:ascii="Bahnschrift SemiBold" w:hAnsi="Bahnschrift SemiBold" w:cs="Calibri"/>
                 <w:kern w:val="0"/>
                 <w:sz w:val="16"/>
                 <w:szCs w:val="16"/>
@@ -1363,12 +1078,14 @@
             <w:r>
               <w:rPr>
                 <w:rFonts w:cs="Calibri" w:ascii="Calibri" w:hAnsi="Calibri"/>
-                <w:kern w:val="0"/>
-                <w:sz w:val="16"/>
-                <w:szCs w:val="16"/>
-                <w:lang w:eastAsia="zh-CN"/>
-              </w:rPr>
-              <w:t>OFU</w:t>
+                <w:b/>
+                <w:bCs/>
+                <w:kern w:val="0"/>
+                <w:sz w:val="16"/>
+                <w:szCs w:val="16"/>
+                <w:lang w:eastAsia="zh-CN"/>
+              </w:rPr>
+              <w:t xml:space="preserve">OFU</w:t>
             </w:r>
           </w:p>
         </w:tc>
@@ -1399,168 +1116,14 @@
             <w:r>
               <w:rPr>
                 <w:rFonts w:cs="Calibri" w:ascii="Calibri" w:hAnsi="Calibri"/>
-                <w:kern w:val="0"/>
-                <w:sz w:val="16"/>
-                <w:szCs w:val="16"/>
-                <w:lang w:eastAsia="zh-CN"/>
-              </w:rPr>
-              <w:t>OZU</w:t>
-            </w:r>
-          </w:p>
-        </w:tc>
-        <w:tc>
-          <w:tcPr>
-            <w:tcW w:w="708" w:type="dxa"/>
-            <w:tcBorders>
-              <w:top w:val="single" w:sz="4" w:space="0" w:color="000000"/>
-              <w:left w:val="single" w:sz="4" w:space="0" w:color="000000"/>
-              <w:bottom w:val="single" w:sz="4" w:space="0" w:color="000000"/>
-              <w:right w:val="single" w:sz="4" w:space="0" w:color="000000"/>
-            </w:tcBorders>
-            <w:vAlign w:val="center"/>
-          </w:tcPr>
-          <w:p>
-            <w:pPr>
-              <w:suppressAutoHyphens/>
-              <w:spacing w:line="240" w:lineRule="auto"/>
-              <w:jc w:val="center"/>
-              <w:rPr>
-                <w:rFonts w:ascii="Bahnschrift SemiBold" w:hAnsi="Bahnschrift SemiBold"/>
-                <w:kern w:val="0"/>
-                <w:sz w:val="16"/>
-                <w:szCs w:val="16"/>
-                <w:lang w:eastAsia="zh-CN"/>
-              </w:rPr>
-            </w:pPr>
-            <w:r>
-              <w:rPr>
-                <w:rFonts w:cs="Calibri" w:ascii="Calibri" w:hAnsi="Calibri"/>
-                <w:kern w:val="0"/>
-                <w:sz w:val="16"/>
-                <w:szCs w:val="16"/>
-                <w:lang w:eastAsia="zh-CN"/>
-              </w:rPr>
-              <w:t>OZK</w:t>
-            </w:r>
-          </w:p>
-        </w:tc>
-        <w:tc>
-          <w:tcPr>
-            <w:tcW w:w="1701" w:type="dxa"/>
-            <w:vMerge/>
-            <w:tcBorders>
-              <w:top w:val="single" w:sz="4" w:space="0" w:color="000000"/>
-              <w:left w:val="single" w:sz="4" w:space="0" w:color="000000"/>
-              <w:bottom w:val="single" w:sz="4" w:space="0" w:color="000000"/>
-              <w:right w:val="single" w:sz="4" w:space="0" w:color="000000"/>
-            </w:tcBorders>
-            <w:vAlign w:val="center"/>
-          </w:tcPr>
-          <w:p>
-            <w:pPr>
-              <w:suppressAutoHyphens/>
-              <w:snapToGrid w:val="0"/>
-              <w:spacing w:line="240" w:lineRule="auto"/>
-              <w:jc w:val="center"/>
-              <w:rPr>
-                <w:rFonts w:ascii="Bahnschrift SemiBold" w:hAnsi="Bahnschrift SemiBold" w:cs="Calibri"/>
-                <w:kern w:val="0"/>
-                <w:sz w:val="16"/>
-                <w:szCs w:val="16"/>
-                <w:lang w:eastAsia="zh-CN"/>
-              </w:rPr>
-            </w:pPr>
-          </w:p>
-        </w:tc>
-        <w:tc>
-          <w:tcPr>
-            <w:tcW w:w="851" w:type="dxa"/>
-            <w:vMerge/>
-            <w:tcBorders>
-              <w:top w:val="single" w:sz="4" w:space="0" w:color="000000"/>
-              <w:left w:val="single" w:sz="4" w:space="0" w:color="000000"/>
-              <w:bottom w:val="single" w:sz="4" w:space="0" w:color="000000"/>
-              <w:right w:val="single" w:sz="4" w:space="0" w:color="000000"/>
-            </w:tcBorders>
-            <w:vAlign w:val="center"/>
-          </w:tcPr>
-          <w:p>
-            <w:pPr>
-              <w:suppressAutoHyphens/>
-              <w:snapToGrid w:val="0"/>
-              <w:spacing w:line="240" w:lineRule="auto"/>
-              <w:jc w:val="center"/>
-              <w:rPr>
-                <w:rFonts w:ascii="Bahnschrift SemiBold" w:hAnsi="Bahnschrift SemiBold" w:cs="Calibri"/>
-                <w:kern w:val="0"/>
-                <w:sz w:val="16"/>
-                <w:szCs w:val="16"/>
-                <w:lang w:eastAsia="zh-CN"/>
-              </w:rPr>
-            </w:pPr>
-          </w:p>
-        </w:tc>
-        <w:tc>
-          <w:tcPr>
-            <w:tcW w:w="1559" w:type="dxa"/>
-            <w:vMerge/>
-            <w:tcBorders>
-              <w:top w:val="single" w:sz="4" w:space="0" w:color="000000"/>
-              <w:left w:val="single" w:sz="4" w:space="0" w:color="000000"/>
-              <w:bottom w:val="single" w:sz="4" w:space="0" w:color="000000"/>
-              <w:right w:val="single" w:sz="4" w:space="0" w:color="000000"/>
-            </w:tcBorders>
-            <w:vAlign w:val="center"/>
-          </w:tcPr>
-          <w:p>
-            <w:pPr>
-              <w:suppressAutoHyphens/>
-              <w:snapToGrid w:val="0"/>
-              <w:spacing w:line="240" w:lineRule="auto"/>
-              <w:jc w:val="center"/>
-              <w:rPr>
-                <w:rFonts w:ascii="Bahnschrift SemiBold" w:hAnsi="Bahnschrift SemiBold" w:cs="Calibri"/>
-                <w:kern w:val="0"/>
-                <w:sz w:val="16"/>
-                <w:szCs w:val="16"/>
-                <w:lang w:eastAsia="zh-CN"/>
-              </w:rPr>
-            </w:pPr>
-          </w:p>
-        </w:tc>
-        <w:tc>
-          <w:tcPr>
-            <w:tcW w:w="709" w:type="dxa"/>
-            <w:tcBorders>
-              <w:top w:val="single" w:sz="4" w:space="0" w:color="000000"/>
-              <w:left w:val="single" w:sz="4" w:space="0" w:color="000000"/>
-              <w:bottom w:val="single" w:sz="4" w:space="0" w:color="000000"/>
-              <w:right w:val="single" w:sz="4" w:space="0" w:color="000000"/>
-            </w:tcBorders>
-            <w:vAlign w:val="center"/>
-          </w:tcPr>
-          <w:p>
-            <w:pPr>
-              <w:suppressAutoHyphens/>
-              <w:spacing w:line="240" w:lineRule="auto"/>
-              <w:jc w:val="center"/>
-              <w:rPr>
-                <w:rFonts w:ascii="Bahnschrift SemiBold" w:hAnsi="Bahnschrift SemiBold"/>
-                <w:kern w:val="0"/>
-                <w:sz w:val="16"/>
-                <w:szCs w:val="16"/>
-                <w:lang w:eastAsia="zh-CN"/>
-              </w:rPr>
-            </w:pPr>
-            <w:r>
-              <w:rPr>
-                <w:rFonts w:cs="Calibri" w:ascii="Calibri" w:hAnsi="Calibri"/>
-                <w:kern w:val="0"/>
-                <w:sz w:val="16"/>
-                <w:szCs w:val="16"/>
-                <w:lang w:eastAsia="zh-CN"/>
-              </w:rPr>
-              <w:t>OFU</w:t>
+                <w:b/>
+                <w:bCs/>
+                <w:kern w:val="0"/>
+                <w:sz w:val="16"/>
+                <w:szCs w:val="16"/>
+                <w:lang w:eastAsia="zh-CN"/>
+              </w:rPr>
+              <w:t xml:space="preserve">OZU</w:t>
             </w:r>
           </w:p>
         </w:tc>
@@ -1591,18 +1154,21 @@
             <w:r>
               <w:rPr>
                 <w:rFonts w:cs="Calibri" w:ascii="Calibri" w:hAnsi="Calibri"/>
-                <w:kern w:val="0"/>
-                <w:sz w:val="16"/>
-                <w:szCs w:val="16"/>
-                <w:lang w:eastAsia="zh-CN"/>
-              </w:rPr>
-              <w:t>OZU</w:t>
+                <w:b/>
+                <w:bCs/>
+                <w:kern w:val="0"/>
+                <w:sz w:val="16"/>
+                <w:szCs w:val="16"/>
+                <w:lang w:eastAsia="zh-CN"/>
+              </w:rPr>
+              <w:t xml:space="preserve">OZK</w:t>
             </w:r>
           </w:p>
         </w:tc>
         <w:tc>
           <w:tcPr>
-            <w:tcW w:w="708" w:type="dxa"/>
+            <w:tcW w:w="2515" w:type="dxa"/>
+            <w:vMerge/>
             <w:tcBorders>
               <w:top w:val="single" w:sz="4" w:space="0" w:color="000000"/>
               <w:left w:val="single" w:sz="4" w:space="0" w:color="000000"/>
@@ -1618,44 +1184,6 @@
               <w:jc w:val="center"/>
               <w:rPr>
                 <w:rFonts w:ascii="Bahnschrift SemiBold" w:hAnsi="Bahnschrift SemiBold"/>
-                <w:kern w:val="0"/>
-                <w:sz w:val="16"/>
-                <w:szCs w:val="16"/>
-                <w:lang w:eastAsia="zh-CN"/>
-              </w:rPr>
-            </w:pPr>
-            <w:r>
-              <w:rPr>
-                <w:rFonts w:cs="Calibri" w:ascii="Calibri" w:hAnsi="Calibri"/>
-                <w:kern w:val="0"/>
-                <w:sz w:val="16"/>
-                <w:szCs w:val="16"/>
-                <w:lang w:eastAsia="zh-CN"/>
-              </w:rPr>
-              <w:t>OZK</w:t>
-            </w:r>
-          </w:p>
-        </w:tc>
-        <w:tc>
-          <w:tcPr>
-            <w:tcW w:w="1701" w:type="dxa"/>
-            <w:vMerge/>
-            <w:tcBorders>
-              <w:top w:val="single" w:sz="4" w:space="0" w:color="000000"/>
-              <w:left w:val="single" w:sz="4" w:space="0" w:color="000000"/>
-              <w:bottom w:val="single" w:sz="4" w:space="0" w:color="000000"/>
-              <w:right w:val="single" w:sz="4" w:space="0" w:color="000000"/>
-            </w:tcBorders>
-            <w:vAlign w:val="center"/>
-          </w:tcPr>
-          <w:p>
-            <w:pPr>
-              <w:suppressAutoHyphens/>
-              <w:snapToGrid w:val="0"/>
-              <w:spacing w:line="240" w:lineRule="auto"/>
-              <w:jc w:val="center"/>
-              <w:rPr>
-                <w:rFonts w:ascii="Bahnschrift SemiBold" w:hAnsi="Bahnschrift SemiBold" w:cs="Calibri"/>
                 <w:kern w:val="0"/>
                 <w:sz w:val="16"/>
                 <w:szCs w:val="16"/>
@@ -1705,13 +1233,13 @@
                 <w:szCs w:val="16"/>
                 <w:lang w:eastAsia="zh-CN"/>
               </w:rPr>
-              <w:t>{%tr for dzialka in wykazy_dzialek %}</w:t>
+              <w:t xml:space="preserve">{%tr for dzialka in wykazy_dzialek %}</w:t>
             </w:r>
           </w:p>
         </w:tc>
         <w:tc>
           <w:tcPr>
-            <w:tcW w:w="851" w:type="dxa"/>
+            <w:tcW w:w="1300" w:type="dxa"/>
             <w:tcBorders>
               <w:top w:val="single" w:sz="4" w:space="0" w:color="000000"/>
               <w:left w:val="single" w:sz="4" w:space="0" w:color="000000"/>
@@ -1739,7 +1267,35 @@
         </w:tc>
         <w:tc>
           <w:tcPr>
-            <w:tcW w:w="1416" w:type="dxa"/>
+            <w:tcW w:w="1100" w:type="dxa"/>
+            <w:tcBorders>
+              <w:top w:val="single" w:sz="4" w:space="0" w:color="000000"/>
+              <w:left w:val="single" w:sz="4" w:space="0" w:color="000000"/>
+              <w:bottom w:val="single" w:sz="4" w:space="0" w:color="000000"/>
+              <w:right w:val="single" w:sz="4" w:space="0" w:color="000000"/>
+            </w:tcBorders>
+            <w:vAlign w:val="center"/>
+          </w:tcPr>
+          <w:p>
+            <w:pPr>
+              <w:suppressAutoHyphens/>
+              <w:snapToGrid w:val="0"/>
+              <w:spacing w:line="240" w:lineRule="auto"/>
+              <w:jc w:val="center"/>
+              <w:rPr>
+                <w:rFonts w:ascii="Bahnschrift SemiBold" w:hAnsi="Bahnschrift SemiBold" w:cs="Calibri"/>
+                <w:b/>
+                <w:kern w:val="0"/>
+                <w:sz w:val="16"/>
+                <w:szCs w:val="16"/>
+                <w:lang w:eastAsia="zh-CN"/>
+              </w:rPr>
+            </w:pPr>
+          </w:p>
+        </w:tc>
+        <w:tc>
+          <w:tcPr>
+            <w:tcW w:w="1500" w:type="dxa"/>
             <w:tcBorders>
               <w:top w:val="single" w:sz="4" w:space="0" w:color="000000"/>
               <w:left w:val="single" w:sz="4" w:space="0" w:color="000000"/>
@@ -1792,6 +1348,18 @@
               </w:rPr>
             </w:pPr>
           </w:p>
+        </w:tc>
+        <w:tc>
+          <w:tcPr>
+            <w:tcW w:w="709" w:type="dxa"/>
+            <w:tcBorders>
+              <w:top w:val="single" w:sz="4" w:space="0" w:color="000000"/>
+              <w:left w:val="single" w:sz="4" w:space="0" w:color="000000"/>
+              <w:bottom w:val="single" w:sz="4" w:space="0" w:color="000000"/>
+              <w:right w:val="single" w:sz="4" w:space="0" w:color="000000"/>
+            </w:tcBorders>
+            <w:vAlign w:val="center"/>
+          </w:tcPr>
           <w:p>
             <w:pPr>
               <w:suppressAutoHyphens/>
@@ -1839,7 +1407,7 @@
         </w:tc>
         <w:tc>
           <w:tcPr>
-            <w:tcW w:w="708" w:type="dxa"/>
+            <w:tcW w:w="2515" w:type="dxa"/>
             <w:tcBorders>
               <w:top w:val="single" w:sz="4" w:space="0" w:color="000000"/>
               <w:left w:val="single" w:sz="4" w:space="0" w:color="000000"/>
@@ -1865,9 +1433,16 @@
             </w:pPr>
           </w:p>
         </w:tc>
+      </w:tr>
+      <w:tr>
+        <w:trPr>
+          <w:trHeight w:val="567"/>
+          <w:jc w:val="center"/>
+        </w:trPr>
         <w:tc>
           <w:tcPr>
-            <w:tcW w:w="1701" w:type="dxa"/>
+            <w:tcW w:w="563" w:type="dxa"/>
+            <w:vMerge w:val="restart"/>
             <w:tcBorders>
               <w:top w:val="single" w:sz="4" w:space="0" w:color="000000"/>
               <w:left w:val="single" w:sz="4" w:space="0" w:color="000000"/>
@@ -1891,27 +1466,21 @@
                 <w:lang w:eastAsia="zh-CN"/>
               </w:rPr>
             </w:pPr>
-          </w:p>
-          <w:p>
-            <w:pPr>
-              <w:suppressAutoHyphens/>
-              <w:snapToGrid w:val="0"/>
-              <w:spacing w:line="240" w:lineRule="auto"/>
-              <w:jc w:val="center"/>
-              <w:rPr>
-                <w:rFonts w:ascii="Bahnschrift SemiBold" w:hAnsi="Bahnschrift SemiBold" w:cs="Calibri"/>
-                <w:b/>
-                <w:kern w:val="0"/>
-                <w:sz w:val="16"/>
-                <w:szCs w:val="16"/>
-                <w:lang w:eastAsia="zh-CN"/>
-              </w:rPr>
-            </w:pPr>
+            <w:r>
+              <w:rPr>
+                <w:rFonts w:cs="Calibri" w:ascii="Calibri" w:hAnsi="Calibri"/>
+                <w:kern w:val="0"/>
+                <w:sz w:val="16"/>
+                <w:szCs w:val="16"/>
+                <w:lang w:eastAsia="zh-CN"/>
+              </w:rPr>
+              <w:t xml:space="preserve">{{ loop.index }}.</w:t>
+            </w:r>
           </w:p>
         </w:tc>
         <w:tc>
           <w:tcPr>
-            <w:tcW w:w="851" w:type="dxa"/>
+            <w:tcW w:w="1300" w:type="dxa"/>
             <w:tcBorders>
               <w:top w:val="single" w:sz="4" w:space="0" w:color="000000"/>
               <w:left w:val="single" w:sz="4" w:space="0" w:color="000000"/>
@@ -1935,11 +1504,23 @@
                 <w:lang w:eastAsia="zh-CN"/>
               </w:rPr>
             </w:pPr>
+            <w:r>
+              <w:rPr>
+                <w:rFonts w:cs="Calibri" w:ascii="Calibri" w:hAnsi="Calibri"/>
+                <w:b/>
+                <w:bCs/>
+                <w:kern w:val="0"/>
+                <w:sz w:val="16"/>
+                <w:szCs w:val="16"/>
+                <w:lang w:eastAsia="zh-CN"/>
+              </w:rPr>
+              <w:t xml:space="preserve">Dotychczasowy</w:t>
+            </w:r>
           </w:p>
         </w:tc>
         <w:tc>
           <w:tcPr>
-            <w:tcW w:w="1559" w:type="dxa"/>
+            <w:tcW w:w="1100" w:type="dxa"/>
             <w:tcBorders>
               <w:top w:val="single" w:sz="4" w:space="0" w:color="000000"/>
               <w:left w:val="single" w:sz="4" w:space="0" w:color="000000"/>
@@ -1963,11 +1544,21 @@
                 <w:lang w:eastAsia="zh-CN"/>
               </w:rPr>
             </w:pPr>
+            <w:r>
+              <w:rPr>
+                <w:rFonts w:cs="Calibri" w:ascii="Calibri" w:hAnsi="Calibri"/>
+                <w:kern w:val="0"/>
+                <w:sz w:val="16"/>
+                <w:szCs w:val="16"/>
+                <w:lang w:eastAsia="zh-CN"/>
+              </w:rPr>
+              <w:t xml:space="preserve">{{ dzialka.numer_dotychczas }}</w:t>
+            </w:r>
           </w:p>
         </w:tc>
         <w:tc>
           <w:tcPr>
-            <w:tcW w:w="709" w:type="dxa"/>
+            <w:tcW w:w="1500" w:type="dxa"/>
             <w:tcBorders>
               <w:top w:val="single" w:sz="4" w:space="0" w:color="000000"/>
               <w:left w:val="single" w:sz="4" w:space="0" w:color="000000"/>
@@ -1985,127 +1576,6 @@
               <w:rPr>
                 <w:rFonts w:ascii="Bahnschrift SemiBold" w:hAnsi="Bahnschrift SemiBold" w:cs="Calibri"/>
                 <w:b/>
-                <w:color w:val="FF0000"/>
-                <w:kern w:val="0"/>
-                <w:sz w:val="16"/>
-                <w:szCs w:val="16"/>
-                <w:lang w:eastAsia="zh-CN"/>
-              </w:rPr>
-            </w:pPr>
-          </w:p>
-        </w:tc>
-        <w:tc>
-          <w:tcPr>
-            <w:tcW w:w="709" w:type="dxa"/>
-            <w:tcBorders>
-              <w:top w:val="single" w:sz="4" w:space="0" w:color="000000"/>
-              <w:left w:val="single" w:sz="4" w:space="0" w:color="000000"/>
-              <w:bottom w:val="single" w:sz="4" w:space="0" w:color="000000"/>
-              <w:right w:val="single" w:sz="4" w:space="0" w:color="000000"/>
-            </w:tcBorders>
-            <w:vAlign w:val="center"/>
-          </w:tcPr>
-          <w:p>
-            <w:pPr>
-              <w:suppressAutoHyphens/>
-              <w:snapToGrid w:val="0"/>
-              <w:spacing w:line="240" w:lineRule="auto"/>
-              <w:jc w:val="center"/>
-              <w:rPr>
-                <w:rFonts w:ascii="Bahnschrift SemiBold" w:hAnsi="Bahnschrift SemiBold" w:cs="Calibri"/>
-                <w:b/>
-                <w:color w:val="FF0000"/>
-                <w:kern w:val="0"/>
-                <w:sz w:val="16"/>
-                <w:szCs w:val="16"/>
-                <w:lang w:eastAsia="zh-CN"/>
-              </w:rPr>
-            </w:pPr>
-          </w:p>
-        </w:tc>
-        <w:tc>
-          <w:tcPr>
-            <w:tcW w:w="708" w:type="dxa"/>
-            <w:tcBorders>
-              <w:top w:val="single" w:sz="4" w:space="0" w:color="000000"/>
-              <w:left w:val="single" w:sz="4" w:space="0" w:color="000000"/>
-              <w:bottom w:val="single" w:sz="4" w:space="0" w:color="000000"/>
-              <w:right w:val="single" w:sz="4" w:space="0" w:color="000000"/>
-            </w:tcBorders>
-            <w:vAlign w:val="center"/>
-          </w:tcPr>
-          <w:p>
-            <w:pPr>
-              <w:suppressAutoHyphens/>
-              <w:snapToGrid w:val="0"/>
-              <w:spacing w:line="240" w:lineRule="auto"/>
-              <w:rPr>
-                <w:rFonts w:ascii="Bahnschrift SemiBold" w:hAnsi="Bahnschrift SemiBold" w:cs="Calibri"/>
-                <w:b/>
-                <w:color w:val="FF0000"/>
-                <w:kern w:val="0"/>
-                <w:sz w:val="16"/>
-                <w:szCs w:val="16"/>
-                <w:lang w:eastAsia="zh-CN"/>
-              </w:rPr>
-            </w:pPr>
-          </w:p>
-        </w:tc>
-        <w:tc>
-          <w:tcPr>
-            <w:tcW w:w="1701" w:type="dxa"/>
-            <w:tcBorders>
-              <w:top w:val="single" w:sz="4" w:space="0" w:color="000000"/>
-              <w:left w:val="single" w:sz="4" w:space="0" w:color="000000"/>
-              <w:bottom w:val="single" w:sz="4" w:space="0" w:color="000000"/>
-              <w:right w:val="single" w:sz="4" w:space="0" w:color="000000"/>
-            </w:tcBorders>
-            <w:vAlign w:val="center"/>
-          </w:tcPr>
-          <w:p>
-            <w:pPr>
-              <w:suppressAutoHyphens/>
-              <w:snapToGrid w:val="0"/>
-              <w:spacing w:line="240" w:lineRule="auto"/>
-              <w:jc w:val="center"/>
-              <w:rPr>
-                <w:rFonts w:ascii="Bahnschrift SemiBold" w:hAnsi="Bahnschrift SemiBold" w:cs="Calibri"/>
-                <w:b/>
-                <w:color w:val="FF0000"/>
-                <w:kern w:val="0"/>
-                <w:sz w:val="16"/>
-                <w:szCs w:val="16"/>
-                <w:lang w:eastAsia="zh-CN"/>
-              </w:rPr>
-            </w:pPr>
-          </w:p>
-        </w:tc>
-      </w:tr>
-      <w:tr>
-        <w:trPr>
-          <w:trHeight w:val="567"/>
-          <w:jc w:val="center"/>
-        </w:trPr>
-        <w:tc>
-          <w:tcPr>
-            <w:tcW w:w="563" w:type="dxa"/>
-            <w:tcBorders>
-              <w:top w:val="single" w:sz="4" w:space="0" w:color="000000"/>
-              <w:left w:val="single" w:sz="4" w:space="0" w:color="000000"/>
-              <w:bottom w:val="single" w:sz="4" w:space="0" w:color="000000"/>
-              <w:right w:val="single" w:sz="4" w:space="0" w:color="000000"/>
-            </w:tcBorders>
-            <w:vAlign w:val="center"/>
-          </w:tcPr>
-          <w:p>
-            <w:pPr>
-              <w:suppressAutoHyphens/>
-              <w:snapToGrid w:val="0"/>
-              <w:spacing w:line="240" w:lineRule="auto"/>
-              <w:jc w:val="center"/>
-              <w:rPr>
-                <w:rFonts w:ascii="Bahnschrift SemiBold" w:hAnsi="Bahnschrift SemiBold" w:cs="Calibri"/>
-                <w:b/>
                 <w:kern w:val="0"/>
                 <w:sz w:val="16"/>
                 <w:szCs w:val="16"/>
@@ -2120,83 +1590,7 @@
                 <w:szCs w:val="16"/>
                 <w:lang w:eastAsia="zh-CN"/>
               </w:rPr>
-              <w:t>{{ loop.index }}</w:t>
-            </w:r>
-          </w:p>
-        </w:tc>
-        <w:tc>
-          <w:tcPr>
-            <w:tcW w:w="851" w:type="dxa"/>
-            <w:tcBorders>
-              <w:top w:val="single" w:sz="4" w:space="0" w:color="000000"/>
-              <w:left w:val="single" w:sz="4" w:space="0" w:color="000000"/>
-              <w:bottom w:val="single" w:sz="4" w:space="0" w:color="000000"/>
-              <w:right w:val="single" w:sz="4" w:space="0" w:color="000000"/>
-            </w:tcBorders>
-            <w:vAlign w:val="center"/>
-          </w:tcPr>
-          <w:p>
-            <w:pPr>
-              <w:suppressAutoHyphens/>
-              <w:snapToGrid w:val="0"/>
-              <w:spacing w:line="240" w:lineRule="auto"/>
-              <w:jc w:val="center"/>
-              <w:rPr>
-                <w:rFonts w:ascii="Bahnschrift SemiBold" w:hAnsi="Bahnschrift SemiBold" w:cs="Calibri"/>
-                <w:b/>
-                <w:kern w:val="0"/>
-                <w:sz w:val="16"/>
-                <w:szCs w:val="16"/>
-                <w:lang w:eastAsia="zh-CN"/>
-              </w:rPr>
-            </w:pPr>
-            <w:r>
-              <w:rPr>
-                <w:rFonts w:cs="Calibri" w:ascii="Calibri" w:hAnsi="Calibri"/>
-                <w:kern w:val="0"/>
-                <w:sz w:val="16"/>
-                <w:szCs w:val="16"/>
-                <w:lang w:eastAsia="zh-CN"/>
-              </w:rPr>
-              <w:t>{{ dzialka.numer_dotychczas }}</w:t>
-            </w:r>
-          </w:p>
-        </w:tc>
-        <w:tc>
-          <w:tcPr>
-            <w:tcW w:w="1416" w:type="dxa"/>
-            <w:tcBorders>
-              <w:top w:val="single" w:sz="4" w:space="0" w:color="000000"/>
-              <w:left w:val="single" w:sz="4" w:space="0" w:color="000000"/>
-              <w:bottom w:val="single" w:sz="4" w:space="0" w:color="000000"/>
-              <w:right w:val="single" w:sz="4" w:space="0" w:color="000000"/>
-            </w:tcBorders>
-            <w:vAlign w:val="center"/>
-          </w:tcPr>
-          <w:p>
-            <w:pPr>
-              <w:suppressAutoHyphens/>
-              <w:snapToGrid w:val="0"/>
-              <w:spacing w:line="240" w:lineRule="auto"/>
-              <w:jc w:val="center"/>
-              <w:rPr>
-                <w:rFonts w:ascii="Bahnschrift SemiBold" w:hAnsi="Bahnschrift SemiBold" w:cs="Calibri"/>
-                <w:b/>
-                <w:kern w:val="0"/>
-                <w:sz w:val="16"/>
-                <w:szCs w:val="16"/>
-                <w:lang w:eastAsia="zh-CN"/>
-              </w:rPr>
-            </w:pPr>
-            <w:r>
-              <w:rPr>
-                <w:rFonts w:cs="Calibri" w:ascii="Calibri" w:hAnsi="Calibri"/>
-                <w:kern w:val="0"/>
-                <w:sz w:val="16"/>
-                <w:szCs w:val="16"/>
-                <w:lang w:eastAsia="zh-CN"/>
-              </w:rPr>
-              <w:t>{{ dzialka.pow_ewidencyjna_dotychczas }}</w:t>
+              <w:t xml:space="preserve">{{ dzialka.pow_ewidencyjna_dotychczas }}</w:t>
             </w:r>
           </w:p>
         </w:tc>
@@ -2234,229 +1628,7 @@
                 <w:szCs w:val="16"/>
                 <w:lang w:eastAsia="zh-CN"/>
               </w:rPr>
-              <w:t>{{ dzialka.ofu_dotychczas }}</w:t>
-            </w:r>
-          </w:p>
-          <w:p>
-            <w:pPr>
-              <w:suppressAutoHyphens/>
-              <w:snapToGrid w:val="0"/>
-              <w:spacing w:line="240" w:lineRule="auto"/>
-              <w:jc w:val="center"/>
-              <w:rPr>
-                <w:rFonts w:ascii="Bahnschrift SemiBold" w:hAnsi="Bahnschrift SemiBold" w:cs="Calibri"/>
-                <w:b/>
-                <w:kern w:val="0"/>
-                <w:sz w:val="16"/>
-                <w:szCs w:val="16"/>
-                <w:lang w:eastAsia="zh-CN"/>
-              </w:rPr>
-            </w:pPr>
-          </w:p>
-        </w:tc>
-        <w:tc>
-          <w:tcPr>
-            <w:tcW w:w="709" w:type="dxa"/>
-            <w:tcBorders>
-              <w:top w:val="single" w:sz="4" w:space="0" w:color="000000"/>
-              <w:left w:val="single" w:sz="4" w:space="0" w:color="000000"/>
-              <w:bottom w:val="single" w:sz="4" w:space="0" w:color="000000"/>
-              <w:right w:val="single" w:sz="4" w:space="0" w:color="000000"/>
-            </w:tcBorders>
-            <w:vAlign w:val="center"/>
-          </w:tcPr>
-          <w:p>
-            <w:pPr>
-              <w:suppressAutoHyphens/>
-              <w:snapToGrid w:val="0"/>
-              <w:spacing w:line="240" w:lineRule="auto"/>
-              <w:jc w:val="center"/>
-              <w:rPr>
-                <w:rFonts w:ascii="Bahnschrift SemiBold" w:hAnsi="Bahnschrift SemiBold" w:cs="Calibri"/>
-                <w:b/>
-                <w:kern w:val="0"/>
-                <w:sz w:val="16"/>
-                <w:szCs w:val="16"/>
-                <w:lang w:eastAsia="zh-CN"/>
-              </w:rPr>
-            </w:pPr>
-            <w:r>
-              <w:rPr>
-                <w:rFonts w:cs="Calibri" w:ascii="Calibri" w:hAnsi="Calibri"/>
-                <w:kern w:val="0"/>
-                <w:sz w:val="16"/>
-                <w:szCs w:val="16"/>
-                <w:lang w:eastAsia="zh-CN"/>
-              </w:rPr>
-              <w:t>{{ dzialka.ozu_dotychczas }}</w:t>
-            </w:r>
-          </w:p>
-        </w:tc>
-        <w:tc>
-          <w:tcPr>
-            <w:tcW w:w="708" w:type="dxa"/>
-            <w:tcBorders>
-              <w:top w:val="single" w:sz="4" w:space="0" w:color="000000"/>
-              <w:left w:val="single" w:sz="4" w:space="0" w:color="000000"/>
-              <w:bottom w:val="single" w:sz="4" w:space="0" w:color="000000"/>
-              <w:right w:val="single" w:sz="4" w:space="0" w:color="000000"/>
-            </w:tcBorders>
-            <w:vAlign w:val="center"/>
-          </w:tcPr>
-          <w:p>
-            <w:pPr>
-              <w:suppressAutoHyphens/>
-              <w:snapToGrid w:val="0"/>
-              <w:spacing w:line="240" w:lineRule="auto"/>
-              <w:jc w:val="center"/>
-              <w:rPr>
-                <w:rFonts w:ascii="Bahnschrift SemiBold" w:hAnsi="Bahnschrift SemiBold" w:cs="Calibri"/>
-                <w:b/>
-                <w:kern w:val="0"/>
-                <w:sz w:val="16"/>
-                <w:szCs w:val="16"/>
-                <w:lang w:eastAsia="zh-CN"/>
-              </w:rPr>
-            </w:pPr>
-            <w:r>
-              <w:rPr>
-                <w:rFonts w:cs="Calibri" w:ascii="Calibri" w:hAnsi="Calibri"/>
-                <w:kern w:val="0"/>
-                <w:sz w:val="16"/>
-                <w:szCs w:val="16"/>
-                <w:lang w:eastAsia="zh-CN"/>
-              </w:rPr>
-              <w:t>{{ dzialka.ozk_dotychczas }}</w:t>
-            </w:r>
-          </w:p>
-        </w:tc>
-        <w:tc>
-          <w:tcPr>
-            <w:tcW w:w="1701" w:type="dxa"/>
-            <w:tcBorders>
-              <w:top w:val="single" w:sz="4" w:space="0" w:color="000000"/>
-              <w:left w:val="single" w:sz="4" w:space="0" w:color="000000"/>
-              <w:bottom w:val="single" w:sz="4" w:space="0" w:color="000000"/>
-              <w:right w:val="single" w:sz="4" w:space="0" w:color="000000"/>
-            </w:tcBorders>
-            <w:vAlign w:val="center"/>
-          </w:tcPr>
-          <w:p>
-            <w:pPr>
-              <w:suppressAutoHyphens/>
-              <w:snapToGrid w:val="0"/>
-              <w:spacing w:line="240" w:lineRule="auto"/>
-              <w:jc w:val="center"/>
-              <w:rPr>
-                <w:rFonts w:ascii="Bahnschrift SemiBold" w:hAnsi="Bahnschrift SemiBold" w:cs="Calibri"/>
-                <w:b/>
-                <w:kern w:val="0"/>
-                <w:sz w:val="16"/>
-                <w:szCs w:val="16"/>
-                <w:lang w:eastAsia="zh-CN"/>
-              </w:rPr>
-            </w:pPr>
-            <w:r>
-              <w:rPr>
-                <w:rFonts w:cs="Calibri" w:ascii="Calibri" w:hAnsi="Calibri"/>
-                <w:kern w:val="0"/>
-                <w:sz w:val="16"/>
-                <w:szCs w:val="16"/>
-                <w:lang w:eastAsia="zh-CN"/>
-              </w:rPr>
-              <w:t>{{ dzialka.pow_uzytkow_dotychczas }}</w:t>
-            </w:r>
-          </w:p>
-          <w:p>
-            <w:pPr>
-              <w:suppressAutoHyphens/>
-              <w:snapToGrid w:val="0"/>
-              <w:spacing w:line="240" w:lineRule="auto"/>
-              <w:jc w:val="center"/>
-              <w:rPr>
-                <w:rFonts w:ascii="Bahnschrift SemiBold" w:hAnsi="Bahnschrift SemiBold" w:cs="Calibri"/>
-                <w:b/>
-                <w:kern w:val="0"/>
-                <w:sz w:val="16"/>
-                <w:szCs w:val="16"/>
-                <w:lang w:eastAsia="zh-CN"/>
-              </w:rPr>
-            </w:pPr>
-          </w:p>
-        </w:tc>
-        <w:tc>
-          <w:tcPr>
-            <w:tcW w:w="851" w:type="dxa"/>
-            <w:tcBorders>
-              <w:top w:val="single" w:sz="4" w:space="0" w:color="000000"/>
-              <w:left w:val="single" w:sz="4" w:space="0" w:color="000000"/>
-              <w:bottom w:val="single" w:sz="4" w:space="0" w:color="000000"/>
-              <w:right w:val="single" w:sz="4" w:space="0" w:color="000000"/>
-            </w:tcBorders>
-            <w:vAlign w:val="center"/>
-          </w:tcPr>
-          <w:p>
-            <w:pPr>
-              <w:suppressAutoHyphens/>
-              <w:snapToGrid w:val="0"/>
-              <w:spacing w:line="240" w:lineRule="auto"/>
-              <w:jc w:val="center"/>
-              <w:rPr>
-                <w:rFonts w:ascii="Bahnschrift SemiBold" w:hAnsi="Bahnschrift SemiBold" w:cs="Calibri"/>
-                <w:b/>
-                <w:kern w:val="0"/>
-                <w:sz w:val="16"/>
-                <w:szCs w:val="16"/>
-                <w:lang w:eastAsia="zh-CN"/>
-              </w:rPr>
-            </w:pPr>
-            <w:r>
-              <w:rPr>
-                <w:rFonts w:cs="Calibri" w:ascii="Calibri" w:hAnsi="Calibri"/>
-                <w:kern w:val="0"/>
-                <w:sz w:val="16"/>
-                <w:szCs w:val="16"/>
-                <w:lang w:eastAsia="zh-CN"/>
-              </w:rPr>
-              <w:t>{{ dzialka.numer_nowy }}</w:t>
-            </w:r>
-          </w:p>
-        </w:tc>
-        <w:tc>
-          <w:tcPr>
-            <w:tcW w:w="1559" w:type="dxa"/>
-            <w:tcBorders>
-              <w:top w:val="single" w:sz="4" w:space="0" w:color="000000"/>
-              <w:left w:val="single" w:sz="4" w:space="0" w:color="000000"/>
-              <w:bottom w:val="single" w:sz="4" w:space="0" w:color="000000"/>
-              <w:right w:val="single" w:sz="4" w:space="0" w:color="000000"/>
-            </w:tcBorders>
-            <w:vAlign w:val="center"/>
-          </w:tcPr>
-          <w:p>
-            <w:pPr>
-              <w:suppressAutoHyphens/>
-              <w:snapToGrid w:val="0"/>
-              <w:spacing w:line="240" w:lineRule="auto"/>
-              <w:jc w:val="center"/>
-              <w:rPr>
-                <w:rFonts w:ascii="Bahnschrift SemiBold" w:hAnsi="Bahnschrift SemiBold" w:cs="Calibri"/>
-                <w:b/>
-                <w:kern w:val="0"/>
-                <w:sz w:val="16"/>
-                <w:szCs w:val="16"/>
-                <w:lang w:eastAsia="zh-CN"/>
-              </w:rPr>
-            </w:pPr>
-            <w:r>
-              <w:rPr>
-                <w:rFonts w:cs="Calibri" w:ascii="Calibri" w:hAnsi="Calibri"/>
-                <w:kern w:val="0"/>
-                <w:sz w:val="16"/>
-                <w:szCs w:val="16"/>
-                <w:lang w:eastAsia="zh-CN"/>
-              </w:rPr>
-              <w:t>{{ dzialka.pow_ewidencyjna_nowy }}</w:t>
+              <w:t xml:space="preserve">{{ dzialka.ofu_dotychczas }}</w:t>
             </w:r>
           </w:p>
         </w:tc>
@@ -2480,7 +1652,6 @@
               <w:rPr>
                 <w:rFonts w:ascii="Bahnschrift SemiBold" w:hAnsi="Bahnschrift SemiBold" w:cs="Calibri"/>
                 <w:b/>
-                <w:color w:val="FF0000"/>
                 <w:kern w:val="0"/>
                 <w:sz w:val="16"/>
                 <w:szCs w:val="16"/>
@@ -2495,7 +1666,7 @@
                 <w:szCs w:val="16"/>
                 <w:lang w:eastAsia="zh-CN"/>
               </w:rPr>
-              <w:t>{{ dzialka.ofu_nowy }}</w:t>
+              <w:t xml:space="preserve">{{ dzialka.ozu_dotychczas }}</w:t>
             </w:r>
           </w:p>
         </w:tc>
@@ -2519,7 +1690,6 @@
               <w:rPr>
                 <w:rFonts w:ascii="Bahnschrift SemiBold" w:hAnsi="Bahnschrift SemiBold" w:cs="Calibri"/>
                 <w:b/>
-                <w:color w:val="FF0000"/>
                 <w:kern w:val="0"/>
                 <w:sz w:val="16"/>
                 <w:szCs w:val="16"/>
@@ -2534,51 +1704,13 @@
                 <w:szCs w:val="16"/>
                 <w:lang w:eastAsia="zh-CN"/>
               </w:rPr>
-              <w:t>{{ dzialka.ozu_nowy }}</w:t>
+              <w:t xml:space="preserve">{{ dzialka.ozk_dotychczas }}</w:t>
             </w:r>
           </w:p>
         </w:tc>
         <w:tc>
           <w:tcPr>
-            <w:tcW w:w="708" w:type="dxa"/>
-            <w:tcBorders>
-              <w:top w:val="single" w:sz="4" w:space="0" w:color="000000"/>
-              <w:left w:val="single" w:sz="4" w:space="0" w:color="000000"/>
-              <w:bottom w:val="single" w:sz="4" w:space="0" w:color="000000"/>
-              <w:right w:val="single" w:sz="4" w:space="0" w:color="000000"/>
-            </w:tcBorders>
-            <w:vAlign w:val="center"/>
-          </w:tcPr>
-          <w:p>
-            <w:pPr>
-              <w:suppressAutoHyphens/>
-              <w:snapToGrid w:val="0"/>
-              <w:spacing w:line="240" w:lineRule="auto"/>
-              <w:rPr>
-                <w:rFonts w:ascii="Bahnschrift SemiBold" w:hAnsi="Bahnschrift SemiBold" w:cs="Calibri"/>
-                <w:b/>
-                <w:color w:val="FF0000"/>
-                <w:kern w:val="0"/>
-                <w:sz w:val="16"/>
-                <w:szCs w:val="16"/>
-                <w:lang w:eastAsia="zh-CN"/>
-              </w:rPr>
-            </w:pPr>
-            <w:r>
-              <w:rPr>
-                <w:rFonts w:cs="Calibri" w:ascii="Calibri" w:hAnsi="Calibri"/>
-                <w:kern w:val="0"/>
-                <w:sz w:val="16"/>
-                <w:szCs w:val="16"/>
-                <w:lang w:eastAsia="zh-CN"/>
-              </w:rPr>
-              <w:t>{{ dzialka.ozk_nowy }}</w:t>
-            </w:r>
-          </w:p>
-        </w:tc>
-        <w:tc>
-          <w:tcPr>
-            <w:tcW w:w="1701" w:type="dxa"/>
+            <w:tcW w:w="2515" w:type="dxa"/>
             <w:tcBorders>
               <w:top w:val="single" w:sz="4" w:space="0" w:color="000000"/>
               <w:left w:val="single" w:sz="4" w:space="0" w:color="000000"/>
@@ -2596,7 +1728,6 @@
               <w:rPr>
                 <w:rFonts w:ascii="Bahnschrift SemiBold" w:hAnsi="Bahnschrift SemiBold" w:cs="Calibri"/>
                 <w:b/>
-                <w:color w:val="FF0000"/>
                 <w:kern w:val="0"/>
                 <w:sz w:val="16"/>
                 <w:szCs w:val="16"/>
@@ -2611,7 +1742,310 @@
                 <w:szCs w:val="16"/>
                 <w:lang w:eastAsia="zh-CN"/>
               </w:rPr>
-              <w:t>{{ dzialka.pow_uzytkow_nowy }}</w:t>
+              <w:t xml:space="preserve">{{ dzialka.pow_uzytkow_dotychczas }}</w:t>
+            </w:r>
+          </w:p>
+        </w:tc>
+      </w:tr>
+      <w:tr>
+        <w:trPr>
+          <w:trHeight w:val="567"/>
+          <w:jc w:val="center"/>
+        </w:trPr>
+        <w:tc>
+          <w:tcPr>
+            <w:tcW w:w="563" w:type="dxa"/>
+            <w:vMerge/>
+            <w:tcBorders>
+              <w:top w:val="single" w:sz="4" w:space="0" w:color="000000"/>
+              <w:left w:val="single" w:sz="4" w:space="0" w:color="000000"/>
+              <w:bottom w:val="single" w:sz="18" w:space="0" w:color="000000"/>
+              <w:right w:val="single" w:sz="4" w:space="0" w:color="000000"/>
+            </w:tcBorders>
+            <w:vAlign w:val="center"/>
+          </w:tcPr>
+          <w:p>
+            <w:pPr>
+              <w:suppressAutoHyphens/>
+              <w:snapToGrid w:val="0"/>
+              <w:spacing w:line="240" w:lineRule="auto"/>
+              <w:jc w:val="center"/>
+              <w:rPr>
+                <w:rFonts w:ascii="Bahnschrift SemiBold" w:hAnsi="Bahnschrift SemiBold" w:cs="Calibri"/>
+                <w:b/>
+                <w:kern w:val="0"/>
+                <w:sz w:val="16"/>
+                <w:szCs w:val="16"/>
+                <w:lang w:eastAsia="zh-CN"/>
+              </w:rPr>
+            </w:pPr>
+          </w:p>
+        </w:tc>
+        <w:tc>
+          <w:tcPr>
+            <w:tcW w:w="1300" w:type="dxa"/>
+            <w:tcBorders>
+              <w:top w:val="single" w:sz="4" w:space="0" w:color="000000"/>
+              <w:left w:val="single" w:sz="4" w:space="0" w:color="000000"/>
+              <w:bottom w:val="single" w:sz="18" w:space="0" w:color="000000"/>
+              <w:right w:val="single" w:sz="4" w:space="0" w:color="000000"/>
+            </w:tcBorders>
+            <w:vAlign w:val="center"/>
+          </w:tcPr>
+          <w:p>
+            <w:pPr>
+              <w:suppressAutoHyphens/>
+              <w:snapToGrid w:val="0"/>
+              <w:spacing w:line="240" w:lineRule="auto"/>
+              <w:jc w:val="center"/>
+              <w:rPr>
+                <w:rFonts w:ascii="Bahnschrift SemiBold" w:hAnsi="Bahnschrift SemiBold" w:cs="Calibri"/>
+                <w:b/>
+                <w:kern w:val="0"/>
+                <w:sz w:val="16"/>
+                <w:szCs w:val="16"/>
+                <w:lang w:eastAsia="zh-CN"/>
+              </w:rPr>
+            </w:pPr>
+            <w:r>
+              <w:rPr>
+                <w:rFonts w:cs="Calibri" w:ascii="Calibri" w:hAnsi="Calibri"/>
+                <w:b/>
+                <w:bCs/>
+                <w:kern w:val="0"/>
+                <w:sz w:val="16"/>
+                <w:szCs w:val="16"/>
+                <w:lang w:eastAsia="zh-CN"/>
+              </w:rPr>
+              <w:t xml:space="preserve">Nowy</w:t>
+            </w:r>
+          </w:p>
+        </w:tc>
+        <w:tc>
+          <w:tcPr>
+            <w:tcW w:w="1100" w:type="dxa"/>
+            <w:tcBorders>
+              <w:top w:val="single" w:sz="4" w:space="0" w:color="000000"/>
+              <w:left w:val="single" w:sz="4" w:space="0" w:color="000000"/>
+              <w:bottom w:val="single" w:sz="18" w:space="0" w:color="000000"/>
+              <w:right w:val="single" w:sz="4" w:space="0" w:color="000000"/>
+            </w:tcBorders>
+            <w:vAlign w:val="center"/>
+          </w:tcPr>
+          <w:p>
+            <w:pPr>
+              <w:suppressAutoHyphens/>
+              <w:snapToGrid w:val="0"/>
+              <w:spacing w:line="240" w:lineRule="auto"/>
+              <w:jc w:val="center"/>
+              <w:rPr>
+                <w:rFonts w:ascii="Bahnschrift SemiBold" w:hAnsi="Bahnschrift SemiBold" w:cs="Calibri"/>
+                <w:b/>
+                <w:kern w:val="0"/>
+                <w:sz w:val="16"/>
+                <w:szCs w:val="16"/>
+                <w:lang w:eastAsia="zh-CN"/>
+              </w:rPr>
+            </w:pPr>
+            <w:r>
+              <w:rPr>
+                <w:rFonts w:cs="Calibri" w:ascii="Calibri" w:hAnsi="Calibri"/>
+                <w:kern w:val="0"/>
+                <w:sz w:val="16"/>
+                <w:szCs w:val="16"/>
+                <w:lang w:eastAsia="zh-CN"/>
+              </w:rPr>
+              <w:t xml:space="preserve">{{ dzialka.numer_nowy }}</w:t>
+            </w:r>
+          </w:p>
+        </w:tc>
+        <w:tc>
+          <w:tcPr>
+            <w:tcW w:w="1500" w:type="dxa"/>
+            <w:tcBorders>
+              <w:top w:val="single" w:sz="4" w:space="0" w:color="000000"/>
+              <w:left w:val="single" w:sz="4" w:space="0" w:color="000000"/>
+              <w:bottom w:val="single" w:sz="18" w:space="0" w:color="000000"/>
+              <w:right w:val="single" w:sz="4" w:space="0" w:color="000000"/>
+            </w:tcBorders>
+            <w:vAlign w:val="center"/>
+          </w:tcPr>
+          <w:p>
+            <w:pPr>
+              <w:suppressAutoHyphens/>
+              <w:snapToGrid w:val="0"/>
+              <w:spacing w:line="240" w:lineRule="auto"/>
+              <w:jc w:val="center"/>
+              <w:rPr>
+                <w:rFonts w:ascii="Bahnschrift SemiBold" w:hAnsi="Bahnschrift SemiBold" w:cs="Calibri"/>
+                <w:b/>
+                <w:kern w:val="0"/>
+                <w:sz w:val="16"/>
+                <w:szCs w:val="16"/>
+                <w:lang w:eastAsia="zh-CN"/>
+              </w:rPr>
+            </w:pPr>
+            <w:r>
+              <w:rPr>
+                <w:rFonts w:cs="Calibri" w:ascii="Calibri" w:hAnsi="Calibri"/>
+                <w:kern w:val="0"/>
+                <w:sz w:val="16"/>
+                <w:szCs w:val="16"/>
+                <w:lang w:eastAsia="zh-CN"/>
+              </w:rPr>
+              <w:t xml:space="preserve">{{ dzialka.pow_ewidencyjna_nowy }}</w:t>
+            </w:r>
+          </w:p>
+        </w:tc>
+        <w:tc>
+          <w:tcPr>
+            <w:tcW w:w="709" w:type="dxa"/>
+            <w:tcBorders>
+              <w:top w:val="single" w:sz="4" w:space="0" w:color="000000"/>
+              <w:left w:val="single" w:sz="4" w:space="0" w:color="000000"/>
+              <w:bottom w:val="single" w:sz="18" w:space="0" w:color="000000"/>
+              <w:right w:val="single" w:sz="4" w:space="0" w:color="000000"/>
+            </w:tcBorders>
+            <w:vAlign w:val="center"/>
+          </w:tcPr>
+          <w:p>
+            <w:pPr>
+              <w:suppressAutoHyphens/>
+              <w:snapToGrid w:val="0"/>
+              <w:spacing w:line="240" w:lineRule="auto"/>
+              <w:jc w:val="center"/>
+              <w:rPr>
+                <w:rFonts w:ascii="Bahnschrift SemiBold" w:hAnsi="Bahnschrift SemiBold" w:cs="Calibri"/>
+                <w:b/>
+                <w:kern w:val="0"/>
+                <w:sz w:val="16"/>
+                <w:szCs w:val="16"/>
+                <w:lang w:eastAsia="zh-CN"/>
+              </w:rPr>
+            </w:pPr>
+            <w:r>
+              <w:rPr>
+                <w:rFonts w:cs="Calibri" w:ascii="Calibri" w:hAnsi="Calibri"/>
+                <w:kern w:val="0"/>
+                <w:sz w:val="16"/>
+                <w:szCs w:val="16"/>
+                <w:lang w:eastAsia="zh-CN"/>
+              </w:rPr>
+              <w:t xml:space="preserve">{{ dzialka.ofu_nowy }}</w:t>
+            </w:r>
+          </w:p>
+        </w:tc>
+        <w:tc>
+          <w:tcPr>
+            <w:tcW w:w="709" w:type="dxa"/>
+            <w:tcBorders>
+              <w:top w:val="single" w:sz="4" w:space="0" w:color="000000"/>
+              <w:left w:val="single" w:sz="4" w:space="0" w:color="000000"/>
+              <w:bottom w:val="single" w:sz="18" w:space="0" w:color="000000"/>
+              <w:right w:val="single" w:sz="4" w:space="0" w:color="000000"/>
+            </w:tcBorders>
+            <w:vAlign w:val="center"/>
+          </w:tcPr>
+          <w:p>
+            <w:pPr>
+              <w:suppressAutoHyphens/>
+              <w:snapToGrid w:val="0"/>
+              <w:spacing w:line="240" w:lineRule="auto"/>
+              <w:jc w:val="center"/>
+              <w:rPr>
+                <w:rFonts w:ascii="Bahnschrift SemiBold" w:hAnsi="Bahnschrift SemiBold" w:cs="Calibri"/>
+                <w:b/>
+                <w:kern w:val="0"/>
+                <w:sz w:val="16"/>
+                <w:szCs w:val="16"/>
+                <w:lang w:eastAsia="zh-CN"/>
+              </w:rPr>
+            </w:pPr>
+            <w:r>
+              <w:rPr>
+                <w:rFonts w:cs="Calibri" w:ascii="Calibri" w:hAnsi="Calibri"/>
+                <w:kern w:val="0"/>
+                <w:sz w:val="16"/>
+                <w:szCs w:val="16"/>
+                <w:lang w:eastAsia="zh-CN"/>
+              </w:rPr>
+              <w:t xml:space="preserve">{{ dzialka.ozu_nowy }}</w:t>
+            </w:r>
+          </w:p>
+        </w:tc>
+        <w:tc>
+          <w:tcPr>
+            <w:tcW w:w="709" w:type="dxa"/>
+            <w:tcBorders>
+              <w:top w:val="single" w:sz="4" w:space="0" w:color="000000"/>
+              <w:left w:val="single" w:sz="4" w:space="0" w:color="000000"/>
+              <w:bottom w:val="single" w:sz="18" w:space="0" w:color="000000"/>
+              <w:right w:val="single" w:sz="4" w:space="0" w:color="000000"/>
+            </w:tcBorders>
+            <w:vAlign w:val="center"/>
+          </w:tcPr>
+          <w:p>
+            <w:pPr>
+              <w:suppressAutoHyphens/>
+              <w:snapToGrid w:val="0"/>
+              <w:spacing w:line="240" w:lineRule="auto"/>
+              <w:jc w:val="center"/>
+              <w:rPr>
+                <w:rFonts w:ascii="Bahnschrift SemiBold" w:hAnsi="Bahnschrift SemiBold" w:cs="Calibri"/>
+                <w:b/>
+                <w:kern w:val="0"/>
+                <w:sz w:val="16"/>
+                <w:szCs w:val="16"/>
+                <w:lang w:eastAsia="zh-CN"/>
+              </w:rPr>
+            </w:pPr>
+            <w:r>
+              <w:rPr>
+                <w:rFonts w:cs="Calibri" w:ascii="Calibri" w:hAnsi="Calibri"/>
+                <w:kern w:val="0"/>
+                <w:sz w:val="16"/>
+                <w:szCs w:val="16"/>
+                <w:lang w:eastAsia="zh-CN"/>
+              </w:rPr>
+              <w:t xml:space="preserve">{{ dzialka.ozk_nowy }}</w:t>
+            </w:r>
+          </w:p>
+        </w:tc>
+        <w:tc>
+          <w:tcPr>
+            <w:tcW w:w="2515" w:type="dxa"/>
+            <w:tcBorders>
+              <w:top w:val="single" w:sz="4" w:space="0" w:color="000000"/>
+              <w:left w:val="single" w:sz="4" w:space="0" w:color="000000"/>
+              <w:bottom w:val="single" w:sz="18" w:space="0" w:color="000000"/>
+              <w:right w:val="single" w:sz="4" w:space="0" w:color="000000"/>
+            </w:tcBorders>
+            <w:vAlign w:val="center"/>
+          </w:tcPr>
+          <w:p>
+            <w:pPr>
+              <w:suppressAutoHyphens/>
+              <w:snapToGrid w:val="0"/>
+              <w:spacing w:line="240" w:lineRule="auto"/>
+              <w:jc w:val="center"/>
+              <w:rPr>
+                <w:rFonts w:ascii="Bahnschrift SemiBold" w:hAnsi="Bahnschrift SemiBold" w:cs="Calibri"/>
+                <w:b/>
+                <w:kern w:val="0"/>
+                <w:sz w:val="16"/>
+                <w:szCs w:val="16"/>
+                <w:lang w:eastAsia="zh-CN"/>
+              </w:rPr>
+            </w:pPr>
+            <w:r>
+              <w:rPr>
+                <w:rFonts w:cs="Calibri" w:ascii="Calibri" w:hAnsi="Calibri"/>
+                <w:kern w:val="0"/>
+                <w:sz w:val="16"/>
+                <w:szCs w:val="16"/>
+                <w:lang w:eastAsia="zh-CN"/>
+              </w:rPr>
+              <w:t xml:space="preserve">{{ dzialka.pow_uzytkow_nowy }}</w:t>
             </w:r>
           </w:p>
         </w:tc>
@@ -2656,13 +2090,13 @@
                 <w:szCs w:val="16"/>
                 <w:lang w:eastAsia="zh-CN"/>
               </w:rPr>
-              <w:t>{%tr endfor %}</w:t>
+              <w:t xml:space="preserve">{%tr endfor %}</w:t>
             </w:r>
           </w:p>
         </w:tc>
         <w:tc>
           <w:tcPr>
-            <w:tcW w:w="851" w:type="dxa"/>
+            <w:tcW w:w="1300" w:type="dxa"/>
             <w:tcBorders>
               <w:top w:val="single" w:sz="4" w:space="0" w:color="000000"/>
               <w:left w:val="single" w:sz="4" w:space="0" w:color="000000"/>
@@ -2690,7 +2124,35 @@
         </w:tc>
         <w:tc>
           <w:tcPr>
-            <w:tcW w:w="1416" w:type="dxa"/>
+            <w:tcW w:w="1100" w:type="dxa"/>
+            <w:tcBorders>
+              <w:top w:val="single" w:sz="4" w:space="0" w:color="000000"/>
+              <w:left w:val="single" w:sz="4" w:space="0" w:color="000000"/>
+              <w:bottom w:val="single" w:sz="4" w:space="0" w:color="000000"/>
+              <w:right w:val="single" w:sz="4" w:space="0" w:color="000000"/>
+            </w:tcBorders>
+            <w:vAlign w:val="center"/>
+          </w:tcPr>
+          <w:p>
+            <w:pPr>
+              <w:suppressAutoHyphens/>
+              <w:snapToGrid w:val="0"/>
+              <w:spacing w:line="240" w:lineRule="auto"/>
+              <w:jc w:val="center"/>
+              <w:rPr>
+                <w:rFonts w:ascii="Bahnschrift SemiBold" w:hAnsi="Bahnschrift SemiBold" w:cs="Calibri"/>
+                <w:b/>
+                <w:kern w:val="0"/>
+                <w:sz w:val="16"/>
+                <w:szCs w:val="16"/>
+                <w:lang w:eastAsia="zh-CN"/>
+              </w:rPr>
+            </w:pPr>
+          </w:p>
+        </w:tc>
+        <w:tc>
+          <w:tcPr>
+            <w:tcW w:w="1500" w:type="dxa"/>
             <w:tcBorders>
               <w:top w:val="single" w:sz="4" w:space="0" w:color="000000"/>
               <w:left w:val="single" w:sz="4" w:space="0" w:color="000000"/>
@@ -2743,6 +2205,18 @@
               </w:rPr>
             </w:pPr>
           </w:p>
+        </w:tc>
+        <w:tc>
+          <w:tcPr>
+            <w:tcW w:w="709" w:type="dxa"/>
+            <w:tcBorders>
+              <w:top w:val="single" w:sz="4" w:space="0" w:color="000000"/>
+              <w:left w:val="single" w:sz="4" w:space="0" w:color="000000"/>
+              <w:bottom w:val="single" w:sz="4" w:space="0" w:color="000000"/>
+              <w:right w:val="single" w:sz="4" w:space="0" w:color="000000"/>
+            </w:tcBorders>
+            <w:vAlign w:val="center"/>
+          </w:tcPr>
           <w:p>
             <w:pPr>
               <w:suppressAutoHyphens/>
@@ -2790,7 +2264,7 @@
         </w:tc>
         <w:tc>
           <w:tcPr>
-            <w:tcW w:w="708" w:type="dxa"/>
+            <w:tcW w:w="2515" w:type="dxa"/>
             <w:tcBorders>
               <w:top w:val="single" w:sz="4" w:space="0" w:color="000000"/>
               <w:left w:val="single" w:sz="4" w:space="0" w:color="000000"/>
@@ -2816,221 +2290,6 @@
             </w:pPr>
           </w:p>
         </w:tc>
-        <w:tc>
-          <w:tcPr>
-            <w:tcW w:w="1701" w:type="dxa"/>
-            <w:tcBorders>
-              <w:top w:val="single" w:sz="4" w:space="0" w:color="000000"/>
-              <w:left w:val="single" w:sz="4" w:space="0" w:color="000000"/>
-              <w:bottom w:val="single" w:sz="4" w:space="0" w:color="000000"/>
-              <w:right w:val="single" w:sz="4" w:space="0" w:color="000000"/>
-            </w:tcBorders>
-            <w:vAlign w:val="center"/>
-          </w:tcPr>
-          <w:p>
-            <w:pPr>
-              <w:suppressAutoHyphens/>
-              <w:snapToGrid w:val="0"/>
-              <w:spacing w:line="240" w:lineRule="auto"/>
-              <w:jc w:val="center"/>
-              <w:rPr>
-                <w:rFonts w:ascii="Bahnschrift SemiBold" w:hAnsi="Bahnschrift SemiBold" w:cs="Calibri"/>
-                <w:b/>
-                <w:kern w:val="0"/>
-                <w:sz w:val="16"/>
-                <w:szCs w:val="16"/>
-                <w:lang w:eastAsia="zh-CN"/>
-              </w:rPr>
-            </w:pPr>
-          </w:p>
-          <w:p>
-            <w:pPr>
-              <w:suppressAutoHyphens/>
-              <w:snapToGrid w:val="0"/>
-              <w:spacing w:line="240" w:lineRule="auto"/>
-              <w:jc w:val="center"/>
-              <w:rPr>
-                <w:rFonts w:ascii="Bahnschrift SemiBold" w:hAnsi="Bahnschrift SemiBold" w:cs="Calibri"/>
-                <w:b/>
-                <w:kern w:val="0"/>
-                <w:sz w:val="16"/>
-                <w:szCs w:val="16"/>
-                <w:lang w:eastAsia="zh-CN"/>
-              </w:rPr>
-            </w:pPr>
-          </w:p>
-        </w:tc>
-        <w:tc>
-          <w:tcPr>
-            <w:tcW w:w="851" w:type="dxa"/>
-            <w:tcBorders>
-              <w:top w:val="single" w:sz="4" w:space="0" w:color="000000"/>
-              <w:left w:val="single" w:sz="4" w:space="0" w:color="000000"/>
-              <w:bottom w:val="single" w:sz="4" w:space="0" w:color="000000"/>
-              <w:right w:val="single" w:sz="4" w:space="0" w:color="000000"/>
-            </w:tcBorders>
-            <w:vAlign w:val="center"/>
-          </w:tcPr>
-          <w:p>
-            <w:pPr>
-              <w:suppressAutoHyphens/>
-              <w:snapToGrid w:val="0"/>
-              <w:spacing w:line="240" w:lineRule="auto"/>
-              <w:jc w:val="center"/>
-              <w:rPr>
-                <w:rFonts w:ascii="Bahnschrift SemiBold" w:hAnsi="Bahnschrift SemiBold" w:cs="Calibri"/>
-                <w:b/>
-                <w:kern w:val="0"/>
-                <w:sz w:val="16"/>
-                <w:szCs w:val="16"/>
-                <w:lang w:eastAsia="zh-CN"/>
-              </w:rPr>
-            </w:pPr>
-          </w:p>
-        </w:tc>
-        <w:tc>
-          <w:tcPr>
-            <w:tcW w:w="1559" w:type="dxa"/>
-            <w:tcBorders>
-              <w:top w:val="single" w:sz="4" w:space="0" w:color="000000"/>
-              <w:left w:val="single" w:sz="4" w:space="0" w:color="000000"/>
-              <w:bottom w:val="single" w:sz="4" w:space="0" w:color="000000"/>
-              <w:right w:val="single" w:sz="4" w:space="0" w:color="000000"/>
-            </w:tcBorders>
-            <w:vAlign w:val="center"/>
-          </w:tcPr>
-          <w:p>
-            <w:pPr>
-              <w:suppressAutoHyphens/>
-              <w:snapToGrid w:val="0"/>
-              <w:spacing w:line="240" w:lineRule="auto"/>
-              <w:jc w:val="center"/>
-              <w:rPr>
-                <w:rFonts w:ascii="Bahnschrift SemiBold" w:hAnsi="Bahnschrift SemiBold" w:cs="Calibri"/>
-                <w:b/>
-                <w:kern w:val="0"/>
-                <w:sz w:val="16"/>
-                <w:szCs w:val="16"/>
-                <w:lang w:eastAsia="zh-CN"/>
-              </w:rPr>
-            </w:pPr>
-          </w:p>
-        </w:tc>
-        <w:tc>
-          <w:tcPr>
-            <w:tcW w:w="709" w:type="dxa"/>
-            <w:tcBorders>
-              <w:top w:val="single" w:sz="4" w:space="0" w:color="000000"/>
-              <w:left w:val="single" w:sz="4" w:space="0" w:color="000000"/>
-              <w:bottom w:val="single" w:sz="4" w:space="0" w:color="000000"/>
-              <w:right w:val="single" w:sz="4" w:space="0" w:color="000000"/>
-            </w:tcBorders>
-            <w:vAlign w:val="center"/>
-          </w:tcPr>
-          <w:p>
-            <w:pPr>
-              <w:suppressAutoHyphens/>
-              <w:snapToGrid w:val="0"/>
-              <w:spacing w:line="240" w:lineRule="auto"/>
-              <w:jc w:val="center"/>
-              <w:rPr>
-                <w:rFonts w:ascii="Bahnschrift SemiBold" w:hAnsi="Bahnschrift SemiBold" w:cs="Calibri"/>
-                <w:b/>
-                <w:color w:val="FF0000"/>
-                <w:kern w:val="0"/>
-                <w:sz w:val="16"/>
-                <w:szCs w:val="16"/>
-                <w:lang w:eastAsia="zh-CN"/>
-              </w:rPr>
-            </w:pPr>
-          </w:p>
-        </w:tc>
-        <w:tc>
-          <w:tcPr>
-            <w:tcW w:w="709" w:type="dxa"/>
-            <w:tcBorders>
-              <w:top w:val="single" w:sz="4" w:space="0" w:color="000000"/>
-              <w:left w:val="single" w:sz="4" w:space="0" w:color="000000"/>
-              <w:bottom w:val="single" w:sz="4" w:space="0" w:color="000000"/>
-              <w:right w:val="single" w:sz="4" w:space="0" w:color="000000"/>
-            </w:tcBorders>
-            <w:vAlign w:val="center"/>
-          </w:tcPr>
-          <w:p>
-            <w:pPr>
-              <w:suppressAutoHyphens/>
-              <w:snapToGrid w:val="0"/>
-              <w:spacing w:line="240" w:lineRule="auto"/>
-              <w:jc w:val="center"/>
-              <w:rPr>
-                <w:rFonts w:ascii="Bahnschrift SemiBold" w:hAnsi="Bahnschrift SemiBold" w:cs="Calibri"/>
-                <w:b/>
-                <w:color w:val="FF0000"/>
-                <w:kern w:val="0"/>
-                <w:sz w:val="16"/>
-                <w:szCs w:val="16"/>
-                <w:lang w:eastAsia="zh-CN"/>
-              </w:rPr>
-            </w:pPr>
-          </w:p>
-        </w:tc>
-        <w:tc>
-          <w:tcPr>
-            <w:tcW w:w="708" w:type="dxa"/>
-            <w:tcBorders>
-              <w:top w:val="single" w:sz="4" w:space="0" w:color="000000"/>
-              <w:left w:val="single" w:sz="4" w:space="0" w:color="000000"/>
-              <w:bottom w:val="single" w:sz="4" w:space="0" w:color="000000"/>
-              <w:right w:val="single" w:sz="4" w:space="0" w:color="000000"/>
-            </w:tcBorders>
-            <w:vAlign w:val="center"/>
-          </w:tcPr>
-          <w:p>
-            <w:pPr>
-              <w:suppressAutoHyphens/>
-              <w:snapToGrid w:val="0"/>
-              <w:spacing w:line="240" w:lineRule="auto"/>
-              <w:rPr>
-                <w:rFonts w:ascii="Bahnschrift SemiBold" w:hAnsi="Bahnschrift SemiBold" w:cs="Calibri"/>
-                <w:b/>
-                <w:color w:val="FF0000"/>
-                <w:kern w:val="0"/>
-                <w:sz w:val="16"/>
-                <w:szCs w:val="16"/>
-                <w:lang w:eastAsia="zh-CN"/>
-              </w:rPr>
-            </w:pPr>
-          </w:p>
-        </w:tc>
-        <w:tc>
-          <w:tcPr>
-            <w:tcW w:w="1701" w:type="dxa"/>
-            <w:tcBorders>
-              <w:top w:val="single" w:sz="4" w:space="0" w:color="000000"/>
-              <w:left w:val="single" w:sz="4" w:space="0" w:color="000000"/>
-              <w:bottom w:val="single" w:sz="4" w:space="0" w:color="000000"/>
-              <w:right w:val="single" w:sz="4" w:space="0" w:color="000000"/>
-            </w:tcBorders>
-            <w:vAlign w:val="center"/>
-          </w:tcPr>
-          <w:p>
-            <w:pPr>
-              <w:suppressAutoHyphens/>
-              <w:snapToGrid w:val="0"/>
-              <w:spacing w:line="240" w:lineRule="auto"/>
-              <w:jc w:val="center"/>
-              <w:rPr>
-                <w:rFonts w:ascii="Bahnschrift SemiBold" w:hAnsi="Bahnschrift SemiBold" w:cs="Calibri"/>
-                <w:b/>
-                <w:color w:val="FF0000"/>
-                <w:kern w:val="0"/>
-                <w:sz w:val="16"/>
-                <w:szCs w:val="16"/>
-                <w:lang w:eastAsia="zh-CN"/>
-              </w:rPr>
-            </w:pPr>
-          </w:p>
-        </w:tc>
       </w:tr>
     </w:tbl>
     <w:p>
@@ -3052,11 +2311,11 @@
     <w:p>
       <w:pPr>
         <w:tabs>
-          <w:tab w:val="left" w:pos="11442"/>
+          <w:tab w:pos="6084" w:val="left"/>
         </w:tabs>
         <w:suppressAutoHyphens/>
         <w:spacing w:line="240" w:lineRule="auto"/>
-        <w:ind w:left="8759"/>
+        <w:ind w:left="3401"/>
         <w:jc w:val="left"/>
         <w:rPr>
           <w:rFonts w:ascii="Bahnschrift SemiBold" w:hAnsi="Bahnschrift SemiBold"/>
@@ -3205,11 +2464,11 @@
     <w:p>
       <w:pPr>
         <w:tabs>
-          <w:tab w:val="left" w:pos="11442"/>
+          <w:tab w:pos="6084" w:val="left"/>
         </w:tabs>
         <w:suppressAutoHyphens/>
         <w:spacing w:line="240" w:lineRule="auto"/>
-        <w:ind w:left="8759"/>
+        <w:ind w:left="3401"/>
         <w:jc w:val="left"/>
         <w:rPr>
           <w:rFonts w:ascii="Bahnschrift SemiBold" w:hAnsi="Bahnschrift SemiBold"/>
@@ -3314,11 +2573,11 @@
     <w:p>
       <w:pPr>
         <w:tabs>
-          <w:tab w:val="left" w:pos="11442"/>
+          <w:tab w:pos="6084" w:val="left"/>
         </w:tabs>
         <w:suppressAutoHyphens/>
         <w:spacing w:line="240" w:lineRule="auto"/>
-        <w:ind w:left="8759"/>
+        <w:ind w:left="3401"/>
         <w:jc w:val="left"/>
         <w:rPr>
           <w:rFonts w:ascii="Bahnschrift SemiBold" w:hAnsi="Bahnschrift SemiBold"/>
@@ -3403,7 +2662,7 @@
       <w:footerReference w:type="default" r:id="rId13"/>
       <w:headerReference w:type="first" r:id="rId14"/>
       <w:footerReference w:type="first" r:id="rId15"/>
-      <w:pgSz w:w="16838" w:h="11906" w:orient="landscape" w:code="9"/>
+      <w:pgSz w:w="11906" w:h="16838" w:code="9"/>
       <w:pgMar w:top="1418" w:right="1383" w:bottom="1418" w:left="1418" w:header="425" w:footer="223" w:gutter="0"/>
       <w:cols w:space="708"/>
       <w:titlePg/>
@@ -5668,8 +4927,8 @@
         <w:top w:val="double" w:sz="2" w:space="1" w:color="BFBFBF"/>
       </w:pBdr>
       <w:tabs>
-        <w:tab w:val="center" w:pos="7018"/>
-        <w:tab w:val="right" w:pos="14037"/>
+        <w:tab w:val="center" w:pos="4552"/>
+        <w:tab w:val="right" w:pos="9105"/>
       </w:tabs>
       <w:spacing w:before="120"/>
     </w:pPr>

--- a/szablony/wykaz_zmian_dzialki_wzor.docx
+++ b/szablony/wykaz_zmian_dzialki_wzor.docx
@@ -3,13 +3,26 @@
 <w:document xmlns:wpc="http://schemas.microsoft.com/office/word/2010/wordprocessingCanvas" xmlns:cx="http://schemas.microsoft.com/office/drawing/2014/chartex" xmlns:cx1="http://schemas.microsoft.com/office/drawing/2015/9/8/chartex" xmlns:cx2="http://schemas.microsoft.com/office/drawing/2015/10/21/chartex" xmlns:cx3="http://schemas.microsoft.com/office/drawing/2016/5/9/chartex" xmlns:cx4="http://schemas.microsoft.com/office/drawing/2016/5/10/chartex" xmlns:cx5="http://schemas.microsoft.com/office/drawing/2016/5/11/chartex" xmlns:cx6="http://schemas.microsoft.com/office/drawing/2016/5/12/chartex" xmlns:cx7="http://schemas.microsoft.com/office/drawing/2016/5/13/chartex" xmlns:cx8="http://schemas.microsoft.com/office/drawing/2016/5/14/chartex" xmlns:mc="http://schemas.openxmlformats.org/markup-compatibility/2006" xmlns:aink="http://schemas.microsoft.com/office/drawing/2016/ink" xmlns:am3d="http://schemas.microsoft.com/office/drawing/2017/model3d" xmlns:o="urn:schemas-microsoft-com:office:office" xmlns:oel="http://schemas.microsoft.com/office/2019/extlst" xmlns:r="http://schemas.openxmlformats.org/officeDocument/2006/relationships" xmlns:m="http://schemas.openxmlformats.org/officeDocument/2006/math" xmlns:v="urn:schemas-microsoft-com:vml" xmlns:wp14="http://schemas.microsoft.com/office/word/2010/wordprocessingDrawing" xmlns:wp="http://schemas.openxmlformats.org/drawingml/2006/wordprocessingDrawing" xmlns:w10="urn:schemas-microsoft-com:office:word" xmlns:w="http://schemas.openxmlformats.org/wordprocessingml/2006/main" xmlns:w14="http://schemas.microsoft.com/office/word/2010/wordml" xmlns:w15="http://schemas.microsoft.com/office/word/2012/wordml" xmlns:w16cei="http://schemas.microsoft.com/office/word/2026/wordml/cei" xmlns:w16cex="http://schemas.microsoft.com/office/word/2018/wordml/cex" xmlns:w16cid="http://schemas.microsoft.com/office/word/2016/wordml/cid" xmlns:w16="http://schemas.microsoft.com/office/word/2018/wordml" xmlns:w16du="http://schemas.microsoft.com/office/word/2023/wordml/word16du" xmlns:w16sdtdh="http://schemas.microsoft.com/office/word/2020/wordml/sdtdatahash" xmlns:w16sdtfl="http://schemas.microsoft.com/office/word/2024/wordml/sdtformatlock" xmlns:w16se="http://schemas.microsoft.com/office/word/2015/wordml/symex" xmlns:wpg="http://schemas.microsoft.com/office/word/2010/wordprocessingGroup" xmlns:wpi="http://schemas.microsoft.com/office/word/2010/wordprocessingInk" xmlns:wne="http://schemas.microsoft.com/office/word/2006/wordml" xmlns:wps="http://schemas.microsoft.com/office/word/2010/wordprocessingShape" mc:Ignorable="w14 w15 w16se w16cid w16 w16cex w16sdtdh w16sdtfl w16du wp14">
   <w:body>
     <w:p>
+      <w:r>
+        <w:rPr>
+          <w:rFonts w:ascii="Calibri" w:hAnsi="Calibri"/>
+          <w:sz w:val="20"/>
+          <w:u w:val="none"/>
+        </w:rPr>
+        <w:t xml:space="preserve">{%p for dzialka in wykazy_dzialek %}</w:t>
+      </w:r>
+    </w:p>
+    <w:p>
       <w:pPr>
         <w:suppressAutoHyphens/>
         <w:spacing w:line="240" w:lineRule="auto"/>
-        <w:jc w:val="right"/>
-        <w:rPr>
-          <w:rFonts w:ascii="Bahnschrift SemiBold" w:eastAsia="Calibri" w:hAnsi="Bahnschrift SemiBold" w:cs="Calibri"/>
-          <w:kern w:val="0"/>
+        <w:rPr>
+          <w:rFonts w:ascii="Bahnschrift SemiBold" w:hAnsi="Bahnschrift SemiBold" w:cs="Tahoma"/>
+          <w:b/>
+          <w:kern w:val="0"/>
+          <w:sz w:val="24"/>
+          <w:szCs w:val="24"/>
+          <w:u w:val="single"/>
           <w:lang w:eastAsia="zh-CN"/>
         </w:rPr>
       </w:pPr>
@@ -20,7 +33,7 @@
           <w:sz w:val="12"/>
         </w:rPr>
         <w:drawing>
-          <wp:anchor distT="0" distB="0" distL="114300" distR="114300" simplePos="0" relativeHeight="251657728" behindDoc="0" locked="0" layoutInCell="1" allowOverlap="1" wp14:anchorId="1E36719B" wp14:editId="2711DF6E">
+          <wp:anchor distT="0" distB="0" distL="114300" distR="114300" simplePos="0" relativeHeight="251657728" behindDoc="0" locked="0" layoutInCell="1" allowOverlap="1" wp14:anchorId="330E5D6F" wp14:editId="6D7BF0CE">
             <wp:simplePos x="0" y="0"/>
             <wp:positionH relativeFrom="margin">
               <wp:posOffset>208800</wp:posOffset>
@@ -28,7 +41,7 @@
             <wp:positionV relativeFrom="margin">
               <wp:posOffset>144000</wp:posOffset>
             </wp:positionV>
-            <wp:extent cx="1800000" cy="585588"/>
+            <wp:extent cx="1800000" cy="587018"/>
             <wp:effectExtent l="0" t="0" r="0" b="0"/>
             <wp:wrapTopAndBottom/>
             <wp:docPr id="2" name="Obraz 1"/>
@@ -60,7 +73,7 @@
                   <pic:spPr bwMode="auto">
                     <a:xfrm>
                       <a:off x="0" y="0"/>
-                      <a:ext cx="1800000" cy="585588"/>
+                      <a:ext cx="1800000" cy="587018"/>
                     </a:xfrm>
                     <a:prstGeom prst="rect">
                       <a:avLst/>
@@ -82,25 +95,16 @@
           </wp:anchor>
         </w:drawing>
       </w:r>
-      <w:r>
-        <w:rPr>
-          <w:rFonts w:eastAsia="Calibri" w:cs="Calibri" w:ascii="Calibri" w:hAnsi="Calibri"/>
-          <w:kern w:val="0"/>
-          <w:sz w:val="12"/>
-          <w:lang w:eastAsia="zh-CN"/>
-        </w:rPr>
-        <w:t xml:space="preserve">                                       </w:t>
-      </w:r>
     </w:p>
     <w:p>
       <w:pPr>
+        <w:keepNext/>
         <w:suppressAutoHyphens/>
-        <w:spacing w:line="200" w:lineRule="atLeast"/>
+        <w:spacing w:before="160" w:line="240" w:lineRule="auto" w:after="0"/>
         <w:jc w:val="center"/>
         <w:rPr>
-          <w:rFonts w:ascii="Bahnschrift SemiBold" w:hAnsi="Bahnschrift SemiBold" w:cs="Calibri"/>
+          <w:rFonts w:ascii="Bahnschrift SemiBold" w:hAnsi="Bahnschrift SemiBold" w:cs="Tahoma"/>
           <w:b/>
-          <w:bCs/>
           <w:kern w:val="0"/>
           <w:sz w:val="24"/>
           <w:szCs w:val="24"/>
@@ -108,29 +112,10 @@
           <w:lang w:eastAsia="zh-CN"/>
         </w:rPr>
       </w:pPr>
-    </w:p>
-    <w:p>
-      <w:pPr>
-        <w:keepNext/>
-        <w:suppressAutoHyphens/>
-        <w:spacing w:before="160" w:after="280" w:line="200" w:lineRule="atLeast"/>
-        <w:jc w:val="center"/>
-        <w:rPr>
-          <w:rFonts w:ascii="Bahnschrift SemiBold" w:hAnsi="Bahnschrift SemiBold" w:cs="Calibri"/>
+      <w:r>
+        <w:rPr>
+          <w:rFonts w:cs="Tahoma" w:ascii="Calibri" w:hAnsi="Calibri"/>
           <w:b/>
-          <w:bCs/>
-          <w:kern w:val="0"/>
-          <w:sz w:val="24"/>
-          <w:szCs w:val="24"/>
-          <w:u w:val="single"/>
-          <w:lang w:eastAsia="zh-CN"/>
-        </w:rPr>
-      </w:pPr>
-      <w:r>
-        <w:rPr>
-          <w:rFonts w:cs="Calibri" w:ascii="Calibri" w:hAnsi="Calibri"/>
-          <w:b/>
-          <w:bCs/>
           <w:spacing w:val="12"/>
           <w:kern w:val="0"/>
           <w:sz w:val="28"/>
@@ -138,46 +123,301 @@
           <w:u w:val="none"/>
           <w:lang w:eastAsia="zh-CN"/>
         </w:rPr>
-        <w:t>WYKAZ ZMIAN DANYCH EWIDENCYJNYCH DOTYCZĄCYCH DZIAŁKI EWIDENCYJNEJ</w:t>
+        <w:t xml:space="preserve">WYKAZ ZMIAN DANYCH EWIDENCYJNYCH </w:t>
       </w:r>
     </w:p>
     <w:p>
       <w:pPr>
+        <w:keepNext/>
+        <w:suppressAutoHyphens/>
+        <w:spacing w:after="280" w:line="240" w:lineRule="auto" w:before="0"/>
+        <w:jc w:val="center"/>
+        <w:rPr>
+          <w:rFonts w:ascii="Bahnschrift SemiBold" w:hAnsi="Bahnschrift SemiBold" w:cs="Tahoma"/>
+          <w:kern w:val="0"/>
+          <w:sz w:val="16"/>
+          <w:lang w:eastAsia="zh-CN"/>
+        </w:rPr>
+      </w:pPr>
+      <w:r>
+        <w:rPr>
+          <w:rFonts w:cs="Tahoma" w:ascii="Calibri" w:hAnsi="Calibri"/>
+          <w:b/>
+          <w:spacing w:val="12"/>
+          <w:kern w:val="0"/>
+          <w:sz w:val="28"/>
+          <w:szCs w:val="24"/>
+          <w:u w:val="none"/>
+          <w:lang w:eastAsia="zh-CN"/>
+        </w:rPr>
+        <w:t xml:space="preserve">DOTYCZĄCYCH DZIAŁKI EWIDENCYJNEJ</w:t>
+      </w:r>
+    </w:p>
+    <w:p>
+      <w:pPr>
+        <w:suppressAutoHyphens/>
+        <w:spacing w:line="240" w:lineRule="auto"/>
+        <w:rPr>
+          <w:rFonts w:ascii="Bahnschrift SemiBold" w:hAnsi="Bahnschrift SemiBold" w:cs="Tahoma"/>
+          <w:kern w:val="0"/>
+          <w:sz w:val="16"/>
+          <w:lang w:eastAsia="zh-CN"/>
+        </w:rPr>
+      </w:pPr>
+    </w:p>
+    <w:p>
+      <w:pPr>
+        <w:suppressAutoHyphens/>
+        <w:spacing w:line="240" w:lineRule="auto"/>
+        <w:rPr>
+          <w:rFonts w:ascii="Bahnschrift SemiBold" w:hAnsi="Bahnschrift SemiBold" w:cs="Tahoma"/>
+          <w:kern w:val="0"/>
+          <w:sz w:val="16"/>
+          <w:lang w:eastAsia="zh-CN"/>
+        </w:rPr>
+      </w:pPr>
+    </w:p>
+    <w:p>
+      <w:pPr>
+        <w:suppressAutoHyphens/>
+        <w:spacing w:line="240" w:lineRule="auto"/>
+        <w:jc w:val="center"/>
+        <w:rPr>
+          <w:rFonts w:ascii="Bahnschrift SemiBold" w:hAnsi="Bahnschrift SemiBold" w:cs="Tahoma"/>
+          <w:kern w:val="0"/>
+          <w:sz w:val="16"/>
+          <w:lang w:eastAsia="zh-CN"/>
+        </w:rPr>
+      </w:pPr>
+    </w:p>
+    <w:p>
+      <w:pPr>
+        <w:tabs>
+          <w:tab w:val="left" w:pos="3781"/>
+        </w:tabs>
         <w:suppressAutoHyphens/>
         <w:spacing w:line="240" w:lineRule="auto"/>
         <w:jc w:val="left"/>
         <w:rPr>
-          <w:rFonts w:ascii="Bahnschrift SemiBold" w:eastAsia="Calibri" w:hAnsi="Bahnschrift SemiBold" w:cs="Calibri"/>
-          <w:kern w:val="0"/>
-          <w:lang w:eastAsia="zh-CN"/>
-        </w:rPr>
-      </w:pPr>
+          <w:rFonts w:ascii="Bahnschrift SemiBold" w:hAnsi="Bahnschrift SemiBold"/>
+          <w:kern w:val="0"/>
+          <w:sz w:val="24"/>
+          <w:lang w:eastAsia="zh-CN"/>
+        </w:rPr>
+      </w:pPr>
+      <w:r>
+        <w:rPr>
+          <w:rFonts w:cs="Tahoma" w:ascii="Calibri" w:hAnsi="Calibri"/>
+          <w:kern w:val="0"/>
+          <w:sz w:val="20"/>
+          <w:u w:val="none"/>
+          <w:lang w:eastAsia="zh-CN"/>
+        </w:rPr>
+        <w:t xml:space="preserve">Identyfikator zgłoszenia pracy geodezyjnej: </w:t>
+      </w:r>
+      <w:r>
+        <w:rPr>
+          <w:rFonts w:cs="Tahoma" w:ascii="Calibri" w:hAnsi="Calibri"/>
+          <w:kern w:val="0"/>
+          <w:sz w:val="20"/>
+          <w:u w:val="none"/>
+          <w:lang w:eastAsia="zh-CN"/>
+        </w:rPr>
+        <w:tab/>
+      </w:r>
+      <w:r>
+        <w:rPr>
+          <w:rFonts w:cs="Tahoma" w:ascii="Calibri" w:hAnsi="Calibri"/>
+          <w:b/>
+          <w:color w:val="FF0000"/>
+          <w:kern w:val="0"/>
+          <w:sz w:val="20"/>
+          <w:u w:val="none"/>
+          <w:lang w:eastAsia="zh-CN"/>
+        </w:rPr>
+        <w:t xml:space="preserve">{{ </w:t>
+      </w:r>
+      <w:proofErr w:type="spellStart"/>
+      <w:r>
+        <w:rPr>
+          <w:rFonts w:cs="Tahoma" w:ascii="Calibri" w:hAnsi="Calibri"/>
+          <w:b/>
+          <w:color w:val="FF0000"/>
+          <w:kern w:val="0"/>
+          <w:sz w:val="20"/>
+          <w:u w:val="none"/>
+          <w:lang w:eastAsia="zh-CN"/>
+        </w:rPr>
+        <w:t>nr_roboty</w:t>
+      </w:r>
+      <w:proofErr w:type="spellEnd"/>
+      <w:r>
+        <w:rPr>
+          <w:rFonts w:cs="Tahoma" w:ascii="Calibri" w:hAnsi="Calibri"/>
+          <w:b/>
+          <w:color w:val="FF0000"/>
+          <w:kern w:val="0"/>
+          <w:sz w:val="20"/>
+          <w:u w:val="none"/>
+          <w:lang w:eastAsia="zh-CN"/>
+        </w:rPr>
+        <w:t xml:space="preserve"> }}</w:t>
+      </w:r>
     </w:p>
     <w:p>
       <w:pPr>
+        <w:tabs>
+          <w:tab w:val="left" w:pos="3781"/>
+        </w:tabs>
         <w:suppressAutoHyphens/>
         <w:spacing w:line="240" w:lineRule="auto"/>
         <w:jc w:val="left"/>
         <w:rPr>
-          <w:rFonts w:ascii="Bahnschrift SemiBold" w:eastAsia="Calibri" w:hAnsi="Bahnschrift SemiBold" w:cs="Calibri"/>
-          <w:kern w:val="0"/>
-          <w:lang w:eastAsia="zh-CN"/>
-        </w:rPr>
-      </w:pPr>
+          <w:rFonts w:ascii="Bahnschrift SemiBold" w:hAnsi="Bahnschrift SemiBold" w:cs="Tahoma"/>
+          <w:b/>
+          <w:kern w:val="0"/>
+          <w:sz w:val="16"/>
+          <w:lang w:eastAsia="zh-CN"/>
+        </w:rPr>
+      </w:pPr>
+      <w:r>
+        <w:rPr>
+          <w:rFonts w:cs="Tahoma" w:ascii="Calibri" w:hAnsi="Calibri"/>
+          <w:kern w:val="0"/>
+          <w:sz w:val="20"/>
+          <w:u w:val="none"/>
+          <w:lang w:eastAsia="zh-CN"/>
+        </w:rPr>
+        <w:t>Jedn</w:t>
+      </w:r>
+      <w:r>
+        <w:rPr>
+          <w:rFonts w:cs="Tahoma" w:ascii="Calibri" w:hAnsi="Calibri"/>
+          <w:kern w:val="0"/>
+          <w:sz w:val="20"/>
+          <w:u w:val="none"/>
+          <w:lang w:eastAsia="zh-CN"/>
+        </w:rPr>
+        <w:t>ostka</w:t>
+      </w:r>
+      <w:r>
+        <w:rPr>
+          <w:rFonts w:cs="Tahoma" w:ascii="Calibri" w:hAnsi="Calibri"/>
+          <w:kern w:val="0"/>
+          <w:sz w:val="20"/>
+          <w:u w:val="none"/>
+          <w:lang w:eastAsia="zh-CN"/>
+        </w:rPr>
+        <w:t xml:space="preserve"> ewid</w:t>
+      </w:r>
+      <w:r>
+        <w:rPr>
+          <w:rFonts w:cs="Tahoma" w:ascii="Calibri" w:hAnsi="Calibri"/>
+          <w:kern w:val="0"/>
+          <w:sz w:val="20"/>
+          <w:u w:val="none"/>
+          <w:lang w:eastAsia="zh-CN"/>
+        </w:rPr>
+        <w:t>encyjna</w:t>
+      </w:r>
+      <w:r>
+        <w:rPr>
+          <w:rFonts w:cs="Tahoma" w:ascii="Calibri" w:hAnsi="Calibri"/>
+          <w:kern w:val="0"/>
+          <w:sz w:val="20"/>
+          <w:u w:val="none"/>
+          <w:lang w:eastAsia="zh-CN"/>
+        </w:rPr>
+        <w:t xml:space="preserve">: </w:t>
+      </w:r>
+      <w:r>
+        <w:rPr>
+          <w:rFonts w:cs="Tahoma" w:ascii="Calibri" w:hAnsi="Calibri"/>
+          <w:kern w:val="0"/>
+          <w:sz w:val="20"/>
+          <w:u w:val="none"/>
+          <w:lang w:eastAsia="zh-CN"/>
+        </w:rPr>
+        <w:tab/>
+      </w:r>
+      <w:r>
+        <w:rPr>
+          <w:rFonts w:cs="Tahoma" w:ascii="Calibri" w:hAnsi="Calibri"/>
+          <w:b/>
+          <w:bCs/>
+          <w:kern w:val="0"/>
+          <w:sz w:val="20"/>
+          <w:u w:val="none"/>
+          <w:lang w:eastAsia="zh-CN"/>
+        </w:rPr>
+        <w:t xml:space="preserve">[{{ </w:t>
+      </w:r>
+      <w:proofErr w:type="spellStart"/>
+      <w:r>
+        <w:rPr>
+          <w:rFonts w:cs="Tahoma" w:ascii="Calibri" w:hAnsi="Calibri"/>
+          <w:b/>
+          <w:bCs/>
+          <w:kern w:val="0"/>
+          <w:sz w:val="20"/>
+          <w:u w:val="none"/>
+          <w:lang w:eastAsia="zh-CN"/>
+        </w:rPr>
+        <w:t>polozenie_gmina_teryt</w:t>
+      </w:r>
+      <w:proofErr w:type="spellEnd"/>
+      <w:r>
+        <w:rPr>
+          <w:rFonts w:cs="Tahoma" w:ascii="Calibri" w:hAnsi="Calibri"/>
+          <w:b/>
+          <w:bCs/>
+          <w:kern w:val="0"/>
+          <w:sz w:val="20"/>
+          <w:u w:val="none"/>
+          <w:lang w:eastAsia="zh-CN"/>
+        </w:rPr>
+        <w:t xml:space="preserve"> }}] {{ </w:t>
+      </w:r>
+      <w:proofErr w:type="spellStart"/>
+      <w:r>
+        <w:rPr>
+          <w:rFonts w:cs="Tahoma" w:ascii="Calibri" w:hAnsi="Calibri"/>
+          <w:b/>
+          <w:bCs/>
+          <w:kern w:val="0"/>
+          <w:sz w:val="20"/>
+          <w:u w:val="none"/>
+          <w:lang w:eastAsia="zh-CN"/>
+        </w:rPr>
+        <w:t>polozenie_gmina</w:t>
+      </w:r>
+      <w:proofErr w:type="spellEnd"/>
+      <w:r>
+        <w:rPr>
+          <w:rFonts w:cs="Tahoma" w:ascii="Calibri" w:hAnsi="Calibri"/>
+          <w:b/>
+          <w:bCs/>
+          <w:kern w:val="0"/>
+          <w:sz w:val="20"/>
+          <w:u w:val="none"/>
+          <w:lang w:eastAsia="zh-CN"/>
+        </w:rPr>
+        <w:t xml:space="preserve"> }}</w:t>
+      </w:r>
     </w:p>
     <w:p>
       <w:pPr>
         <w:tabs>
-          <w:tab w:val="left" w:pos="4915"/>
+          <w:tab w:val="left" w:pos="3781"/>
         </w:tabs>
         <w:suppressAutoHyphens/>
         <w:spacing w:line="240" w:lineRule="auto"/>
-        <w:ind w:left="1134"/>
         <w:jc w:val="left"/>
         <w:rPr>
-          <w:rFonts w:ascii="Bahnschrift SemiBold" w:hAnsi="Bahnschrift SemiBold"/>
-          <w:kern w:val="0"/>
-          <w:sz w:val="24"/>
+          <w:rFonts w:cs="Tahoma"/>
+          <w:b/>
+          <w:bCs/>
+          <w:kern w:val="0"/>
           <w:lang w:eastAsia="zh-CN"/>
         </w:rPr>
       </w:pPr>
@@ -189,7 +429,7 @@
           <w:u w:val="none"/>
           <w:lang w:eastAsia="zh-CN"/>
         </w:rPr>
-        <w:t>Identyfikator zgłoszenia pracy geodezyjnej:</w:t>
+        <w:t>Obręb ewid</w:t>
       </w:r>
       <w:r>
         <w:rPr>
@@ -199,7 +439,7 @@
           <w:u w:val="none"/>
           <w:lang w:eastAsia="zh-CN"/>
         </w:rPr>
-        <w:t xml:space="preserve"> </w:t>
+        <w:t>encyjny</w:t>
       </w:r>
       <w:r>
         <w:rPr>
@@ -209,61 +449,96 @@
           <w:u w:val="none"/>
           <w:lang w:eastAsia="zh-CN"/>
         </w:rPr>
+        <w:t>:</w:t>
+      </w:r>
+      <w:r>
+        <w:rPr>
+          <w:rFonts w:cs="Tahoma" w:ascii="Calibri" w:hAnsi="Calibri"/>
+          <w:kern w:val="0"/>
+          <w:sz w:val="20"/>
+          <w:u w:val="none"/>
+          <w:lang w:eastAsia="zh-CN"/>
+        </w:rPr>
         <w:tab/>
       </w:r>
       <w:r>
         <w:rPr>
           <w:rFonts w:cs="Tahoma" w:ascii="Calibri" w:hAnsi="Calibri"/>
           <w:b/>
-          <w:color w:val="FF0000"/>
+          <w:bCs/>
           <w:kern w:val="0"/>
           <w:sz w:val="20"/>
           <w:u w:val="none"/>
           <w:lang w:eastAsia="zh-CN"/>
         </w:rPr>
-        <w:t xml:space="preserve">{{ </w:t>
+        <w:t xml:space="preserve">[{{ </w:t>
       </w:r>
       <w:proofErr w:type="spellStart"/>
       <w:r>
         <w:rPr>
           <w:rFonts w:cs="Tahoma" w:ascii="Calibri" w:hAnsi="Calibri"/>
           <w:b/>
-          <w:color w:val="FF0000"/>
+          <w:bCs/>
           <w:kern w:val="0"/>
           <w:sz w:val="20"/>
           <w:u w:val="none"/>
           <w:lang w:eastAsia="zh-CN"/>
         </w:rPr>
-        <w:t>nr_roboty</w:t>
+        <w:t>polozenie_obreb_teryt</w:t>
       </w:r>
       <w:proofErr w:type="spellEnd"/>
       <w:r>
         <w:rPr>
           <w:rFonts w:cs="Tahoma" w:ascii="Calibri" w:hAnsi="Calibri"/>
           <w:b/>
-          <w:color w:val="FF0000"/>
+          <w:bCs/>
           <w:kern w:val="0"/>
           <w:sz w:val="20"/>
           <w:u w:val="none"/>
           <w:lang w:eastAsia="zh-CN"/>
         </w:rPr>
+        <w:t xml:space="preserve"> }}] {{ </w:t>
+      </w:r>
+      <w:proofErr w:type="spellStart"/>
+      <w:r>
+        <w:rPr>
+          <w:rFonts w:cs="Tahoma" w:ascii="Calibri" w:hAnsi="Calibri"/>
+          <w:b/>
+          <w:bCs/>
+          <w:kern w:val="0"/>
+          <w:sz w:val="20"/>
+          <w:u w:val="none"/>
+          <w:lang w:eastAsia="zh-CN"/>
+        </w:rPr>
+        <w:t>polozenie_obreb</w:t>
+      </w:r>
+      <w:proofErr w:type="spellEnd"/>
+      <w:r>
+        <w:rPr>
+          <w:rFonts w:cs="Tahoma" w:ascii="Calibri" w:hAnsi="Calibri"/>
+          <w:b/>
+          <w:bCs/>
+          <w:kern w:val="0"/>
+          <w:sz w:val="20"/>
+          <w:u w:val="none"/>
+          <w:lang w:eastAsia="zh-CN"/>
+        </w:rPr>
         <w:t xml:space="preserve"> }}</w:t>
       </w:r>
     </w:p>
     <w:p>
       <w:pPr>
         <w:tabs>
-          <w:tab w:val="left" w:pos="4915"/>
+          <w:tab w:val="left" w:pos="3781"/>
         </w:tabs>
         <w:suppressAutoHyphens/>
         <w:spacing w:line="240" w:lineRule="auto"/>
-        <w:ind w:left="1134"/>
         <w:jc w:val="left"/>
         <w:rPr>
-          <w:rFonts w:ascii="Bahnschrift SemiBold" w:hAnsi="Bahnschrift SemiBold" w:cs="Tahoma"/>
+          <w:rFonts w:cs="Tahoma"/>
           <w:b/>
-          <w:kern w:val="0"/>
-          <w:sz w:val="16"/>
+          <w:bCs/>
+          <w:kern w:val="0"/>
           <w:lang w:eastAsia="zh-CN"/>
         </w:rPr>
       </w:pPr>
@@ -275,121 +550,20 @@
           <w:u w:val="none"/>
           <w:lang w:eastAsia="zh-CN"/>
         </w:rPr>
-        <w:t>Jedn</w:t>
-      </w:r>
-      <w:r>
-        <w:rPr>
-          <w:rFonts w:cs="Tahoma" w:ascii="Calibri" w:hAnsi="Calibri"/>
-          <w:kern w:val="0"/>
-          <w:sz w:val="20"/>
-          <w:u w:val="none"/>
-          <w:lang w:eastAsia="zh-CN"/>
-        </w:rPr>
-        <w:t>ostka</w:t>
-      </w:r>
-      <w:r>
-        <w:rPr>
-          <w:rFonts w:cs="Tahoma" w:ascii="Calibri" w:hAnsi="Calibri"/>
-          <w:kern w:val="0"/>
-          <w:sz w:val="20"/>
-          <w:u w:val="none"/>
-          <w:lang w:eastAsia="zh-CN"/>
-        </w:rPr>
-        <w:t xml:space="preserve"> </w:t>
-      </w:r>
-      <w:r>
-        <w:rPr>
-          <w:rFonts w:cs="Tahoma" w:ascii="Calibri" w:hAnsi="Calibri"/>
-          <w:kern w:val="0"/>
-          <w:sz w:val="20"/>
-          <w:u w:val="none"/>
-          <w:lang w:eastAsia="zh-CN"/>
-        </w:rPr>
-        <w:t>ewidencyjna:</w:t>
-      </w:r>
-      <w:r>
-        <w:rPr>
-          <w:rFonts w:cs="Tahoma" w:ascii="Calibri" w:hAnsi="Calibri"/>
-          <w:kern w:val="0"/>
-          <w:sz w:val="20"/>
-          <w:u w:val="none"/>
-          <w:lang w:eastAsia="zh-CN"/>
-        </w:rPr>
-        <w:tab/>
-      </w:r>
-      <w:r>
-        <w:rPr>
-          <w:rFonts w:cs="Tahoma" w:ascii="Calibri" w:hAnsi="Calibri"/>
-          <w:b/>
-          <w:bCs/>
-          <w:kern w:val="0"/>
-          <w:sz w:val="20"/>
-          <w:u w:val="none"/>
-          <w:lang w:eastAsia="zh-CN"/>
-        </w:rPr>
-        <w:t xml:space="preserve">[{{ </w:t>
+        <w:t xml:space="preserve">Identyfikator działki ewidencyjnej:	[{{ polozenie_obreb_teryt }}.{{ dzialka.dzialka }}]</w:t>
       </w:r>
       <w:proofErr w:type="spellStart"/>
-      <w:r>
-        <w:rPr>
-          <w:rFonts w:cs="Tahoma" w:ascii="Calibri" w:hAnsi="Calibri"/>
-          <w:b/>
-          <w:bCs/>
-          <w:kern w:val="0"/>
-          <w:sz w:val="20"/>
-          <w:u w:val="none"/>
-          <w:lang w:eastAsia="zh-CN"/>
-        </w:rPr>
-        <w:t>polozenie_gmina_teryt</w:t>
-      </w:r>
       <w:proofErr w:type="spellEnd"/>
-      <w:r>
-        <w:rPr>
-          <w:rFonts w:cs="Tahoma" w:ascii="Calibri" w:hAnsi="Calibri"/>
-          <w:b/>
-          <w:bCs/>
-          <w:kern w:val="0"/>
-          <w:sz w:val="20"/>
-          <w:u w:val="none"/>
-          <w:lang w:eastAsia="zh-CN"/>
-        </w:rPr>
-        <w:t xml:space="preserve"> }}] {{ </w:t>
-      </w:r>
       <w:proofErr w:type="spellStart"/>
-      <w:r>
-        <w:rPr>
-          <w:rFonts w:cs="Tahoma" w:ascii="Calibri" w:hAnsi="Calibri"/>
-          <w:b/>
-          <w:bCs/>
-          <w:kern w:val="0"/>
-          <w:sz w:val="20"/>
-          <w:u w:val="none"/>
-          <w:lang w:eastAsia="zh-CN"/>
-        </w:rPr>
-        <w:t>polozenie_gmina</w:t>
-      </w:r>
       <w:proofErr w:type="spellEnd"/>
-      <w:r>
-        <w:rPr>
-          <w:rFonts w:cs="Tahoma" w:ascii="Calibri" w:hAnsi="Calibri"/>
-          <w:b/>
-          <w:bCs/>
-          <w:kern w:val="0"/>
-          <w:sz w:val="20"/>
-          <w:u w:val="none"/>
-          <w:lang w:eastAsia="zh-CN"/>
-        </w:rPr>
-        <w:t xml:space="preserve"> }}</w:t>
-      </w:r>
     </w:p>
     <w:p>
       <w:pPr>
         <w:tabs>
-          <w:tab w:val="left" w:pos="4915"/>
+          <w:tab w:val="left" w:pos="3781"/>
         </w:tabs>
         <w:suppressAutoHyphens/>
         <w:spacing w:line="240" w:lineRule="auto"/>
-        <w:ind w:left="1134"/>
         <w:jc w:val="left"/>
         <w:rPr>
           <w:rFonts w:ascii="Bahnschrift SemiBold" w:hAnsi="Bahnschrift SemiBold" w:cs="Tahoma"/>
@@ -399,269 +573,42 @@
           <w:lang w:eastAsia="zh-CN"/>
         </w:rPr>
       </w:pPr>
-      <w:r>
-        <w:rPr>
-          <w:rFonts w:cs="Tahoma" w:ascii="Calibri" w:hAnsi="Calibri"/>
-          <w:kern w:val="0"/>
-          <w:sz w:val="20"/>
-          <w:u w:val="none"/>
-          <w:lang w:eastAsia="zh-CN"/>
-        </w:rPr>
-        <w:t xml:space="preserve">Obręb </w:t>
-      </w:r>
-      <w:r>
-        <w:rPr>
-          <w:rFonts w:cs="Tahoma" w:ascii="Calibri" w:hAnsi="Calibri"/>
-          <w:kern w:val="0"/>
-          <w:sz w:val="20"/>
-          <w:u w:val="none"/>
-          <w:lang w:eastAsia="zh-CN"/>
-        </w:rPr>
-        <w:t>ewidencyjny:</w:t>
-      </w:r>
-      <w:r>
-        <w:rPr>
-          <w:rFonts w:cs="Tahoma" w:ascii="Calibri" w:hAnsi="Calibri"/>
-          <w:kern w:val="0"/>
-          <w:sz w:val="20"/>
-          <w:u w:val="none"/>
-          <w:lang w:eastAsia="zh-CN"/>
-        </w:rPr>
-        <w:tab/>
-      </w:r>
-      <w:r>
-        <w:rPr>
-          <w:rFonts w:cs="Tahoma" w:ascii="Calibri" w:hAnsi="Calibri"/>
-          <w:b/>
-          <w:bCs/>
-          <w:kern w:val="0"/>
-          <w:sz w:val="20"/>
-          <w:u w:val="none"/>
-          <w:lang w:eastAsia="zh-CN"/>
-        </w:rPr>
-        <w:t xml:space="preserve">[{{ </w:t>
-      </w:r>
-      <w:proofErr w:type="spellStart"/>
-      <w:r>
-        <w:rPr>
-          <w:rFonts w:cs="Tahoma" w:ascii="Calibri" w:hAnsi="Calibri"/>
-          <w:b/>
-          <w:bCs/>
-          <w:kern w:val="0"/>
-          <w:sz w:val="20"/>
-          <w:u w:val="none"/>
-          <w:lang w:eastAsia="zh-CN"/>
-        </w:rPr>
-        <w:t>polozenie_obreb_teryt</w:t>
-      </w:r>
-      <w:proofErr w:type="spellEnd"/>
-      <w:r>
-        <w:rPr>
-          <w:rFonts w:cs="Tahoma" w:ascii="Calibri" w:hAnsi="Calibri"/>
-          <w:b/>
-          <w:bCs/>
-          <w:kern w:val="0"/>
-          <w:sz w:val="20"/>
-          <w:u w:val="none"/>
-          <w:lang w:eastAsia="zh-CN"/>
-        </w:rPr>
-        <w:t xml:space="preserve"> }}] {{ </w:t>
-      </w:r>
-      <w:proofErr w:type="spellStart"/>
-      <w:r>
-        <w:rPr>
-          <w:rFonts w:cs="Tahoma" w:ascii="Calibri" w:hAnsi="Calibri"/>
-          <w:b/>
-          <w:bCs/>
-          <w:kern w:val="0"/>
-          <w:sz w:val="20"/>
-          <w:u w:val="none"/>
-          <w:lang w:eastAsia="zh-CN"/>
-        </w:rPr>
-        <w:t>polozenie_obreb</w:t>
-      </w:r>
-      <w:proofErr w:type="spellEnd"/>
-      <w:r>
-        <w:rPr>
-          <w:rFonts w:cs="Tahoma" w:ascii="Calibri" w:hAnsi="Calibri"/>
-          <w:b/>
-          <w:bCs/>
-          <w:kern w:val="0"/>
-          <w:sz w:val="20"/>
-          <w:u w:val="none"/>
-          <w:lang w:eastAsia="zh-CN"/>
-        </w:rPr>
-        <w:t xml:space="preserve"> }}</w:t>
-      </w:r>
     </w:p>
     <w:p>
       <w:pPr>
-        <w:tabs>
-          <w:tab w:val="left" w:pos="4915"/>
-        </w:tabs>
         <w:suppressAutoHyphens/>
         <w:spacing w:line="240" w:lineRule="auto"/>
-        <w:ind w:left="1134"/>
         <w:jc w:val="left"/>
         <w:rPr>
           <w:rFonts w:ascii="Bahnschrift SemiBold" w:hAnsi="Bahnschrift SemiBold" w:cs="Tahoma"/>
-          <w:b/>
           <w:kern w:val="0"/>
           <w:sz w:val="16"/>
           <w:lang w:eastAsia="zh-CN"/>
         </w:rPr>
       </w:pPr>
-      <w:r>
-        <w:rPr>
-          <w:rFonts w:cs="Tahoma" w:ascii="Calibri" w:hAnsi="Calibri"/>
-          <w:bCs/>
-          <w:kern w:val="0"/>
-          <w:sz w:val="20"/>
-          <w:u w:val="none"/>
-          <w:lang w:eastAsia="zh-CN"/>
-        </w:rPr>
-        <w:t>Identyfikator działki ewidencyjnej:</w:t>
-      </w:r>
-      <w:r>
-        <w:rPr>
-          <w:rFonts w:cs="Tahoma" w:ascii="Calibri" w:hAnsi="Calibri"/>
-          <w:b/>
-          <w:kern w:val="0"/>
-          <w:sz w:val="20"/>
-          <w:u w:val="none"/>
-          <w:lang w:eastAsia="zh-CN"/>
-        </w:rPr>
-        <w:tab/>
-      </w:r>
-      <w:r>
-        <w:rPr>
-          <w:rFonts w:cs="Tahoma" w:ascii="Calibri" w:hAnsi="Calibri"/>
-          <w:b/>
-          <w:bCs/>
-          <w:kern w:val="0"/>
-          <w:sz w:val="20"/>
-          <w:u w:val="none"/>
-          <w:lang w:eastAsia="zh-CN"/>
-        </w:rPr>
-        <w:t xml:space="preserve">[{{ </w:t>
-      </w:r>
-      <w:proofErr w:type="spellStart"/>
-      <w:r>
-        <w:rPr>
-          <w:rFonts w:cs="Tahoma" w:ascii="Calibri" w:hAnsi="Calibri"/>
-          <w:b/>
-          <w:bCs/>
-          <w:kern w:val="0"/>
-          <w:sz w:val="20"/>
-          <w:u w:val="none"/>
-          <w:lang w:eastAsia="zh-CN"/>
-        </w:rPr>
-        <w:t>polozenie_obreb_teryt</w:t>
-      </w:r>
-      <w:proofErr w:type="spellEnd"/>
-      <w:r>
-        <w:rPr>
-          <w:rFonts w:cs="Tahoma" w:ascii="Calibri" w:hAnsi="Calibri"/>
-          <w:b/>
-          <w:bCs/>
-          <w:kern w:val="0"/>
-          <w:sz w:val="20"/>
-          <w:u w:val="none"/>
-          <w:lang w:eastAsia="zh-CN"/>
-        </w:rPr>
-        <w:t xml:space="preserve"> }}</w:t>
-      </w:r>
-      <w:r>
-        <w:rPr>
-          <w:rFonts w:cs="Tahoma" w:ascii="Calibri" w:hAnsi="Calibri"/>
-          <w:b/>
-          <w:bCs/>
-          <w:kern w:val="0"/>
-          <w:sz w:val="20"/>
-          <w:u w:val="none"/>
-          <w:lang w:eastAsia="zh-CN"/>
-        </w:rPr>
-        <w:t>.{{ wykaz_identyfikator_dzialki }}</w:t>
-      </w:r>
-      <w:r>
-        <w:rPr>
-          <w:rFonts w:cs="Tahoma" w:ascii="Calibri" w:hAnsi="Calibri"/>
-          <w:b/>
-          <w:bCs/>
-          <w:kern w:val="0"/>
-          <w:sz w:val="20"/>
-          <w:u w:val="none"/>
-          <w:lang w:eastAsia="zh-CN"/>
-        </w:rPr>
-        <w:t>]</w:t>
-      </w:r>
     </w:p>
     <w:p>
       <w:pPr>
         <w:suppressAutoHyphens/>
         <w:spacing w:line="240" w:lineRule="auto"/>
-        <w:ind w:firstLine="1134"/>
         <w:jc w:val="left"/>
         <w:rPr>
-          <w:rFonts w:ascii="Bahnschrift SemiBold" w:hAnsi="Bahnschrift SemiBold"/>
-          <w:kern w:val="0"/>
-          <w:sz w:val="24"/>
-          <w:lang w:eastAsia="zh-CN"/>
-        </w:rPr>
-      </w:pPr>
-      <w:r>
-        <w:rPr>
-          <w:rFonts w:cs="Tahoma" w:ascii="Calibri" w:hAnsi="Calibri"/>
-          <w:b/>
-          <w:kern w:val="0"/>
-          <w:sz w:val="12"/>
-          <w:lang w:eastAsia="zh-CN"/>
-        </w:rPr>
-        <w:tab/>
-      </w:r>
-      <w:r>
-        <w:rPr>
-          <w:rFonts w:cs="Tahoma" w:ascii="Calibri" w:hAnsi="Calibri"/>
-          <w:b/>
-          <w:kern w:val="0"/>
-          <w:sz w:val="12"/>
-          <w:lang w:eastAsia="zh-CN"/>
-        </w:rPr>
-        <w:tab/>
-      </w:r>
-      <w:r>
-        <w:rPr>
-          <w:rFonts w:cs="Tahoma" w:ascii="Calibri" w:hAnsi="Calibri"/>
-          <w:b/>
-          <w:kern w:val="0"/>
-          <w:sz w:val="12"/>
-          <w:lang w:eastAsia="zh-CN"/>
-        </w:rPr>
-        <w:tab/>
-      </w:r>
-      <w:r>
-        <w:rPr>
-          <w:rFonts w:cs="Tahoma" w:ascii="Calibri" w:hAnsi="Calibri"/>
-          <w:b/>
-          <w:kern w:val="0"/>
-          <w:sz w:val="12"/>
-          <w:lang w:eastAsia="zh-CN"/>
-        </w:rPr>
-        <w:tab/>
-      </w:r>
+          <w:rFonts w:ascii="Bahnschrift SemiBold" w:hAnsi="Bahnschrift SemiBold" w:cs="Tahoma"/>
+          <w:kern w:val="0"/>
+          <w:sz w:val="16"/>
+          <w:lang w:eastAsia="zh-CN"/>
+        </w:rPr>
+      </w:pPr>
     </w:p>
     <w:p>
       <w:pPr>
         <w:suppressAutoHyphens/>
-        <w:spacing w:line="200" w:lineRule="atLeast"/>
-        <w:rPr>
-          <w:rFonts w:ascii="Bahnschrift SemiBold" w:hAnsi="Bahnschrift SemiBold" w:cs="Calibri"/>
-          <w:b/>
-          <w:bCs/>
-          <w:kern w:val="0"/>
-          <w:sz w:val="28"/>
-          <w:szCs w:val="28"/>
-          <w:u w:val="single"/>
+        <w:spacing w:line="240" w:lineRule="auto"/>
+        <w:jc w:val="left"/>
+        <w:rPr>
+          <w:rFonts w:ascii="Bahnschrift SemiBold" w:hAnsi="Bahnschrift SemiBold" w:cs="Tahoma"/>
+          <w:kern w:val="0"/>
+          <w:sz w:val="16"/>
           <w:lang w:eastAsia="zh-CN"/>
         </w:rPr>
       </w:pPr>
@@ -669,43 +616,146 @@
     <w:p>
       <w:pPr>
         <w:suppressAutoHyphens/>
-        <w:spacing w:after="60"/>
-        <w:ind w:left="-284"/>
+        <w:spacing w:line="240" w:lineRule="auto"/>
         <w:jc w:val="left"/>
         <w:rPr>
-          <w:rFonts w:ascii="Bahnschrift SemiBold" w:hAnsi="Bahnschrift SemiBold"/>
-          <w:kern w:val="0"/>
+          <w:rFonts w:ascii="Bahnschrift SemiBold" w:hAnsi="Bahnschrift SemiBold" w:cs="Tahoma"/>
+          <w:kern w:val="0"/>
+          <w:sz w:val="8"/>
+          <w:szCs w:val="28"/>
           <w:lang w:eastAsia="zh-CN"/>
         </w:rPr>
       </w:pPr>
     </w:p>
     <w:tbl>
       <w:tblPr>
-        <w:tblW w:w="9105" w:type="dxa"/>
+        <w:tblW w:w="8931" w:type="dxa"/>
         <w:jc w:val="center"/>
         <w:tblLayout w:type="fixed"/>
         <w:tblLook w:val="0000" w:firstRow="0" w:lastRow="0" w:firstColumn="0" w:lastColumn="0" w:noHBand="0" w:noVBand="0"/>
       </w:tblPr>
       <w:tblGrid>
-        <w:gridCol w:w="563"/>
-        <w:gridCol w:w="1300"/>
-        <w:gridCol w:w="1100"/>
-        <w:gridCol w:w="1500"/>
-        <w:gridCol w:w="709"/>
-        <w:gridCol w:w="709"/>
-        <w:gridCol w:w="709"/>
-        <w:gridCol w:w="2515"/>
+        <w:gridCol w:w="543"/>
+        <w:gridCol w:w="1853"/>
+        <w:gridCol w:w="1999"/>
+        <w:gridCol w:w="2268"/>
+        <w:gridCol w:w="2268"/>
       </w:tblGrid>
       <w:tr>
         <w:trPr>
-          <w:trHeight w:val="191"/>
+          <w:trHeight w:val="284"/>
           <w:jc w:val="center"/>
-          <w:tblHeader/>
         </w:trPr>
         <w:tc>
           <w:tcPr>
-            <w:tcW w:w="563" w:type="dxa"/>
-            <w:vMerge w:val="restart"/>
+            <w:tcW w:w="543" w:type="dxa"/>
+            <w:tcBorders>
+              <w:top w:val="single" w:sz="4" w:space="0" w:color="000000"/>
+              <w:left w:val="single" w:sz="4" w:space="0" w:color="000000"/>
+              <w:bottom w:val="single" w:sz="4" w:space="0" w:color="000000"/>
+            </w:tcBorders>
+            <w:vAlign w:val="center"/>
+          </w:tcPr>
+          <w:p>
+            <w:pPr>
+              <w:suppressAutoHyphens/>
+              <w:spacing w:line="240" w:lineRule="auto"/>
+              <w:jc w:val="center"/>
+              <w:rPr>
+                <w:rFonts w:ascii="Bahnschrift SemiBold" w:hAnsi="Bahnschrift SemiBold"/>
+                <w:kern w:val="0"/>
+                <w:sz w:val="14"/>
+                <w:szCs w:val="14"/>
+                <w:lang w:eastAsia="zh-CN"/>
+              </w:rPr>
+            </w:pPr>
+            <w:r>
+              <w:rPr>
+                <w:rFonts w:cs="Tahoma" w:ascii="Calibri" w:hAnsi="Calibri"/>
+                <w:b/>
+                <w:bCs/>
+                <w:kern w:val="0"/>
+                <w:sz w:val="14"/>
+                <w:lang w:eastAsia="zh-CN"/>
+              </w:rPr>
+              <w:t xml:space="preserve">L.p.</w:t>
+            </w:r>
+          </w:p>
+        </w:tc>
+        <w:tc>
+          <w:tcPr>
+            <w:tcW w:w="3852" w:type="dxa"/>
+            <w:gridSpan w:val="2"/>
+            <w:tcBorders>
+              <w:top w:val="single" w:sz="4" w:space="0" w:color="000000"/>
+              <w:left w:val="single" w:sz="4" w:space="0" w:color="000000"/>
+              <w:bottom w:val="single" w:sz="4" w:space="0" w:color="000000"/>
+            </w:tcBorders>
+            <w:vAlign w:val="center"/>
+          </w:tcPr>
+          <w:p>
+            <w:pPr>
+              <w:suppressAutoHyphens/>
+              <w:spacing w:line="240" w:lineRule="auto"/>
+              <w:jc w:val="center"/>
+              <w:rPr>
+                <w:rFonts w:ascii="Bahnschrift SemiBold" w:hAnsi="Bahnschrift SemiBold"/>
+                <w:kern w:val="0"/>
+                <w:sz w:val="24"/>
+                <w:lang w:eastAsia="zh-CN"/>
+              </w:rPr>
+            </w:pPr>
+            <w:r>
+              <w:rPr>
+                <w:rFonts w:cs="Tahoma" w:ascii="Calibri" w:hAnsi="Calibri"/>
+                <w:b/>
+                <w:bCs/>
+                <w:kern w:val="0"/>
+                <w:sz w:val="14"/>
+                <w:lang w:eastAsia="zh-CN"/>
+              </w:rPr>
+              <w:t xml:space="preserve">Oznaczenie atrybutu działki</w:t>
+            </w:r>
+          </w:p>
+        </w:tc>
+        <w:tc>
+          <w:tcPr>
+            <w:tcW w:w="2268" w:type="dxa"/>
+            <w:tcBorders>
+              <w:top w:val="single" w:sz="4" w:space="0" w:color="000000"/>
+              <w:left w:val="single" w:sz="4" w:space="0" w:color="000000"/>
+              <w:bottom w:val="single" w:sz="4" w:space="0" w:color="000000"/>
+            </w:tcBorders>
+            <w:vAlign w:val="center"/>
+          </w:tcPr>
+          <w:p>
+            <w:pPr>
+              <w:suppressAutoHyphens/>
+              <w:spacing w:line="240" w:lineRule="auto"/>
+              <w:jc w:val="center"/>
+              <w:rPr>
+                <w:rFonts w:ascii="Bahnschrift SemiBold" w:hAnsi="Bahnschrift SemiBold"/>
+                <w:kern w:val="0"/>
+                <w:sz w:val="24"/>
+                <w:lang w:eastAsia="zh-CN"/>
+              </w:rPr>
+            </w:pPr>
+            <w:r>
+              <w:rPr>
+                <w:rFonts w:cs="Tahoma" w:ascii="Calibri" w:hAnsi="Calibri"/>
+                <w:b/>
+                <w:bCs/>
+                <w:kern w:val="0"/>
+                <w:sz w:val="14"/>
+                <w:lang w:eastAsia="zh-CN"/>
+              </w:rPr>
+              <w:t xml:space="preserve">STAN DOTYCHCZASOWY</w:t>
+            </w:r>
+          </w:p>
+        </w:tc>
+        <w:tc>
+          <w:tcPr>
+            <w:tcW w:w="2268" w:type="dxa"/>
             <w:tcBorders>
               <w:top w:val="single" w:sz="4" w:space="0" w:color="000000"/>
               <w:left w:val="single" w:sz="4" w:space="0" w:color="000000"/>
@@ -722,34 +772,36 @@
               <w:rPr>
                 <w:rFonts w:ascii="Bahnschrift SemiBold" w:hAnsi="Bahnschrift SemiBold"/>
                 <w:kern w:val="0"/>
-                <w:sz w:val="16"/>
-                <w:szCs w:val="16"/>
+                <w:sz w:val="24"/>
                 <w:lang w:eastAsia="zh-CN"/>
               </w:rPr>
             </w:pPr>
             <w:r>
               <w:rPr>
-                <w:rFonts w:cs="Calibri" w:ascii="Calibri" w:hAnsi="Calibri"/>
+                <w:rFonts w:cs="Tahoma" w:ascii="Calibri" w:hAnsi="Calibri"/>
                 <w:b/>
                 <w:bCs/>
                 <w:kern w:val="0"/>
-                <w:sz w:val="16"/>
-                <w:szCs w:val="16"/>
-                <w:lang w:eastAsia="zh-CN"/>
-              </w:rPr>
-              <w:t xml:space="preserve">L.p.</w:t>
+                <w:sz w:val="14"/>
+                <w:lang w:eastAsia="zh-CN"/>
+              </w:rPr>
+              <w:t xml:space="preserve">STAN NOWY</w:t>
             </w:r>
           </w:p>
         </w:tc>
+      </w:tr>
+      <w:tr>
+        <w:trPr>
+          <w:trHeight w:val="384"/>
+          <w:jc w:val="center"/>
+        </w:trPr>
         <w:tc>
           <w:tcPr>
-            <w:tcW w:w="1300" w:type="dxa"/>
-            <w:vMerge w:val="restart"/>
+            <w:tcW w:w="543" w:type="dxa"/>
             <w:tcBorders>
               <w:top w:val="single" w:sz="4" w:space="0" w:color="000000"/>
               <w:left w:val="single" w:sz="4" w:space="0" w:color="000000"/>
               <w:bottom w:val="single" w:sz="4" w:space="0" w:color="000000"/>
-              <w:right w:val="single" w:sz="4" w:space="0" w:color="000000"/>
             </w:tcBorders>
             <w:vAlign w:val="center"/>
           </w:tcPr>
@@ -761,58 +813,53 @@
               <w:rPr>
                 <w:rFonts w:ascii="Bahnschrift SemiBold" w:hAnsi="Bahnschrift SemiBold"/>
                 <w:kern w:val="0"/>
-                <w:sz w:val="16"/>
-                <w:szCs w:val="16"/>
+                <w:sz w:val="14"/>
+                <w:szCs w:val="14"/>
                 <w:lang w:eastAsia="zh-CN"/>
               </w:rPr>
             </w:pPr>
             <w:r>
               <w:rPr>
-                <w:rFonts w:cs="Calibri" w:ascii="Calibri" w:hAnsi="Calibri"/>
-                <w:b/>
-                <w:bCs/>
-                <w:kern w:val="0"/>
-                <w:sz w:val="16"/>
-                <w:szCs w:val="16"/>
-                <w:lang w:eastAsia="zh-CN"/>
-              </w:rPr>
-              <w:t xml:space="preserve">Stan</w:t>
+                <w:rFonts w:cs="Tahoma" w:ascii="Calibri" w:hAnsi="Calibri"/>
+                <w:kern w:val="0"/>
+                <w:sz w:val="14"/>
+                <w:szCs w:val="18"/>
+                <w:lang w:eastAsia="zh-CN"/>
+              </w:rPr>
+              <w:t xml:space="preserve">1.</w:t>
             </w:r>
           </w:p>
         </w:tc>
         <w:tc>
           <w:tcPr>
-            <w:tcW w:w="1100" w:type="dxa"/>
-            <w:vMerge w:val="restart"/>
+            <w:tcW w:w="3852" w:type="dxa"/>
+            <w:gridSpan w:val="2"/>
             <w:tcBorders>
               <w:top w:val="single" w:sz="4" w:space="0" w:color="000000"/>
               <w:left w:val="single" w:sz="4" w:space="0" w:color="000000"/>
               <w:bottom w:val="single" w:sz="4" w:space="0" w:color="000000"/>
-              <w:right w:val="single" w:sz="4" w:space="0" w:color="000000"/>
             </w:tcBorders>
             <w:vAlign w:val="center"/>
           </w:tcPr>
           <w:p>
             <w:pPr>
               <w:suppressAutoHyphens/>
+              <w:snapToGrid w:val="0"/>
               <w:spacing w:line="240" w:lineRule="auto"/>
-              <w:jc w:val="center"/>
+              <w:jc w:val="left"/>
               <w:rPr>
                 <w:rFonts w:ascii="Bahnschrift SemiBold" w:hAnsi="Bahnschrift SemiBold"/>
                 <w:kern w:val="0"/>
-                <w:sz w:val="16"/>
-                <w:szCs w:val="16"/>
+                <w:sz w:val="24"/>
                 <w:lang w:eastAsia="zh-CN"/>
               </w:rPr>
             </w:pPr>
             <w:r>
               <w:rPr>
-                <w:rFonts w:cs="Calibri" w:ascii="Calibri" w:hAnsi="Calibri"/>
-                <w:b/>
-                <w:bCs/>
-                <w:kern w:val="0"/>
-                <w:sz w:val="16"/>
-                <w:szCs w:val="16"/>
+                <w:rFonts w:cs="Tahoma" w:ascii="Calibri" w:hAnsi="Calibri"/>
+                <w:kern w:val="0"/>
+                <w:sz w:val="14"/>
+                <w:szCs w:val="18"/>
                 <w:lang w:eastAsia="zh-CN"/>
               </w:rPr>
               <w:t xml:space="preserve">Numer działki</w:t>
@@ -821,386 +868,43 @@
         </w:tc>
         <w:tc>
           <w:tcPr>
-            <w:tcW w:w="1500" w:type="dxa"/>
-            <w:vMerge w:val="restart"/>
+            <w:tcW w:w="2268" w:type="dxa"/>
             <w:tcBorders>
               <w:top w:val="single" w:sz="4" w:space="0" w:color="000000"/>
               <w:left w:val="single" w:sz="4" w:space="0" w:color="000000"/>
               <w:bottom w:val="single" w:sz="4" w:space="0" w:color="000000"/>
-              <w:right w:val="single" w:sz="4" w:space="0" w:color="000000"/>
             </w:tcBorders>
             <w:vAlign w:val="center"/>
           </w:tcPr>
           <w:p>
             <w:pPr>
               <w:suppressAutoHyphens/>
+              <w:snapToGrid w:val="0"/>
               <w:spacing w:line="240" w:lineRule="auto"/>
               <w:jc w:val="center"/>
               <w:rPr>
-                <w:rFonts w:ascii="Bahnschrift SemiBold" w:hAnsi="Bahnschrift SemiBold"/>
-                <w:kern w:val="0"/>
-                <w:sz w:val="16"/>
-                <w:szCs w:val="16"/>
+                <w:rFonts w:ascii="Bahnschrift SemiBold" w:hAnsi="Bahnschrift SemiBold" w:cs="Tahoma"/>
+                <w:b/>
+                <w:kern w:val="0"/>
+                <w:sz w:val="14"/>
                 <w:lang w:eastAsia="zh-CN"/>
               </w:rPr>
             </w:pPr>
             <w:r>
               <w:rPr>
-                <w:rFonts w:cs="Calibri" w:ascii="Calibri" w:hAnsi="Calibri"/>
-                <w:b/>
-                <w:bCs/>
-                <w:kern w:val="0"/>
-                <w:sz w:val="16"/>
-                <w:szCs w:val="16"/>
-                <w:lang w:eastAsia="zh-CN"/>
-              </w:rPr>
-              <w:t xml:space="preserve">Pole powierzchni ewidencyjnej działki [ha]</w:t>
+                <w:rFonts w:cs="Tahoma" w:ascii="Calibri" w:hAnsi="Calibri"/>
+                <w:kern w:val="0"/>
+                <w:sz w:val="14"/>
+                <w:szCs w:val="18"/>
+                <w:lang w:eastAsia="zh-CN"/>
+              </w:rPr>
+              <w:t xml:space="preserve">{{ dzialka.numer_dotychczas }}</w:t>
             </w:r>
           </w:p>
         </w:tc>
         <w:tc>
           <w:tcPr>
-            <w:tcW w:w="2127" w:type="dxa"/>
-            <w:gridSpan w:val="3"/>
-            <w:tcBorders>
-              <w:top w:val="single" w:sz="4" w:space="0" w:color="000000"/>
-              <w:left w:val="single" w:sz="4" w:space="0" w:color="000000"/>
-              <w:bottom w:val="single" w:sz="4" w:space="0" w:color="000000"/>
-              <w:right w:val="single" w:sz="4" w:space="0" w:color="000000"/>
-            </w:tcBorders>
-            <w:vAlign w:val="center"/>
-          </w:tcPr>
-          <w:p>
-            <w:pPr>
-              <w:suppressAutoHyphens/>
-              <w:spacing w:line="240" w:lineRule="auto"/>
-              <w:jc w:val="center"/>
-              <w:rPr>
-                <w:rFonts w:ascii="Bahnschrift SemiBold" w:hAnsi="Bahnschrift SemiBold"/>
-                <w:kern w:val="0"/>
-                <w:sz w:val="16"/>
-                <w:szCs w:val="16"/>
-                <w:lang w:eastAsia="zh-CN"/>
-              </w:rPr>
-            </w:pPr>
-            <w:r>
-              <w:rPr>
-                <w:rFonts w:cs="Calibri" w:ascii="Calibri" w:hAnsi="Calibri"/>
-                <w:b/>
-                <w:bCs/>
-                <w:kern w:val="0"/>
-                <w:sz w:val="16"/>
-                <w:szCs w:val="16"/>
-                <w:lang w:eastAsia="zh-CN"/>
-              </w:rPr>
-              <w:t xml:space="preserve">Użytki gruntowe i klasy bonitacyjne w działce</w:t>
-            </w:r>
-          </w:p>
-        </w:tc>
-        <w:tc>
-          <w:tcPr>
-            <w:tcW w:w="2515" w:type="dxa"/>
-            <w:vMerge w:val="restart"/>
-            <w:tcBorders>
-              <w:top w:val="single" w:sz="4" w:space="0" w:color="000000"/>
-              <w:left w:val="single" w:sz="4" w:space="0" w:color="000000"/>
-              <w:bottom w:val="single" w:sz="4" w:space="0" w:color="000000"/>
-              <w:right w:val="single" w:sz="4" w:space="0" w:color="000000"/>
-            </w:tcBorders>
-            <w:vAlign w:val="center"/>
-          </w:tcPr>
-          <w:p>
-            <w:pPr>
-              <w:suppressAutoHyphens/>
-              <w:spacing w:line="240" w:lineRule="auto"/>
-              <w:jc w:val="center"/>
-              <w:rPr>
-                <w:rFonts w:ascii="Bahnschrift SemiBold" w:hAnsi="Bahnschrift SemiBold"/>
-                <w:kern w:val="0"/>
-                <w:sz w:val="16"/>
-                <w:szCs w:val="16"/>
-                <w:lang w:eastAsia="zh-CN"/>
-              </w:rPr>
-            </w:pPr>
-            <w:r>
-              <w:rPr>
-                <w:rFonts w:cs="Calibri" w:ascii="Calibri" w:hAnsi="Calibri"/>
-                <w:b/>
-                <w:bCs/>
-                <w:kern w:val="0"/>
-                <w:sz w:val="16"/>
-                <w:szCs w:val="16"/>
-                <w:lang w:eastAsia="zh-CN"/>
-              </w:rPr>
-              <w:t xml:space="preserve">Pole powierzchni użytków gruntowych i klas bonitacyjnych w obszarze działki [ha]</w:t>
-            </w:r>
-          </w:p>
-        </w:tc>
-      </w:tr>
-      <w:tr>
-        <w:trPr>
-          <w:trHeight w:val="191"/>
-          <w:jc w:val="center"/>
-          <w:tblHeader/>
-        </w:trPr>
-        <w:tc>
-          <w:tcPr>
-            <w:tcW w:w="563" w:type="dxa"/>
-            <w:vMerge/>
-            <w:tcBorders>
-              <w:top w:val="single" w:sz="4" w:space="0" w:color="000000"/>
-              <w:left w:val="single" w:sz="4" w:space="0" w:color="000000"/>
-              <w:bottom w:val="single" w:sz="4" w:space="0" w:color="000000"/>
-              <w:right w:val="single" w:sz="4" w:space="0" w:color="000000"/>
-            </w:tcBorders>
-            <w:vAlign w:val="center"/>
-          </w:tcPr>
-          <w:p>
-            <w:pPr>
-              <w:suppressAutoHyphens/>
-              <w:spacing w:line="240" w:lineRule="auto"/>
-              <w:jc w:val="center"/>
-              <w:rPr>
-                <w:rFonts w:ascii="Bahnschrift SemiBold" w:hAnsi="Bahnschrift SemiBold"/>
-                <w:kern w:val="0"/>
-                <w:sz w:val="16"/>
-                <w:szCs w:val="16"/>
-                <w:lang w:eastAsia="zh-CN"/>
-              </w:rPr>
-            </w:pPr>
-          </w:p>
-        </w:tc>
-        <w:tc>
-          <w:tcPr>
-            <w:tcW w:w="1300" w:type="dxa"/>
-            <w:vMerge/>
-            <w:tcBorders>
-              <w:top w:val="single" w:sz="4" w:space="0" w:color="000000"/>
-              <w:left w:val="single" w:sz="4" w:space="0" w:color="000000"/>
-              <w:bottom w:val="single" w:sz="4" w:space="0" w:color="000000"/>
-              <w:right w:val="single" w:sz="4" w:space="0" w:color="000000"/>
-            </w:tcBorders>
-            <w:vAlign w:val="center"/>
-          </w:tcPr>
-          <w:p>
-            <w:pPr>
-              <w:suppressAutoHyphens/>
-              <w:spacing w:line="240" w:lineRule="auto"/>
-              <w:jc w:val="center"/>
-              <w:rPr>
-                <w:rFonts w:ascii="Bahnschrift SemiBold" w:hAnsi="Bahnschrift SemiBold"/>
-                <w:kern w:val="0"/>
-                <w:sz w:val="16"/>
-                <w:szCs w:val="16"/>
-                <w:lang w:eastAsia="zh-CN"/>
-              </w:rPr>
-            </w:pPr>
-          </w:p>
-        </w:tc>
-        <w:tc>
-          <w:tcPr>
-            <w:tcW w:w="1100" w:type="dxa"/>
-            <w:vMerge/>
-            <w:tcBorders>
-              <w:top w:val="single" w:sz="4" w:space="0" w:color="000000"/>
-              <w:left w:val="single" w:sz="4" w:space="0" w:color="000000"/>
-              <w:bottom w:val="single" w:sz="4" w:space="0" w:color="000000"/>
-              <w:right w:val="single" w:sz="4" w:space="0" w:color="000000"/>
-            </w:tcBorders>
-            <w:vAlign w:val="center"/>
-          </w:tcPr>
-          <w:p>
-            <w:pPr>
-              <w:suppressAutoHyphens/>
-              <w:spacing w:line="240" w:lineRule="auto"/>
-              <w:jc w:val="center"/>
-              <w:rPr>
-                <w:rFonts w:ascii="Bahnschrift SemiBold" w:hAnsi="Bahnschrift SemiBold"/>
-                <w:kern w:val="0"/>
-                <w:sz w:val="16"/>
-                <w:szCs w:val="16"/>
-                <w:lang w:eastAsia="zh-CN"/>
-              </w:rPr>
-            </w:pPr>
-          </w:p>
-        </w:tc>
-        <w:tc>
-          <w:tcPr>
-            <w:tcW w:w="1500" w:type="dxa"/>
-            <w:vMerge/>
-            <w:tcBorders>
-              <w:top w:val="single" w:sz="4" w:space="0" w:color="000000"/>
-              <w:left w:val="single" w:sz="4" w:space="0" w:color="000000"/>
-              <w:bottom w:val="single" w:sz="4" w:space="0" w:color="000000"/>
-              <w:right w:val="single" w:sz="4" w:space="0" w:color="000000"/>
-            </w:tcBorders>
-            <w:vAlign w:val="center"/>
-          </w:tcPr>
-          <w:p>
-            <w:pPr>
-              <w:suppressAutoHyphens/>
-              <w:spacing w:line="240" w:lineRule="auto"/>
-              <w:jc w:val="center"/>
-              <w:rPr>
-                <w:rFonts w:ascii="Bahnschrift SemiBold" w:hAnsi="Bahnschrift SemiBold"/>
-                <w:kern w:val="0"/>
-                <w:sz w:val="16"/>
-                <w:szCs w:val="16"/>
-                <w:lang w:eastAsia="zh-CN"/>
-              </w:rPr>
-            </w:pPr>
-          </w:p>
-        </w:tc>
-        <w:tc>
-          <w:tcPr>
-            <w:tcW w:w="709" w:type="dxa"/>
-            <w:tcBorders>
-              <w:top w:val="single" w:sz="4" w:space="0" w:color="000000"/>
-              <w:left w:val="single" w:sz="4" w:space="0" w:color="000000"/>
-              <w:bottom w:val="single" w:sz="4" w:space="0" w:color="000000"/>
-              <w:right w:val="single" w:sz="4" w:space="0" w:color="000000"/>
-            </w:tcBorders>
-            <w:vAlign w:val="center"/>
-          </w:tcPr>
-          <w:p>
-            <w:pPr>
-              <w:suppressAutoHyphens/>
-              <w:spacing w:line="240" w:lineRule="auto"/>
-              <w:jc w:val="center"/>
-              <w:rPr>
-                <w:rFonts w:ascii="Bahnschrift SemiBold" w:hAnsi="Bahnschrift SemiBold"/>
-                <w:kern w:val="0"/>
-                <w:sz w:val="16"/>
-                <w:szCs w:val="16"/>
-                <w:lang w:eastAsia="zh-CN"/>
-              </w:rPr>
-            </w:pPr>
-            <w:r>
-              <w:rPr>
-                <w:rFonts w:cs="Calibri" w:ascii="Calibri" w:hAnsi="Calibri"/>
-                <w:b/>
-                <w:bCs/>
-                <w:kern w:val="0"/>
-                <w:sz w:val="16"/>
-                <w:szCs w:val="16"/>
-                <w:lang w:eastAsia="zh-CN"/>
-              </w:rPr>
-              <w:t xml:space="preserve">OFU</w:t>
-            </w:r>
-          </w:p>
-        </w:tc>
-        <w:tc>
-          <w:tcPr>
-            <w:tcW w:w="709" w:type="dxa"/>
-            <w:tcBorders>
-              <w:top w:val="single" w:sz="4" w:space="0" w:color="000000"/>
-              <w:left w:val="single" w:sz="4" w:space="0" w:color="000000"/>
-              <w:bottom w:val="single" w:sz="4" w:space="0" w:color="000000"/>
-              <w:right w:val="single" w:sz="4" w:space="0" w:color="000000"/>
-            </w:tcBorders>
-            <w:vAlign w:val="center"/>
-          </w:tcPr>
-          <w:p>
-            <w:pPr>
-              <w:suppressAutoHyphens/>
-              <w:spacing w:line="240" w:lineRule="auto"/>
-              <w:jc w:val="center"/>
-              <w:rPr>
-                <w:rFonts w:ascii="Bahnschrift SemiBold" w:hAnsi="Bahnschrift SemiBold"/>
-                <w:kern w:val="0"/>
-                <w:sz w:val="16"/>
-                <w:szCs w:val="16"/>
-                <w:lang w:eastAsia="zh-CN"/>
-              </w:rPr>
-            </w:pPr>
-            <w:r>
-              <w:rPr>
-                <w:rFonts w:cs="Calibri" w:ascii="Calibri" w:hAnsi="Calibri"/>
-                <w:b/>
-                <w:bCs/>
-                <w:kern w:val="0"/>
-                <w:sz w:val="16"/>
-                <w:szCs w:val="16"/>
-                <w:lang w:eastAsia="zh-CN"/>
-              </w:rPr>
-              <w:t xml:space="preserve">OZU</w:t>
-            </w:r>
-          </w:p>
-        </w:tc>
-        <w:tc>
-          <w:tcPr>
-            <w:tcW w:w="709" w:type="dxa"/>
-            <w:tcBorders>
-              <w:top w:val="single" w:sz="4" w:space="0" w:color="000000"/>
-              <w:left w:val="single" w:sz="4" w:space="0" w:color="000000"/>
-              <w:bottom w:val="single" w:sz="4" w:space="0" w:color="000000"/>
-              <w:right w:val="single" w:sz="4" w:space="0" w:color="000000"/>
-            </w:tcBorders>
-            <w:vAlign w:val="center"/>
-          </w:tcPr>
-          <w:p>
-            <w:pPr>
-              <w:suppressAutoHyphens/>
-              <w:spacing w:line="240" w:lineRule="auto"/>
-              <w:jc w:val="center"/>
-              <w:rPr>
-                <w:rFonts w:ascii="Bahnschrift SemiBold" w:hAnsi="Bahnschrift SemiBold"/>
-                <w:kern w:val="0"/>
-                <w:sz w:val="16"/>
-                <w:szCs w:val="16"/>
-                <w:lang w:eastAsia="zh-CN"/>
-              </w:rPr>
-            </w:pPr>
-            <w:r>
-              <w:rPr>
-                <w:rFonts w:cs="Calibri" w:ascii="Calibri" w:hAnsi="Calibri"/>
-                <w:b/>
-                <w:bCs/>
-                <w:kern w:val="0"/>
-                <w:sz w:val="16"/>
-                <w:szCs w:val="16"/>
-                <w:lang w:eastAsia="zh-CN"/>
-              </w:rPr>
-              <w:t xml:space="preserve">OZK</w:t>
-            </w:r>
-          </w:p>
-        </w:tc>
-        <w:tc>
-          <w:tcPr>
-            <w:tcW w:w="2515" w:type="dxa"/>
-            <w:vMerge/>
-            <w:tcBorders>
-              <w:top w:val="single" w:sz="4" w:space="0" w:color="000000"/>
-              <w:left w:val="single" w:sz="4" w:space="0" w:color="000000"/>
-              <w:bottom w:val="single" w:sz="4" w:space="0" w:color="000000"/>
-              <w:right w:val="single" w:sz="4" w:space="0" w:color="000000"/>
-            </w:tcBorders>
-            <w:vAlign w:val="center"/>
-          </w:tcPr>
-          <w:p>
-            <w:pPr>
-              <w:suppressAutoHyphens/>
-              <w:spacing w:line="240" w:lineRule="auto"/>
-              <w:jc w:val="center"/>
-              <w:rPr>
-                <w:rFonts w:ascii="Bahnschrift SemiBold" w:hAnsi="Bahnschrift SemiBold"/>
-                <w:kern w:val="0"/>
-                <w:sz w:val="16"/>
-                <w:szCs w:val="16"/>
-                <w:lang w:eastAsia="zh-CN"/>
-              </w:rPr>
-            </w:pPr>
-          </w:p>
-        </w:tc>
-      </w:tr>
-      <w:tr>
-        <w:trPr>
-          <w:trHeight w:val="567"/>
-          <w:jc w:val="center"/>
-        </w:trPr>
-        <w:tc>
-          <w:tcPr>
-            <w:tcW w:w="563" w:type="dxa"/>
+            <w:tcW w:w="2268" w:type="dxa"/>
             <w:tcBorders>
               <w:top w:val="single" w:sz="4" w:space="0" w:color="000000"/>
               <w:left w:val="single" w:sz="4" w:space="0" w:color="000000"/>
@@ -1216,30 +920,142 @@
               <w:spacing w:line="240" w:lineRule="auto"/>
               <w:jc w:val="center"/>
               <w:rPr>
-                <w:rFonts w:ascii="Bahnschrift SemiBold" w:hAnsi="Bahnschrift SemiBold" w:cs="Calibri"/>
+                <w:rFonts w:ascii="Bahnschrift SemiBold" w:hAnsi="Bahnschrift SemiBold" w:cs="Tahoma"/>
                 <w:b/>
-                <w:kern w:val="0"/>
-                <w:sz w:val="16"/>
-                <w:szCs w:val="16"/>
+                <w:color w:val="FF0000"/>
+                <w:kern w:val="0"/>
+                <w:sz w:val="14"/>
                 <w:lang w:eastAsia="zh-CN"/>
               </w:rPr>
             </w:pPr>
             <w:r>
               <w:rPr>
-                <w:rFonts w:cs="Calibri" w:ascii="Calibri" w:hAnsi="Calibri"/>
-                <w:b/>
-                <w:kern w:val="0"/>
-                <w:sz w:val="16"/>
-                <w:szCs w:val="16"/>
-                <w:lang w:eastAsia="zh-CN"/>
-              </w:rPr>
-              <w:t xml:space="preserve">{%tr for dzialka in wykazy_dzialek %}</w:t>
+                <w:rFonts w:cs="Tahoma" w:ascii="Calibri" w:hAnsi="Calibri"/>
+                <w:kern w:val="0"/>
+                <w:sz w:val="14"/>
+                <w:szCs w:val="18"/>
+                <w:lang w:eastAsia="zh-CN"/>
+              </w:rPr>
+              <w:t xml:space="preserve">{{r dzialka.numer_nowy }}</w:t>
+            </w:r>
+          </w:p>
+        </w:tc>
+      </w:tr>
+      <w:tr>
+        <w:trPr>
+          <w:trHeight w:val="384"/>
+          <w:jc w:val="center"/>
+        </w:trPr>
+        <w:tc>
+          <w:tcPr>
+            <w:tcW w:w="543" w:type="dxa"/>
+            <w:tcBorders>
+              <w:top w:val="single" w:sz="4" w:space="0" w:color="000000"/>
+              <w:left w:val="single" w:sz="4" w:space="0" w:color="000000"/>
+              <w:bottom w:val="single" w:sz="4" w:space="0" w:color="000000"/>
+            </w:tcBorders>
+            <w:vAlign w:val="center"/>
+          </w:tcPr>
+          <w:p>
+            <w:pPr>
+              <w:suppressAutoHyphens/>
+              <w:spacing w:line="240" w:lineRule="auto"/>
+              <w:jc w:val="center"/>
+              <w:rPr>
+                <w:rFonts w:ascii="Bahnschrift SemiBold" w:hAnsi="Bahnschrift SemiBold"/>
+                <w:kern w:val="0"/>
+                <w:sz w:val="14"/>
+                <w:szCs w:val="14"/>
+                <w:lang w:eastAsia="zh-CN"/>
+              </w:rPr>
+            </w:pPr>
+            <w:r>
+              <w:rPr>
+                <w:rFonts w:cs="Tahoma" w:ascii="Calibri" w:hAnsi="Calibri"/>
+                <w:kern w:val="0"/>
+                <w:sz w:val="14"/>
+                <w:szCs w:val="18"/>
+                <w:lang w:eastAsia="zh-CN"/>
+              </w:rPr>
+              <w:t xml:space="preserve">2.</w:t>
             </w:r>
           </w:p>
         </w:tc>
         <w:tc>
           <w:tcPr>
-            <w:tcW w:w="1300" w:type="dxa"/>
+            <w:tcW w:w="3852" w:type="dxa"/>
+            <w:gridSpan w:val="2"/>
+            <w:tcBorders>
+              <w:top w:val="single" w:sz="4" w:space="0" w:color="000000"/>
+              <w:left w:val="single" w:sz="4" w:space="0" w:color="000000"/>
+              <w:bottom w:val="single" w:sz="4" w:space="0" w:color="000000"/>
+            </w:tcBorders>
+            <w:vAlign w:val="center"/>
+          </w:tcPr>
+          <w:p>
+            <w:pPr>
+              <w:suppressAutoHyphens/>
+              <w:snapToGrid w:val="0"/>
+              <w:spacing w:line="240" w:lineRule="auto"/>
+              <w:jc w:val="left"/>
+              <w:rPr>
+                <w:rFonts w:ascii="Bahnschrift SemiBold" w:hAnsi="Bahnschrift SemiBold"/>
+                <w:kern w:val="0"/>
+                <w:sz w:val="24"/>
+                <w:lang w:eastAsia="zh-CN"/>
+              </w:rPr>
+            </w:pPr>
+            <w:r>
+              <w:rPr>
+                <w:rFonts w:cs="Tahoma" w:ascii="Calibri" w:hAnsi="Calibri"/>
+                <w:kern w:val="0"/>
+                <w:sz w:val="14"/>
+                <w:szCs w:val="18"/>
+                <w:lang w:eastAsia="zh-CN"/>
+              </w:rPr>
+              <w:t xml:space="preserve">Pole powierzchni ewidencyjnej działki [ha]</w:t>
+            </w:r>
+          </w:p>
+        </w:tc>
+        <w:tc>
+          <w:tcPr>
+            <w:tcW w:w="2268" w:type="dxa"/>
+            <w:tcBorders>
+              <w:top w:val="single" w:sz="4" w:space="0" w:color="000000"/>
+              <w:left w:val="single" w:sz="4" w:space="0" w:color="000000"/>
+              <w:bottom w:val="single" w:sz="4" w:space="0" w:color="000000"/>
+            </w:tcBorders>
+            <w:vAlign w:val="center"/>
+          </w:tcPr>
+          <w:p>
+            <w:pPr>
+              <w:suppressAutoHyphens/>
+              <w:snapToGrid w:val="0"/>
+              <w:spacing w:line="240" w:lineRule="auto"/>
+              <w:jc w:val="center"/>
+              <w:rPr>
+                <w:rFonts w:ascii="Bahnschrift SemiBold" w:hAnsi="Bahnschrift SemiBold" w:cs="Tahoma"/>
+                <w:b/>
+                <w:kern w:val="0"/>
+                <w:sz w:val="14"/>
+                <w:lang w:eastAsia="zh-CN"/>
+              </w:rPr>
+            </w:pPr>
+            <w:r>
+              <w:rPr>
+                <w:rFonts w:cs="Tahoma" w:ascii="Calibri" w:hAnsi="Calibri"/>
+                <w:kern w:val="0"/>
+                <w:sz w:val="14"/>
+                <w:szCs w:val="18"/>
+                <w:lang w:eastAsia="zh-CN"/>
+              </w:rPr>
+              <w:t xml:space="preserve">{{ dzialka.pow_ewidencyjna_dotychczas }}</w:t>
+            </w:r>
+          </w:p>
+        </w:tc>
+        <w:tc>
+          <w:tcPr>
+            <w:tcW w:w="2268" w:type="dxa"/>
             <w:tcBorders>
               <w:top w:val="single" w:sz="4" w:space="0" w:color="000000"/>
               <w:left w:val="single" w:sz="4" w:space="0" w:color="000000"/>
@@ -1255,19 +1071,179 @@
               <w:spacing w:line="240" w:lineRule="auto"/>
               <w:jc w:val="center"/>
               <w:rPr>
-                <w:rFonts w:ascii="Bahnschrift SemiBold" w:hAnsi="Bahnschrift SemiBold" w:cs="Calibri"/>
+                <w:rFonts w:ascii="Bahnschrift SemiBold" w:hAnsi="Bahnschrift SemiBold" w:cs="Tahoma"/>
                 <w:b/>
-                <w:kern w:val="0"/>
-                <w:sz w:val="16"/>
-                <w:szCs w:val="16"/>
+                <w:color w:val="FF0000"/>
+                <w:kern w:val="0"/>
+                <w:sz w:val="14"/>
                 <w:lang w:eastAsia="zh-CN"/>
               </w:rPr>
             </w:pPr>
+            <w:r>
+              <w:rPr>
+                <w:rFonts w:cs="Tahoma" w:ascii="Calibri" w:hAnsi="Calibri"/>
+                <w:kern w:val="0"/>
+                <w:sz w:val="14"/>
+                <w:szCs w:val="18"/>
+                <w:lang w:eastAsia="zh-CN"/>
+              </w:rPr>
+              <w:t xml:space="preserve">{{r dzialka.pow_ewidencyjna_nowy }}</w:t>
+            </w:r>
+          </w:p>
+        </w:tc>
+      </w:tr>
+      <w:tr>
+        <w:trPr>
+          <w:cantSplit/>
+          <w:trHeight w:val="284"/>
+          <w:jc w:val="center"/>
+        </w:trPr>
+        <w:tc>
+          <w:tcPr>
+            <w:tcW w:w="543" w:type="dxa"/>
+            <w:vMerge w:val="restart"/>
+            <w:tcBorders>
+              <w:top w:val="single" w:sz="4" w:space="0" w:color="000000"/>
+              <w:left w:val="single" w:sz="4" w:space="0" w:color="000000"/>
+              <w:bottom w:val="single" w:sz="4" w:space="0" w:color="000000"/>
+            </w:tcBorders>
+            <w:vAlign w:val="center"/>
+          </w:tcPr>
+          <w:p>
+            <w:pPr>
+              <w:suppressAutoHyphens/>
+              <w:snapToGrid w:val="0"/>
+              <w:spacing w:line="240" w:lineRule="auto"/>
+              <w:jc w:val="center"/>
+              <w:rPr>
+                <w:rFonts w:ascii="Bahnschrift SemiBold" w:hAnsi="Bahnschrift SemiBold"/>
+                <w:kern w:val="0"/>
+                <w:sz w:val="14"/>
+                <w:szCs w:val="14"/>
+                <w:lang w:eastAsia="zh-CN"/>
+              </w:rPr>
+            </w:pPr>
+            <w:r>
+              <w:rPr>
+                <w:rFonts w:cs="Tahoma" w:ascii="Calibri" w:hAnsi="Calibri"/>
+                <w:kern w:val="0"/>
+                <w:sz w:val="14"/>
+                <w:szCs w:val="18"/>
+                <w:lang w:eastAsia="zh-CN"/>
+              </w:rPr>
+              <w:t xml:space="preserve">3.</w:t>
+            </w:r>
           </w:p>
         </w:tc>
         <w:tc>
           <w:tcPr>
-            <w:tcW w:w="1100" w:type="dxa"/>
+            <w:tcW w:w="1853" w:type="dxa"/>
+            <w:vMerge w:val="restart"/>
+            <w:tcBorders>
+              <w:top w:val="single" w:sz="4" w:space="0" w:color="000000"/>
+              <w:left w:val="single" w:sz="4" w:space="0" w:color="000000"/>
+              <w:bottom w:val="single" w:sz="4" w:space="0" w:color="000000"/>
+            </w:tcBorders>
+            <w:vAlign w:val="center"/>
+          </w:tcPr>
+          <w:p>
+            <w:pPr>
+              <w:suppressAutoHyphens/>
+              <w:spacing w:line="240" w:lineRule="auto"/>
+              <w:jc w:val="left"/>
+              <w:rPr>
+                <w:rFonts w:ascii="Bahnschrift SemiBold" w:hAnsi="Bahnschrift SemiBold"/>
+                <w:kern w:val="0"/>
+                <w:sz w:val="24"/>
+                <w:lang w:eastAsia="zh-CN"/>
+              </w:rPr>
+            </w:pPr>
+            <w:r>
+              <w:rPr>
+                <w:rFonts w:cs="Tahoma" w:ascii="Calibri" w:hAnsi="Calibri"/>
+                <w:kern w:val="0"/>
+                <w:sz w:val="14"/>
+                <w:szCs w:val="18"/>
+                <w:lang w:eastAsia="zh-CN"/>
+              </w:rPr>
+              <w:t xml:space="preserve">Użytki gruntowe i klasy bonitacyjne w działce</w:t>
+            </w:r>
+          </w:p>
+        </w:tc>
+        <w:tc>
+          <w:tcPr>
+            <w:tcW w:w="1999" w:type="dxa"/>
+            <w:tcBorders>
+              <w:top w:val="single" w:sz="4" w:space="0" w:color="000000"/>
+              <w:left w:val="single" w:sz="4" w:space="0" w:color="000000"/>
+              <w:bottom w:val="single" w:sz="4" w:space="0" w:color="000000"/>
+            </w:tcBorders>
+            <w:vAlign w:val="center"/>
+          </w:tcPr>
+          <w:p>
+            <w:pPr>
+              <w:suppressAutoHyphens/>
+              <w:spacing w:line="240" w:lineRule="auto"/>
+              <w:jc w:val="left"/>
+              <w:rPr>
+                <w:rFonts w:ascii="Bahnschrift SemiBold" w:hAnsi="Bahnschrift SemiBold"/>
+                <w:kern w:val="0"/>
+                <w:sz w:val="24"/>
+                <w:lang w:eastAsia="zh-CN"/>
+              </w:rPr>
+            </w:pPr>
+            <w:r>
+              <w:rPr>
+                <w:rFonts w:cs="Tahoma" w:ascii="Calibri" w:hAnsi="Calibri"/>
+                <w:kern w:val="0"/>
+                <w:sz w:val="14"/>
+                <w:szCs w:val="18"/>
+                <w:lang w:eastAsia="zh-CN"/>
+              </w:rPr>
+              <w:t xml:space="preserve">OFU</w:t>
+            </w:r>
+          </w:p>
+        </w:tc>
+        <w:tc>
+          <w:tcPr>
+            <w:tcW w:w="2268" w:type="dxa"/>
+            <w:tcBorders>
+              <w:top w:val="single" w:sz="4" w:space="0" w:color="000000"/>
+              <w:left w:val="single" w:sz="4" w:space="0" w:color="000000"/>
+              <w:bottom w:val="single" w:sz="4" w:space="0" w:color="000000"/>
+            </w:tcBorders>
+            <w:vAlign w:val="center"/>
+          </w:tcPr>
+          <w:p>
+            <w:pPr>
+              <w:suppressAutoHyphens/>
+              <w:snapToGrid w:val="0"/>
+              <w:spacing w:line="240" w:lineRule="auto"/>
+              <w:jc w:val="center"/>
+              <w:rPr>
+                <w:rFonts w:ascii="Bahnschrift SemiBold" w:hAnsi="Bahnschrift SemiBold" w:cs="Tahoma"/>
+                <w:b/>
+                <w:kern w:val="0"/>
+                <w:sz w:val="14"/>
+                <w:szCs w:val="18"/>
+                <w:lang w:eastAsia="zh-CN"/>
+              </w:rPr>
+            </w:pPr>
+            <w:r>
+              <w:rPr>
+                <w:rFonts w:cs="Tahoma" w:ascii="Calibri" w:hAnsi="Calibri"/>
+                <w:kern w:val="0"/>
+                <w:sz w:val="14"/>
+                <w:szCs w:val="18"/>
+                <w:lang w:eastAsia="zh-CN"/>
+              </w:rPr>
+              <w:t xml:space="preserve">{{ dzialka.ofu_dotychczas }}</w:t>
+            </w:r>
+          </w:p>
+        </w:tc>
+        <w:tc>
+          <w:tcPr>
+            <w:tcW w:w="2268" w:type="dxa"/>
             <w:tcBorders>
               <w:top w:val="single" w:sz="4" w:space="0" w:color="000000"/>
               <w:left w:val="single" w:sz="4" w:space="0" w:color="000000"/>
@@ -1283,11 +1259,55 @@
               <w:spacing w:line="240" w:lineRule="auto"/>
               <w:jc w:val="center"/>
               <w:rPr>
-                <w:rFonts w:ascii="Bahnschrift SemiBold" w:hAnsi="Bahnschrift SemiBold" w:cs="Calibri"/>
+                <w:rFonts w:ascii="Bahnschrift SemiBold" w:hAnsi="Bahnschrift SemiBold" w:cs="Tahoma"/>
                 <w:b/>
                 <w:kern w:val="0"/>
-                <w:sz w:val="16"/>
-                <w:szCs w:val="16"/>
+                <w:sz w:val="14"/>
+                <w:szCs w:val="18"/>
+                <w:lang w:eastAsia="zh-CN"/>
+              </w:rPr>
+            </w:pPr>
+            <w:r>
+              <w:rPr>
+                <w:rFonts w:cs="Tahoma" w:ascii="Calibri" w:hAnsi="Calibri"/>
+                <w:kern w:val="0"/>
+                <w:sz w:val="14"/>
+                <w:szCs w:val="18"/>
+                <w:lang w:eastAsia="zh-CN"/>
+              </w:rPr>
+              <w:t xml:space="preserve">{{r dzialka.ofu_nowy }}</w:t>
+            </w:r>
+          </w:p>
+        </w:tc>
+      </w:tr>
+      <w:tr>
+        <w:trPr>
+          <w:cantSplit/>
+          <w:trHeight w:val="284"/>
+          <w:jc w:val="center"/>
+        </w:trPr>
+        <w:tc>
+          <w:tcPr>
+            <w:tcW w:w="543" w:type="dxa"/>
+            <w:vMerge/>
+            <w:tcBorders>
+              <w:top w:val="single" w:sz="4" w:space="0" w:color="000000"/>
+              <w:left w:val="single" w:sz="4" w:space="0" w:color="000000"/>
+              <w:bottom w:val="single" w:sz="4" w:space="0" w:color="000000"/>
+            </w:tcBorders>
+            <w:vAlign w:val="center"/>
+          </w:tcPr>
+          <w:p>
+            <w:pPr>
+              <w:suppressAutoHyphens/>
+              <w:snapToGrid w:val="0"/>
+              <w:spacing w:line="240" w:lineRule="auto"/>
+              <w:jc w:val="center"/>
+              <w:rPr>
+                <w:rFonts w:ascii="Bahnschrift SemiBold" w:hAnsi="Bahnschrift SemiBold" w:cs="Tahoma"/>
+                <w:kern w:val="0"/>
+                <w:sz w:val="14"/>
+                <w:szCs w:val="14"/>
                 <w:lang w:eastAsia="zh-CN"/>
               </w:rPr>
             </w:pPr>
@@ -1295,7 +1315,105 @@
         </w:tc>
         <w:tc>
           <w:tcPr>
-            <w:tcW w:w="1500" w:type="dxa"/>
+            <w:tcW w:w="1853" w:type="dxa"/>
+            <w:vMerge/>
+            <w:tcBorders>
+              <w:top w:val="single" w:sz="4" w:space="0" w:color="000000"/>
+              <w:left w:val="single" w:sz="4" w:space="0" w:color="000000"/>
+              <w:bottom w:val="single" w:sz="4" w:space="0" w:color="000000"/>
+            </w:tcBorders>
+            <w:vAlign w:val="center"/>
+          </w:tcPr>
+          <w:p>
+            <w:pPr>
+              <w:suppressAutoHyphens/>
+              <w:snapToGrid w:val="0"/>
+              <w:spacing w:line="240" w:lineRule="auto"/>
+              <w:jc w:val="left"/>
+              <w:rPr>
+                <w:rFonts w:ascii="Bahnschrift SemiBold" w:hAnsi="Bahnschrift SemiBold" w:cs="Tahoma"/>
+                <w:kern w:val="0"/>
+                <w:sz w:val="14"/>
+                <w:szCs w:val="18"/>
+                <w:lang w:eastAsia="zh-CN"/>
+              </w:rPr>
+            </w:pPr>
+          </w:p>
+        </w:tc>
+        <w:tc>
+          <w:tcPr>
+            <w:tcW w:w="1999" w:type="dxa"/>
+            <w:tcBorders>
+              <w:top w:val="single" w:sz="4" w:space="0" w:color="000000"/>
+              <w:left w:val="single" w:sz="4" w:space="0" w:color="000000"/>
+              <w:bottom w:val="single" w:sz="4" w:space="0" w:color="000000"/>
+            </w:tcBorders>
+            <w:vAlign w:val="center"/>
+          </w:tcPr>
+          <w:p>
+            <w:pPr>
+              <w:suppressAutoHyphens/>
+              <w:spacing w:line="240" w:lineRule="auto"/>
+              <w:jc w:val="left"/>
+              <w:rPr>
+                <w:rFonts w:ascii="Bahnschrift SemiBold" w:hAnsi="Bahnschrift SemiBold"/>
+                <w:kern w:val="0"/>
+                <w:sz w:val="24"/>
+                <w:lang w:eastAsia="zh-CN"/>
+              </w:rPr>
+            </w:pPr>
+            <w:r>
+              <w:rPr>
+                <w:rFonts w:cs="Tahoma" w:ascii="Calibri" w:hAnsi="Calibri"/>
+                <w:kern w:val="0"/>
+                <w:sz w:val="14"/>
+                <w:szCs w:val="18"/>
+                <w:lang w:eastAsia="zh-CN"/>
+              </w:rPr>
+              <w:t xml:space="preserve">OZU</w:t>
+            </w:r>
+          </w:p>
+        </w:tc>
+        <w:tc>
+          <w:tcPr>
+            <w:tcW w:w="2268" w:type="dxa"/>
+            <w:tcBorders>
+              <w:top w:val="single" w:sz="4" w:space="0" w:color="000000"/>
+              <w:left w:val="single" w:sz="4" w:space="0" w:color="000000"/>
+              <w:bottom w:val="single" w:sz="4" w:space="0" w:color="000000"/>
+            </w:tcBorders>
+            <w:vAlign w:val="center"/>
+          </w:tcPr>
+          <w:p>
+            <w:pPr>
+              <w:suppressAutoHyphens/>
+              <w:snapToGrid w:val="0"/>
+              <w:spacing w:line="240" w:lineRule="auto"/>
+              <w:jc w:val="center"/>
+              <w:rPr>
+                <w:rFonts w:ascii="Bahnschrift SemiBold" w:hAnsi="Bahnschrift SemiBold" w:cs="Tahoma"/>
+                <w:b/>
+                <w:kern w:val="0"/>
+                <w:sz w:val="14"/>
+                <w:szCs w:val="18"/>
+                <w:lang w:eastAsia="zh-CN"/>
+              </w:rPr>
+            </w:pPr>
+            <w:r>
+              <w:rPr>
+                <w:rFonts w:cs="Tahoma" w:ascii="Calibri" w:hAnsi="Calibri"/>
+                <w:kern w:val="0"/>
+                <w:sz w:val="14"/>
+                <w:szCs w:val="18"/>
+                <w:lang w:eastAsia="zh-CN"/>
+              </w:rPr>
+              <w:t xml:space="preserve">{{ dzialka.ozu_dotychczas }}</w:t>
+            </w:r>
+          </w:p>
+        </w:tc>
+        <w:tc>
+          <w:tcPr>
+            <w:tcW w:w="2268" w:type="dxa"/>
             <w:tcBorders>
               <w:top w:val="single" w:sz="4" w:space="0" w:color="000000"/>
               <w:left w:val="single" w:sz="4" w:space="0" w:color="000000"/>
@@ -1311,11 +1429,55 @@
               <w:spacing w:line="240" w:lineRule="auto"/>
               <w:jc w:val="center"/>
               <w:rPr>
-                <w:rFonts w:ascii="Bahnschrift SemiBold" w:hAnsi="Bahnschrift SemiBold" w:cs="Calibri"/>
+                <w:rFonts w:ascii="Bahnschrift SemiBold" w:hAnsi="Bahnschrift SemiBold" w:cs="Tahoma"/>
                 <w:b/>
                 <w:kern w:val="0"/>
-                <w:sz w:val="16"/>
-                <w:szCs w:val="16"/>
+                <w:sz w:val="14"/>
+                <w:szCs w:val="18"/>
+                <w:lang w:eastAsia="zh-CN"/>
+              </w:rPr>
+            </w:pPr>
+            <w:r>
+              <w:rPr>
+                <w:rFonts w:cs="Tahoma" w:ascii="Calibri" w:hAnsi="Calibri"/>
+                <w:kern w:val="0"/>
+                <w:sz w:val="14"/>
+                <w:szCs w:val="18"/>
+                <w:lang w:eastAsia="zh-CN"/>
+              </w:rPr>
+              <w:t xml:space="preserve">{{r dzialka.ozu_nowy }}</w:t>
+            </w:r>
+          </w:p>
+        </w:tc>
+      </w:tr>
+      <w:tr>
+        <w:trPr>
+          <w:cantSplit/>
+          <w:trHeight w:val="284"/>
+          <w:jc w:val="center"/>
+        </w:trPr>
+        <w:tc>
+          <w:tcPr>
+            <w:tcW w:w="543" w:type="dxa"/>
+            <w:vMerge/>
+            <w:tcBorders>
+              <w:top w:val="single" w:sz="4" w:space="0" w:color="000000"/>
+              <w:left w:val="single" w:sz="4" w:space="0" w:color="000000"/>
+              <w:bottom w:val="single" w:sz="4" w:space="0" w:color="000000"/>
+            </w:tcBorders>
+            <w:vAlign w:val="center"/>
+          </w:tcPr>
+          <w:p>
+            <w:pPr>
+              <w:suppressAutoHyphens/>
+              <w:snapToGrid w:val="0"/>
+              <w:spacing w:line="240" w:lineRule="auto"/>
+              <w:jc w:val="center"/>
+              <w:rPr>
+                <w:rFonts w:ascii="Bahnschrift SemiBold" w:hAnsi="Bahnschrift SemiBold" w:cs="Tahoma"/>
+                <w:kern w:val="0"/>
+                <w:sz w:val="14"/>
+                <w:szCs w:val="14"/>
                 <w:lang w:eastAsia="zh-CN"/>
               </w:rPr>
             </w:pPr>
@@ -1323,7 +1485,105 @@
         </w:tc>
         <w:tc>
           <w:tcPr>
-            <w:tcW w:w="709" w:type="dxa"/>
+            <w:tcW w:w="1853" w:type="dxa"/>
+            <w:vMerge/>
+            <w:tcBorders>
+              <w:top w:val="single" w:sz="4" w:space="0" w:color="000000"/>
+              <w:left w:val="single" w:sz="4" w:space="0" w:color="000000"/>
+              <w:bottom w:val="single" w:sz="4" w:space="0" w:color="000000"/>
+            </w:tcBorders>
+            <w:vAlign w:val="center"/>
+          </w:tcPr>
+          <w:p>
+            <w:pPr>
+              <w:suppressAutoHyphens/>
+              <w:snapToGrid w:val="0"/>
+              <w:spacing w:line="240" w:lineRule="auto"/>
+              <w:jc w:val="left"/>
+              <w:rPr>
+                <w:rFonts w:ascii="Bahnschrift SemiBold" w:hAnsi="Bahnschrift SemiBold" w:cs="Tahoma"/>
+                <w:kern w:val="0"/>
+                <w:sz w:val="14"/>
+                <w:szCs w:val="18"/>
+                <w:lang w:eastAsia="zh-CN"/>
+              </w:rPr>
+            </w:pPr>
+          </w:p>
+        </w:tc>
+        <w:tc>
+          <w:tcPr>
+            <w:tcW w:w="1999" w:type="dxa"/>
+            <w:tcBorders>
+              <w:top w:val="single" w:sz="4" w:space="0" w:color="000000"/>
+              <w:left w:val="single" w:sz="4" w:space="0" w:color="000000"/>
+              <w:bottom w:val="single" w:sz="4" w:space="0" w:color="000000"/>
+            </w:tcBorders>
+            <w:vAlign w:val="center"/>
+          </w:tcPr>
+          <w:p>
+            <w:pPr>
+              <w:suppressAutoHyphens/>
+              <w:spacing w:line="240" w:lineRule="auto"/>
+              <w:jc w:val="left"/>
+              <w:rPr>
+                <w:rFonts w:ascii="Bahnschrift SemiBold" w:hAnsi="Bahnschrift SemiBold"/>
+                <w:kern w:val="0"/>
+                <w:sz w:val="24"/>
+                <w:lang w:eastAsia="zh-CN"/>
+              </w:rPr>
+            </w:pPr>
+            <w:r>
+              <w:rPr>
+                <w:rFonts w:cs="Tahoma" w:ascii="Calibri" w:hAnsi="Calibri"/>
+                <w:kern w:val="0"/>
+                <w:sz w:val="14"/>
+                <w:szCs w:val="18"/>
+                <w:lang w:eastAsia="zh-CN"/>
+              </w:rPr>
+              <w:t xml:space="preserve">OZK</w:t>
+            </w:r>
+          </w:p>
+        </w:tc>
+        <w:tc>
+          <w:tcPr>
+            <w:tcW w:w="2268" w:type="dxa"/>
+            <w:tcBorders>
+              <w:top w:val="single" w:sz="4" w:space="0" w:color="000000"/>
+              <w:left w:val="single" w:sz="4" w:space="0" w:color="000000"/>
+              <w:bottom w:val="single" w:sz="4" w:space="0" w:color="000000"/>
+            </w:tcBorders>
+            <w:vAlign w:val="center"/>
+          </w:tcPr>
+          <w:p>
+            <w:pPr>
+              <w:suppressAutoHyphens/>
+              <w:snapToGrid w:val="0"/>
+              <w:spacing w:line="240" w:lineRule="auto"/>
+              <w:jc w:val="center"/>
+              <w:rPr>
+                <w:rFonts w:ascii="Bahnschrift SemiBold" w:hAnsi="Bahnschrift SemiBold" w:cs="Tahoma"/>
+                <w:b/>
+                <w:kern w:val="0"/>
+                <w:sz w:val="14"/>
+                <w:szCs w:val="18"/>
+                <w:lang w:eastAsia="zh-CN"/>
+              </w:rPr>
+            </w:pPr>
+            <w:r>
+              <w:rPr>
+                <w:rFonts w:cs="Tahoma" w:ascii="Calibri" w:hAnsi="Calibri"/>
+                <w:kern w:val="0"/>
+                <w:sz w:val="14"/>
+                <w:szCs w:val="18"/>
+                <w:lang w:eastAsia="zh-CN"/>
+              </w:rPr>
+              <w:t xml:space="preserve">{{ dzialka.ozk_dotychczas }}</w:t>
+            </w:r>
+          </w:p>
+        </w:tc>
+        <w:tc>
+          <w:tcPr>
+            <w:tcW w:w="2268" w:type="dxa"/>
             <w:tcBorders>
               <w:top w:val="single" w:sz="4" w:space="0" w:color="000000"/>
               <w:left w:val="single" w:sz="4" w:space="0" w:color="000000"/>
@@ -1339,19 +1599,142 @@
               <w:spacing w:line="240" w:lineRule="auto"/>
               <w:jc w:val="center"/>
               <w:rPr>
-                <w:rFonts w:ascii="Bahnschrift SemiBold" w:hAnsi="Bahnschrift SemiBold" w:cs="Calibri"/>
+                <w:rFonts w:ascii="Bahnschrift SemiBold" w:hAnsi="Bahnschrift SemiBold" w:cs="Tahoma"/>
                 <w:b/>
                 <w:kern w:val="0"/>
-                <w:sz w:val="16"/>
-                <w:szCs w:val="16"/>
+                <w:sz w:val="14"/>
+                <w:szCs w:val="18"/>
                 <w:lang w:eastAsia="zh-CN"/>
               </w:rPr>
             </w:pPr>
+            <w:r>
+              <w:rPr>
+                <w:rFonts w:cs="Tahoma" w:ascii="Calibri" w:hAnsi="Calibri"/>
+                <w:kern w:val="0"/>
+                <w:sz w:val="14"/>
+                <w:szCs w:val="18"/>
+                <w:lang w:eastAsia="zh-CN"/>
+              </w:rPr>
+              <w:t xml:space="preserve">{{r dzialka.ozk_nowy }}</w:t>
+            </w:r>
+          </w:p>
+        </w:tc>
+      </w:tr>
+      <w:tr>
+        <w:trPr>
+          <w:trHeight w:val="384"/>
+          <w:jc w:val="center"/>
+        </w:trPr>
+        <w:tc>
+          <w:tcPr>
+            <w:tcW w:w="543" w:type="dxa"/>
+            <w:tcBorders>
+              <w:top w:val="single" w:sz="4" w:space="0" w:color="000000"/>
+              <w:left w:val="single" w:sz="4" w:space="0" w:color="000000"/>
+              <w:bottom w:val="single" w:sz="4" w:space="0" w:color="000000"/>
+            </w:tcBorders>
+            <w:vAlign w:val="center"/>
+          </w:tcPr>
+          <w:p>
+            <w:pPr>
+              <w:suppressAutoHyphens/>
+              <w:spacing w:line="240" w:lineRule="auto"/>
+              <w:jc w:val="center"/>
+              <w:rPr>
+                <w:rFonts w:ascii="Bahnschrift SemiBold" w:hAnsi="Bahnschrift SemiBold"/>
+                <w:kern w:val="0"/>
+                <w:sz w:val="14"/>
+                <w:szCs w:val="14"/>
+                <w:lang w:eastAsia="zh-CN"/>
+              </w:rPr>
+            </w:pPr>
+            <w:r>
+              <w:rPr>
+                <w:rFonts w:cs="Tahoma" w:ascii="Calibri" w:hAnsi="Calibri"/>
+                <w:kern w:val="0"/>
+                <w:sz w:val="14"/>
+                <w:szCs w:val="18"/>
+                <w:lang w:eastAsia="zh-CN"/>
+              </w:rPr>
+              <w:t xml:space="preserve">4.</w:t>
+            </w:r>
           </w:p>
         </w:tc>
         <w:tc>
           <w:tcPr>
-            <w:tcW w:w="709" w:type="dxa"/>
+            <w:tcW w:w="3852" w:type="dxa"/>
+            <w:gridSpan w:val="2"/>
+            <w:tcBorders>
+              <w:top w:val="single" w:sz="4" w:space="0" w:color="000000"/>
+              <w:left w:val="single" w:sz="4" w:space="0" w:color="000000"/>
+              <w:bottom w:val="single" w:sz="4" w:space="0" w:color="000000"/>
+            </w:tcBorders>
+            <w:vAlign w:val="center"/>
+          </w:tcPr>
+          <w:p>
+            <w:pPr>
+              <w:suppressAutoHyphens/>
+              <w:snapToGrid w:val="0"/>
+              <w:spacing w:line="240" w:lineRule="auto"/>
+              <w:jc w:val="left"/>
+              <w:rPr>
+                <w:rFonts w:ascii="Bahnschrift SemiBold" w:hAnsi="Bahnschrift SemiBold"/>
+                <w:kern w:val="0"/>
+                <w:sz w:val="24"/>
+                <w:lang w:eastAsia="zh-CN"/>
+              </w:rPr>
+            </w:pPr>
+            <w:r>
+              <w:rPr>
+                <w:rFonts w:cs="Tahoma" w:ascii="Calibri" w:hAnsi="Calibri"/>
+                <w:kern w:val="0"/>
+                <w:sz w:val="14"/>
+                <w:szCs w:val="18"/>
+                <w:lang w:eastAsia="zh-CN"/>
+              </w:rPr>
+              <w:t xml:space="preserve">Pole powierzchni użytków gruntowych i klas bonitacyjnych w obszarze działki [ha]</w:t>
+            </w:r>
+          </w:p>
+        </w:tc>
+        <w:tc>
+          <w:tcPr>
+            <w:tcW w:w="2268" w:type="dxa"/>
+            <w:tcBorders>
+              <w:top w:val="single" w:sz="4" w:space="0" w:color="000000"/>
+              <w:left w:val="single" w:sz="4" w:space="0" w:color="000000"/>
+              <w:bottom w:val="single" w:sz="4" w:space="0" w:color="000000"/>
+            </w:tcBorders>
+            <w:vAlign w:val="center"/>
+          </w:tcPr>
+          <w:p>
+            <w:pPr>
+              <w:suppressAutoHyphens/>
+              <w:snapToGrid w:val="0"/>
+              <w:spacing w:line="240" w:lineRule="auto"/>
+              <w:jc w:val="center"/>
+              <w:rPr>
+                <w:rFonts w:ascii="Bahnschrift SemiBold" w:hAnsi="Bahnschrift SemiBold" w:cs="Tahoma"/>
+                <w:b/>
+                <w:kern w:val="0"/>
+                <w:sz w:val="14"/>
+                <w:lang w:eastAsia="zh-CN"/>
+              </w:rPr>
+            </w:pPr>
+            <w:r>
+              <w:rPr>
+                <w:rFonts w:cs="Tahoma" w:ascii="Calibri" w:hAnsi="Calibri"/>
+                <w:kern w:val="0"/>
+                <w:sz w:val="14"/>
+                <w:szCs w:val="18"/>
+                <w:lang w:eastAsia="zh-CN"/>
+              </w:rPr>
+              <w:t xml:space="preserve">{{ dzialka.pow_uzytkow_dotychczas }}</w:t>
+            </w:r>
+          </w:p>
+        </w:tc>
+        <w:tc>
+          <w:tcPr>
+            <w:tcW w:w="2268" w:type="dxa"/>
             <w:tcBorders>
               <w:top w:val="single" w:sz="4" w:space="0" w:color="000000"/>
               <w:left w:val="single" w:sz="4" w:space="0" w:color="000000"/>
@@ -1367,927 +1750,24 @@
               <w:spacing w:line="240" w:lineRule="auto"/>
               <w:jc w:val="center"/>
               <w:rPr>
-                <w:rFonts w:ascii="Bahnschrift SemiBold" w:hAnsi="Bahnschrift SemiBold" w:cs="Calibri"/>
+                <w:rFonts w:ascii="Bahnschrift SemiBold" w:hAnsi="Bahnschrift SemiBold" w:cs="Tahoma"/>
                 <w:b/>
-                <w:kern w:val="0"/>
-                <w:sz w:val="16"/>
-                <w:szCs w:val="16"/>
-                <w:lang w:eastAsia="zh-CN"/>
-              </w:rPr>
-            </w:pPr>
-          </w:p>
-        </w:tc>
-        <w:tc>
-          <w:tcPr>
-            <w:tcW w:w="709" w:type="dxa"/>
-            <w:tcBorders>
-              <w:top w:val="single" w:sz="4" w:space="0" w:color="000000"/>
-              <w:left w:val="single" w:sz="4" w:space="0" w:color="000000"/>
-              <w:bottom w:val="single" w:sz="4" w:space="0" w:color="000000"/>
-              <w:right w:val="single" w:sz="4" w:space="0" w:color="000000"/>
-            </w:tcBorders>
-            <w:vAlign w:val="center"/>
-          </w:tcPr>
-          <w:p>
-            <w:pPr>
-              <w:suppressAutoHyphens/>
-              <w:snapToGrid w:val="0"/>
-              <w:spacing w:line="240" w:lineRule="auto"/>
-              <w:jc w:val="center"/>
-              <w:rPr>
-                <w:rFonts w:ascii="Bahnschrift SemiBold" w:hAnsi="Bahnschrift SemiBold" w:cs="Calibri"/>
-                <w:b/>
-                <w:kern w:val="0"/>
-                <w:sz w:val="16"/>
-                <w:szCs w:val="16"/>
-                <w:lang w:eastAsia="zh-CN"/>
-              </w:rPr>
-            </w:pPr>
-          </w:p>
-        </w:tc>
-        <w:tc>
-          <w:tcPr>
-            <w:tcW w:w="2515" w:type="dxa"/>
-            <w:tcBorders>
-              <w:top w:val="single" w:sz="4" w:space="0" w:color="000000"/>
-              <w:left w:val="single" w:sz="4" w:space="0" w:color="000000"/>
-              <w:bottom w:val="single" w:sz="4" w:space="0" w:color="000000"/>
-              <w:right w:val="single" w:sz="4" w:space="0" w:color="000000"/>
-            </w:tcBorders>
-            <w:vAlign w:val="center"/>
-          </w:tcPr>
-          <w:p>
-            <w:pPr>
-              <w:suppressAutoHyphens/>
-              <w:snapToGrid w:val="0"/>
-              <w:spacing w:line="240" w:lineRule="auto"/>
-              <w:jc w:val="center"/>
-              <w:rPr>
-                <w:rFonts w:ascii="Bahnschrift SemiBold" w:hAnsi="Bahnschrift SemiBold" w:cs="Calibri"/>
-                <w:b/>
-                <w:kern w:val="0"/>
-                <w:sz w:val="16"/>
-                <w:szCs w:val="16"/>
-                <w:lang w:eastAsia="zh-CN"/>
-              </w:rPr>
-            </w:pPr>
-          </w:p>
-        </w:tc>
-      </w:tr>
-      <w:tr>
-        <w:trPr>
-          <w:trHeight w:val="567"/>
-          <w:jc w:val="center"/>
-        </w:trPr>
-        <w:tc>
-          <w:tcPr>
-            <w:tcW w:w="563" w:type="dxa"/>
-            <w:vMerge w:val="restart"/>
-            <w:tcBorders>
-              <w:top w:val="single" w:sz="4" w:space="0" w:color="000000"/>
-              <w:left w:val="single" w:sz="4" w:space="0" w:color="000000"/>
-              <w:bottom w:val="single" w:sz="4" w:space="0" w:color="000000"/>
-              <w:right w:val="single" w:sz="4" w:space="0" w:color="000000"/>
-            </w:tcBorders>
-            <w:vAlign w:val="center"/>
-          </w:tcPr>
-          <w:p>
-            <w:pPr>
-              <w:suppressAutoHyphens/>
-              <w:snapToGrid w:val="0"/>
-              <w:spacing w:line="240" w:lineRule="auto"/>
-              <w:jc w:val="center"/>
-              <w:rPr>
-                <w:rFonts w:ascii="Bahnschrift SemiBold" w:hAnsi="Bahnschrift SemiBold" w:cs="Calibri"/>
-                <w:b/>
-                <w:kern w:val="0"/>
-                <w:sz w:val="16"/>
-                <w:szCs w:val="16"/>
+                <w:color w:val="FF0000"/>
+                <w:kern w:val="0"/>
+                <w:sz w:val="14"/>
                 <w:lang w:eastAsia="zh-CN"/>
               </w:rPr>
             </w:pPr>
             <w:r>
               <w:rPr>
-                <w:rFonts w:cs="Calibri" w:ascii="Calibri" w:hAnsi="Calibri"/>
-                <w:kern w:val="0"/>
-                <w:sz w:val="16"/>
-                <w:szCs w:val="16"/>
-                <w:lang w:eastAsia="zh-CN"/>
-              </w:rPr>
-              <w:t xml:space="preserve">{{ loop.index }}.</w:t>
+                <w:rFonts w:cs="Tahoma" w:ascii="Calibri" w:hAnsi="Calibri"/>
+                <w:kern w:val="0"/>
+                <w:sz w:val="14"/>
+                <w:szCs w:val="18"/>
+                <w:lang w:eastAsia="zh-CN"/>
+              </w:rPr>
+              <w:t xml:space="preserve">{{r dzialka.pow_uzytkow_nowy }}</w:t>
             </w:r>
-          </w:p>
-        </w:tc>
-        <w:tc>
-          <w:tcPr>
-            <w:tcW w:w="1300" w:type="dxa"/>
-            <w:tcBorders>
-              <w:top w:val="single" w:sz="4" w:space="0" w:color="000000"/>
-              <w:left w:val="single" w:sz="4" w:space="0" w:color="000000"/>
-              <w:bottom w:val="single" w:sz="4" w:space="0" w:color="000000"/>
-              <w:right w:val="single" w:sz="4" w:space="0" w:color="000000"/>
-            </w:tcBorders>
-            <w:vAlign w:val="center"/>
-          </w:tcPr>
-          <w:p>
-            <w:pPr>
-              <w:suppressAutoHyphens/>
-              <w:snapToGrid w:val="0"/>
-              <w:spacing w:line="240" w:lineRule="auto"/>
-              <w:jc w:val="center"/>
-              <w:rPr>
-                <w:rFonts w:ascii="Bahnschrift SemiBold" w:hAnsi="Bahnschrift SemiBold" w:cs="Calibri"/>
-                <w:b/>
-                <w:kern w:val="0"/>
-                <w:sz w:val="16"/>
-                <w:szCs w:val="16"/>
-                <w:lang w:eastAsia="zh-CN"/>
-              </w:rPr>
-            </w:pPr>
-            <w:r>
-              <w:rPr>
-                <w:rFonts w:cs="Calibri" w:ascii="Calibri" w:hAnsi="Calibri"/>
-                <w:b/>
-                <w:bCs/>
-                <w:kern w:val="0"/>
-                <w:sz w:val="16"/>
-                <w:szCs w:val="16"/>
-                <w:lang w:eastAsia="zh-CN"/>
-              </w:rPr>
-              <w:t xml:space="preserve">Dotychczasowy</w:t>
-            </w:r>
-          </w:p>
-        </w:tc>
-        <w:tc>
-          <w:tcPr>
-            <w:tcW w:w="1100" w:type="dxa"/>
-            <w:tcBorders>
-              <w:top w:val="single" w:sz="4" w:space="0" w:color="000000"/>
-              <w:left w:val="single" w:sz="4" w:space="0" w:color="000000"/>
-              <w:bottom w:val="single" w:sz="4" w:space="0" w:color="000000"/>
-              <w:right w:val="single" w:sz="4" w:space="0" w:color="000000"/>
-            </w:tcBorders>
-            <w:vAlign w:val="center"/>
-          </w:tcPr>
-          <w:p>
-            <w:pPr>
-              <w:suppressAutoHyphens/>
-              <w:snapToGrid w:val="0"/>
-              <w:spacing w:line="240" w:lineRule="auto"/>
-              <w:jc w:val="center"/>
-              <w:rPr>
-                <w:rFonts w:ascii="Bahnschrift SemiBold" w:hAnsi="Bahnschrift SemiBold" w:cs="Calibri"/>
-                <w:b/>
-                <w:kern w:val="0"/>
-                <w:sz w:val="16"/>
-                <w:szCs w:val="16"/>
-                <w:lang w:eastAsia="zh-CN"/>
-              </w:rPr>
-            </w:pPr>
-            <w:r>
-              <w:rPr>
-                <w:rFonts w:cs="Calibri" w:ascii="Calibri" w:hAnsi="Calibri"/>
-                <w:kern w:val="0"/>
-                <w:sz w:val="16"/>
-                <w:szCs w:val="16"/>
-                <w:lang w:eastAsia="zh-CN"/>
-              </w:rPr>
-              <w:t xml:space="preserve">{{ dzialka.numer_dotychczas }}</w:t>
-            </w:r>
-          </w:p>
-        </w:tc>
-        <w:tc>
-          <w:tcPr>
-            <w:tcW w:w="1500" w:type="dxa"/>
-            <w:tcBorders>
-              <w:top w:val="single" w:sz="4" w:space="0" w:color="000000"/>
-              <w:left w:val="single" w:sz="4" w:space="0" w:color="000000"/>
-              <w:bottom w:val="single" w:sz="4" w:space="0" w:color="000000"/>
-              <w:right w:val="single" w:sz="4" w:space="0" w:color="000000"/>
-            </w:tcBorders>
-            <w:vAlign w:val="center"/>
-          </w:tcPr>
-          <w:p>
-            <w:pPr>
-              <w:suppressAutoHyphens/>
-              <w:snapToGrid w:val="0"/>
-              <w:spacing w:line="240" w:lineRule="auto"/>
-              <w:jc w:val="center"/>
-              <w:rPr>
-                <w:rFonts w:ascii="Bahnschrift SemiBold" w:hAnsi="Bahnschrift SemiBold" w:cs="Calibri"/>
-                <w:b/>
-                <w:kern w:val="0"/>
-                <w:sz w:val="16"/>
-                <w:szCs w:val="16"/>
-                <w:lang w:eastAsia="zh-CN"/>
-              </w:rPr>
-            </w:pPr>
-            <w:r>
-              <w:rPr>
-                <w:rFonts w:cs="Calibri" w:ascii="Calibri" w:hAnsi="Calibri"/>
-                <w:kern w:val="0"/>
-                <w:sz w:val="16"/>
-                <w:szCs w:val="16"/>
-                <w:lang w:eastAsia="zh-CN"/>
-              </w:rPr>
-              <w:t xml:space="preserve">{{ dzialka.pow_ewidencyjna_dotychczas }}</w:t>
-            </w:r>
-          </w:p>
-        </w:tc>
-        <w:tc>
-          <w:tcPr>
-            <w:tcW w:w="709" w:type="dxa"/>
-            <w:tcBorders>
-              <w:top w:val="single" w:sz="4" w:space="0" w:color="000000"/>
-              <w:left w:val="single" w:sz="4" w:space="0" w:color="000000"/>
-              <w:bottom w:val="single" w:sz="4" w:space="0" w:color="000000"/>
-              <w:right w:val="single" w:sz="4" w:space="0" w:color="000000"/>
-            </w:tcBorders>
-            <w:vAlign w:val="center"/>
-          </w:tcPr>
-          <w:p>
-            <w:pPr>
-              <w:suppressAutoHyphens/>
-              <w:snapToGrid w:val="0"/>
-              <w:spacing w:line="240" w:lineRule="auto"/>
-              <w:jc w:val="center"/>
-              <w:rPr>
-                <w:rFonts w:ascii="Bahnschrift SemiBold" w:hAnsi="Bahnschrift SemiBold" w:cs="Calibri"/>
-                <w:b/>
-                <w:kern w:val="0"/>
-                <w:sz w:val="16"/>
-                <w:szCs w:val="16"/>
-                <w:lang w:eastAsia="zh-CN"/>
-              </w:rPr>
-            </w:pPr>
-            <w:r>
-              <w:rPr>
-                <w:rFonts w:cs="Calibri" w:ascii="Calibri" w:hAnsi="Calibri"/>
-                <w:kern w:val="0"/>
-                <w:sz w:val="16"/>
-                <w:szCs w:val="16"/>
-                <w:lang w:eastAsia="zh-CN"/>
-              </w:rPr>
-              <w:t xml:space="preserve">{{ dzialka.ofu_dotychczas }}</w:t>
-            </w:r>
-          </w:p>
-        </w:tc>
-        <w:tc>
-          <w:tcPr>
-            <w:tcW w:w="709" w:type="dxa"/>
-            <w:tcBorders>
-              <w:top w:val="single" w:sz="4" w:space="0" w:color="000000"/>
-              <w:left w:val="single" w:sz="4" w:space="0" w:color="000000"/>
-              <w:bottom w:val="single" w:sz="4" w:space="0" w:color="000000"/>
-              <w:right w:val="single" w:sz="4" w:space="0" w:color="000000"/>
-            </w:tcBorders>
-            <w:vAlign w:val="center"/>
-          </w:tcPr>
-          <w:p>
-            <w:pPr>
-              <w:suppressAutoHyphens/>
-              <w:snapToGrid w:val="0"/>
-              <w:spacing w:line="240" w:lineRule="auto"/>
-              <w:jc w:val="center"/>
-              <w:rPr>
-                <w:rFonts w:ascii="Bahnschrift SemiBold" w:hAnsi="Bahnschrift SemiBold" w:cs="Calibri"/>
-                <w:b/>
-                <w:kern w:val="0"/>
-                <w:sz w:val="16"/>
-                <w:szCs w:val="16"/>
-                <w:lang w:eastAsia="zh-CN"/>
-              </w:rPr>
-            </w:pPr>
-            <w:r>
-              <w:rPr>
-                <w:rFonts w:cs="Calibri" w:ascii="Calibri" w:hAnsi="Calibri"/>
-                <w:kern w:val="0"/>
-                <w:sz w:val="16"/>
-                <w:szCs w:val="16"/>
-                <w:lang w:eastAsia="zh-CN"/>
-              </w:rPr>
-              <w:t xml:space="preserve">{{ dzialka.ozu_dotychczas }}</w:t>
-            </w:r>
-          </w:p>
-        </w:tc>
-        <w:tc>
-          <w:tcPr>
-            <w:tcW w:w="709" w:type="dxa"/>
-            <w:tcBorders>
-              <w:top w:val="single" w:sz="4" w:space="0" w:color="000000"/>
-              <w:left w:val="single" w:sz="4" w:space="0" w:color="000000"/>
-              <w:bottom w:val="single" w:sz="4" w:space="0" w:color="000000"/>
-              <w:right w:val="single" w:sz="4" w:space="0" w:color="000000"/>
-            </w:tcBorders>
-            <w:vAlign w:val="center"/>
-          </w:tcPr>
-          <w:p>
-            <w:pPr>
-              <w:suppressAutoHyphens/>
-              <w:snapToGrid w:val="0"/>
-              <w:spacing w:line="240" w:lineRule="auto"/>
-              <w:jc w:val="center"/>
-              <w:rPr>
-                <w:rFonts w:ascii="Bahnschrift SemiBold" w:hAnsi="Bahnschrift SemiBold" w:cs="Calibri"/>
-                <w:b/>
-                <w:kern w:val="0"/>
-                <w:sz w:val="16"/>
-                <w:szCs w:val="16"/>
-                <w:lang w:eastAsia="zh-CN"/>
-              </w:rPr>
-            </w:pPr>
-            <w:r>
-              <w:rPr>
-                <w:rFonts w:cs="Calibri" w:ascii="Calibri" w:hAnsi="Calibri"/>
-                <w:kern w:val="0"/>
-                <w:sz w:val="16"/>
-                <w:szCs w:val="16"/>
-                <w:lang w:eastAsia="zh-CN"/>
-              </w:rPr>
-              <w:t xml:space="preserve">{{ dzialka.ozk_dotychczas }}</w:t>
-            </w:r>
-          </w:p>
-        </w:tc>
-        <w:tc>
-          <w:tcPr>
-            <w:tcW w:w="2515" w:type="dxa"/>
-            <w:tcBorders>
-              <w:top w:val="single" w:sz="4" w:space="0" w:color="000000"/>
-              <w:left w:val="single" w:sz="4" w:space="0" w:color="000000"/>
-              <w:bottom w:val="single" w:sz="4" w:space="0" w:color="000000"/>
-              <w:right w:val="single" w:sz="4" w:space="0" w:color="000000"/>
-            </w:tcBorders>
-            <w:vAlign w:val="center"/>
-          </w:tcPr>
-          <w:p>
-            <w:pPr>
-              <w:suppressAutoHyphens/>
-              <w:snapToGrid w:val="0"/>
-              <w:spacing w:line="240" w:lineRule="auto"/>
-              <w:jc w:val="center"/>
-              <w:rPr>
-                <w:rFonts w:ascii="Bahnschrift SemiBold" w:hAnsi="Bahnschrift SemiBold" w:cs="Calibri"/>
-                <w:b/>
-                <w:kern w:val="0"/>
-                <w:sz w:val="16"/>
-                <w:szCs w:val="16"/>
-                <w:lang w:eastAsia="zh-CN"/>
-              </w:rPr>
-            </w:pPr>
-            <w:r>
-              <w:rPr>
-                <w:rFonts w:cs="Calibri" w:ascii="Calibri" w:hAnsi="Calibri"/>
-                <w:kern w:val="0"/>
-                <w:sz w:val="16"/>
-                <w:szCs w:val="16"/>
-                <w:lang w:eastAsia="zh-CN"/>
-              </w:rPr>
-              <w:t xml:space="preserve">{{ dzialka.pow_uzytkow_dotychczas }}</w:t>
-            </w:r>
-          </w:p>
-        </w:tc>
-      </w:tr>
-      <w:tr>
-        <w:trPr>
-          <w:trHeight w:val="567"/>
-          <w:jc w:val="center"/>
-        </w:trPr>
-        <w:tc>
-          <w:tcPr>
-            <w:tcW w:w="563" w:type="dxa"/>
-            <w:vMerge/>
-            <w:tcBorders>
-              <w:top w:val="single" w:sz="4" w:space="0" w:color="000000"/>
-              <w:left w:val="single" w:sz="4" w:space="0" w:color="000000"/>
-              <w:bottom w:val="single" w:sz="18" w:space="0" w:color="000000"/>
-              <w:right w:val="single" w:sz="4" w:space="0" w:color="000000"/>
-            </w:tcBorders>
-            <w:vAlign w:val="center"/>
-          </w:tcPr>
-          <w:p>
-            <w:pPr>
-              <w:suppressAutoHyphens/>
-              <w:snapToGrid w:val="0"/>
-              <w:spacing w:line="240" w:lineRule="auto"/>
-              <w:jc w:val="center"/>
-              <w:rPr>
-                <w:rFonts w:ascii="Bahnschrift SemiBold" w:hAnsi="Bahnschrift SemiBold" w:cs="Calibri"/>
-                <w:b/>
-                <w:kern w:val="0"/>
-                <w:sz w:val="16"/>
-                <w:szCs w:val="16"/>
-                <w:lang w:eastAsia="zh-CN"/>
-              </w:rPr>
-            </w:pPr>
-          </w:p>
-        </w:tc>
-        <w:tc>
-          <w:tcPr>
-            <w:tcW w:w="1300" w:type="dxa"/>
-            <w:tcBorders>
-              <w:top w:val="single" w:sz="4" w:space="0" w:color="000000"/>
-              <w:left w:val="single" w:sz="4" w:space="0" w:color="000000"/>
-              <w:bottom w:val="single" w:sz="18" w:space="0" w:color="000000"/>
-              <w:right w:val="single" w:sz="4" w:space="0" w:color="000000"/>
-            </w:tcBorders>
-            <w:vAlign w:val="center"/>
-          </w:tcPr>
-          <w:p>
-            <w:pPr>
-              <w:suppressAutoHyphens/>
-              <w:snapToGrid w:val="0"/>
-              <w:spacing w:line="240" w:lineRule="auto"/>
-              <w:jc w:val="center"/>
-              <w:rPr>
-                <w:rFonts w:ascii="Bahnschrift SemiBold" w:hAnsi="Bahnschrift SemiBold" w:cs="Calibri"/>
-                <w:b/>
-                <w:kern w:val="0"/>
-                <w:sz w:val="16"/>
-                <w:szCs w:val="16"/>
-                <w:lang w:eastAsia="zh-CN"/>
-              </w:rPr>
-            </w:pPr>
-            <w:r>
-              <w:rPr>
-                <w:rFonts w:cs="Calibri" w:ascii="Calibri" w:hAnsi="Calibri"/>
-                <w:b/>
-                <w:bCs/>
-                <w:kern w:val="0"/>
-                <w:sz w:val="16"/>
-                <w:szCs w:val="16"/>
-                <w:lang w:eastAsia="zh-CN"/>
-              </w:rPr>
-              <w:t xml:space="preserve">Nowy</w:t>
-            </w:r>
-          </w:p>
-        </w:tc>
-        <w:tc>
-          <w:tcPr>
-            <w:tcW w:w="1100" w:type="dxa"/>
-            <w:tcBorders>
-              <w:top w:val="single" w:sz="4" w:space="0" w:color="000000"/>
-              <w:left w:val="single" w:sz="4" w:space="0" w:color="000000"/>
-              <w:bottom w:val="single" w:sz="18" w:space="0" w:color="000000"/>
-              <w:right w:val="single" w:sz="4" w:space="0" w:color="000000"/>
-            </w:tcBorders>
-            <w:vAlign w:val="center"/>
-          </w:tcPr>
-          <w:p>
-            <w:pPr>
-              <w:suppressAutoHyphens/>
-              <w:snapToGrid w:val="0"/>
-              <w:spacing w:line="240" w:lineRule="auto"/>
-              <w:jc w:val="center"/>
-              <w:rPr>
-                <w:rFonts w:ascii="Bahnschrift SemiBold" w:hAnsi="Bahnschrift SemiBold" w:cs="Calibri"/>
-                <w:b/>
-                <w:kern w:val="0"/>
-                <w:sz w:val="16"/>
-                <w:szCs w:val="16"/>
-                <w:lang w:eastAsia="zh-CN"/>
-              </w:rPr>
-            </w:pPr>
-            <w:r>
-              <w:rPr>
-                <w:rFonts w:cs="Calibri" w:ascii="Calibri" w:hAnsi="Calibri"/>
-                <w:kern w:val="0"/>
-                <w:sz w:val="16"/>
-                <w:szCs w:val="16"/>
-                <w:lang w:eastAsia="zh-CN"/>
-              </w:rPr>
-              <w:t xml:space="preserve">{{ dzialka.numer_nowy }}</w:t>
-            </w:r>
-          </w:p>
-        </w:tc>
-        <w:tc>
-          <w:tcPr>
-            <w:tcW w:w="1500" w:type="dxa"/>
-            <w:tcBorders>
-              <w:top w:val="single" w:sz="4" w:space="0" w:color="000000"/>
-              <w:left w:val="single" w:sz="4" w:space="0" w:color="000000"/>
-              <w:bottom w:val="single" w:sz="18" w:space="0" w:color="000000"/>
-              <w:right w:val="single" w:sz="4" w:space="0" w:color="000000"/>
-            </w:tcBorders>
-            <w:vAlign w:val="center"/>
-          </w:tcPr>
-          <w:p>
-            <w:pPr>
-              <w:suppressAutoHyphens/>
-              <w:snapToGrid w:val="0"/>
-              <w:spacing w:line="240" w:lineRule="auto"/>
-              <w:jc w:val="center"/>
-              <w:rPr>
-                <w:rFonts w:ascii="Bahnschrift SemiBold" w:hAnsi="Bahnschrift SemiBold" w:cs="Calibri"/>
-                <w:b/>
-                <w:kern w:val="0"/>
-                <w:sz w:val="16"/>
-                <w:szCs w:val="16"/>
-                <w:lang w:eastAsia="zh-CN"/>
-              </w:rPr>
-            </w:pPr>
-            <w:r>
-              <w:rPr>
-                <w:rFonts w:cs="Calibri" w:ascii="Calibri" w:hAnsi="Calibri"/>
-                <w:kern w:val="0"/>
-                <w:sz w:val="16"/>
-                <w:szCs w:val="16"/>
-                <w:lang w:eastAsia="zh-CN"/>
-              </w:rPr>
-              <w:t xml:space="preserve">{{ dzialka.pow_ewidencyjna_nowy }}</w:t>
-            </w:r>
-          </w:p>
-        </w:tc>
-        <w:tc>
-          <w:tcPr>
-            <w:tcW w:w="709" w:type="dxa"/>
-            <w:tcBorders>
-              <w:top w:val="single" w:sz="4" w:space="0" w:color="000000"/>
-              <w:left w:val="single" w:sz="4" w:space="0" w:color="000000"/>
-              <w:bottom w:val="single" w:sz="18" w:space="0" w:color="000000"/>
-              <w:right w:val="single" w:sz="4" w:space="0" w:color="000000"/>
-            </w:tcBorders>
-            <w:vAlign w:val="center"/>
-          </w:tcPr>
-          <w:p>
-            <w:pPr>
-              <w:suppressAutoHyphens/>
-              <w:snapToGrid w:val="0"/>
-              <w:spacing w:line="240" w:lineRule="auto"/>
-              <w:jc w:val="center"/>
-              <w:rPr>
-                <w:rFonts w:ascii="Bahnschrift SemiBold" w:hAnsi="Bahnschrift SemiBold" w:cs="Calibri"/>
-                <w:b/>
-                <w:kern w:val="0"/>
-                <w:sz w:val="16"/>
-                <w:szCs w:val="16"/>
-                <w:lang w:eastAsia="zh-CN"/>
-              </w:rPr>
-            </w:pPr>
-            <w:r>
-              <w:rPr>
-                <w:rFonts w:cs="Calibri" w:ascii="Calibri" w:hAnsi="Calibri"/>
-                <w:kern w:val="0"/>
-                <w:sz w:val="16"/>
-                <w:szCs w:val="16"/>
-                <w:lang w:eastAsia="zh-CN"/>
-              </w:rPr>
-              <w:t xml:space="preserve">{{ dzialka.ofu_nowy }}</w:t>
-            </w:r>
-          </w:p>
-        </w:tc>
-        <w:tc>
-          <w:tcPr>
-            <w:tcW w:w="709" w:type="dxa"/>
-            <w:tcBorders>
-              <w:top w:val="single" w:sz="4" w:space="0" w:color="000000"/>
-              <w:left w:val="single" w:sz="4" w:space="0" w:color="000000"/>
-              <w:bottom w:val="single" w:sz="18" w:space="0" w:color="000000"/>
-              <w:right w:val="single" w:sz="4" w:space="0" w:color="000000"/>
-            </w:tcBorders>
-            <w:vAlign w:val="center"/>
-          </w:tcPr>
-          <w:p>
-            <w:pPr>
-              <w:suppressAutoHyphens/>
-              <w:snapToGrid w:val="0"/>
-              <w:spacing w:line="240" w:lineRule="auto"/>
-              <w:jc w:val="center"/>
-              <w:rPr>
-                <w:rFonts w:ascii="Bahnschrift SemiBold" w:hAnsi="Bahnschrift SemiBold" w:cs="Calibri"/>
-                <w:b/>
-                <w:kern w:val="0"/>
-                <w:sz w:val="16"/>
-                <w:szCs w:val="16"/>
-                <w:lang w:eastAsia="zh-CN"/>
-              </w:rPr>
-            </w:pPr>
-            <w:r>
-              <w:rPr>
-                <w:rFonts w:cs="Calibri" w:ascii="Calibri" w:hAnsi="Calibri"/>
-                <w:kern w:val="0"/>
-                <w:sz w:val="16"/>
-                <w:szCs w:val="16"/>
-                <w:lang w:eastAsia="zh-CN"/>
-              </w:rPr>
-              <w:t xml:space="preserve">{{ dzialka.ozu_nowy }}</w:t>
-            </w:r>
-          </w:p>
-        </w:tc>
-        <w:tc>
-          <w:tcPr>
-            <w:tcW w:w="709" w:type="dxa"/>
-            <w:tcBorders>
-              <w:top w:val="single" w:sz="4" w:space="0" w:color="000000"/>
-              <w:left w:val="single" w:sz="4" w:space="0" w:color="000000"/>
-              <w:bottom w:val="single" w:sz="18" w:space="0" w:color="000000"/>
-              <w:right w:val="single" w:sz="4" w:space="0" w:color="000000"/>
-            </w:tcBorders>
-            <w:vAlign w:val="center"/>
-          </w:tcPr>
-          <w:p>
-            <w:pPr>
-              <w:suppressAutoHyphens/>
-              <w:snapToGrid w:val="0"/>
-              <w:spacing w:line="240" w:lineRule="auto"/>
-              <w:jc w:val="center"/>
-              <w:rPr>
-                <w:rFonts w:ascii="Bahnschrift SemiBold" w:hAnsi="Bahnschrift SemiBold" w:cs="Calibri"/>
-                <w:b/>
-                <w:kern w:val="0"/>
-                <w:sz w:val="16"/>
-                <w:szCs w:val="16"/>
-                <w:lang w:eastAsia="zh-CN"/>
-              </w:rPr>
-            </w:pPr>
-            <w:r>
-              <w:rPr>
-                <w:rFonts w:cs="Calibri" w:ascii="Calibri" w:hAnsi="Calibri"/>
-                <w:kern w:val="0"/>
-                <w:sz w:val="16"/>
-                <w:szCs w:val="16"/>
-                <w:lang w:eastAsia="zh-CN"/>
-              </w:rPr>
-              <w:t xml:space="preserve">{{ dzialka.ozk_nowy }}</w:t>
-            </w:r>
-          </w:p>
-        </w:tc>
-        <w:tc>
-          <w:tcPr>
-            <w:tcW w:w="2515" w:type="dxa"/>
-            <w:tcBorders>
-              <w:top w:val="single" w:sz="4" w:space="0" w:color="000000"/>
-              <w:left w:val="single" w:sz="4" w:space="0" w:color="000000"/>
-              <w:bottom w:val="single" w:sz="18" w:space="0" w:color="000000"/>
-              <w:right w:val="single" w:sz="4" w:space="0" w:color="000000"/>
-            </w:tcBorders>
-            <w:vAlign w:val="center"/>
-          </w:tcPr>
-          <w:p>
-            <w:pPr>
-              <w:suppressAutoHyphens/>
-              <w:snapToGrid w:val="0"/>
-              <w:spacing w:line="240" w:lineRule="auto"/>
-              <w:jc w:val="center"/>
-              <w:rPr>
-                <w:rFonts w:ascii="Bahnschrift SemiBold" w:hAnsi="Bahnschrift SemiBold" w:cs="Calibri"/>
-                <w:b/>
-                <w:kern w:val="0"/>
-                <w:sz w:val="16"/>
-                <w:szCs w:val="16"/>
-                <w:lang w:eastAsia="zh-CN"/>
-              </w:rPr>
-            </w:pPr>
-            <w:r>
-              <w:rPr>
-                <w:rFonts w:cs="Calibri" w:ascii="Calibri" w:hAnsi="Calibri"/>
-                <w:kern w:val="0"/>
-                <w:sz w:val="16"/>
-                <w:szCs w:val="16"/>
-                <w:lang w:eastAsia="zh-CN"/>
-              </w:rPr>
-              <w:t xml:space="preserve">{{ dzialka.pow_uzytkow_nowy }}</w:t>
-            </w:r>
-          </w:p>
-        </w:tc>
-      </w:tr>
-      <w:tr>
-        <w:trPr>
-          <w:trHeight w:val="567"/>
-          <w:jc w:val="center"/>
-        </w:trPr>
-        <w:tc>
-          <w:tcPr>
-            <w:tcW w:w="563" w:type="dxa"/>
-            <w:tcBorders>
-              <w:top w:val="single" w:sz="4" w:space="0" w:color="000000"/>
-              <w:left w:val="single" w:sz="4" w:space="0" w:color="000000"/>
-              <w:bottom w:val="single" w:sz="4" w:space="0" w:color="000000"/>
-              <w:right w:val="single" w:sz="4" w:space="0" w:color="000000"/>
-            </w:tcBorders>
-            <w:vAlign w:val="center"/>
-          </w:tcPr>
-          <w:p>
-            <w:pPr>
-              <w:suppressAutoHyphens/>
-              <w:snapToGrid w:val="0"/>
-              <w:spacing w:line="240" w:lineRule="auto"/>
-              <w:jc w:val="center"/>
-              <w:rPr>
-                <w:rFonts w:ascii="Bahnschrift SemiBold" w:hAnsi="Bahnschrift SemiBold" w:cs="Calibri"/>
-                <w:b/>
-                <w:kern w:val="0"/>
-                <w:sz w:val="16"/>
-                <w:szCs w:val="16"/>
-                <w:lang w:eastAsia="zh-CN"/>
-              </w:rPr>
-            </w:pPr>
-            <w:r>
-              <w:rPr>
-                <w:rFonts w:cs="Calibri" w:ascii="Calibri" w:hAnsi="Calibri"/>
-                <w:b/>
-                <w:kern w:val="0"/>
-                <w:sz w:val="16"/>
-                <w:szCs w:val="16"/>
-                <w:lang w:eastAsia="zh-CN"/>
-              </w:rPr>
-              <w:t xml:space="preserve">{%tr endfor %}</w:t>
-            </w:r>
-          </w:p>
-        </w:tc>
-        <w:tc>
-          <w:tcPr>
-            <w:tcW w:w="1300" w:type="dxa"/>
-            <w:tcBorders>
-              <w:top w:val="single" w:sz="4" w:space="0" w:color="000000"/>
-              <w:left w:val="single" w:sz="4" w:space="0" w:color="000000"/>
-              <w:bottom w:val="single" w:sz="4" w:space="0" w:color="000000"/>
-              <w:right w:val="single" w:sz="4" w:space="0" w:color="000000"/>
-            </w:tcBorders>
-            <w:vAlign w:val="center"/>
-          </w:tcPr>
-          <w:p>
-            <w:pPr>
-              <w:suppressAutoHyphens/>
-              <w:snapToGrid w:val="0"/>
-              <w:spacing w:line="240" w:lineRule="auto"/>
-              <w:jc w:val="center"/>
-              <w:rPr>
-                <w:rFonts w:ascii="Bahnschrift SemiBold" w:hAnsi="Bahnschrift SemiBold" w:cs="Calibri"/>
-                <w:b/>
-                <w:kern w:val="0"/>
-                <w:sz w:val="16"/>
-                <w:szCs w:val="16"/>
-                <w:lang w:eastAsia="zh-CN"/>
-              </w:rPr>
-            </w:pPr>
-          </w:p>
-        </w:tc>
-        <w:tc>
-          <w:tcPr>
-            <w:tcW w:w="1100" w:type="dxa"/>
-            <w:tcBorders>
-              <w:top w:val="single" w:sz="4" w:space="0" w:color="000000"/>
-              <w:left w:val="single" w:sz="4" w:space="0" w:color="000000"/>
-              <w:bottom w:val="single" w:sz="4" w:space="0" w:color="000000"/>
-              <w:right w:val="single" w:sz="4" w:space="0" w:color="000000"/>
-            </w:tcBorders>
-            <w:vAlign w:val="center"/>
-          </w:tcPr>
-          <w:p>
-            <w:pPr>
-              <w:suppressAutoHyphens/>
-              <w:snapToGrid w:val="0"/>
-              <w:spacing w:line="240" w:lineRule="auto"/>
-              <w:jc w:val="center"/>
-              <w:rPr>
-                <w:rFonts w:ascii="Bahnschrift SemiBold" w:hAnsi="Bahnschrift SemiBold" w:cs="Calibri"/>
-                <w:b/>
-                <w:kern w:val="0"/>
-                <w:sz w:val="16"/>
-                <w:szCs w:val="16"/>
-                <w:lang w:eastAsia="zh-CN"/>
-              </w:rPr>
-            </w:pPr>
-          </w:p>
-        </w:tc>
-        <w:tc>
-          <w:tcPr>
-            <w:tcW w:w="1500" w:type="dxa"/>
-            <w:tcBorders>
-              <w:top w:val="single" w:sz="4" w:space="0" w:color="000000"/>
-              <w:left w:val="single" w:sz="4" w:space="0" w:color="000000"/>
-              <w:bottom w:val="single" w:sz="4" w:space="0" w:color="000000"/>
-              <w:right w:val="single" w:sz="4" w:space="0" w:color="000000"/>
-            </w:tcBorders>
-            <w:vAlign w:val="center"/>
-          </w:tcPr>
-          <w:p>
-            <w:pPr>
-              <w:suppressAutoHyphens/>
-              <w:snapToGrid w:val="0"/>
-              <w:spacing w:line="240" w:lineRule="auto"/>
-              <w:jc w:val="center"/>
-              <w:rPr>
-                <w:rFonts w:ascii="Bahnschrift SemiBold" w:hAnsi="Bahnschrift SemiBold" w:cs="Calibri"/>
-                <w:b/>
-                <w:kern w:val="0"/>
-                <w:sz w:val="16"/>
-                <w:szCs w:val="16"/>
-                <w:lang w:eastAsia="zh-CN"/>
-              </w:rPr>
-            </w:pPr>
-          </w:p>
-        </w:tc>
-        <w:tc>
-          <w:tcPr>
-            <w:tcW w:w="709" w:type="dxa"/>
-            <w:tcBorders>
-              <w:top w:val="single" w:sz="4" w:space="0" w:color="000000"/>
-              <w:left w:val="single" w:sz="4" w:space="0" w:color="000000"/>
-              <w:bottom w:val="single" w:sz="4" w:space="0" w:color="000000"/>
-              <w:right w:val="single" w:sz="4" w:space="0" w:color="000000"/>
-            </w:tcBorders>
-            <w:vAlign w:val="center"/>
-          </w:tcPr>
-          <w:p>
-            <w:pPr>
-              <w:suppressAutoHyphens/>
-              <w:snapToGrid w:val="0"/>
-              <w:spacing w:line="240" w:lineRule="auto"/>
-              <w:jc w:val="center"/>
-              <w:rPr>
-                <w:rFonts w:ascii="Bahnschrift SemiBold" w:hAnsi="Bahnschrift SemiBold" w:cs="Calibri"/>
-                <w:b/>
-                <w:kern w:val="0"/>
-                <w:sz w:val="16"/>
-                <w:szCs w:val="16"/>
-                <w:lang w:eastAsia="zh-CN"/>
-              </w:rPr>
-            </w:pPr>
-          </w:p>
-        </w:tc>
-        <w:tc>
-          <w:tcPr>
-            <w:tcW w:w="709" w:type="dxa"/>
-            <w:tcBorders>
-              <w:top w:val="single" w:sz="4" w:space="0" w:color="000000"/>
-              <w:left w:val="single" w:sz="4" w:space="0" w:color="000000"/>
-              <w:bottom w:val="single" w:sz="4" w:space="0" w:color="000000"/>
-              <w:right w:val="single" w:sz="4" w:space="0" w:color="000000"/>
-            </w:tcBorders>
-            <w:vAlign w:val="center"/>
-          </w:tcPr>
-          <w:p>
-            <w:pPr>
-              <w:suppressAutoHyphens/>
-              <w:snapToGrid w:val="0"/>
-              <w:spacing w:line="240" w:lineRule="auto"/>
-              <w:jc w:val="center"/>
-              <w:rPr>
-                <w:rFonts w:ascii="Bahnschrift SemiBold" w:hAnsi="Bahnschrift SemiBold" w:cs="Calibri"/>
-                <w:b/>
-                <w:kern w:val="0"/>
-                <w:sz w:val="16"/>
-                <w:szCs w:val="16"/>
-                <w:lang w:eastAsia="zh-CN"/>
-              </w:rPr>
-            </w:pPr>
-          </w:p>
-        </w:tc>
-        <w:tc>
-          <w:tcPr>
-            <w:tcW w:w="709" w:type="dxa"/>
-            <w:tcBorders>
-              <w:top w:val="single" w:sz="4" w:space="0" w:color="000000"/>
-              <w:left w:val="single" w:sz="4" w:space="0" w:color="000000"/>
-              <w:bottom w:val="single" w:sz="4" w:space="0" w:color="000000"/>
-              <w:right w:val="single" w:sz="4" w:space="0" w:color="000000"/>
-            </w:tcBorders>
-            <w:vAlign w:val="center"/>
-          </w:tcPr>
-          <w:p>
-            <w:pPr>
-              <w:suppressAutoHyphens/>
-              <w:snapToGrid w:val="0"/>
-              <w:spacing w:line="240" w:lineRule="auto"/>
-              <w:jc w:val="center"/>
-              <w:rPr>
-                <w:rFonts w:ascii="Bahnschrift SemiBold" w:hAnsi="Bahnschrift SemiBold" w:cs="Calibri"/>
-                <w:b/>
-                <w:kern w:val="0"/>
-                <w:sz w:val="16"/>
-                <w:szCs w:val="16"/>
-                <w:lang w:eastAsia="zh-CN"/>
-              </w:rPr>
-            </w:pPr>
-          </w:p>
-        </w:tc>
-        <w:tc>
-          <w:tcPr>
-            <w:tcW w:w="2515" w:type="dxa"/>
-            <w:tcBorders>
-              <w:top w:val="single" w:sz="4" w:space="0" w:color="000000"/>
-              <w:left w:val="single" w:sz="4" w:space="0" w:color="000000"/>
-              <w:bottom w:val="single" w:sz="4" w:space="0" w:color="000000"/>
-              <w:right w:val="single" w:sz="4" w:space="0" w:color="000000"/>
-            </w:tcBorders>
-            <w:vAlign w:val="center"/>
-          </w:tcPr>
-          <w:p>
-            <w:pPr>
-              <w:suppressAutoHyphens/>
-              <w:snapToGrid w:val="0"/>
-              <w:spacing w:line="240" w:lineRule="auto"/>
-              <w:jc w:val="center"/>
-              <w:rPr>
-                <w:rFonts w:ascii="Bahnschrift SemiBold" w:hAnsi="Bahnschrift SemiBold" w:cs="Calibri"/>
-                <w:b/>
-                <w:kern w:val="0"/>
-                <w:sz w:val="16"/>
-                <w:szCs w:val="16"/>
-                <w:lang w:eastAsia="zh-CN"/>
-              </w:rPr>
-            </w:pPr>
           </w:p>
         </w:tc>
       </w:tr>
@@ -2295,65 +1775,198 @@
     <w:p>
       <w:pPr>
         <w:suppressAutoHyphens/>
-        <w:jc w:val="center"/>
-        <w:rPr>
-          <w:rFonts w:ascii="Bahnschrift SemiBold" w:hAnsi="Bahnschrift SemiBold" w:cs="Calibri"/>
-          <w:b/>
-          <w:bCs/>
-          <w:kern w:val="0"/>
-          <w:sz w:val="24"/>
-          <w:szCs w:val="24"/>
-          <w:u w:val="single"/>
+        <w:spacing w:line="240" w:lineRule="auto"/>
+        <w:jc w:val="left"/>
+        <w:rPr>
+          <w:rFonts w:ascii="Bahnschrift SemiBold" w:hAnsi="Bahnschrift SemiBold" w:cs="Tahoma"/>
+          <w:kern w:val="0"/>
+          <w:sz w:val="16"/>
+          <w:szCs w:val="18"/>
           <w:lang w:eastAsia="zh-CN"/>
         </w:rPr>
       </w:pPr>
     </w:p>
     <w:p>
       <w:pPr>
+        <w:suppressAutoHyphens/>
+        <w:spacing w:line="240" w:lineRule="auto"/>
+        <w:jc w:val="left"/>
+        <w:rPr>
+          <w:rFonts w:ascii="Bahnschrift SemiBold" w:hAnsi="Bahnschrift SemiBold"/>
+          <w:kern w:val="0"/>
+          <w:sz w:val="24"/>
+          <w:lang w:eastAsia="zh-CN"/>
+        </w:rPr>
+      </w:pPr>
+      <w:r>
+        <w:rPr>
+          <w:rFonts w:cs="Tahoma" w:ascii="Calibri" w:hAnsi="Calibri"/>
+          <w:kern w:val="0"/>
+          <w:sz w:val="12"/>
+          <w:szCs w:val="18"/>
+          <w:lang w:eastAsia="zh-CN"/>
+        </w:rPr>
+        <w:tab/>
+      </w:r>
+      <w:r>
+        <w:rPr>
+          <w:rFonts w:cs="Tahoma" w:ascii="Calibri" w:hAnsi="Calibri"/>
+          <w:kern w:val="0"/>
+          <w:sz w:val="12"/>
+          <w:szCs w:val="18"/>
+          <w:lang w:eastAsia="zh-CN"/>
+        </w:rPr>
+        <w:tab/>
+      </w:r>
+      <w:r>
+        <w:rPr>
+          <w:rFonts w:cs="Tahoma" w:ascii="Calibri" w:hAnsi="Calibri"/>
+          <w:kern w:val="0"/>
+          <w:sz w:val="12"/>
+          <w:szCs w:val="18"/>
+          <w:lang w:eastAsia="zh-CN"/>
+        </w:rPr>
+        <w:tab/>
+      </w:r>
+      <w:r>
+        <w:rPr>
+          <w:rFonts w:cs="Tahoma" w:ascii="Calibri" w:hAnsi="Calibri"/>
+          <w:kern w:val="0"/>
+          <w:sz w:val="12"/>
+          <w:szCs w:val="18"/>
+          <w:lang w:eastAsia="zh-CN"/>
+        </w:rPr>
+        <w:tab/>
+      </w:r>
+      <w:r>
+        <w:rPr>
+          <w:rFonts w:cs="Tahoma" w:ascii="Calibri" w:hAnsi="Calibri"/>
+          <w:kern w:val="0"/>
+          <w:sz w:val="12"/>
+          <w:szCs w:val="18"/>
+          <w:lang w:eastAsia="zh-CN"/>
+        </w:rPr>
+        <w:tab/>
+      </w:r>
+    </w:p>
+    <w:p>
+      <w:pPr>
         <w:tabs>
-          <w:tab w:pos="6084" w:val="left"/>
+          <w:tab w:val="left" w:pos="6085"/>
         </w:tabs>
         <w:suppressAutoHyphens/>
         <w:spacing w:line="240" w:lineRule="auto"/>
-        <w:ind w:left="3401"/>
+        <w:ind w:left="3402"/>
         <w:jc w:val="left"/>
         <w:rPr>
-          <w:rFonts w:ascii="Bahnschrift SemiBold" w:hAnsi="Bahnschrift SemiBold"/>
-          <w:kern w:val="0"/>
-          <w:sz w:val="24"/>
+          <w:rFonts w:cs="Tahoma"/>
+          <w:kern w:val="0"/>
+          <w:szCs w:val="16"/>
+          <w:lang w:eastAsia="zh-CN"/>
+        </w:rPr>
+      </w:pPr>
+    </w:p>
+    <w:p>
+      <w:pPr>
+        <w:tabs>
+          <w:tab w:val="left" w:pos="6085"/>
+        </w:tabs>
+        <w:suppressAutoHyphens/>
+        <w:spacing w:line="240" w:lineRule="auto"/>
+        <w:ind w:left="3402"/>
+        <w:jc w:val="left"/>
+        <w:rPr>
+          <w:rFonts w:cs="Tahoma"/>
+          <w:kern w:val="0"/>
+          <w:szCs w:val="16"/>
+          <w:lang w:eastAsia="zh-CN"/>
+        </w:rPr>
+      </w:pPr>
+    </w:p>
+    <w:p>
+      <w:pPr>
+        <w:tabs>
+          <w:tab w:val="left" w:pos="6085"/>
+        </w:tabs>
+        <w:suppressAutoHyphens/>
+        <w:spacing w:line="240" w:lineRule="auto"/>
+        <w:ind w:left="3402"/>
+        <w:jc w:val="left"/>
+        <w:rPr>
+          <w:rFonts w:cs="Tahoma"/>
+          <w:kern w:val="0"/>
+          <w:szCs w:val="16"/>
+          <w:lang w:eastAsia="zh-CN"/>
+        </w:rPr>
+      </w:pPr>
+    </w:p>
+    <w:p>
+      <w:pPr>
+        <w:tabs>
+          <w:tab w:val="left" w:pos="6085"/>
+        </w:tabs>
+        <w:suppressAutoHyphens/>
+        <w:spacing w:line="240" w:lineRule="auto"/>
+        <w:ind w:left="3402"/>
+        <w:jc w:val="left"/>
+        <w:rPr>
+          <w:rFonts w:cs="Tahoma"/>
+          <w:kern w:val="0"/>
+          <w:szCs w:val="16"/>
+          <w:lang w:eastAsia="zh-CN"/>
+        </w:rPr>
+      </w:pPr>
+    </w:p>
+    <w:p>
+      <w:pPr>
+        <w:tabs>
+          <w:tab w:val="left" w:pos="6085"/>
+        </w:tabs>
+        <w:suppressAutoHyphens/>
+        <w:spacing w:line="240" w:lineRule="auto"/>
+        <w:ind w:left="3402"/>
+        <w:jc w:val="left"/>
+        <w:rPr>
+          <w:rFonts w:cs="Tahoma"/>
+          <w:kern w:val="0"/>
+          <w:sz w:val="16"/>
+          <w:szCs w:val="16"/>
           <w:lang w:eastAsia="zh-CN"/>
         </w:rPr>
       </w:pPr>
       <w:r>
         <w:rPr>
           <w:rFonts w:cs="Tahoma" w:ascii="Calibri" w:hAnsi="Calibri"/>
-          <w:kern w:val="0"/>
-          <w:sz w:val="20"/>
-          <w:u w:val="none"/>
-          <w:lang w:eastAsia="zh-CN"/>
-        </w:rPr>
-        <w:t xml:space="preserve">Sporządził:        </w:t>
-      </w:r>
-      <w:r>
-        <w:rPr>
-          <w:rFonts w:cs="Tahoma" w:ascii="Calibri" w:hAnsi="Calibri"/>
-          <w:kern w:val="0"/>
-          <w:sz w:val="20"/>
-          <w:u w:val="none"/>
-          <w:lang w:eastAsia="zh-CN"/>
-        </w:rPr>
-        <w:tab/>
-      </w:r>
-      <w:r>
-        <w:rPr>
-          <w:rFonts w:cs="Tahoma" w:ascii="Calibri" w:hAnsi="Calibri"/>
-          <w:b/>
           <w:kern w:val="0"/>
           <w:sz w:val="20"/>
           <w:szCs w:val="16"/>
           <w:u w:val="none"/>
           <w:lang w:eastAsia="zh-CN"/>
         </w:rPr>
+        <w:t xml:space="preserve">Sporządził:        </w:t>
+      </w:r>
+      <w:r>
+        <w:rPr>
+          <w:rFonts w:cs="Tahoma" w:ascii="Calibri" w:hAnsi="Calibri"/>
+          <w:kern w:val="0"/>
+          <w:sz w:val="20"/>
+          <w:szCs w:val="16"/>
+          <w:u w:val="none"/>
+          <w:lang w:eastAsia="zh-CN"/>
+        </w:rPr>
+        <w:tab/>
+      </w:r>
+      <w:r>
+        <w:rPr>
+          <w:rFonts w:cs="Tahoma" w:ascii="Calibri" w:hAnsi="Calibri"/>
+          <w:b/>
+          <w:bCs/>
+          <w:kern w:val="0"/>
+          <w:sz w:val="20"/>
+          <w:szCs w:val="16"/>
+          <w:u w:val="none"/>
+          <w:lang w:eastAsia="zh-CN"/>
+        </w:rPr>
         <w:t>Jakub Stania</w:t>
       </w:r>
       <w:r>
@@ -2361,10 +1974,157 @@
           <w:rFonts w:cs="Tahoma" w:ascii="Calibri" w:hAnsi="Calibri"/>
           <w:kern w:val="0"/>
           <w:sz w:val="20"/>
+          <w:szCs w:val="16"/>
           <w:u w:val="none"/>
           <w:lang w:eastAsia="zh-CN"/>
         </w:rPr>
-        <w:t xml:space="preserve">              </w:t>
+        <w:t xml:space="preserve">            </w:t>
+      </w:r>
+    </w:p>
+    <w:p>
+      <w:pPr>
+        <w:suppressAutoHyphens/>
+        <w:spacing w:line="240" w:lineRule="auto"/>
+        <w:ind w:left="3402"/>
+        <w:jc w:val="left"/>
+        <w:rPr>
+          <w:rFonts w:ascii="Bahnschrift SemiBold" w:hAnsi="Bahnschrift SemiBold"/>
+          <w:kern w:val="0"/>
+          <w:sz w:val="16"/>
+          <w:szCs w:val="16"/>
+          <w:lang w:eastAsia="zh-CN"/>
+        </w:rPr>
+      </w:pPr>
+      <w:r>
+        <w:rPr>
+          <w:rFonts w:eastAsia="Tahoma" w:cs="Tahoma" w:ascii="Calibri" w:hAnsi="Calibri"/>
+          <w:kern w:val="0"/>
+          <w:sz w:val="12"/>
+          <w:szCs w:val="16"/>
+          <w:lang w:eastAsia="zh-CN"/>
+        </w:rPr>
+        <w:tab/>
+      </w:r>
+      <w:r>
+        <w:rPr>
+          <w:rFonts w:eastAsia="Tahoma" w:cs="Tahoma" w:ascii="Calibri" w:hAnsi="Calibri"/>
+          <w:kern w:val="0"/>
+          <w:sz w:val="12"/>
+          <w:szCs w:val="16"/>
+          <w:lang w:eastAsia="zh-CN"/>
+        </w:rPr>
+        <w:tab/>
+      </w:r>
+      <w:r>
+        <w:rPr>
+          <w:rFonts w:cs="Tahoma" w:ascii="Calibri" w:hAnsi="Calibri"/>
+          <w:kern w:val="0"/>
+          <w:sz w:val="12"/>
+          <w:szCs w:val="16"/>
+          <w:lang w:eastAsia="zh-CN"/>
+        </w:rPr>
+        <w:t xml:space="preserve"> </w:t>
+      </w:r>
+    </w:p>
+    <w:p>
+      <w:pPr>
+        <w:tabs>
+          <w:tab w:val="left" w:pos="6085"/>
+        </w:tabs>
+        <w:suppressAutoHyphens/>
+        <w:spacing w:line="240" w:lineRule="auto"/>
+        <w:ind w:left="3402"/>
+        <w:jc w:val="left"/>
+        <w:rPr>
+          <w:rFonts w:ascii="Bahnschrift SemiBold" w:hAnsi="Bahnschrift SemiBold"/>
+          <w:kern w:val="0"/>
+          <w:sz w:val="16"/>
+          <w:szCs w:val="16"/>
+          <w:lang w:eastAsia="zh-CN"/>
+        </w:rPr>
+      </w:pPr>
+      <w:r>
+        <w:rPr>
+          <w:rFonts w:cs="Tahoma" w:ascii="Calibri" w:hAnsi="Calibri"/>
+          <w:kern w:val="0"/>
+          <w:sz w:val="20"/>
+          <w:szCs w:val="16"/>
+          <w:u w:val="none"/>
+          <w:lang w:eastAsia="zh-CN"/>
+        </w:rPr>
+        <w:t>Kierownik</w:t>
+      </w:r>
+      <w:r>
+        <w:rPr>
+          <w:rFonts w:cs="Tahoma" w:ascii="Calibri" w:hAnsi="Calibri"/>
+          <w:kern w:val="0"/>
+          <w:sz w:val="20"/>
+          <w:szCs w:val="16"/>
+          <w:u w:val="none"/>
+          <w:lang w:eastAsia="zh-CN"/>
+        </w:rPr>
+        <w:t xml:space="preserve"> prac geodezyjnych</w:t>
+      </w:r>
+      <w:r>
+        <w:rPr>
+          <w:rFonts w:cs="Tahoma" w:ascii="Calibri" w:hAnsi="Calibri"/>
+          <w:kern w:val="0"/>
+          <w:sz w:val="20"/>
+          <w:szCs w:val="16"/>
+          <w:u w:val="none"/>
+          <w:lang w:eastAsia="zh-CN"/>
+        </w:rPr>
+        <w:t>:</w:t>
+      </w:r>
+      <w:r>
+        <w:rPr>
+          <w:rFonts w:cs="Tahoma" w:ascii="Calibri" w:hAnsi="Calibri"/>
+          <w:kern w:val="0"/>
+          <w:sz w:val="20"/>
+          <w:szCs w:val="16"/>
+          <w:u w:val="none"/>
+          <w:lang w:eastAsia="zh-CN"/>
+        </w:rPr>
+        <w:tab/>
+      </w:r>
+      <w:r>
+        <w:rPr>
+          <w:rFonts w:cs="Tahoma" w:ascii="Calibri" w:hAnsi="Calibri"/>
+          <w:b/>
+          <w:bCs/>
+          <w:kern w:val="0"/>
+          <w:sz w:val="20"/>
+          <w:szCs w:val="16"/>
+          <w:u w:val="none"/>
+          <w:lang w:eastAsia="zh-CN"/>
+        </w:rPr>
+        <w:t>Jakub Stania, 23266</w:t>
+      </w:r>
+      <w:r>
+        <w:rPr>
+          <w:rFonts w:cs="Tahoma" w:ascii="Calibri" w:hAnsi="Calibri"/>
+          <w:b/>
+          <w:bCs/>
+          <w:kern w:val="0"/>
+          <w:sz w:val="20"/>
+          <w:szCs w:val="16"/>
+          <w:u w:val="none"/>
+          <w:lang w:eastAsia="zh-CN"/>
+        </w:rPr>
+        <w:t xml:space="preserve"> </w:t>
+      </w:r>
+      <w:r>
+        <w:rPr>
+          <w:rFonts w:cs="Tahoma" w:ascii="Calibri" w:hAnsi="Calibri"/>
+          <w:b/>
+          <w:bCs/>
+          <w:kern w:val="0"/>
+          <w:sz w:val="20"/>
+          <w:szCs w:val="16"/>
+          <w:u w:val="none"/>
+          <w:lang w:eastAsia="zh-CN"/>
+        </w:rPr>
+        <w:t>(1,2,3,4)</w:t>
       </w:r>
     </w:p>
     <w:p>
@@ -2373,9 +2133,10 @@
         <w:spacing w:line="240" w:lineRule="auto"/>
         <w:jc w:val="left"/>
         <w:rPr>
-          <w:rFonts w:ascii="Bahnschrift SemiBold" w:hAnsi="Bahnschrift SemiBold"/>
-          <w:kern w:val="0"/>
-          <w:sz w:val="24"/>
+          <w:rFonts w:ascii="Bahnschrift SemiBold" w:hAnsi="Bahnschrift SemiBold" w:cs="Tahoma"/>
+          <w:kern w:val="0"/>
+          <w:sz w:val="16"/>
+          <w:szCs w:val="16"/>
           <w:lang w:eastAsia="zh-CN"/>
         </w:rPr>
       </w:pPr>
@@ -2384,15 +2145,17 @@
           <w:rFonts w:eastAsia="Tahoma" w:cs="Tahoma" w:ascii="Calibri" w:hAnsi="Calibri"/>
           <w:kern w:val="0"/>
           <w:sz w:val="12"/>
-          <w:lang w:eastAsia="zh-CN"/>
-        </w:rPr>
-        <w:t xml:space="preserve">                                </w:t>
+          <w:szCs w:val="16"/>
+          <w:lang w:eastAsia="zh-CN"/>
+        </w:rPr>
+        <w:t xml:space="preserve">                    </w:t>
       </w:r>
       <w:r>
         <w:rPr>
           <w:rFonts w:eastAsia="Tahoma" w:cs="Tahoma" w:ascii="Calibri" w:hAnsi="Calibri"/>
           <w:kern w:val="0"/>
           <w:sz w:val="12"/>
+          <w:szCs w:val="16"/>
           <w:lang w:eastAsia="zh-CN"/>
         </w:rPr>
         <w:tab/>
@@ -2402,73 +2165,20 @@
           <w:rFonts w:eastAsia="Tahoma" w:cs="Tahoma" w:ascii="Calibri" w:hAnsi="Calibri"/>
           <w:kern w:val="0"/>
           <w:sz w:val="12"/>
+          <w:szCs w:val="16"/>
           <w:lang w:eastAsia="zh-CN"/>
         </w:rPr>
         <w:tab/>
-      </w:r>
-      <w:r>
-        <w:rPr>
-          <w:rFonts w:eastAsia="Tahoma" w:cs="Tahoma" w:ascii="Calibri" w:hAnsi="Calibri"/>
-          <w:kern w:val="0"/>
-          <w:sz w:val="12"/>
-          <w:lang w:eastAsia="zh-CN"/>
-        </w:rPr>
-        <w:tab/>
-      </w:r>
-      <w:r>
-        <w:rPr>
-          <w:rFonts w:eastAsia="Tahoma" w:cs="Tahoma" w:ascii="Calibri" w:hAnsi="Calibri"/>
-          <w:kern w:val="0"/>
-          <w:sz w:val="12"/>
-          <w:lang w:eastAsia="zh-CN"/>
-        </w:rPr>
-        <w:tab/>
-      </w:r>
-      <w:r>
-        <w:rPr>
-          <w:rFonts w:eastAsia="Tahoma" w:cs="Tahoma" w:ascii="Calibri" w:hAnsi="Calibri"/>
-          <w:kern w:val="0"/>
-          <w:sz w:val="12"/>
-          <w:lang w:eastAsia="zh-CN"/>
-        </w:rPr>
-        <w:tab/>
-      </w:r>
-      <w:r>
-        <w:rPr>
-          <w:rFonts w:eastAsia="Tahoma" w:cs="Tahoma" w:ascii="Calibri" w:hAnsi="Calibri"/>
-          <w:kern w:val="0"/>
-          <w:sz w:val="12"/>
-          <w:lang w:eastAsia="zh-CN"/>
-        </w:rPr>
-        <w:tab/>
-      </w:r>
-      <w:r>
-        <w:rPr>
-          <w:rFonts w:eastAsia="Tahoma" w:cs="Tahoma" w:ascii="Calibri" w:hAnsi="Calibri"/>
-          <w:kern w:val="0"/>
-          <w:sz w:val="12"/>
-          <w:lang w:eastAsia="zh-CN"/>
-        </w:rPr>
-        <w:tab/>
-      </w:r>
-      <w:r>
-        <w:rPr>
-          <w:rFonts w:cs="Tahoma" w:ascii="Calibri" w:hAnsi="Calibri"/>
-          <w:kern w:val="0"/>
-          <w:sz w:val="12"/>
-          <w:lang w:eastAsia="zh-CN"/>
-        </w:rPr>
-        <w:t xml:space="preserve"> </w:t>
       </w:r>
     </w:p>
     <w:p>
       <w:pPr>
         <w:tabs>
-          <w:tab w:pos="6084" w:val="left"/>
+          <w:tab w:val="left" w:pos="6085"/>
         </w:tabs>
         <w:suppressAutoHyphens/>
         <w:spacing w:line="240" w:lineRule="auto"/>
-        <w:ind w:left="3401"/>
+        <w:ind w:left="3402"/>
         <w:jc w:val="left"/>
         <w:rPr>
           <w:rFonts w:ascii="Bahnschrift SemiBold" w:hAnsi="Bahnschrift SemiBold"/>
@@ -2480,127 +2190,20 @@
       <w:r>
         <w:rPr>
           <w:rFonts w:cs="Tahoma" w:ascii="Calibri" w:hAnsi="Calibri"/>
-          <w:kern w:val="0"/>
-          <w:sz w:val="20"/>
-          <w:u w:val="none"/>
-          <w:lang w:eastAsia="zh-CN"/>
-        </w:rPr>
-        <w:t>Kierownik</w:t>
-      </w:r>
-      <w:r>
-        <w:rPr>
-          <w:rFonts w:cs="Tahoma" w:ascii="Calibri" w:hAnsi="Calibri"/>
-          <w:kern w:val="0"/>
-          <w:sz w:val="20"/>
-          <w:u w:val="none"/>
-          <w:lang w:eastAsia="zh-CN"/>
-        </w:rPr>
-        <w:t xml:space="preserve"> prac geodezyjnych</w:t>
-      </w:r>
-      <w:r>
-        <w:rPr>
-          <w:rFonts w:cs="Tahoma" w:ascii="Calibri" w:hAnsi="Calibri"/>
-          <w:kern w:val="0"/>
-          <w:sz w:val="20"/>
-          <w:u w:val="none"/>
-          <w:lang w:eastAsia="zh-CN"/>
-        </w:rPr>
-        <w:t>:</w:t>
-      </w:r>
-      <w:r>
-        <w:rPr>
-          <w:rFonts w:cs="Tahoma" w:ascii="Calibri" w:hAnsi="Calibri"/>
-          <w:kern w:val="0"/>
-          <w:sz w:val="20"/>
-          <w:u w:val="none"/>
-          <w:lang w:eastAsia="zh-CN"/>
-        </w:rPr>
-        <w:tab/>
-      </w:r>
-      <w:r>
-        <w:rPr>
-          <w:rFonts w:cs="Tahoma" w:ascii="Calibri" w:hAnsi="Calibri"/>
-          <w:b/>
           <w:kern w:val="0"/>
           <w:sz w:val="20"/>
           <w:szCs w:val="16"/>
           <w:u w:val="none"/>
           <w:lang w:eastAsia="zh-CN"/>
         </w:rPr>
-        <w:t>Jakub Stania, 23266 (1,2,3,4)</w:t>
-      </w:r>
-    </w:p>
-    <w:p>
-      <w:pPr>
-        <w:suppressAutoHyphens/>
-        <w:spacing w:line="240" w:lineRule="auto"/>
-        <w:jc w:val="left"/>
-        <w:rPr>
-          <w:rFonts w:ascii="Bahnschrift SemiBold" w:hAnsi="Bahnschrift SemiBold" w:cs="Tahoma"/>
-          <w:kern w:val="0"/>
-          <w:sz w:val="16"/>
-          <w:lang w:eastAsia="zh-CN"/>
-        </w:rPr>
-      </w:pPr>
-      <w:r>
-        <w:rPr>
-          <w:rFonts w:eastAsia="Tahoma" w:cs="Tahoma" w:ascii="Calibri" w:hAnsi="Calibri"/>
-          <w:kern w:val="0"/>
-          <w:sz w:val="12"/>
-          <w:lang w:eastAsia="zh-CN"/>
-        </w:rPr>
-        <w:t xml:space="preserve">                    </w:t>
-      </w:r>
-      <w:r>
-        <w:rPr>
-          <w:rFonts w:eastAsia="Tahoma" w:cs="Tahoma" w:ascii="Calibri" w:hAnsi="Calibri"/>
-          <w:kern w:val="0"/>
-          <w:sz w:val="12"/>
-          <w:lang w:eastAsia="zh-CN"/>
-        </w:rPr>
-        <w:tab/>
-      </w:r>
-      <w:r>
-        <w:rPr>
-          <w:rFonts w:eastAsia="Tahoma" w:cs="Tahoma" w:ascii="Calibri" w:hAnsi="Calibri"/>
-          <w:kern w:val="0"/>
-          <w:sz w:val="12"/>
-          <w:lang w:eastAsia="zh-CN"/>
-        </w:rPr>
-        <w:tab/>
-      </w:r>
-    </w:p>
-    <w:p>
-      <w:pPr>
-        <w:tabs>
-          <w:tab w:pos="6084" w:val="left"/>
-        </w:tabs>
-        <w:suppressAutoHyphens/>
-        <w:spacing w:line="240" w:lineRule="auto"/>
-        <w:ind w:left="3401"/>
-        <w:jc w:val="left"/>
-        <w:rPr>
-          <w:rFonts w:ascii="Bahnschrift SemiBold" w:hAnsi="Bahnschrift SemiBold"/>
-          <w:kern w:val="0"/>
-          <w:sz w:val="24"/>
-          <w:lang w:eastAsia="zh-CN"/>
-        </w:rPr>
-      </w:pPr>
+        <w:t xml:space="preserve">Data sporządzenia: </w:t>
+      </w:r>
       <w:r>
         <w:rPr>
           <w:rFonts w:cs="Tahoma" w:ascii="Calibri" w:hAnsi="Calibri"/>
           <w:kern w:val="0"/>
           <w:sz w:val="20"/>
-          <w:u w:val="none"/>
-          <w:lang w:eastAsia="zh-CN"/>
-        </w:rPr>
-        <w:t xml:space="preserve">Data sporządzenia: </w:t>
-      </w:r>
-      <w:r>
-        <w:rPr>
-          <w:rFonts w:cs="Tahoma" w:ascii="Calibri" w:hAnsi="Calibri"/>
-          <w:kern w:val="0"/>
-          <w:sz w:val="20"/>
+          <w:szCs w:val="16"/>
           <w:u w:val="none"/>
           <w:lang w:eastAsia="zh-CN"/>
         </w:rPr>
@@ -2613,6 +2216,7 @@
           <w:bCs/>
           <w:kern w:val="0"/>
           <w:sz w:val="20"/>
+          <w:szCs w:val="16"/>
           <w:u w:val="none"/>
           <w:lang w:eastAsia="zh-CN"/>
         </w:rPr>
@@ -2626,6 +2230,7 @@
           <w:bCs/>
           <w:kern w:val="0"/>
           <w:sz w:val="20"/>
+          <w:szCs w:val="16"/>
           <w:u w:val="none"/>
           <w:lang w:eastAsia="zh-CN"/>
         </w:rPr>
@@ -2639,6 +2244,7 @@
           <w:bCs/>
           <w:kern w:val="0"/>
           <w:sz w:val="20"/>
+          <w:szCs w:val="16"/>
           <w:u w:val="none"/>
           <w:lang w:eastAsia="zh-CN"/>
         </w:rPr>
@@ -2653,6 +2259,52 @@
           <w:lang w:eastAsia="zh-CN"/>
         </w:rPr>
         <w:tab/>
+      </w:r>
+    </w:p>
+    <w:p>
+      <w:pPr>
+        <w:rPr>
+          <w:rFonts w:ascii="Bahnschrift SemiBold" w:hAnsi="Bahnschrift SemiBold"/>
+        </w:rPr>
+      </w:pPr>
+    </w:p>
+    <w:p>
+      <w:r>
+        <w:rPr>
+          <w:rFonts w:ascii="Calibri" w:hAnsi="Calibri"/>
+          <w:sz w:val="20"/>
+          <w:u w:val="none"/>
+        </w:rPr>
+        <w:t>{%p if not loop.last %}</w:t>
+      </w:r>
+    </w:p>
+    <w:p>
+      <w:r>
+        <w:rPr>
+          <w:rFonts w:ascii="Calibri" w:hAnsi="Calibri"/>
+          <w:sz w:val="12"/>
+        </w:rPr>
+        <w:br w:type="page"/>
+      </w:r>
+    </w:p>
+    <w:p>
+      <w:r>
+        <w:rPr>
+          <w:rFonts w:ascii="Calibri" w:hAnsi="Calibri"/>
+          <w:sz w:val="20"/>
+          <w:u w:val="none"/>
+        </w:rPr>
+        <w:t>{%p endif %}</w:t>
+      </w:r>
+    </w:p>
+    <w:p>
+      <w:r>
+        <w:rPr>
+          <w:rFonts w:ascii="Calibri" w:hAnsi="Calibri"/>
+          <w:sz w:val="20"/>
+          <w:u w:val="none"/>
+        </w:rPr>
+        <w:t>{%p endfor %}</w:t>
       </w:r>
     </w:p>
     <w:sectPr>
@@ -2663,7 +2315,7 @@
       <w:headerReference w:type="first" r:id="rId14"/>
       <w:footerReference w:type="first" r:id="rId15"/>
       <w:pgSz w:w="11906" w:h="16838" w:code="9"/>
-      <w:pgMar w:top="1418" w:right="1383" w:bottom="1418" w:left="1418" w:header="425" w:footer="223" w:gutter="0"/>
+      <w:pgMar w:top="1383" w:right="1418" w:bottom="1418" w:left="1418" w:header="425" w:footer="223" w:gutter="0"/>
       <w:cols w:space="708"/>
       <w:titlePg/>
       <w:docGrid w:linePitch="299"/>
@@ -4111,82 +3763,82 @@
       </w:pPr>
     </w:lvl>
   </w:abstractNum>
-  <w:num w:numId="1" w16cid:durableId="1776552792">
+  <w:num w:numId="1" w16cid:durableId="739642993">
     <w:abstractNumId w:val="0"/>
   </w:num>
-  <w:num w:numId="2" w16cid:durableId="1515149515">
+  <w:num w:numId="2" w16cid:durableId="621543917">
     <w:abstractNumId w:val="0"/>
   </w:num>
-  <w:num w:numId="3" w16cid:durableId="430861811">
+  <w:num w:numId="3" w16cid:durableId="424422779">
     <w:abstractNumId w:val="0"/>
   </w:num>
-  <w:num w:numId="4" w16cid:durableId="1163621065">
+  <w:num w:numId="4" w16cid:durableId="119804972">
     <w:abstractNumId w:val="0"/>
   </w:num>
-  <w:num w:numId="5" w16cid:durableId="1225216115">
+  <w:num w:numId="5" w16cid:durableId="2112625478">
     <w:abstractNumId w:val="0"/>
   </w:num>
-  <w:num w:numId="6" w16cid:durableId="532352967">
+  <w:num w:numId="6" w16cid:durableId="294338055">
     <w:abstractNumId w:val="0"/>
   </w:num>
-  <w:num w:numId="7" w16cid:durableId="2062820680">
+  <w:num w:numId="7" w16cid:durableId="1465660253">
     <w:abstractNumId w:val="0"/>
   </w:num>
-  <w:num w:numId="8" w16cid:durableId="1913847898">
+  <w:num w:numId="8" w16cid:durableId="1062605794">
     <w:abstractNumId w:val="0"/>
   </w:num>
-  <w:num w:numId="9" w16cid:durableId="922641627">
+  <w:num w:numId="9" w16cid:durableId="72776620">
     <w:abstractNumId w:val="0"/>
   </w:num>
-  <w:num w:numId="10" w16cid:durableId="2137790851">
+  <w:num w:numId="10" w16cid:durableId="950670786">
     <w:abstractNumId w:val="0"/>
   </w:num>
-  <w:num w:numId="11" w16cid:durableId="1928493489">
+  <w:num w:numId="11" w16cid:durableId="2038769509">
     <w:abstractNumId w:val="0"/>
   </w:num>
-  <w:num w:numId="12" w16cid:durableId="1394623707">
+  <w:num w:numId="12" w16cid:durableId="309672772">
     <w:abstractNumId w:val="0"/>
   </w:num>
-  <w:num w:numId="13" w16cid:durableId="930240654">
+  <w:num w:numId="13" w16cid:durableId="1849320891">
     <w:abstractNumId w:val="0"/>
   </w:num>
-  <w:num w:numId="14" w16cid:durableId="42796477">
+  <w:num w:numId="14" w16cid:durableId="238635359">
     <w:abstractNumId w:val="0"/>
   </w:num>
-  <w:num w:numId="15" w16cid:durableId="1098404174">
+  <w:num w:numId="15" w16cid:durableId="1779862">
     <w:abstractNumId w:val="0"/>
   </w:num>
-  <w:num w:numId="16" w16cid:durableId="1551260967">
+  <w:num w:numId="16" w16cid:durableId="1109394738">
     <w:abstractNumId w:val="0"/>
   </w:num>
-  <w:num w:numId="17" w16cid:durableId="1512798196">
+  <w:num w:numId="17" w16cid:durableId="1833334110">
     <w:abstractNumId w:val="0"/>
   </w:num>
-  <w:num w:numId="18" w16cid:durableId="270166179">
+  <w:num w:numId="18" w16cid:durableId="2035381575">
     <w:abstractNumId w:val="0"/>
   </w:num>
-  <w:num w:numId="19" w16cid:durableId="4016857">
+  <w:num w:numId="19" w16cid:durableId="6058169">
     <w:abstractNumId w:val="0"/>
   </w:num>
-  <w:num w:numId="20" w16cid:durableId="846138207">
+  <w:num w:numId="20" w16cid:durableId="729964659">
     <w:abstractNumId w:val="0"/>
   </w:num>
-  <w:num w:numId="21" w16cid:durableId="1792480406">
+  <w:num w:numId="21" w16cid:durableId="1917780375">
     <w:abstractNumId w:val="0"/>
   </w:num>
-  <w:num w:numId="22" w16cid:durableId="1979991823">
+  <w:num w:numId="22" w16cid:durableId="774860024">
     <w:abstractNumId w:val="0"/>
   </w:num>
-  <w:num w:numId="23" w16cid:durableId="1091506846">
+  <w:num w:numId="23" w16cid:durableId="893463242">
     <w:abstractNumId w:val="0"/>
   </w:num>
-  <w:num w:numId="24" w16cid:durableId="1702321072">
+  <w:num w:numId="24" w16cid:durableId="1303458663">
     <w:abstractNumId w:val="0"/>
   </w:num>
-  <w:num w:numId="25" w16cid:durableId="1190682553">
+  <w:num w:numId="25" w16cid:durableId="1057975702">
     <w:abstractNumId w:val="8"/>
   </w:num>
-  <w:num w:numId="26" w16cid:durableId="1736077690">
+  <w:num w:numId="26" w16cid:durableId="760879993">
     <w:abstractNumId w:val="7"/>
     <w:lvlOverride w:ilvl="0">
       <w:startOverride w:val="1"/>
@@ -4216,7 +3868,7 @@
       <w:startOverride w:val="1"/>
     </w:lvlOverride>
   </w:num>
-  <w:num w:numId="27" w16cid:durableId="495657274">
+  <w:num w:numId="27" w16cid:durableId="892617139">
     <w:abstractNumId w:val="3"/>
     <w:lvlOverride w:ilvl="0">
       <w:startOverride w:val="1"/>
@@ -4246,22 +3898,22 @@
       <w:startOverride w:val="1"/>
     </w:lvlOverride>
   </w:num>
-  <w:num w:numId="28" w16cid:durableId="1869247004">
+  <w:num w:numId="28" w16cid:durableId="869495801">
     <w:abstractNumId w:val="1"/>
   </w:num>
-  <w:num w:numId="29" w16cid:durableId="1760635128">
+  <w:num w:numId="29" w16cid:durableId="1618948704">
     <w:abstractNumId w:val="6"/>
   </w:num>
-  <w:num w:numId="30" w16cid:durableId="1988318901">
+  <w:num w:numId="30" w16cid:durableId="1215044999">
     <w:abstractNumId w:val="4"/>
   </w:num>
-  <w:num w:numId="31" w16cid:durableId="841352786">
+  <w:num w:numId="31" w16cid:durableId="2069838153">
     <w:abstractNumId w:val="5"/>
   </w:num>
-  <w:num w:numId="32" w16cid:durableId="834613978">
+  <w:num w:numId="32" w16cid:durableId="1872062098">
     <w:abstractNumId w:val="2"/>
   </w:num>
-  <w:num w:numId="33" w16cid:durableId="272826946">
+  <w:num w:numId="33" w16cid:durableId="1213036020">
     <w:abstractNumId w:val="9"/>
   </w:num>
 </w:numbering>
@@ -4927,8 +4579,8 @@
         <w:top w:val="double" w:sz="2" w:space="1" w:color="BFBFBF"/>
       </w:pBdr>
       <w:tabs>
-        <w:tab w:val="center" w:pos="4552"/>
-        <w:tab w:val="right" w:pos="9105"/>
+        <w:tab w:val="center" w:pos="4535"/>
+        <w:tab w:val="right" w:pos="9070"/>
       </w:tabs>
       <w:spacing w:before="120"/>
     </w:pPr>

--- a/szablony/wykaz_zmian_dzialki_wzor.docx
+++ b/szablony/wykaz_zmian_dzialki_wzor.docx
@@ -550,12 +550,30 @@
           <w:u w:val="none"/>
           <w:lang w:eastAsia="zh-CN"/>
         </w:rPr>
-        <w:t xml:space="preserve">Identyfikator działki ewidencyjnej:	[{{ polozenie_obreb_teryt }}.{{ dzialka.dzialka }}]</w:t>
-      </w:r>
-      <w:proofErr w:type="spellStart"/>
-      <w:proofErr w:type="spellEnd"/>
-      <w:proofErr w:type="spellStart"/>
-      <w:proofErr w:type="spellEnd"/>
+        <w:t xml:space="preserve">Identyfikator działki ewidencyjnej:</w:t>
+      </w:r>
+      <w:r>
+        <w:rPr>
+          <w:rFonts w:cs="Tahoma" w:ascii="Calibri" w:hAnsi="Calibri"/>
+          <w:kern w:val="0"/>
+          <w:sz w:val="20"/>
+          <w:u w:val="none"/>
+          <w:lang w:eastAsia="zh-CN"/>
+        </w:rPr>
+        <w:tab/>
+      </w:r>
+      <w:r>
+        <w:rPr>
+          <w:rFonts w:cs="Tahoma" w:ascii="Calibri" w:hAnsi="Calibri"/>
+          <w:b/>
+          <w:bCs/>
+          <w:kern w:val="0"/>
+          <w:sz w:val="20"/>
+          <w:u w:val="none"/>
+          <w:lang w:eastAsia="zh-CN"/>
+        </w:rPr>
+        <w:t xml:space="preserve">[{{ polozenie_obreb_teryt }}.{{ dzialka.dzialka }}]</w:t>
+      </w:r>
     </w:p>
     <w:p>
       <w:pPr>

--- a/szablony/wykaz_zmian_dzialki_wzor.docx
+++ b/szablony/wykaz_zmian_dzialki_wzor.docx
@@ -1230,7 +1230,6 @@
               <w:left w:val="single" w:sz="4" w:space="0" w:color="000000"/>
               <w:bottom w:val="single" w:sz="4" w:space="0" w:color="000000"/>
             </w:tcBorders>
-            <w:vAlign w:val="center"/>
           </w:tcPr>
           <w:p>
             <w:pPr>
@@ -1268,7 +1267,6 @@
               <w:bottom w:val="single" w:sz="4" w:space="0" w:color="000000"/>
               <w:right w:val="single" w:sz="4" w:space="0" w:color="000000"/>
             </w:tcBorders>
-            <w:vAlign w:val="center"/>
           </w:tcPr>
           <w:p>
             <w:pPr>
@@ -1400,7 +1398,6 @@
               <w:left w:val="single" w:sz="4" w:space="0" w:color="000000"/>
               <w:bottom w:val="single" w:sz="4" w:space="0" w:color="000000"/>
             </w:tcBorders>
-            <w:vAlign w:val="center"/>
           </w:tcPr>
           <w:p>
             <w:pPr>
@@ -1438,7 +1435,6 @@
               <w:bottom w:val="single" w:sz="4" w:space="0" w:color="000000"/>
               <w:right w:val="single" w:sz="4" w:space="0" w:color="000000"/>
             </w:tcBorders>
-            <w:vAlign w:val="center"/>
           </w:tcPr>
           <w:p>
             <w:pPr>
@@ -1570,7 +1566,6 @@
               <w:left w:val="single" w:sz="4" w:space="0" w:color="000000"/>
               <w:bottom w:val="single" w:sz="4" w:space="0" w:color="000000"/>
             </w:tcBorders>
-            <w:vAlign w:val="center"/>
           </w:tcPr>
           <w:p>
             <w:pPr>
@@ -1608,7 +1603,6 @@
               <w:bottom w:val="single" w:sz="4" w:space="0" w:color="000000"/>
               <w:right w:val="single" w:sz="4" w:space="0" w:color="000000"/>
             </w:tcBorders>
-            <w:vAlign w:val="center"/>
           </w:tcPr>
           <w:p>
             <w:pPr>
@@ -1722,7 +1716,6 @@
               <w:left w:val="single" w:sz="4" w:space="0" w:color="000000"/>
               <w:bottom w:val="single" w:sz="4" w:space="0" w:color="000000"/>
             </w:tcBorders>
-            <w:vAlign w:val="center"/>
           </w:tcPr>
           <w:p>
             <w:pPr>
@@ -1759,7 +1752,6 @@
               <w:bottom w:val="single" w:sz="4" w:space="0" w:color="000000"/>
               <w:right w:val="single" w:sz="4" w:space="0" w:color="000000"/>
             </w:tcBorders>
-            <w:vAlign w:val="center"/>
           </w:tcPr>
           <w:p>
             <w:pPr>

--- a/szablony/wykaz_zmian_dzialki_wzor.docx
+++ b/szablony/wykaz_zmian_dzialki_wzor.docx
@@ -672,7 +672,6 @@
         <w:tc>
           <w:tcPr>
             <w:tcW w:w="543" w:type="dxa"/>
-            <w:vMerge w:val="restart"/>
             <w:tcBorders>
               <w:top w:val="single" w:sz="4" w:space="0" w:color="000000"/>
               <w:left w:val="single" w:sz="4" w:space="0" w:color="000000"/>
@@ -709,7 +708,6 @@
         <w:tc>
           <w:tcPr>
             <w:tcW w:w="2188" w:type="dxa"/>
-            <w:vMerge w:val="restart"/>
             <w:tcBorders>
               <w:top w:val="single" w:sz="4" w:space="0" w:color="000000"/>
               <w:left w:val="single" w:sz="4" w:space="0" w:color="000000"/>
@@ -812,344 +810,6 @@
                 <w:lang w:eastAsia="zh-CN"/>
               </w:rPr>
               <w:t xml:space="preserve">STAN NOWY</w:t>
-            </w:r>
-          </w:p>
-        </w:tc>
-      </w:tr>
-      <w:tr>
-        <w:trPr>
-          <w:trHeight w:val="284"/>
-          <w:jc w:val="center"/>
-        </w:trPr>
-        <w:tc>
-          <w:tcPr>
-            <w:tcW w:w="543" w:type="dxa"/>
-            <w:vMerge/>
-            <w:tcBorders>
-              <w:top w:val="single" w:sz="4" w:space="0" w:color="000000"/>
-              <w:left w:val="single" w:sz="4" w:space="0" w:color="000000"/>
-              <w:bottom w:val="single" w:sz="4" w:space="0" w:color="000000"/>
-            </w:tcBorders>
-            <w:vAlign w:val="center"/>
-          </w:tcPr>
-          <w:p>
-            <w:pPr>
-              <w:suppressAutoHyphens/>
-              <w:spacing w:line="240" w:lineRule="auto"/>
-              <w:jc w:val="center"/>
-              <w:rPr>
-                <w:rFonts w:ascii="Bahnschrift SemiBold" w:hAnsi="Bahnschrift SemiBold"/>
-                <w:kern w:val="0"/>
-                <w:sz w:val="14"/>
-                <w:szCs w:val="14"/>
-                <w:lang w:eastAsia="zh-CN"/>
-              </w:rPr>
-            </w:pPr>
-          </w:p>
-        </w:tc>
-        <w:tc>
-          <w:tcPr>
-            <w:tcW w:w="2188" w:type="dxa"/>
-            <w:vMerge/>
-            <w:tcBorders>
-              <w:top w:val="single" w:sz="4" w:space="0" w:color="000000"/>
-              <w:left w:val="single" w:sz="4" w:space="0" w:color="000000"/>
-              <w:bottom w:val="single" w:sz="4" w:space="0" w:color="000000"/>
-            </w:tcBorders>
-            <w:vAlign w:val="center"/>
-          </w:tcPr>
-          <w:p>
-            <w:pPr>
-              <w:suppressAutoHyphens/>
-              <w:spacing w:line="240" w:lineRule="auto"/>
-              <w:jc w:val="center"/>
-              <w:rPr>
-                <w:rFonts w:ascii="Bahnschrift SemiBold" w:hAnsi="Bahnschrift SemiBold"/>
-                <w:kern w:val="0"/>
-                <w:sz w:val="24"/>
-                <w:lang w:eastAsia="zh-CN"/>
-              </w:rPr>
-            </w:pPr>
-          </w:p>
-        </w:tc>
-        <w:tc>
-          <w:tcPr>
-            <w:tcW w:w="700" w:type="dxa"/>
-            <w:tcBorders>
-              <w:top w:val="single" w:sz="4" w:space="0" w:color="000000"/>
-              <w:left w:val="single" w:sz="4" w:space="0" w:color="000000"/>
-              <w:bottom w:val="single" w:sz="4" w:space="0" w:color="000000"/>
-            </w:tcBorders>
-            <w:vAlign w:val="center"/>
-          </w:tcPr>
-          <w:p>
-            <w:pPr>
-              <w:suppressAutoHyphens/>
-              <w:spacing w:line="240" w:lineRule="auto"/>
-              <w:jc w:val="center"/>
-              <w:rPr>
-                <w:rFonts w:ascii="Bahnschrift SemiBold" w:hAnsi="Bahnschrift SemiBold"/>
-                <w:kern w:val="0"/>
-                <w:sz w:val="24"/>
-                <w:lang w:eastAsia="zh-CN"/>
-              </w:rPr>
-            </w:pPr>
-            <w:r>
-              <w:rPr>
-                <w:rFonts w:cs="Tahoma" w:ascii="Calibri" w:hAnsi="Calibri"/>
-                <w:b/>
-                <w:bCs/>
-                <w:kern w:val="0"/>
-                <w:sz w:val="14"/>
-                <w:lang w:eastAsia="zh-CN"/>
-              </w:rPr>
-              <w:t xml:space="preserve">OFU</w:t>
-            </w:r>
-          </w:p>
-        </w:tc>
-        <w:tc>
-          <w:tcPr>
-            <w:tcW w:w="700" w:type="dxa"/>
-            <w:tcBorders>
-              <w:top w:val="single" w:sz="4" w:space="0" w:color="000000"/>
-              <w:left w:val="single" w:sz="4" w:space="0" w:color="000000"/>
-              <w:bottom w:val="single" w:sz="4" w:space="0" w:color="000000"/>
-            </w:tcBorders>
-            <w:vAlign w:val="center"/>
-          </w:tcPr>
-          <w:p>
-            <w:pPr>
-              <w:suppressAutoHyphens/>
-              <w:spacing w:line="240" w:lineRule="auto"/>
-              <w:jc w:val="center"/>
-              <w:rPr>
-                <w:rFonts w:ascii="Bahnschrift SemiBold" w:hAnsi="Bahnschrift SemiBold"/>
-                <w:kern w:val="0"/>
-                <w:sz w:val="24"/>
-                <w:lang w:eastAsia="zh-CN"/>
-              </w:rPr>
-            </w:pPr>
-            <w:r>
-              <w:rPr>
-                <w:rFonts w:cs="Tahoma" w:ascii="Calibri" w:hAnsi="Calibri"/>
-                <w:b/>
-                <w:bCs/>
-                <w:kern w:val="0"/>
-                <w:sz w:val="14"/>
-                <w:lang w:eastAsia="zh-CN"/>
-              </w:rPr>
-              <w:t xml:space="preserve">OZU</w:t>
-            </w:r>
-          </w:p>
-        </w:tc>
-        <w:tc>
-          <w:tcPr>
-            <w:tcW w:w="700" w:type="dxa"/>
-            <w:tcBorders>
-              <w:top w:val="single" w:sz="4" w:space="0" w:color="000000"/>
-              <w:left w:val="single" w:sz="4" w:space="0" w:color="000000"/>
-              <w:bottom w:val="single" w:sz="4" w:space="0" w:color="000000"/>
-            </w:tcBorders>
-            <w:vAlign w:val="center"/>
-          </w:tcPr>
-          <w:p>
-            <w:pPr>
-              <w:suppressAutoHyphens/>
-              <w:spacing w:line="240" w:lineRule="auto"/>
-              <w:jc w:val="center"/>
-              <w:rPr>
-                <w:rFonts w:ascii="Bahnschrift SemiBold" w:hAnsi="Bahnschrift SemiBold"/>
-                <w:kern w:val="0"/>
-                <w:sz w:val="24"/>
-                <w:lang w:eastAsia="zh-CN"/>
-              </w:rPr>
-            </w:pPr>
-            <w:r>
-              <w:rPr>
-                <w:rFonts w:cs="Tahoma" w:ascii="Calibri" w:hAnsi="Calibri"/>
-                <w:b/>
-                <w:bCs/>
-                <w:kern w:val="0"/>
-                <w:sz w:val="14"/>
-                <w:lang w:eastAsia="zh-CN"/>
-              </w:rPr>
-              <w:t xml:space="preserve">OZK</w:t>
-            </w:r>
-          </w:p>
-        </w:tc>
-        <w:tc>
-          <w:tcPr>
-            <w:tcW w:w="1000" w:type="dxa"/>
-            <w:tcBorders>
-              <w:top w:val="single" w:sz="4" w:space="0" w:color="000000"/>
-              <w:left w:val="single" w:sz="4" w:space="0" w:color="000000"/>
-              <w:bottom w:val="single" w:sz="4" w:space="0" w:color="000000"/>
-            </w:tcBorders>
-            <w:vAlign w:val="center"/>
-          </w:tcPr>
-          <w:p>
-            <w:pPr>
-              <w:suppressAutoHyphens/>
-              <w:spacing w:line="240" w:lineRule="auto"/>
-              <w:jc w:val="center"/>
-              <w:rPr>
-                <w:rFonts w:ascii="Bahnschrift SemiBold" w:hAnsi="Bahnschrift SemiBold"/>
-                <w:kern w:val="0"/>
-                <w:sz w:val="24"/>
-                <w:lang w:eastAsia="zh-CN"/>
-              </w:rPr>
-            </w:pPr>
-            <w:r>
-              <w:rPr>
-                <w:rFonts w:cs="Tahoma" w:ascii="Calibri" w:hAnsi="Calibri"/>
-                <w:b/>
-                <w:bCs/>
-                <w:kern w:val="0"/>
-                <w:sz w:val="14"/>
-                <w:lang w:eastAsia="zh-CN"/>
-              </w:rPr>
-              <w:t xml:space="preserve">PPU [ha]</w:t>
-            </w:r>
-          </w:p>
-        </w:tc>
-        <w:tc>
-          <w:tcPr>
-            <w:tcW w:w="700" w:type="dxa"/>
-            <w:tcBorders>
-              <w:top w:val="single" w:sz="4" w:space="0" w:color="000000"/>
-              <w:left w:val="single" w:sz="4" w:space="0" w:color="000000"/>
-              <w:bottom w:val="single" w:sz="4" w:space="0" w:color="000000"/>
-            </w:tcBorders>
-            <w:vAlign w:val="center"/>
-          </w:tcPr>
-          <w:p>
-            <w:pPr>
-              <w:suppressAutoHyphens/>
-              <w:spacing w:line="240" w:lineRule="auto"/>
-              <w:jc w:val="center"/>
-              <w:rPr>
-                <w:rFonts w:ascii="Bahnschrift SemiBold" w:hAnsi="Bahnschrift SemiBold"/>
-                <w:kern w:val="0"/>
-                <w:sz w:val="24"/>
-                <w:lang w:eastAsia="zh-CN"/>
-              </w:rPr>
-            </w:pPr>
-            <w:r>
-              <w:rPr>
-                <w:rFonts w:cs="Tahoma" w:ascii="Calibri" w:hAnsi="Calibri"/>
-                <w:b/>
-                <w:bCs/>
-                <w:kern w:val="0"/>
-                <w:sz w:val="14"/>
-                <w:lang w:eastAsia="zh-CN"/>
-              </w:rPr>
-              <w:t xml:space="preserve">OFU</w:t>
-            </w:r>
-          </w:p>
-        </w:tc>
-        <w:tc>
-          <w:tcPr>
-            <w:tcW w:w="700" w:type="dxa"/>
-            <w:tcBorders>
-              <w:top w:val="single" w:sz="4" w:space="0" w:color="000000"/>
-              <w:left w:val="single" w:sz="4" w:space="0" w:color="000000"/>
-              <w:bottom w:val="single" w:sz="4" w:space="0" w:color="000000"/>
-            </w:tcBorders>
-            <w:vAlign w:val="center"/>
-          </w:tcPr>
-          <w:p>
-            <w:pPr>
-              <w:suppressAutoHyphens/>
-              <w:spacing w:line="240" w:lineRule="auto"/>
-              <w:jc w:val="center"/>
-              <w:rPr>
-                <w:rFonts w:ascii="Bahnschrift SemiBold" w:hAnsi="Bahnschrift SemiBold"/>
-                <w:kern w:val="0"/>
-                <w:sz w:val="24"/>
-                <w:lang w:eastAsia="zh-CN"/>
-              </w:rPr>
-            </w:pPr>
-            <w:r>
-              <w:rPr>
-                <w:rFonts w:cs="Tahoma" w:ascii="Calibri" w:hAnsi="Calibri"/>
-                <w:b/>
-                <w:bCs/>
-                <w:kern w:val="0"/>
-                <w:sz w:val="14"/>
-                <w:lang w:eastAsia="zh-CN"/>
-              </w:rPr>
-              <w:t xml:space="preserve">OZU</w:t>
-            </w:r>
-          </w:p>
-        </w:tc>
-        <w:tc>
-          <w:tcPr>
-            <w:tcW w:w="700" w:type="dxa"/>
-            <w:tcBorders>
-              <w:top w:val="single" w:sz="4" w:space="0" w:color="000000"/>
-              <w:left w:val="single" w:sz="4" w:space="0" w:color="000000"/>
-              <w:bottom w:val="single" w:sz="4" w:space="0" w:color="000000"/>
-            </w:tcBorders>
-            <w:vAlign w:val="center"/>
-          </w:tcPr>
-          <w:p>
-            <w:pPr>
-              <w:suppressAutoHyphens/>
-              <w:spacing w:line="240" w:lineRule="auto"/>
-              <w:jc w:val="center"/>
-              <w:rPr>
-                <w:rFonts w:ascii="Bahnschrift SemiBold" w:hAnsi="Bahnschrift SemiBold"/>
-                <w:kern w:val="0"/>
-                <w:sz w:val="24"/>
-                <w:lang w:eastAsia="zh-CN"/>
-              </w:rPr>
-            </w:pPr>
-            <w:r>
-              <w:rPr>
-                <w:rFonts w:cs="Tahoma" w:ascii="Calibri" w:hAnsi="Calibri"/>
-                <w:b/>
-                <w:bCs/>
-                <w:kern w:val="0"/>
-                <w:sz w:val="14"/>
-                <w:lang w:eastAsia="zh-CN"/>
-              </w:rPr>
-              <w:t xml:space="preserve">OZK</w:t>
-            </w:r>
-          </w:p>
-        </w:tc>
-        <w:tc>
-          <w:tcPr>
-            <w:tcW w:w="1000" w:type="dxa"/>
-            <w:tcBorders>
-              <w:top w:val="single" w:sz="4" w:space="0" w:color="000000"/>
-              <w:left w:val="single" w:sz="4" w:space="0" w:color="000000"/>
-              <w:bottom w:val="single" w:sz="4" w:space="0" w:color="000000"/>
-              <w:right w:val="single" w:sz="4" w:space="0" w:color="000000"/>
-            </w:tcBorders>
-            <w:vAlign w:val="center"/>
-          </w:tcPr>
-          <w:p>
-            <w:pPr>
-              <w:suppressAutoHyphens/>
-              <w:spacing w:line="240" w:lineRule="auto"/>
-              <w:jc w:val="center"/>
-              <w:rPr>
-                <w:rFonts w:ascii="Bahnschrift SemiBold" w:hAnsi="Bahnschrift SemiBold"/>
-                <w:kern w:val="0"/>
-                <w:sz w:val="24"/>
-                <w:lang w:eastAsia="zh-CN"/>
-              </w:rPr>
-            </w:pPr>
-            <w:r>
-              <w:rPr>
-                <w:rFonts w:cs="Tahoma" w:ascii="Calibri" w:hAnsi="Calibri"/>
-                <w:b/>
-                <w:bCs/>
-                <w:kern w:val="0"/>
-                <w:sz w:val="14"/>
-                <w:lang w:eastAsia="zh-CN"/>
-              </w:rPr>
-              <w:t xml:space="preserve">PPU [ha]</w:t>
             </w:r>
           </w:p>
         </w:tc>
@@ -1468,6 +1128,7 @@
         <w:tc>
           <w:tcPr>
             <w:tcW w:w="543" w:type="dxa"/>
+            <w:vMerge w:val="restart"/>
             <w:tcBorders>
               <w:top w:val="single" w:sz="4" w:space="0" w:color="000000"/>
               <w:left w:val="single" w:sz="4" w:space="0" w:color="000000"/>
@@ -1503,6 +1164,7 @@
         <w:tc>
           <w:tcPr>
             <w:tcW w:w="2188" w:type="dxa"/>
+            <w:vMerge w:val="restart"/>
             <w:tcBorders>
               <w:top w:val="single" w:sz="4" w:space="0" w:color="000000"/>
               <w:left w:val="single" w:sz="4" w:space="0" w:color="000000"/>
@@ -1533,6 +1195,345 @@
               </w:rPr>
               <w:t xml:space="preserve">Użytki gruntowe i klasy bonitacyjne w działce</w:t>
             </w:r>
+          </w:p>
+        </w:tc>
+        <w:tc>
+          <w:tcPr>
+            <w:tcW w:w="700" w:type="dxa"/>
+            <w:tcBorders>
+              <w:top w:val="single" w:sz="4" w:space="0" w:color="000000"/>
+              <w:left w:val="single" w:sz="4" w:space="0" w:color="000000"/>
+              <w:bottom w:val="single" w:sz="4" w:space="0" w:color="000000"/>
+            </w:tcBorders>
+            <w:vAlign w:val="center"/>
+          </w:tcPr>
+          <w:p>
+            <w:pPr>
+              <w:suppressAutoHyphens/>
+              <w:spacing w:line="240" w:lineRule="auto"/>
+              <w:jc w:val="center"/>
+              <w:rPr>
+                <w:rFonts w:ascii="Bahnschrift SemiBold" w:hAnsi="Bahnschrift SemiBold"/>
+                <w:kern w:val="0"/>
+                <w:sz w:val="24"/>
+                <w:lang w:eastAsia="zh-CN"/>
+              </w:rPr>
+            </w:pPr>
+            <w:r>
+              <w:rPr>
+                <w:rFonts w:cs="Tahoma" w:ascii="Calibri" w:hAnsi="Calibri"/>
+                <w:b/>
+                <w:bCs/>
+                <w:kern w:val="0"/>
+                <w:sz w:val="14"/>
+                <w:lang w:eastAsia="zh-CN"/>
+              </w:rPr>
+              <w:t xml:space="preserve">OFU</w:t>
+            </w:r>
+          </w:p>
+        </w:tc>
+        <w:tc>
+          <w:tcPr>
+            <w:tcW w:w="700" w:type="dxa"/>
+            <w:tcBorders>
+              <w:top w:val="single" w:sz="4" w:space="0" w:color="000000"/>
+              <w:left w:val="single" w:sz="4" w:space="0" w:color="000000"/>
+              <w:bottom w:val="single" w:sz="4" w:space="0" w:color="000000"/>
+            </w:tcBorders>
+            <w:vAlign w:val="center"/>
+          </w:tcPr>
+          <w:p>
+            <w:pPr>
+              <w:suppressAutoHyphens/>
+              <w:spacing w:line="240" w:lineRule="auto"/>
+              <w:jc w:val="center"/>
+              <w:rPr>
+                <w:rFonts w:ascii="Bahnschrift SemiBold" w:hAnsi="Bahnschrift SemiBold"/>
+                <w:kern w:val="0"/>
+                <w:sz w:val="24"/>
+                <w:lang w:eastAsia="zh-CN"/>
+              </w:rPr>
+            </w:pPr>
+            <w:r>
+              <w:rPr>
+                <w:rFonts w:cs="Tahoma" w:ascii="Calibri" w:hAnsi="Calibri"/>
+                <w:b/>
+                <w:bCs/>
+                <w:kern w:val="0"/>
+                <w:sz w:val="14"/>
+                <w:lang w:eastAsia="zh-CN"/>
+              </w:rPr>
+              <w:t xml:space="preserve">OZU</w:t>
+            </w:r>
+          </w:p>
+        </w:tc>
+        <w:tc>
+          <w:tcPr>
+            <w:tcW w:w="700" w:type="dxa"/>
+            <w:tcBorders>
+              <w:top w:val="single" w:sz="4" w:space="0" w:color="000000"/>
+              <w:left w:val="single" w:sz="4" w:space="0" w:color="000000"/>
+              <w:bottom w:val="single" w:sz="4" w:space="0" w:color="000000"/>
+            </w:tcBorders>
+            <w:vAlign w:val="center"/>
+          </w:tcPr>
+          <w:p>
+            <w:pPr>
+              <w:suppressAutoHyphens/>
+              <w:spacing w:line="240" w:lineRule="auto"/>
+              <w:jc w:val="center"/>
+              <w:rPr>
+                <w:rFonts w:ascii="Bahnschrift SemiBold" w:hAnsi="Bahnschrift SemiBold"/>
+                <w:kern w:val="0"/>
+                <w:sz w:val="24"/>
+                <w:lang w:eastAsia="zh-CN"/>
+              </w:rPr>
+            </w:pPr>
+            <w:r>
+              <w:rPr>
+                <w:rFonts w:cs="Tahoma" w:ascii="Calibri" w:hAnsi="Calibri"/>
+                <w:b/>
+                <w:bCs/>
+                <w:kern w:val="0"/>
+                <w:sz w:val="14"/>
+                <w:lang w:eastAsia="zh-CN"/>
+              </w:rPr>
+              <w:t xml:space="preserve">OZK</w:t>
+            </w:r>
+          </w:p>
+        </w:tc>
+        <w:tc>
+          <w:tcPr>
+            <w:tcW w:w="1000" w:type="dxa"/>
+            <w:tcBorders>
+              <w:top w:val="single" w:sz="4" w:space="0" w:color="000000"/>
+              <w:left w:val="single" w:sz="4" w:space="0" w:color="000000"/>
+              <w:bottom w:val="single" w:sz="4" w:space="0" w:color="000000"/>
+            </w:tcBorders>
+            <w:vAlign w:val="center"/>
+          </w:tcPr>
+          <w:p>
+            <w:pPr>
+              <w:suppressAutoHyphens/>
+              <w:spacing w:line="240" w:lineRule="auto"/>
+              <w:jc w:val="center"/>
+              <w:rPr>
+                <w:rFonts w:ascii="Bahnschrift SemiBold" w:hAnsi="Bahnschrift SemiBold"/>
+                <w:kern w:val="0"/>
+                <w:sz w:val="24"/>
+                <w:lang w:eastAsia="zh-CN"/>
+              </w:rPr>
+            </w:pPr>
+            <w:r>
+              <w:rPr>
+                <w:rFonts w:cs="Tahoma" w:ascii="Calibri" w:hAnsi="Calibri"/>
+                <w:b/>
+                <w:bCs/>
+                <w:kern w:val="0"/>
+                <w:sz w:val="14"/>
+                <w:lang w:eastAsia="zh-CN"/>
+              </w:rPr>
+              <w:t xml:space="preserve">PPU [ha]</w:t>
+            </w:r>
+          </w:p>
+        </w:tc>
+        <w:tc>
+          <w:tcPr>
+            <w:tcW w:w="700" w:type="dxa"/>
+            <w:tcBorders>
+              <w:top w:val="single" w:sz="4" w:space="0" w:color="000000"/>
+              <w:left w:val="single" w:sz="4" w:space="0" w:color="000000"/>
+              <w:bottom w:val="single" w:sz="4" w:space="0" w:color="000000"/>
+            </w:tcBorders>
+            <w:vAlign w:val="center"/>
+          </w:tcPr>
+          <w:p>
+            <w:pPr>
+              <w:suppressAutoHyphens/>
+              <w:spacing w:line="240" w:lineRule="auto"/>
+              <w:jc w:val="center"/>
+              <w:rPr>
+                <w:rFonts w:ascii="Bahnschrift SemiBold" w:hAnsi="Bahnschrift SemiBold"/>
+                <w:kern w:val="0"/>
+                <w:sz w:val="24"/>
+                <w:lang w:eastAsia="zh-CN"/>
+              </w:rPr>
+            </w:pPr>
+            <w:r>
+              <w:rPr>
+                <w:rFonts w:cs="Tahoma" w:ascii="Calibri" w:hAnsi="Calibri"/>
+                <w:b/>
+                <w:bCs/>
+                <w:kern w:val="0"/>
+                <w:sz w:val="14"/>
+                <w:lang w:eastAsia="zh-CN"/>
+              </w:rPr>
+              <w:t xml:space="preserve">OFU</w:t>
+            </w:r>
+          </w:p>
+        </w:tc>
+        <w:tc>
+          <w:tcPr>
+            <w:tcW w:w="700" w:type="dxa"/>
+            <w:tcBorders>
+              <w:top w:val="single" w:sz="4" w:space="0" w:color="000000"/>
+              <w:left w:val="single" w:sz="4" w:space="0" w:color="000000"/>
+              <w:bottom w:val="single" w:sz="4" w:space="0" w:color="000000"/>
+            </w:tcBorders>
+            <w:vAlign w:val="center"/>
+          </w:tcPr>
+          <w:p>
+            <w:pPr>
+              <w:suppressAutoHyphens/>
+              <w:spacing w:line="240" w:lineRule="auto"/>
+              <w:jc w:val="center"/>
+              <w:rPr>
+                <w:rFonts w:ascii="Bahnschrift SemiBold" w:hAnsi="Bahnschrift SemiBold"/>
+                <w:kern w:val="0"/>
+                <w:sz w:val="24"/>
+                <w:lang w:eastAsia="zh-CN"/>
+              </w:rPr>
+            </w:pPr>
+            <w:r>
+              <w:rPr>
+                <w:rFonts w:cs="Tahoma" w:ascii="Calibri" w:hAnsi="Calibri"/>
+                <w:b/>
+                <w:bCs/>
+                <w:kern w:val="0"/>
+                <w:sz w:val="14"/>
+                <w:lang w:eastAsia="zh-CN"/>
+              </w:rPr>
+              <w:t xml:space="preserve">OZU</w:t>
+            </w:r>
+          </w:p>
+        </w:tc>
+        <w:tc>
+          <w:tcPr>
+            <w:tcW w:w="700" w:type="dxa"/>
+            <w:tcBorders>
+              <w:top w:val="single" w:sz="4" w:space="0" w:color="000000"/>
+              <w:left w:val="single" w:sz="4" w:space="0" w:color="000000"/>
+              <w:bottom w:val="single" w:sz="4" w:space="0" w:color="000000"/>
+            </w:tcBorders>
+            <w:vAlign w:val="center"/>
+          </w:tcPr>
+          <w:p>
+            <w:pPr>
+              <w:suppressAutoHyphens/>
+              <w:spacing w:line="240" w:lineRule="auto"/>
+              <w:jc w:val="center"/>
+              <w:rPr>
+                <w:rFonts w:ascii="Bahnschrift SemiBold" w:hAnsi="Bahnschrift SemiBold"/>
+                <w:kern w:val="0"/>
+                <w:sz w:val="24"/>
+                <w:lang w:eastAsia="zh-CN"/>
+              </w:rPr>
+            </w:pPr>
+            <w:r>
+              <w:rPr>
+                <w:rFonts w:cs="Tahoma" w:ascii="Calibri" w:hAnsi="Calibri"/>
+                <w:b/>
+                <w:bCs/>
+                <w:kern w:val="0"/>
+                <w:sz w:val="14"/>
+                <w:lang w:eastAsia="zh-CN"/>
+              </w:rPr>
+              <w:t xml:space="preserve">OZK</w:t>
+            </w:r>
+          </w:p>
+        </w:tc>
+        <w:tc>
+          <w:tcPr>
+            <w:tcW w:w="1000" w:type="dxa"/>
+            <w:tcBorders>
+              <w:top w:val="single" w:sz="4" w:space="0" w:color="000000"/>
+              <w:left w:val="single" w:sz="4" w:space="0" w:color="000000"/>
+              <w:bottom w:val="single" w:sz="4" w:space="0" w:color="000000"/>
+              <w:right w:val="single" w:sz="4" w:space="0" w:color="000000"/>
+            </w:tcBorders>
+            <w:vAlign w:val="center"/>
+          </w:tcPr>
+          <w:p>
+            <w:pPr>
+              <w:suppressAutoHyphens/>
+              <w:spacing w:line="240" w:lineRule="auto"/>
+              <w:jc w:val="center"/>
+              <w:rPr>
+                <w:rFonts w:ascii="Bahnschrift SemiBold" w:hAnsi="Bahnschrift SemiBold"/>
+                <w:kern w:val="0"/>
+                <w:sz w:val="24"/>
+                <w:lang w:eastAsia="zh-CN"/>
+              </w:rPr>
+            </w:pPr>
+            <w:r>
+              <w:rPr>
+                <w:rFonts w:cs="Tahoma" w:ascii="Calibri" w:hAnsi="Calibri"/>
+                <w:b/>
+                <w:bCs/>
+                <w:kern w:val="0"/>
+                <w:sz w:val="14"/>
+                <w:lang w:eastAsia="zh-CN"/>
+              </w:rPr>
+              <w:t xml:space="preserve">PPU [ha]</w:t>
+            </w:r>
+          </w:p>
+        </w:tc>
+      </w:tr>
+      <w:tr>
+        <w:trPr>
+          <w:trHeight w:val="384"/>
+          <w:jc w:val="center"/>
+        </w:trPr>
+        <w:tc>
+          <w:tcPr>
+            <w:tcW w:w="543" w:type="dxa"/>
+            <w:vMerge/>
+            <w:tcBorders>
+              <w:top w:val="single" w:sz="4" w:space="0" w:color="000000"/>
+              <w:left w:val="single" w:sz="4" w:space="0" w:color="000000"/>
+              <w:bottom w:val="single" w:sz="4" w:space="0" w:color="000000"/>
+            </w:tcBorders>
+            <w:vAlign w:val="center"/>
+          </w:tcPr>
+          <w:p>
+            <w:pPr>
+              <w:suppressAutoHyphens/>
+              <w:spacing w:line="240" w:lineRule="auto"/>
+              <w:jc w:val="center"/>
+              <w:rPr>
+                <w:rFonts w:ascii="Bahnschrift SemiBold" w:hAnsi="Bahnschrift SemiBold"/>
+                <w:kern w:val="0"/>
+                <w:sz w:val="14"/>
+                <w:szCs w:val="14"/>
+                <w:lang w:eastAsia="zh-CN"/>
+              </w:rPr>
+            </w:pPr>
+          </w:p>
+        </w:tc>
+        <w:tc>
+          <w:tcPr>
+            <w:tcW w:w="2188" w:type="dxa"/>
+            <w:vMerge/>
+            <w:tcBorders>
+              <w:top w:val="single" w:sz="4" w:space="0" w:color="000000"/>
+              <w:left w:val="single" w:sz="4" w:space="0" w:color="000000"/>
+              <w:bottom w:val="single" w:sz="4" w:space="0" w:color="000000"/>
+            </w:tcBorders>
+            <w:vAlign w:val="center"/>
+          </w:tcPr>
+          <w:p>
+            <w:pPr>
+              <w:suppressAutoHyphens/>
+              <w:snapToGrid w:val="0"/>
+              <w:spacing w:line="240" w:lineRule="auto"/>
+              <w:jc w:val="left"/>
+              <w:rPr>
+                <w:rFonts w:ascii="Bahnschrift SemiBold" w:hAnsi="Bahnschrift SemiBold"/>
+                <w:kern w:val="0"/>
+                <w:sz w:val="24"/>
+                <w:lang w:eastAsia="zh-CN"/>
+              </w:rPr>
+            </w:pPr>
           </w:p>
         </w:tc>
         <w:tc>

--- a/szablony/wykaz_zmian_dzialki_wzor.docx
+++ b/szablony/wykaz_zmian_dzialki_wzor.docx
@@ -654,10 +654,15 @@
       </w:tblPr>
       <w:tblGrid>
         <w:gridCol w:w="543"/>
-        <w:gridCol w:w="1853"/>
-        <w:gridCol w:w="1999"/>
-        <w:gridCol w:w="2268"/>
-        <w:gridCol w:w="2268"/>
+        <w:gridCol w:w="2188"/>
+        <w:gridCol w:w="700"/>
+        <w:gridCol w:w="700"/>
+        <w:gridCol w:w="700"/>
+        <w:gridCol w:w="1000"/>
+        <w:gridCol w:w="700"/>
+        <w:gridCol w:w="700"/>
+        <w:gridCol w:w="700"/>
+        <w:gridCol w:w="1000"/>
       </w:tblGrid>
       <w:tr>
         <w:trPr>
@@ -667,6 +672,7 @@
         <w:tc>
           <w:tcPr>
             <w:tcW w:w="543" w:type="dxa"/>
+            <w:vMerge w:val="restart"/>
             <w:tcBorders>
               <w:top w:val="single" w:sz="4" w:space="0" w:color="000000"/>
               <w:left w:val="single" w:sz="4" w:space="0" w:color="000000"/>
@@ -702,8 +708,8 @@
         </w:tc>
         <w:tc>
           <w:tcPr>
-            <w:tcW w:w="3852" w:type="dxa"/>
-            <w:gridSpan w:val="2"/>
+            <w:tcW w:w="2188" w:type="dxa"/>
+            <w:vMerge w:val="restart"/>
             <w:tcBorders>
               <w:top w:val="single" w:sz="4" w:space="0" w:color="000000"/>
               <w:left w:val="single" w:sz="4" w:space="0" w:color="000000"/>
@@ -738,7 +744,8 @@
         </w:tc>
         <w:tc>
           <w:tcPr>
-            <w:tcW w:w="2268" w:type="dxa"/>
+            <w:tcW w:w="3100" w:type="dxa"/>
+            <w:gridSpan w:val="4"/>
             <w:tcBorders>
               <w:top w:val="single" w:sz="4" w:space="0" w:color="000000"/>
               <w:left w:val="single" w:sz="4" w:space="0" w:color="000000"/>
@@ -773,12 +780,12 @@
         </w:tc>
         <w:tc>
           <w:tcPr>
-            <w:tcW w:w="2268" w:type="dxa"/>
+            <w:tcW w:w="3100" w:type="dxa"/>
+            <w:gridSpan w:val="4"/>
             <w:tcBorders>
               <w:top w:val="single" w:sz="4" w:space="0" w:color="000000"/>
               <w:left w:val="single" w:sz="4" w:space="0" w:color="000000"/>
               <w:bottom w:val="single" w:sz="4" w:space="0" w:color="000000"/>
-              <w:right w:val="single" w:sz="4" w:space="0" w:color="000000"/>
             </w:tcBorders>
             <w:vAlign w:val="center"/>
           </w:tcPr>
@@ -804,6 +811,343 @@
                 <w:lang w:eastAsia="zh-CN"/>
               </w:rPr>
               <w:t xml:space="preserve">STAN NOWY</w:t>
+            </w:r>
+          </w:p>
+        </w:tc>
+      </w:tr>
+      <w:tr>
+        <w:trPr>
+          <w:trHeight w:val="284"/>
+          <w:jc w:val="center"/>
+        </w:trPr>
+        <w:tc>
+          <w:tcPr>
+            <w:tcW w:w="543" w:type="dxa"/>
+            <w:vMerge/>
+            <w:tcBorders>
+              <w:top w:val="single" w:sz="4" w:space="0" w:color="000000"/>
+              <w:left w:val="single" w:sz="4" w:space="0" w:color="000000"/>
+              <w:bottom w:val="single" w:sz="4" w:space="0" w:color="000000"/>
+            </w:tcBorders>
+            <w:vAlign w:val="center"/>
+          </w:tcPr>
+          <w:p>
+            <w:pPr>
+              <w:suppressAutoHyphens/>
+              <w:spacing w:line="240" w:lineRule="auto"/>
+              <w:jc w:val="center"/>
+              <w:rPr>
+                <w:rFonts w:ascii="Bahnschrift SemiBold" w:hAnsi="Bahnschrift SemiBold"/>
+                <w:kern w:val="0"/>
+                <w:sz w:val="14"/>
+                <w:szCs w:val="14"/>
+                <w:lang w:eastAsia="zh-CN"/>
+              </w:rPr>
+            </w:pPr>
+          </w:p>
+        </w:tc>
+        <w:tc>
+          <w:tcPr>
+            <w:tcW w:w="2188" w:type="dxa"/>
+            <w:vMerge/>
+            <w:tcBorders>
+              <w:top w:val="single" w:sz="4" w:space="0" w:color="000000"/>
+              <w:left w:val="single" w:sz="4" w:space="0" w:color="000000"/>
+              <w:bottom w:val="single" w:sz="4" w:space="0" w:color="000000"/>
+            </w:tcBorders>
+            <w:vAlign w:val="center"/>
+          </w:tcPr>
+          <w:p>
+            <w:pPr>
+              <w:suppressAutoHyphens/>
+              <w:spacing w:line="240" w:lineRule="auto"/>
+              <w:jc w:val="center"/>
+              <w:rPr>
+                <w:rFonts w:ascii="Bahnschrift SemiBold" w:hAnsi="Bahnschrift SemiBold"/>
+                <w:kern w:val="0"/>
+                <w:sz w:val="24"/>
+                <w:lang w:eastAsia="zh-CN"/>
+              </w:rPr>
+            </w:pPr>
+          </w:p>
+        </w:tc>
+        <w:tc>
+          <w:tcPr>
+            <w:tcW w:w="700" w:type="dxa"/>
+            <w:tcBorders>
+              <w:top w:val="single" w:sz="4" w:space="0" w:color="000000"/>
+              <w:left w:val="single" w:sz="4" w:space="0" w:color="000000"/>
+              <w:bottom w:val="single" w:sz="4" w:space="0" w:color="000000"/>
+            </w:tcBorders>
+            <w:vAlign w:val="center"/>
+          </w:tcPr>
+          <w:p>
+            <w:pPr>
+              <w:suppressAutoHyphens/>
+              <w:spacing w:line="240" w:lineRule="auto"/>
+              <w:jc w:val="center"/>
+              <w:rPr>
+                <w:rFonts w:ascii="Bahnschrift SemiBold" w:hAnsi="Bahnschrift SemiBold"/>
+                <w:kern w:val="0"/>
+                <w:sz w:val="24"/>
+                <w:lang w:eastAsia="zh-CN"/>
+              </w:rPr>
+            </w:pPr>
+            <w:r>
+              <w:rPr>
+                <w:rFonts w:cs="Tahoma" w:ascii="Calibri" w:hAnsi="Calibri"/>
+                <w:b/>
+                <w:bCs/>
+                <w:kern w:val="0"/>
+                <w:sz w:val="14"/>
+                <w:lang w:eastAsia="zh-CN"/>
+              </w:rPr>
+              <w:t xml:space="preserve">OFU</w:t>
+            </w:r>
+          </w:p>
+        </w:tc>
+        <w:tc>
+          <w:tcPr>
+            <w:tcW w:w="700" w:type="dxa"/>
+            <w:tcBorders>
+              <w:top w:val="single" w:sz="4" w:space="0" w:color="000000"/>
+              <w:left w:val="single" w:sz="4" w:space="0" w:color="000000"/>
+              <w:bottom w:val="single" w:sz="4" w:space="0" w:color="000000"/>
+            </w:tcBorders>
+            <w:vAlign w:val="center"/>
+          </w:tcPr>
+          <w:p>
+            <w:pPr>
+              <w:suppressAutoHyphens/>
+              <w:spacing w:line="240" w:lineRule="auto"/>
+              <w:jc w:val="center"/>
+              <w:rPr>
+                <w:rFonts w:ascii="Bahnschrift SemiBold" w:hAnsi="Bahnschrift SemiBold"/>
+                <w:kern w:val="0"/>
+                <w:sz w:val="24"/>
+                <w:lang w:eastAsia="zh-CN"/>
+              </w:rPr>
+            </w:pPr>
+            <w:r>
+              <w:rPr>
+                <w:rFonts w:cs="Tahoma" w:ascii="Calibri" w:hAnsi="Calibri"/>
+                <w:b/>
+                <w:bCs/>
+                <w:kern w:val="0"/>
+                <w:sz w:val="14"/>
+                <w:lang w:eastAsia="zh-CN"/>
+              </w:rPr>
+              <w:t xml:space="preserve">OZU</w:t>
+            </w:r>
+          </w:p>
+        </w:tc>
+        <w:tc>
+          <w:tcPr>
+            <w:tcW w:w="700" w:type="dxa"/>
+            <w:tcBorders>
+              <w:top w:val="single" w:sz="4" w:space="0" w:color="000000"/>
+              <w:left w:val="single" w:sz="4" w:space="0" w:color="000000"/>
+              <w:bottom w:val="single" w:sz="4" w:space="0" w:color="000000"/>
+            </w:tcBorders>
+            <w:vAlign w:val="center"/>
+          </w:tcPr>
+          <w:p>
+            <w:pPr>
+              <w:suppressAutoHyphens/>
+              <w:spacing w:line="240" w:lineRule="auto"/>
+              <w:jc w:val="center"/>
+              <w:rPr>
+                <w:rFonts w:ascii="Bahnschrift SemiBold" w:hAnsi="Bahnschrift SemiBold"/>
+                <w:kern w:val="0"/>
+                <w:sz w:val="24"/>
+                <w:lang w:eastAsia="zh-CN"/>
+              </w:rPr>
+            </w:pPr>
+            <w:r>
+              <w:rPr>
+                <w:rFonts w:cs="Tahoma" w:ascii="Calibri" w:hAnsi="Calibri"/>
+                <w:b/>
+                <w:bCs/>
+                <w:kern w:val="0"/>
+                <w:sz w:val="14"/>
+                <w:lang w:eastAsia="zh-CN"/>
+              </w:rPr>
+              <w:t xml:space="preserve">OZK</w:t>
+            </w:r>
+          </w:p>
+        </w:tc>
+        <w:tc>
+          <w:tcPr>
+            <w:tcW w:w="1000" w:type="dxa"/>
+            <w:tcBorders>
+              <w:top w:val="single" w:sz="4" w:space="0" w:color="000000"/>
+              <w:left w:val="single" w:sz="4" w:space="0" w:color="000000"/>
+              <w:bottom w:val="single" w:sz="4" w:space="0" w:color="000000"/>
+            </w:tcBorders>
+            <w:vAlign w:val="center"/>
+          </w:tcPr>
+          <w:p>
+            <w:pPr>
+              <w:suppressAutoHyphens/>
+              <w:spacing w:line="240" w:lineRule="auto"/>
+              <w:jc w:val="center"/>
+              <w:rPr>
+                <w:rFonts w:ascii="Bahnschrift SemiBold" w:hAnsi="Bahnschrift SemiBold"/>
+                <w:kern w:val="0"/>
+                <w:sz w:val="24"/>
+                <w:lang w:eastAsia="zh-CN"/>
+              </w:rPr>
+            </w:pPr>
+            <w:r>
+              <w:rPr>
+                <w:rFonts w:cs="Tahoma" w:ascii="Calibri" w:hAnsi="Calibri"/>
+                <w:b/>
+                <w:bCs/>
+                <w:kern w:val="0"/>
+                <w:sz w:val="14"/>
+                <w:lang w:eastAsia="zh-CN"/>
+              </w:rPr>
+              <w:t xml:space="preserve">PPU</w:t>
+            </w:r>
+          </w:p>
+        </w:tc>
+        <w:tc>
+          <w:tcPr>
+            <w:tcW w:w="700" w:type="dxa"/>
+            <w:tcBorders>
+              <w:top w:val="single" w:sz="4" w:space="0" w:color="000000"/>
+              <w:left w:val="single" w:sz="4" w:space="0" w:color="000000"/>
+              <w:bottom w:val="single" w:sz="4" w:space="0" w:color="000000"/>
+            </w:tcBorders>
+            <w:vAlign w:val="center"/>
+          </w:tcPr>
+          <w:p>
+            <w:pPr>
+              <w:suppressAutoHyphens/>
+              <w:spacing w:line="240" w:lineRule="auto"/>
+              <w:jc w:val="center"/>
+              <w:rPr>
+                <w:rFonts w:ascii="Bahnschrift SemiBold" w:hAnsi="Bahnschrift SemiBold"/>
+                <w:kern w:val="0"/>
+                <w:sz w:val="24"/>
+                <w:lang w:eastAsia="zh-CN"/>
+              </w:rPr>
+            </w:pPr>
+            <w:r>
+              <w:rPr>
+                <w:rFonts w:cs="Tahoma" w:ascii="Calibri" w:hAnsi="Calibri"/>
+                <w:b/>
+                <w:bCs/>
+                <w:kern w:val="0"/>
+                <w:sz w:val="14"/>
+                <w:lang w:eastAsia="zh-CN"/>
+              </w:rPr>
+              <w:t xml:space="preserve">OFU</w:t>
+            </w:r>
+          </w:p>
+        </w:tc>
+        <w:tc>
+          <w:tcPr>
+            <w:tcW w:w="700" w:type="dxa"/>
+            <w:tcBorders>
+              <w:top w:val="single" w:sz="4" w:space="0" w:color="000000"/>
+              <w:left w:val="single" w:sz="4" w:space="0" w:color="000000"/>
+              <w:bottom w:val="single" w:sz="4" w:space="0" w:color="000000"/>
+            </w:tcBorders>
+            <w:vAlign w:val="center"/>
+          </w:tcPr>
+          <w:p>
+            <w:pPr>
+              <w:suppressAutoHyphens/>
+              <w:spacing w:line="240" w:lineRule="auto"/>
+              <w:jc w:val="center"/>
+              <w:rPr>
+                <w:rFonts w:ascii="Bahnschrift SemiBold" w:hAnsi="Bahnschrift SemiBold"/>
+                <w:kern w:val="0"/>
+                <w:sz w:val="24"/>
+                <w:lang w:eastAsia="zh-CN"/>
+              </w:rPr>
+            </w:pPr>
+            <w:r>
+              <w:rPr>
+                <w:rFonts w:cs="Tahoma" w:ascii="Calibri" w:hAnsi="Calibri"/>
+                <w:b/>
+                <w:bCs/>
+                <w:kern w:val="0"/>
+                <w:sz w:val="14"/>
+                <w:lang w:eastAsia="zh-CN"/>
+              </w:rPr>
+              <w:t xml:space="preserve">OZU</w:t>
+            </w:r>
+          </w:p>
+        </w:tc>
+        <w:tc>
+          <w:tcPr>
+            <w:tcW w:w="700" w:type="dxa"/>
+            <w:tcBorders>
+              <w:top w:val="single" w:sz="4" w:space="0" w:color="000000"/>
+              <w:left w:val="single" w:sz="4" w:space="0" w:color="000000"/>
+              <w:bottom w:val="single" w:sz="4" w:space="0" w:color="000000"/>
+            </w:tcBorders>
+            <w:vAlign w:val="center"/>
+          </w:tcPr>
+          <w:p>
+            <w:pPr>
+              <w:suppressAutoHyphens/>
+              <w:spacing w:line="240" w:lineRule="auto"/>
+              <w:jc w:val="center"/>
+              <w:rPr>
+                <w:rFonts w:ascii="Bahnschrift SemiBold" w:hAnsi="Bahnschrift SemiBold"/>
+                <w:kern w:val="0"/>
+                <w:sz w:val="24"/>
+                <w:lang w:eastAsia="zh-CN"/>
+              </w:rPr>
+            </w:pPr>
+            <w:r>
+              <w:rPr>
+                <w:rFonts w:cs="Tahoma" w:ascii="Calibri" w:hAnsi="Calibri"/>
+                <w:b/>
+                <w:bCs/>
+                <w:kern w:val="0"/>
+                <w:sz w:val="14"/>
+                <w:lang w:eastAsia="zh-CN"/>
+              </w:rPr>
+              <w:t xml:space="preserve">OZK</w:t>
+            </w:r>
+          </w:p>
+        </w:tc>
+        <w:tc>
+          <w:tcPr>
+            <w:tcW w:w="1000" w:type="dxa"/>
+            <w:tcBorders>
+              <w:top w:val="single" w:sz="4" w:space="0" w:color="000000"/>
+              <w:left w:val="single" w:sz="4" w:space="0" w:color="000000"/>
+              <w:bottom w:val="single" w:sz="4" w:space="0" w:color="000000"/>
+            </w:tcBorders>
+            <w:vAlign w:val="center"/>
+          </w:tcPr>
+          <w:p>
+            <w:pPr>
+              <w:suppressAutoHyphens/>
+              <w:spacing w:line="240" w:lineRule="auto"/>
+              <w:jc w:val="center"/>
+              <w:rPr>
+                <w:rFonts w:ascii="Bahnschrift SemiBold" w:hAnsi="Bahnschrift SemiBold"/>
+                <w:kern w:val="0"/>
+                <w:sz w:val="24"/>
+                <w:lang w:eastAsia="zh-CN"/>
+              </w:rPr>
+            </w:pPr>
+            <w:r>
+              <w:rPr>
+                <w:rFonts w:cs="Tahoma" w:ascii="Calibri" w:hAnsi="Calibri"/>
+                <w:b/>
+                <w:bCs/>
+                <w:kern w:val="0"/>
+                <w:sz w:val="14"/>
+                <w:lang w:eastAsia="zh-CN"/>
+              </w:rPr>
+              <w:t xml:space="preserve">PPU</w:t>
             </w:r>
           </w:p>
         </w:tc>
@@ -850,8 +1194,7 @@
         </w:tc>
         <w:tc>
           <w:tcPr>
-            <w:tcW w:w="3852" w:type="dxa"/>
-            <w:gridSpan w:val="2"/>
+            <w:tcW w:w="2188" w:type="dxa"/>
             <w:tcBorders>
               <w:top w:val="single" w:sz="4" w:space="0" w:color="000000"/>
               <w:left w:val="single" w:sz="4" w:space="0" w:color="000000"/>
@@ -886,11 +1229,13 @@
         </w:tc>
         <w:tc>
           <w:tcPr>
-            <w:tcW w:w="2268" w:type="dxa"/>
+            <w:tcW w:w="3100" w:type="dxa"/>
+            <w:gridSpan w:val="4"/>
             <w:tcBorders>
               <w:top w:val="single" w:sz="4" w:space="0" w:color="000000"/>
               <w:left w:val="single" w:sz="4" w:space="0" w:color="000000"/>
               <w:bottom w:val="single" w:sz="4" w:space="0" w:color="000000"/>
+              <w:right w:val="single" w:sz="4" w:space="0" w:color="000000"/>
             </w:tcBorders>
             <w:vAlign w:val="center"/>
           </w:tcPr>
@@ -903,6 +1248,7 @@
               <w:rPr>
                 <w:rFonts w:ascii="Bahnschrift SemiBold" w:hAnsi="Bahnschrift SemiBold" w:cs="Tahoma"/>
                 <w:b/>
+                <w:color w:val="FF0000"/>
                 <w:kern w:val="0"/>
                 <w:sz w:val="14"/>
                 <w:lang w:eastAsia="zh-CN"/>
@@ -922,7 +1268,8 @@
         </w:tc>
         <w:tc>
           <w:tcPr>
-            <w:tcW w:w="2268" w:type="dxa"/>
+            <w:tcW w:w="3100" w:type="dxa"/>
+            <w:gridSpan w:val="4"/>
             <w:tcBorders>
               <w:top w:val="single" w:sz="4" w:space="0" w:color="000000"/>
               <w:left w:val="single" w:sz="4" w:space="0" w:color="000000"/>
@@ -1001,8 +1348,7 @@
         </w:tc>
         <w:tc>
           <w:tcPr>
-            <w:tcW w:w="3852" w:type="dxa"/>
-            <w:gridSpan w:val="2"/>
+            <w:tcW w:w="2188" w:type="dxa"/>
             <w:tcBorders>
               <w:top w:val="single" w:sz="4" w:space="0" w:color="000000"/>
               <w:left w:val="single" w:sz="4" w:space="0" w:color="000000"/>
@@ -1037,43 +1383,8 @@
         </w:tc>
         <w:tc>
           <w:tcPr>
-            <w:tcW w:w="2268" w:type="dxa"/>
-            <w:tcBorders>
-              <w:top w:val="single" w:sz="4" w:space="0" w:color="000000"/>
-              <w:left w:val="single" w:sz="4" w:space="0" w:color="000000"/>
-              <w:bottom w:val="single" w:sz="4" w:space="0" w:color="000000"/>
-            </w:tcBorders>
-            <w:vAlign w:val="center"/>
-          </w:tcPr>
-          <w:p>
-            <w:pPr>
-              <w:suppressAutoHyphens/>
-              <w:snapToGrid w:val="0"/>
-              <w:spacing w:line="240" w:lineRule="auto"/>
-              <w:jc w:val="center"/>
-              <w:rPr>
-                <w:rFonts w:ascii="Bahnschrift SemiBold" w:hAnsi="Bahnschrift SemiBold" w:cs="Tahoma"/>
-                <w:b/>
-                <w:kern w:val="0"/>
-                <w:sz w:val="14"/>
-                <w:lang w:eastAsia="zh-CN"/>
-              </w:rPr>
-            </w:pPr>
-            <w:r>
-              <w:rPr>
-                <w:rFonts w:cs="Tahoma" w:ascii="Calibri" w:hAnsi="Calibri"/>
-                <w:kern w:val="0"/>
-                <w:sz w:val="14"/>
-                <w:szCs w:val="18"/>
-                <w:lang w:eastAsia="zh-CN"/>
-              </w:rPr>
-              <w:t xml:space="preserve">{{ dzialka.pow_ewidencyjna_dotychczas }}</w:t>
-            </w:r>
-          </w:p>
-        </w:tc>
-        <w:tc>
-          <w:tcPr>
-            <w:tcW w:w="2268" w:type="dxa"/>
+            <w:tcW w:w="3100" w:type="dxa"/>
+            <w:gridSpan w:val="4"/>
             <w:tcBorders>
               <w:top w:val="single" w:sz="4" w:space="0" w:color="000000"/>
               <w:left w:val="single" w:sz="4" w:space="0" w:color="000000"/>
@@ -1105,25 +1416,19 @@
                 <w:szCs w:val="18"/>
                 <w:lang w:eastAsia="zh-CN"/>
               </w:rPr>
-              <w:t xml:space="preserve">{{r dzialka.pow_ewidencyjna_nowy }}</w:t>
+              <w:t xml:space="preserve">{{ dzialka.pow_ewidencyjna_dotychczas }}</w:t>
             </w:r>
           </w:p>
         </w:tc>
-      </w:tr>
-      <w:tr>
-        <w:trPr>
-          <w:cantSplit/>
-          <w:trHeight w:val="284"/>
-          <w:jc w:val="center"/>
-        </w:trPr>
         <w:tc>
           <w:tcPr>
-            <w:tcW w:w="543" w:type="dxa"/>
-            <w:vMerge w:val="restart"/>
+            <w:tcW w:w="3100" w:type="dxa"/>
+            <w:gridSpan w:val="4"/>
             <w:tcBorders>
               <w:top w:val="single" w:sz="4" w:space="0" w:color="000000"/>
               <w:left w:val="single" w:sz="4" w:space="0" w:color="000000"/>
               <w:bottom w:val="single" w:sz="4" w:space="0" w:color="000000"/>
+              <w:right w:val="single" w:sz="4" w:space="0" w:color="000000"/>
             </w:tcBorders>
             <w:vAlign w:val="center"/>
           </w:tcPr>
@@ -1134,10 +1439,11 @@
               <w:spacing w:line="240" w:lineRule="auto"/>
               <w:jc w:val="center"/>
               <w:rPr>
-                <w:rFonts w:ascii="Bahnschrift SemiBold" w:hAnsi="Bahnschrift SemiBold"/>
+                <w:rFonts w:ascii="Bahnschrift SemiBold" w:hAnsi="Bahnschrift SemiBold" w:cs="Tahoma"/>
+                <w:b/>
+                <w:color w:val="FF0000"/>
                 <w:kern w:val="0"/>
                 <w:sz w:val="14"/>
-                <w:szCs w:val="14"/>
                 <w:lang w:eastAsia="zh-CN"/>
               </w:rPr>
             </w:pPr>
@@ -1149,485 +1455,7 @@
                 <w:szCs w:val="18"/>
                 <w:lang w:eastAsia="zh-CN"/>
               </w:rPr>
-              <w:t xml:space="preserve">3.</w:t>
-            </w:r>
-          </w:p>
-        </w:tc>
-        <w:tc>
-          <w:tcPr>
-            <w:tcW w:w="1853" w:type="dxa"/>
-            <w:vMerge w:val="restart"/>
-            <w:tcBorders>
-              <w:top w:val="single" w:sz="4" w:space="0" w:color="000000"/>
-              <w:left w:val="single" w:sz="4" w:space="0" w:color="000000"/>
-              <w:bottom w:val="single" w:sz="4" w:space="0" w:color="000000"/>
-            </w:tcBorders>
-            <w:vAlign w:val="center"/>
-          </w:tcPr>
-          <w:p>
-            <w:pPr>
-              <w:suppressAutoHyphens/>
-              <w:spacing w:line="240" w:lineRule="auto"/>
-              <w:jc w:val="left"/>
-              <w:rPr>
-                <w:rFonts w:ascii="Bahnschrift SemiBold" w:hAnsi="Bahnschrift SemiBold"/>
-                <w:kern w:val="0"/>
-                <w:sz w:val="24"/>
-                <w:lang w:eastAsia="zh-CN"/>
-              </w:rPr>
-            </w:pPr>
-            <w:r>
-              <w:rPr>
-                <w:rFonts w:cs="Tahoma" w:ascii="Calibri" w:hAnsi="Calibri"/>
-                <w:kern w:val="0"/>
-                <w:sz w:val="14"/>
-                <w:szCs w:val="18"/>
-                <w:lang w:eastAsia="zh-CN"/>
-              </w:rPr>
-              <w:t xml:space="preserve">Użytki gruntowe i klasy bonitacyjne w działce</w:t>
-            </w:r>
-          </w:p>
-        </w:tc>
-        <w:tc>
-          <w:tcPr>
-            <w:tcW w:w="1999" w:type="dxa"/>
-            <w:tcBorders>
-              <w:top w:val="single" w:sz="4" w:space="0" w:color="000000"/>
-              <w:left w:val="single" w:sz="4" w:space="0" w:color="000000"/>
-              <w:bottom w:val="single" w:sz="4" w:space="0" w:color="000000"/>
-            </w:tcBorders>
-            <w:vAlign w:val="center"/>
-          </w:tcPr>
-          <w:p>
-            <w:pPr>
-              <w:suppressAutoHyphens/>
-              <w:spacing w:line="240" w:lineRule="auto"/>
-              <w:jc w:val="left"/>
-              <w:rPr>
-                <w:rFonts w:ascii="Bahnschrift SemiBold" w:hAnsi="Bahnschrift SemiBold"/>
-                <w:kern w:val="0"/>
-                <w:sz w:val="24"/>
-                <w:lang w:eastAsia="zh-CN"/>
-              </w:rPr>
-            </w:pPr>
-            <w:r>
-              <w:rPr>
-                <w:rFonts w:cs="Tahoma" w:ascii="Calibri" w:hAnsi="Calibri"/>
-                <w:kern w:val="0"/>
-                <w:sz w:val="14"/>
-                <w:szCs w:val="18"/>
-                <w:lang w:eastAsia="zh-CN"/>
-              </w:rPr>
-              <w:t xml:space="preserve">OFU</w:t>
-            </w:r>
-          </w:p>
-        </w:tc>
-        <w:tc>
-          <w:tcPr>
-            <w:tcW w:w="2268" w:type="dxa"/>
-            <w:tcBorders>
-              <w:top w:val="single" w:sz="4" w:space="0" w:color="000000"/>
-              <w:left w:val="single" w:sz="4" w:space="0" w:color="000000"/>
-              <w:bottom w:val="single" w:sz="4" w:space="0" w:color="000000"/>
-            </w:tcBorders>
-          </w:tcPr>
-          <w:p>
-            <w:pPr>
-              <w:suppressAutoHyphens/>
-              <w:snapToGrid w:val="0"/>
-              <w:spacing w:line="240" w:lineRule="auto"/>
-              <w:jc w:val="center"/>
-              <w:rPr>
-                <w:rFonts w:ascii="Bahnschrift SemiBold" w:hAnsi="Bahnschrift SemiBold" w:cs="Tahoma"/>
-                <w:b/>
-                <w:kern w:val="0"/>
-                <w:sz w:val="14"/>
-                <w:szCs w:val="18"/>
-                <w:lang w:eastAsia="zh-CN"/>
-              </w:rPr>
-            </w:pPr>
-            <w:r>
-              <w:rPr>
-                <w:rFonts w:cs="Tahoma" w:ascii="Calibri" w:hAnsi="Calibri"/>
-                <w:kern w:val="0"/>
-                <w:sz w:val="14"/>
-                <w:szCs w:val="18"/>
-                <w:lang w:eastAsia="zh-CN"/>
-              </w:rPr>
-              <w:t xml:space="preserve">{{ dzialka.ofu_dotychczas }}</w:t>
-            </w:r>
-          </w:p>
-        </w:tc>
-        <w:tc>
-          <w:tcPr>
-            <w:tcW w:w="2268" w:type="dxa"/>
-            <w:tcBorders>
-              <w:top w:val="single" w:sz="4" w:space="0" w:color="000000"/>
-              <w:left w:val="single" w:sz="4" w:space="0" w:color="000000"/>
-              <w:bottom w:val="single" w:sz="4" w:space="0" w:color="000000"/>
-              <w:right w:val="single" w:sz="4" w:space="0" w:color="000000"/>
-            </w:tcBorders>
-          </w:tcPr>
-          <w:p>
-            <w:pPr>
-              <w:suppressAutoHyphens/>
-              <w:snapToGrid w:val="0"/>
-              <w:spacing w:line="240" w:lineRule="auto"/>
-              <w:jc w:val="center"/>
-              <w:rPr>
-                <w:rFonts w:ascii="Bahnschrift SemiBold" w:hAnsi="Bahnschrift SemiBold" w:cs="Tahoma"/>
-                <w:b/>
-                <w:kern w:val="0"/>
-                <w:sz w:val="14"/>
-                <w:szCs w:val="18"/>
-                <w:lang w:eastAsia="zh-CN"/>
-              </w:rPr>
-            </w:pPr>
-            <w:r>
-              <w:rPr>
-                <w:rFonts w:cs="Tahoma" w:ascii="Calibri" w:hAnsi="Calibri"/>
-                <w:kern w:val="0"/>
-                <w:sz w:val="14"/>
-                <w:szCs w:val="18"/>
-                <w:lang w:eastAsia="zh-CN"/>
-              </w:rPr>
-              <w:t xml:space="preserve">{{r dzialka.ofu_nowy }}</w:t>
-            </w:r>
-          </w:p>
-        </w:tc>
-      </w:tr>
-      <w:tr>
-        <w:trPr>
-          <w:cantSplit/>
-          <w:trHeight w:val="284"/>
-          <w:jc w:val="center"/>
-        </w:trPr>
-        <w:tc>
-          <w:tcPr>
-            <w:tcW w:w="543" w:type="dxa"/>
-            <w:vMerge/>
-            <w:tcBorders>
-              <w:top w:val="single" w:sz="4" w:space="0" w:color="000000"/>
-              <w:left w:val="single" w:sz="4" w:space="0" w:color="000000"/>
-              <w:bottom w:val="single" w:sz="4" w:space="0" w:color="000000"/>
-            </w:tcBorders>
-            <w:vAlign w:val="center"/>
-          </w:tcPr>
-          <w:p>
-            <w:pPr>
-              <w:suppressAutoHyphens/>
-              <w:snapToGrid w:val="0"/>
-              <w:spacing w:line="240" w:lineRule="auto"/>
-              <w:jc w:val="center"/>
-              <w:rPr>
-                <w:rFonts w:ascii="Bahnschrift SemiBold" w:hAnsi="Bahnschrift SemiBold" w:cs="Tahoma"/>
-                <w:kern w:val="0"/>
-                <w:sz w:val="14"/>
-                <w:szCs w:val="14"/>
-                <w:lang w:eastAsia="zh-CN"/>
-              </w:rPr>
-            </w:pPr>
-          </w:p>
-        </w:tc>
-        <w:tc>
-          <w:tcPr>
-            <w:tcW w:w="1853" w:type="dxa"/>
-            <w:vMerge/>
-            <w:tcBorders>
-              <w:top w:val="single" w:sz="4" w:space="0" w:color="000000"/>
-              <w:left w:val="single" w:sz="4" w:space="0" w:color="000000"/>
-              <w:bottom w:val="single" w:sz="4" w:space="0" w:color="000000"/>
-            </w:tcBorders>
-            <w:vAlign w:val="center"/>
-          </w:tcPr>
-          <w:p>
-            <w:pPr>
-              <w:suppressAutoHyphens/>
-              <w:snapToGrid w:val="0"/>
-              <w:spacing w:line="240" w:lineRule="auto"/>
-              <w:jc w:val="left"/>
-              <w:rPr>
-                <w:rFonts w:ascii="Bahnschrift SemiBold" w:hAnsi="Bahnschrift SemiBold" w:cs="Tahoma"/>
-                <w:kern w:val="0"/>
-                <w:sz w:val="14"/>
-                <w:szCs w:val="18"/>
-                <w:lang w:eastAsia="zh-CN"/>
-              </w:rPr>
-            </w:pPr>
-          </w:p>
-        </w:tc>
-        <w:tc>
-          <w:tcPr>
-            <w:tcW w:w="1999" w:type="dxa"/>
-            <w:tcBorders>
-              <w:top w:val="single" w:sz="4" w:space="0" w:color="000000"/>
-              <w:left w:val="single" w:sz="4" w:space="0" w:color="000000"/>
-              <w:bottom w:val="single" w:sz="4" w:space="0" w:color="000000"/>
-            </w:tcBorders>
-            <w:vAlign w:val="center"/>
-          </w:tcPr>
-          <w:p>
-            <w:pPr>
-              <w:suppressAutoHyphens/>
-              <w:spacing w:line="240" w:lineRule="auto"/>
-              <w:jc w:val="left"/>
-              <w:rPr>
-                <w:rFonts w:ascii="Bahnschrift SemiBold" w:hAnsi="Bahnschrift SemiBold"/>
-                <w:kern w:val="0"/>
-                <w:sz w:val="24"/>
-                <w:lang w:eastAsia="zh-CN"/>
-              </w:rPr>
-            </w:pPr>
-            <w:r>
-              <w:rPr>
-                <w:rFonts w:cs="Tahoma" w:ascii="Calibri" w:hAnsi="Calibri"/>
-                <w:kern w:val="0"/>
-                <w:sz w:val="14"/>
-                <w:szCs w:val="18"/>
-                <w:lang w:eastAsia="zh-CN"/>
-              </w:rPr>
-              <w:t xml:space="preserve">OZU</w:t>
-            </w:r>
-          </w:p>
-        </w:tc>
-        <w:tc>
-          <w:tcPr>
-            <w:tcW w:w="2268" w:type="dxa"/>
-            <w:tcBorders>
-              <w:top w:val="single" w:sz="4" w:space="0" w:color="000000"/>
-              <w:left w:val="single" w:sz="4" w:space="0" w:color="000000"/>
-              <w:bottom w:val="single" w:sz="4" w:space="0" w:color="000000"/>
-            </w:tcBorders>
-          </w:tcPr>
-          <w:p>
-            <w:pPr>
-              <w:suppressAutoHyphens/>
-              <w:snapToGrid w:val="0"/>
-              <w:spacing w:line="240" w:lineRule="auto"/>
-              <w:jc w:val="center"/>
-              <w:rPr>
-                <w:rFonts w:ascii="Bahnschrift SemiBold" w:hAnsi="Bahnschrift SemiBold" w:cs="Tahoma"/>
-                <w:b/>
-                <w:kern w:val="0"/>
-                <w:sz w:val="14"/>
-                <w:szCs w:val="18"/>
-                <w:lang w:eastAsia="zh-CN"/>
-              </w:rPr>
-            </w:pPr>
-            <w:r>
-              <w:rPr>
-                <w:rFonts w:cs="Tahoma" w:ascii="Calibri" w:hAnsi="Calibri"/>
-                <w:kern w:val="0"/>
-                <w:sz w:val="14"/>
-                <w:szCs w:val="18"/>
-                <w:lang w:eastAsia="zh-CN"/>
-              </w:rPr>
-              <w:t xml:space="preserve">{{ dzialka.ozu_dotychczas }}</w:t>
-            </w:r>
-          </w:p>
-        </w:tc>
-        <w:tc>
-          <w:tcPr>
-            <w:tcW w:w="2268" w:type="dxa"/>
-            <w:tcBorders>
-              <w:top w:val="single" w:sz="4" w:space="0" w:color="000000"/>
-              <w:left w:val="single" w:sz="4" w:space="0" w:color="000000"/>
-              <w:bottom w:val="single" w:sz="4" w:space="0" w:color="000000"/>
-              <w:right w:val="single" w:sz="4" w:space="0" w:color="000000"/>
-            </w:tcBorders>
-          </w:tcPr>
-          <w:p>
-            <w:pPr>
-              <w:suppressAutoHyphens/>
-              <w:snapToGrid w:val="0"/>
-              <w:spacing w:line="240" w:lineRule="auto"/>
-              <w:jc w:val="center"/>
-              <w:rPr>
-                <w:rFonts w:ascii="Bahnschrift SemiBold" w:hAnsi="Bahnschrift SemiBold" w:cs="Tahoma"/>
-                <w:b/>
-                <w:kern w:val="0"/>
-                <w:sz w:val="14"/>
-                <w:szCs w:val="18"/>
-                <w:lang w:eastAsia="zh-CN"/>
-              </w:rPr>
-            </w:pPr>
-            <w:r>
-              <w:rPr>
-                <w:rFonts w:cs="Tahoma" w:ascii="Calibri" w:hAnsi="Calibri"/>
-                <w:kern w:val="0"/>
-                <w:sz w:val="14"/>
-                <w:szCs w:val="18"/>
-                <w:lang w:eastAsia="zh-CN"/>
-              </w:rPr>
-              <w:t xml:space="preserve">{{r dzialka.ozu_nowy }}</w:t>
-            </w:r>
-          </w:p>
-        </w:tc>
-      </w:tr>
-      <w:tr>
-        <w:trPr>
-          <w:cantSplit/>
-          <w:trHeight w:val="284"/>
-          <w:jc w:val="center"/>
-        </w:trPr>
-        <w:tc>
-          <w:tcPr>
-            <w:tcW w:w="543" w:type="dxa"/>
-            <w:vMerge/>
-            <w:tcBorders>
-              <w:top w:val="single" w:sz="4" w:space="0" w:color="000000"/>
-              <w:left w:val="single" w:sz="4" w:space="0" w:color="000000"/>
-              <w:bottom w:val="single" w:sz="4" w:space="0" w:color="000000"/>
-            </w:tcBorders>
-            <w:vAlign w:val="center"/>
-          </w:tcPr>
-          <w:p>
-            <w:pPr>
-              <w:suppressAutoHyphens/>
-              <w:snapToGrid w:val="0"/>
-              <w:spacing w:line="240" w:lineRule="auto"/>
-              <w:jc w:val="center"/>
-              <w:rPr>
-                <w:rFonts w:ascii="Bahnschrift SemiBold" w:hAnsi="Bahnschrift SemiBold" w:cs="Tahoma"/>
-                <w:kern w:val="0"/>
-                <w:sz w:val="14"/>
-                <w:szCs w:val="14"/>
-                <w:lang w:eastAsia="zh-CN"/>
-              </w:rPr>
-            </w:pPr>
-          </w:p>
-        </w:tc>
-        <w:tc>
-          <w:tcPr>
-            <w:tcW w:w="1853" w:type="dxa"/>
-            <w:vMerge/>
-            <w:tcBorders>
-              <w:top w:val="single" w:sz="4" w:space="0" w:color="000000"/>
-              <w:left w:val="single" w:sz="4" w:space="0" w:color="000000"/>
-              <w:bottom w:val="single" w:sz="4" w:space="0" w:color="000000"/>
-            </w:tcBorders>
-            <w:vAlign w:val="center"/>
-          </w:tcPr>
-          <w:p>
-            <w:pPr>
-              <w:suppressAutoHyphens/>
-              <w:snapToGrid w:val="0"/>
-              <w:spacing w:line="240" w:lineRule="auto"/>
-              <w:jc w:val="left"/>
-              <w:rPr>
-                <w:rFonts w:ascii="Bahnschrift SemiBold" w:hAnsi="Bahnschrift SemiBold" w:cs="Tahoma"/>
-                <w:kern w:val="0"/>
-                <w:sz w:val="14"/>
-                <w:szCs w:val="18"/>
-                <w:lang w:eastAsia="zh-CN"/>
-              </w:rPr>
-            </w:pPr>
-          </w:p>
-        </w:tc>
-        <w:tc>
-          <w:tcPr>
-            <w:tcW w:w="1999" w:type="dxa"/>
-            <w:tcBorders>
-              <w:top w:val="single" w:sz="4" w:space="0" w:color="000000"/>
-              <w:left w:val="single" w:sz="4" w:space="0" w:color="000000"/>
-              <w:bottom w:val="single" w:sz="4" w:space="0" w:color="000000"/>
-            </w:tcBorders>
-            <w:vAlign w:val="center"/>
-          </w:tcPr>
-          <w:p>
-            <w:pPr>
-              <w:suppressAutoHyphens/>
-              <w:spacing w:line="240" w:lineRule="auto"/>
-              <w:jc w:val="left"/>
-              <w:rPr>
-                <w:rFonts w:ascii="Bahnschrift SemiBold" w:hAnsi="Bahnschrift SemiBold"/>
-                <w:kern w:val="0"/>
-                <w:sz w:val="24"/>
-                <w:lang w:eastAsia="zh-CN"/>
-              </w:rPr>
-            </w:pPr>
-            <w:r>
-              <w:rPr>
-                <w:rFonts w:cs="Tahoma" w:ascii="Calibri" w:hAnsi="Calibri"/>
-                <w:kern w:val="0"/>
-                <w:sz w:val="14"/>
-                <w:szCs w:val="18"/>
-                <w:lang w:eastAsia="zh-CN"/>
-              </w:rPr>
-              <w:t xml:space="preserve">OZK</w:t>
-            </w:r>
-          </w:p>
-        </w:tc>
-        <w:tc>
-          <w:tcPr>
-            <w:tcW w:w="2268" w:type="dxa"/>
-            <w:tcBorders>
-              <w:top w:val="single" w:sz="4" w:space="0" w:color="000000"/>
-              <w:left w:val="single" w:sz="4" w:space="0" w:color="000000"/>
-              <w:bottom w:val="single" w:sz="4" w:space="0" w:color="000000"/>
-            </w:tcBorders>
-          </w:tcPr>
-          <w:p>
-            <w:pPr>
-              <w:suppressAutoHyphens/>
-              <w:snapToGrid w:val="0"/>
-              <w:spacing w:line="240" w:lineRule="auto"/>
-              <w:jc w:val="center"/>
-              <w:rPr>
-                <w:rFonts w:ascii="Bahnschrift SemiBold" w:hAnsi="Bahnschrift SemiBold" w:cs="Tahoma"/>
-                <w:b/>
-                <w:kern w:val="0"/>
-                <w:sz w:val="14"/>
-                <w:szCs w:val="18"/>
-                <w:lang w:eastAsia="zh-CN"/>
-              </w:rPr>
-            </w:pPr>
-            <w:r>
-              <w:rPr>
-                <w:rFonts w:cs="Tahoma" w:ascii="Calibri" w:hAnsi="Calibri"/>
-                <w:kern w:val="0"/>
-                <w:sz w:val="14"/>
-                <w:szCs w:val="18"/>
-                <w:lang w:eastAsia="zh-CN"/>
-              </w:rPr>
-              <w:t xml:space="preserve">{{ dzialka.ozk_dotychczas }}</w:t>
-            </w:r>
-          </w:p>
-        </w:tc>
-        <w:tc>
-          <w:tcPr>
-            <w:tcW w:w="2268" w:type="dxa"/>
-            <w:tcBorders>
-              <w:top w:val="single" w:sz="4" w:space="0" w:color="000000"/>
-              <w:left w:val="single" w:sz="4" w:space="0" w:color="000000"/>
-              <w:bottom w:val="single" w:sz="4" w:space="0" w:color="000000"/>
-              <w:right w:val="single" w:sz="4" w:space="0" w:color="000000"/>
-            </w:tcBorders>
-          </w:tcPr>
-          <w:p>
-            <w:pPr>
-              <w:suppressAutoHyphens/>
-              <w:snapToGrid w:val="0"/>
-              <w:spacing w:line="240" w:lineRule="auto"/>
-              <w:jc w:val="center"/>
-              <w:rPr>
-                <w:rFonts w:ascii="Bahnschrift SemiBold" w:hAnsi="Bahnschrift SemiBold" w:cs="Tahoma"/>
-                <w:b/>
-                <w:kern w:val="0"/>
-                <w:sz w:val="14"/>
-                <w:szCs w:val="18"/>
-                <w:lang w:eastAsia="zh-CN"/>
-              </w:rPr>
-            </w:pPr>
-            <w:r>
-              <w:rPr>
-                <w:rFonts w:cs="Tahoma" w:ascii="Calibri" w:hAnsi="Calibri"/>
-                <w:kern w:val="0"/>
-                <w:sz w:val="14"/>
-                <w:szCs w:val="18"/>
-                <w:lang w:eastAsia="zh-CN"/>
-              </w:rPr>
-              <w:t xml:space="preserve">{{r dzialka.ozk_nowy }}</w:t>
+              <w:t xml:space="preserve">{{r dzialka.pow_ewidencyjna_nowy }}</w:t>
             </w:r>
           </w:p>
         </w:tc>
@@ -1668,14 +1496,13 @@
                 <w:szCs w:val="18"/>
                 <w:lang w:eastAsia="zh-CN"/>
               </w:rPr>
-              <w:t xml:space="preserve">4.</w:t>
+              <w:t xml:space="preserve">3.</w:t>
             </w:r>
           </w:p>
         </w:tc>
         <w:tc>
           <w:tcPr>
-            <w:tcW w:w="3852" w:type="dxa"/>
-            <w:gridSpan w:val="2"/>
+            <w:tcW w:w="2188" w:type="dxa"/>
             <w:tcBorders>
               <w:top w:val="single" w:sz="4" w:space="0" w:color="000000"/>
               <w:left w:val="single" w:sz="4" w:space="0" w:color="000000"/>
@@ -1704,18 +1531,20 @@
                 <w:szCs w:val="18"/>
                 <w:lang w:eastAsia="zh-CN"/>
               </w:rPr>
-              <w:t xml:space="preserve">Pole powierzchni użytków gruntowych i klas bonitacyjnych w obszarze działki [ha]</w:t>
+              <w:t xml:space="preserve">Użytki gruntowe i klasy bonitacyjne w działce</w:t>
             </w:r>
           </w:p>
         </w:tc>
         <w:tc>
           <w:tcPr>
-            <w:tcW w:w="2268" w:type="dxa"/>
+            <w:tcW w:w="700" w:type="dxa"/>
             <w:tcBorders>
               <w:top w:val="single" w:sz="4" w:space="0" w:color="000000"/>
               <w:left w:val="single" w:sz="4" w:space="0" w:color="000000"/>
               <w:bottom w:val="single" w:sz="4" w:space="0" w:color="000000"/>
+              <w:right w:val="single" w:sz="4" w:space="0" w:color="000000"/>
             </w:tcBorders>
+            <w:vAlign w:val="center"/>
           </w:tcPr>
           <w:p>
             <w:pPr>
@@ -1726,6 +1555,121 @@
               <w:rPr>
                 <w:rFonts w:ascii="Bahnschrift SemiBold" w:hAnsi="Bahnschrift SemiBold" w:cs="Tahoma"/>
                 <w:b/>
+                <w:color w:val="FF0000"/>
+                <w:kern w:val="0"/>
+                <w:sz w:val="14"/>
+                <w:lang w:eastAsia="zh-CN"/>
+              </w:rPr>
+            </w:pPr>
+            <w:r>
+              <w:rPr>
+                <w:rFonts w:cs="Tahoma" w:ascii="Calibri" w:hAnsi="Calibri"/>
+                <w:kern w:val="0"/>
+                <w:sz w:val="14"/>
+                <w:szCs w:val="18"/>
+                <w:lang w:eastAsia="zh-CN"/>
+              </w:rPr>
+              <w:t xml:space="preserve">{{ dzialka.ofu_dotychczas }}</w:t>
+            </w:r>
+          </w:p>
+        </w:tc>
+        <w:tc>
+          <w:tcPr>
+            <w:tcW w:w="700" w:type="dxa"/>
+            <w:tcBorders>
+              <w:top w:val="single" w:sz="4" w:space="0" w:color="000000"/>
+              <w:left w:val="single" w:sz="4" w:space="0" w:color="000000"/>
+              <w:bottom w:val="single" w:sz="4" w:space="0" w:color="000000"/>
+              <w:right w:val="single" w:sz="4" w:space="0" w:color="000000"/>
+            </w:tcBorders>
+            <w:vAlign w:val="center"/>
+          </w:tcPr>
+          <w:p>
+            <w:pPr>
+              <w:suppressAutoHyphens/>
+              <w:snapToGrid w:val="0"/>
+              <w:spacing w:line="240" w:lineRule="auto"/>
+              <w:jc w:val="center"/>
+              <w:rPr>
+                <w:rFonts w:ascii="Bahnschrift SemiBold" w:hAnsi="Bahnschrift SemiBold" w:cs="Tahoma"/>
+                <w:b/>
+                <w:color w:val="FF0000"/>
+                <w:kern w:val="0"/>
+                <w:sz w:val="14"/>
+                <w:lang w:eastAsia="zh-CN"/>
+              </w:rPr>
+            </w:pPr>
+            <w:r>
+              <w:rPr>
+                <w:rFonts w:cs="Tahoma" w:ascii="Calibri" w:hAnsi="Calibri"/>
+                <w:kern w:val="0"/>
+                <w:sz w:val="14"/>
+                <w:szCs w:val="18"/>
+                <w:lang w:eastAsia="zh-CN"/>
+              </w:rPr>
+              <w:t xml:space="preserve">{{ dzialka.ozu_dotychczas }}</w:t>
+            </w:r>
+          </w:p>
+        </w:tc>
+        <w:tc>
+          <w:tcPr>
+            <w:tcW w:w="700" w:type="dxa"/>
+            <w:tcBorders>
+              <w:top w:val="single" w:sz="4" w:space="0" w:color="000000"/>
+              <w:left w:val="single" w:sz="4" w:space="0" w:color="000000"/>
+              <w:bottom w:val="single" w:sz="4" w:space="0" w:color="000000"/>
+              <w:right w:val="single" w:sz="4" w:space="0" w:color="000000"/>
+            </w:tcBorders>
+            <w:vAlign w:val="center"/>
+          </w:tcPr>
+          <w:p>
+            <w:pPr>
+              <w:suppressAutoHyphens/>
+              <w:snapToGrid w:val="0"/>
+              <w:spacing w:line="240" w:lineRule="auto"/>
+              <w:jc w:val="center"/>
+              <w:rPr>
+                <w:rFonts w:ascii="Bahnschrift SemiBold" w:hAnsi="Bahnschrift SemiBold" w:cs="Tahoma"/>
+                <w:b/>
+                <w:color w:val="FF0000"/>
+                <w:kern w:val="0"/>
+                <w:sz w:val="14"/>
+                <w:lang w:eastAsia="zh-CN"/>
+              </w:rPr>
+            </w:pPr>
+            <w:r>
+              <w:rPr>
+                <w:rFonts w:cs="Tahoma" w:ascii="Calibri" w:hAnsi="Calibri"/>
+                <w:kern w:val="0"/>
+                <w:sz w:val="14"/>
+                <w:szCs w:val="18"/>
+                <w:lang w:eastAsia="zh-CN"/>
+              </w:rPr>
+              <w:t xml:space="preserve">{{ dzialka.ozk_dotychczas }}</w:t>
+            </w:r>
+          </w:p>
+        </w:tc>
+        <w:tc>
+          <w:tcPr>
+            <w:tcW w:w="1000" w:type="dxa"/>
+            <w:tcBorders>
+              <w:top w:val="single" w:sz="4" w:space="0" w:color="000000"/>
+              <w:left w:val="single" w:sz="4" w:space="0" w:color="000000"/>
+              <w:bottom w:val="single" w:sz="4" w:space="0" w:color="000000"/>
+              <w:right w:val="single" w:sz="4" w:space="0" w:color="000000"/>
+            </w:tcBorders>
+            <w:vAlign w:val="center"/>
+          </w:tcPr>
+          <w:p>
+            <w:pPr>
+              <w:suppressAutoHyphens/>
+              <w:snapToGrid w:val="0"/>
+              <w:spacing w:line="240" w:lineRule="auto"/>
+              <w:jc w:val="center"/>
+              <w:rPr>
+                <w:rFonts w:ascii="Bahnschrift SemiBold" w:hAnsi="Bahnschrift SemiBold" w:cs="Tahoma"/>
+                <w:b/>
+                <w:color w:val="FF0000"/>
                 <w:kern w:val="0"/>
                 <w:sz w:val="14"/>
                 <w:lang w:eastAsia="zh-CN"/>
@@ -1745,13 +1689,128 @@
         </w:tc>
         <w:tc>
           <w:tcPr>
-            <w:tcW w:w="2268" w:type="dxa"/>
+            <w:tcW w:w="700" w:type="dxa"/>
             <w:tcBorders>
               <w:top w:val="single" w:sz="4" w:space="0" w:color="000000"/>
               <w:left w:val="single" w:sz="4" w:space="0" w:color="000000"/>
               <w:bottom w:val="single" w:sz="4" w:space="0" w:color="000000"/>
               <w:right w:val="single" w:sz="4" w:space="0" w:color="000000"/>
             </w:tcBorders>
+            <w:vAlign w:val="center"/>
+          </w:tcPr>
+          <w:p>
+            <w:pPr>
+              <w:suppressAutoHyphens/>
+              <w:snapToGrid w:val="0"/>
+              <w:spacing w:line="240" w:lineRule="auto"/>
+              <w:jc w:val="center"/>
+              <w:rPr>
+                <w:rFonts w:ascii="Bahnschrift SemiBold" w:hAnsi="Bahnschrift SemiBold" w:cs="Tahoma"/>
+                <w:b/>
+                <w:color w:val="FF0000"/>
+                <w:kern w:val="0"/>
+                <w:sz w:val="14"/>
+                <w:lang w:eastAsia="zh-CN"/>
+              </w:rPr>
+            </w:pPr>
+            <w:r>
+              <w:rPr>
+                <w:rFonts w:cs="Tahoma" w:ascii="Calibri" w:hAnsi="Calibri"/>
+                <w:kern w:val="0"/>
+                <w:sz w:val="14"/>
+                <w:szCs w:val="18"/>
+                <w:lang w:eastAsia="zh-CN"/>
+              </w:rPr>
+              <w:t xml:space="preserve">{{r dzialka.ofu_nowy }}</w:t>
+            </w:r>
+          </w:p>
+        </w:tc>
+        <w:tc>
+          <w:tcPr>
+            <w:tcW w:w="700" w:type="dxa"/>
+            <w:tcBorders>
+              <w:top w:val="single" w:sz="4" w:space="0" w:color="000000"/>
+              <w:left w:val="single" w:sz="4" w:space="0" w:color="000000"/>
+              <w:bottom w:val="single" w:sz="4" w:space="0" w:color="000000"/>
+              <w:right w:val="single" w:sz="4" w:space="0" w:color="000000"/>
+            </w:tcBorders>
+            <w:vAlign w:val="center"/>
+          </w:tcPr>
+          <w:p>
+            <w:pPr>
+              <w:suppressAutoHyphens/>
+              <w:snapToGrid w:val="0"/>
+              <w:spacing w:line="240" w:lineRule="auto"/>
+              <w:jc w:val="center"/>
+              <w:rPr>
+                <w:rFonts w:ascii="Bahnschrift SemiBold" w:hAnsi="Bahnschrift SemiBold" w:cs="Tahoma"/>
+                <w:b/>
+                <w:color w:val="FF0000"/>
+                <w:kern w:val="0"/>
+                <w:sz w:val="14"/>
+                <w:lang w:eastAsia="zh-CN"/>
+              </w:rPr>
+            </w:pPr>
+            <w:r>
+              <w:rPr>
+                <w:rFonts w:cs="Tahoma" w:ascii="Calibri" w:hAnsi="Calibri"/>
+                <w:kern w:val="0"/>
+                <w:sz w:val="14"/>
+                <w:szCs w:val="18"/>
+                <w:lang w:eastAsia="zh-CN"/>
+              </w:rPr>
+              <w:t xml:space="preserve">{{r dzialka.ozu_nowy }}</w:t>
+            </w:r>
+          </w:p>
+        </w:tc>
+        <w:tc>
+          <w:tcPr>
+            <w:tcW w:w="700" w:type="dxa"/>
+            <w:tcBorders>
+              <w:top w:val="single" w:sz="4" w:space="0" w:color="000000"/>
+              <w:left w:val="single" w:sz="4" w:space="0" w:color="000000"/>
+              <w:bottom w:val="single" w:sz="4" w:space="0" w:color="000000"/>
+              <w:right w:val="single" w:sz="4" w:space="0" w:color="000000"/>
+            </w:tcBorders>
+            <w:vAlign w:val="center"/>
+          </w:tcPr>
+          <w:p>
+            <w:pPr>
+              <w:suppressAutoHyphens/>
+              <w:snapToGrid w:val="0"/>
+              <w:spacing w:line="240" w:lineRule="auto"/>
+              <w:jc w:val="center"/>
+              <w:rPr>
+                <w:rFonts w:ascii="Bahnschrift SemiBold" w:hAnsi="Bahnschrift SemiBold" w:cs="Tahoma"/>
+                <w:b/>
+                <w:color w:val="FF0000"/>
+                <w:kern w:val="0"/>
+                <w:sz w:val="14"/>
+                <w:lang w:eastAsia="zh-CN"/>
+              </w:rPr>
+            </w:pPr>
+            <w:r>
+              <w:rPr>
+                <w:rFonts w:cs="Tahoma" w:ascii="Calibri" w:hAnsi="Calibri"/>
+                <w:kern w:val="0"/>
+                <w:sz w:val="14"/>
+                <w:szCs w:val="18"/>
+                <w:lang w:eastAsia="zh-CN"/>
+              </w:rPr>
+              <w:t xml:space="preserve">{{r dzialka.ozk_nowy }}</w:t>
+            </w:r>
+          </w:p>
+        </w:tc>
+        <w:tc>
+          <w:tcPr>
+            <w:tcW w:w="1000" w:type="dxa"/>
+            <w:tcBorders>
+              <w:top w:val="single" w:sz="4" w:space="0" w:color="000000"/>
+              <w:left w:val="single" w:sz="4" w:space="0" w:color="000000"/>
+              <w:bottom w:val="single" w:sz="4" w:space="0" w:color="000000"/>
+              <w:right w:val="single" w:sz="4" w:space="0" w:color="000000"/>
+            </w:tcBorders>
+            <w:vAlign w:val="center"/>
           </w:tcPr>
           <w:p>
             <w:pPr>

--- a/szablony/wykaz_zmian_dzialki_wzor.docx
+++ b/szablony/wykaz_zmian_dzialki_wzor.docx
@@ -786,6 +786,7 @@
               <w:top w:val="single" w:sz="4" w:space="0" w:color="000000"/>
               <w:left w:val="single" w:sz="4" w:space="0" w:color="000000"/>
               <w:bottom w:val="single" w:sz="4" w:space="0" w:color="000000"/>
+              <w:right w:val="single" w:sz="4" w:space="0" w:color="000000"/>
             </w:tcBorders>
             <w:vAlign w:val="center"/>
           </w:tcPr>
@@ -1007,7 +1008,7 @@
                 <w:sz w:val="14"/>
                 <w:lang w:eastAsia="zh-CN"/>
               </w:rPr>
-              <w:t xml:space="preserve">PPU</w:t>
+              <w:t xml:space="preserve">PPU [ha]</w:t>
             </w:r>
           </w:p>
         </w:tc>
@@ -1123,6 +1124,7 @@
               <w:top w:val="single" w:sz="4" w:space="0" w:color="000000"/>
               <w:left w:val="single" w:sz="4" w:space="0" w:color="000000"/>
               <w:bottom w:val="single" w:sz="4" w:space="0" w:color="000000"/>
+              <w:right w:val="single" w:sz="4" w:space="0" w:color="000000"/>
             </w:tcBorders>
             <w:vAlign w:val="center"/>
           </w:tcPr>
@@ -1147,7 +1149,7 @@
                 <w:sz w:val="14"/>
                 <w:lang w:eastAsia="zh-CN"/>
               </w:rPr>
-              <w:t xml:space="preserve">PPU</w:t>
+              <w:t xml:space="preserve">PPU [ha]</w:t>
             </w:r>
           </w:p>
         </w:tc>
@@ -1235,7 +1237,6 @@
               <w:top w:val="single" w:sz="4" w:space="0" w:color="000000"/>
               <w:left w:val="single" w:sz="4" w:space="0" w:color="000000"/>
               <w:bottom w:val="single" w:sz="4" w:space="0" w:color="000000"/>
-              <w:right w:val="single" w:sz="4" w:space="0" w:color="000000"/>
             </w:tcBorders>
             <w:vAlign w:val="center"/>
           </w:tcPr>
@@ -1389,7 +1390,6 @@
               <w:top w:val="single" w:sz="4" w:space="0" w:color="000000"/>
               <w:left w:val="single" w:sz="4" w:space="0" w:color="000000"/>
               <w:bottom w:val="single" w:sz="4" w:space="0" w:color="000000"/>
-              <w:right w:val="single" w:sz="4" w:space="0" w:color="000000"/>
             </w:tcBorders>
             <w:vAlign w:val="center"/>
           </w:tcPr>
@@ -1542,7 +1542,6 @@
               <w:top w:val="single" w:sz="4" w:space="0" w:color="000000"/>
               <w:left w:val="single" w:sz="4" w:space="0" w:color="000000"/>
               <w:bottom w:val="single" w:sz="4" w:space="0" w:color="000000"/>
-              <w:right w:val="single" w:sz="4" w:space="0" w:color="000000"/>
             </w:tcBorders>
             <w:vAlign w:val="center"/>
           </w:tcPr>
@@ -1580,7 +1579,6 @@
               <w:top w:val="single" w:sz="4" w:space="0" w:color="000000"/>
               <w:left w:val="single" w:sz="4" w:space="0" w:color="000000"/>
               <w:bottom w:val="single" w:sz="4" w:space="0" w:color="000000"/>
-              <w:right w:val="single" w:sz="4" w:space="0" w:color="000000"/>
             </w:tcBorders>
             <w:vAlign w:val="center"/>
           </w:tcPr>
@@ -1618,7 +1616,6 @@
               <w:top w:val="single" w:sz="4" w:space="0" w:color="000000"/>
               <w:left w:val="single" w:sz="4" w:space="0" w:color="000000"/>
               <w:bottom w:val="single" w:sz="4" w:space="0" w:color="000000"/>
-              <w:right w:val="single" w:sz="4" w:space="0" w:color="000000"/>
             </w:tcBorders>
             <w:vAlign w:val="center"/>
           </w:tcPr>
@@ -1656,7 +1653,6 @@
               <w:top w:val="single" w:sz="4" w:space="0" w:color="000000"/>
               <w:left w:val="single" w:sz="4" w:space="0" w:color="000000"/>
               <w:bottom w:val="single" w:sz="4" w:space="0" w:color="000000"/>
-              <w:right w:val="single" w:sz="4" w:space="0" w:color="000000"/>
             </w:tcBorders>
             <w:vAlign w:val="center"/>
           </w:tcPr>
@@ -1694,7 +1690,6 @@
               <w:top w:val="single" w:sz="4" w:space="0" w:color="000000"/>
               <w:left w:val="single" w:sz="4" w:space="0" w:color="000000"/>
               <w:bottom w:val="single" w:sz="4" w:space="0" w:color="000000"/>
-              <w:right w:val="single" w:sz="4" w:space="0" w:color="000000"/>
             </w:tcBorders>
             <w:vAlign w:val="center"/>
           </w:tcPr>
@@ -1732,7 +1727,6 @@
               <w:top w:val="single" w:sz="4" w:space="0" w:color="000000"/>
               <w:left w:val="single" w:sz="4" w:space="0" w:color="000000"/>
               <w:bottom w:val="single" w:sz="4" w:space="0" w:color="000000"/>
-              <w:right w:val="single" w:sz="4" w:space="0" w:color="000000"/>
             </w:tcBorders>
             <w:vAlign w:val="center"/>
           </w:tcPr>
@@ -1770,7 +1764,6 @@
               <w:top w:val="single" w:sz="4" w:space="0" w:color="000000"/>
               <w:left w:val="single" w:sz="4" w:space="0" w:color="000000"/>
               <w:bottom w:val="single" w:sz="4" w:space="0" w:color="000000"/>
-              <w:right w:val="single" w:sz="4" w:space="0" w:color="000000"/>
             </w:tcBorders>
             <w:vAlign w:val="center"/>
           </w:tcPr>
